--- a/python/python1_programming_language.docx
+++ b/python/python1_programming_language.docx
@@ -12363,20 +12363,494 @@
       <w:pPr>
         <w:jc w:val="both"/>
         <w:rPr>
-          <w:b/>
-          <w:bCs/>
-          <w:sz w:val="36"/>
-          <w:szCs w:val="36"/>
-        </w:rPr>
-      </w:pPr>
-      <w:r>
-        <w:rPr>
-          <w:b/>
-          <w:bCs/>
+          <w:sz w:val="36"/>
+          <w:szCs w:val="36"/>
+        </w:rPr>
+      </w:pPr>
+      <w:r>
+        <w:rPr>
           <w:sz w:val="36"/>
           <w:szCs w:val="36"/>
         </w:rPr>
         <w:lastRenderedPageBreak/>
+        <w:t>Global Keyword with Function:</w:t>
+      </w:r>
+    </w:p>
+    <w:p>
+      <w:pPr>
+        <w:jc w:val="both"/>
+        <w:rPr>
+          <w:sz w:val="36"/>
+          <w:szCs w:val="36"/>
+        </w:rPr>
+      </w:pPr>
+      <w:r>
+        <w:rPr>
+          <w:sz w:val="36"/>
+          <w:szCs w:val="36"/>
+        </w:rPr>
+        <w:t>#</w:t>
+      </w:r>
+      <w:r>
+        <w:rPr>
+          <w:sz w:val="36"/>
+          <w:szCs w:val="36"/>
+        </w:rPr>
+        <w:t xml:space="preserve"> </w:t>
+      </w:r>
+      <w:r>
+        <w:rPr>
+          <w:b/>
+          <w:bCs/>
+          <w:sz w:val="36"/>
+          <w:szCs w:val="36"/>
+        </w:rPr>
+        <w:t>global</w:t>
+      </w:r>
+      <w:r>
+        <w:rPr>
+          <w:sz w:val="36"/>
+          <w:szCs w:val="36"/>
+        </w:rPr>
+        <w:t xml:space="preserve"> keyword is used for accessing a top-level variable (outside of any class or function) locally in a class or method</w:t>
+      </w:r>
+    </w:p>
+    <w:p>
+      <w:pPr>
+        <w:jc w:val="both"/>
+        <w:rPr>
+          <w:sz w:val="36"/>
+          <w:szCs w:val="36"/>
+        </w:rPr>
+      </w:pPr>
+      <w:r>
+        <w:rPr>
+          <w:sz w:val="36"/>
+          <w:szCs w:val="36"/>
+        </w:rPr>
+        <w:t># We can use this for shared or variable value across different classes and methods</w:t>
+      </w:r>
+    </w:p>
+    <w:p>
+      <w:pPr>
+        <w:jc w:val="both"/>
+        <w:rPr>
+          <w:sz w:val="36"/>
+          <w:szCs w:val="36"/>
+        </w:rPr>
+      </w:pPr>
+      <w:r>
+        <w:rPr>
+          <w:sz w:val="36"/>
+          <w:szCs w:val="36"/>
+        </w:rPr>
+        <w:t xml:space="preserve"># </w:t>
+      </w:r>
+      <w:r>
+        <w:rPr>
+          <w:b/>
+          <w:bCs/>
+          <w:sz w:val="36"/>
+          <w:szCs w:val="36"/>
+        </w:rPr>
+        <w:t>global</w:t>
+      </w:r>
+      <w:r>
+        <w:rPr>
+          <w:sz w:val="36"/>
+          <w:szCs w:val="36"/>
+        </w:rPr>
+        <w:t xml:space="preserve"> keyword</w:t>
+      </w:r>
+      <w:r>
+        <w:rPr>
+          <w:sz w:val="36"/>
+          <w:szCs w:val="36"/>
+        </w:rPr>
+        <w:t xml:space="preserve"> </w:t>
+      </w:r>
+      <w:r>
+        <w:rPr>
+          <w:sz w:val="36"/>
+          <w:szCs w:val="36"/>
+        </w:rPr>
+        <w:t>allo</w:t>
+      </w:r>
+      <w:r>
+        <w:rPr>
+          <w:sz w:val="36"/>
+          <w:szCs w:val="36"/>
+        </w:rPr>
+        <w:t>ws</w:t>
+      </w:r>
+      <w:r>
+        <w:rPr>
+          <w:sz w:val="36"/>
+          <w:szCs w:val="36"/>
+        </w:rPr>
+        <w:t xml:space="preserve"> </w:t>
+      </w:r>
+      <w:r>
+        <w:rPr>
+          <w:sz w:val="36"/>
+          <w:szCs w:val="36"/>
+        </w:rPr>
+        <w:t>a class or</w:t>
+      </w:r>
+      <w:r>
+        <w:rPr>
+          <w:sz w:val="36"/>
+          <w:szCs w:val="36"/>
+        </w:rPr>
+        <w:t xml:space="preserve"> function to modify that variable rather than creating a new local one.</w:t>
+      </w:r>
+      <w:r>
+        <w:rPr>
+          <w:sz w:val="36"/>
+          <w:szCs w:val="36"/>
+        </w:rPr>
+        <w:t xml:space="preserve"> </w:t>
+      </w:r>
+      <w:r>
+        <w:rPr>
+          <w:sz w:val="36"/>
+          <w:szCs w:val="36"/>
+        </w:rPr>
+        <w:t xml:space="preserve">It can also be used inside a </w:t>
+      </w:r>
+      <w:r>
+        <w:rPr>
+          <w:sz w:val="36"/>
+          <w:szCs w:val="36"/>
+        </w:rPr>
+        <w:t xml:space="preserve">class or </w:t>
+      </w:r>
+      <w:r>
+        <w:rPr>
+          <w:sz w:val="36"/>
+          <w:szCs w:val="36"/>
+        </w:rPr>
+        <w:t>function to create a new variable in the global scope if it does not already exist</w:t>
+      </w:r>
+    </w:p>
+    <w:p>
+      <w:pPr>
+        <w:jc w:val="both"/>
+        <w:rPr>
+          <w:b/>
+          <w:bCs/>
+          <w:color w:val="D86DCB" w:themeColor="accent5" w:themeTint="99"/>
+          <w:sz w:val="36"/>
+          <w:szCs w:val="36"/>
+        </w:rPr>
+      </w:pPr>
+      <w:proofErr w:type="spellStart"/>
+      <w:r>
+        <w:rPr>
+          <w:b/>
+          <w:bCs/>
+          <w:color w:val="D86DCB" w:themeColor="accent5" w:themeTint="99"/>
+          <w:sz w:val="36"/>
+          <w:szCs w:val="36"/>
+        </w:rPr>
+        <w:t>img_path</w:t>
+      </w:r>
+      <w:proofErr w:type="spellEnd"/>
+      <w:r>
+        <w:rPr>
+          <w:b/>
+          <w:bCs/>
+          <w:color w:val="D86DCB" w:themeColor="accent5" w:themeTint="99"/>
+          <w:sz w:val="36"/>
+          <w:szCs w:val="36"/>
+        </w:rPr>
+        <w:t xml:space="preserve"> = None</w:t>
+      </w:r>
+    </w:p>
+    <w:p>
+      <w:pPr>
+        <w:jc w:val="both"/>
+        <w:rPr>
+          <w:b/>
+          <w:bCs/>
+          <w:color w:val="D86DCB" w:themeColor="accent5" w:themeTint="99"/>
+          <w:sz w:val="36"/>
+          <w:szCs w:val="36"/>
+        </w:rPr>
+      </w:pPr>
+      <w:r>
+        <w:rPr>
+          <w:b/>
+          <w:bCs/>
+          <w:color w:val="D86DCB" w:themeColor="accent5" w:themeTint="99"/>
+          <w:sz w:val="36"/>
+          <w:szCs w:val="36"/>
+        </w:rPr>
+        <w:t xml:space="preserve">def </w:t>
+      </w:r>
+      <w:proofErr w:type="spellStart"/>
+      <w:r>
+        <w:rPr>
+          <w:b/>
+          <w:bCs/>
+          <w:color w:val="D86DCB" w:themeColor="accent5" w:themeTint="99"/>
+          <w:sz w:val="36"/>
+          <w:szCs w:val="36"/>
+        </w:rPr>
+        <w:t>get_</w:t>
+      </w:r>
+      <w:proofErr w:type="gramStart"/>
+      <w:r>
+        <w:rPr>
+          <w:b/>
+          <w:bCs/>
+          <w:color w:val="D86DCB" w:themeColor="accent5" w:themeTint="99"/>
+          <w:sz w:val="36"/>
+          <w:szCs w:val="36"/>
+        </w:rPr>
+        <w:t>path</w:t>
+      </w:r>
+      <w:proofErr w:type="spellEnd"/>
+      <w:r>
+        <w:rPr>
+          <w:b/>
+          <w:bCs/>
+          <w:color w:val="D86DCB" w:themeColor="accent5" w:themeTint="99"/>
+          <w:sz w:val="36"/>
+          <w:szCs w:val="36"/>
+        </w:rPr>
+        <w:t>(</w:t>
+      </w:r>
+      <w:proofErr w:type="gramEnd"/>
+      <w:r>
+        <w:rPr>
+          <w:b/>
+          <w:bCs/>
+          <w:color w:val="D86DCB" w:themeColor="accent5" w:themeTint="99"/>
+          <w:sz w:val="36"/>
+          <w:szCs w:val="36"/>
+        </w:rPr>
+        <w:t>):</w:t>
+      </w:r>
+    </w:p>
+    <w:p>
+      <w:pPr>
+        <w:jc w:val="both"/>
+        <w:rPr>
+          <w:b/>
+          <w:bCs/>
+          <w:color w:val="D86DCB" w:themeColor="accent5" w:themeTint="99"/>
+          <w:sz w:val="36"/>
+          <w:szCs w:val="36"/>
+        </w:rPr>
+      </w:pPr>
+      <w:r>
+        <w:rPr>
+          <w:b/>
+          <w:bCs/>
+          <w:color w:val="D86DCB" w:themeColor="accent5" w:themeTint="99"/>
+          <w:sz w:val="36"/>
+          <w:szCs w:val="36"/>
+        </w:rPr>
+        <w:t xml:space="preserve">    global </w:t>
+      </w:r>
+      <w:proofErr w:type="spellStart"/>
+      <w:r>
+        <w:rPr>
+          <w:b/>
+          <w:bCs/>
+          <w:color w:val="D86DCB" w:themeColor="accent5" w:themeTint="99"/>
+          <w:sz w:val="36"/>
+          <w:szCs w:val="36"/>
+        </w:rPr>
+        <w:t>img_path</w:t>
+      </w:r>
+      <w:proofErr w:type="spellEnd"/>
+    </w:p>
+    <w:p>
+      <w:pPr>
+        <w:jc w:val="both"/>
+        <w:rPr>
+          <w:b/>
+          <w:bCs/>
+          <w:color w:val="D86DCB" w:themeColor="accent5" w:themeTint="99"/>
+          <w:sz w:val="36"/>
+          <w:szCs w:val="36"/>
+        </w:rPr>
+      </w:pPr>
+      <w:r>
+        <w:rPr>
+          <w:b/>
+          <w:bCs/>
+          <w:color w:val="D86DCB" w:themeColor="accent5" w:themeTint="99"/>
+          <w:sz w:val="36"/>
+          <w:szCs w:val="36"/>
+        </w:rPr>
+        <w:t xml:space="preserve">    return </w:t>
+      </w:r>
+      <w:proofErr w:type="spellStart"/>
+      <w:r>
+        <w:rPr>
+          <w:b/>
+          <w:bCs/>
+          <w:color w:val="D86DCB" w:themeColor="accent5" w:themeTint="99"/>
+          <w:sz w:val="36"/>
+          <w:szCs w:val="36"/>
+        </w:rPr>
+        <w:t>img_path</w:t>
+      </w:r>
+      <w:proofErr w:type="spellEnd"/>
+    </w:p>
+    <w:p>
+      <w:pPr>
+        <w:jc w:val="both"/>
+        <w:rPr>
+          <w:b/>
+          <w:bCs/>
+          <w:color w:val="D86DCB" w:themeColor="accent5" w:themeTint="99"/>
+          <w:sz w:val="36"/>
+          <w:szCs w:val="36"/>
+        </w:rPr>
+      </w:pPr>
+      <w:r>
+        <w:rPr>
+          <w:b/>
+          <w:bCs/>
+          <w:color w:val="D86DCB" w:themeColor="accent5" w:themeTint="99"/>
+          <w:sz w:val="36"/>
+          <w:szCs w:val="36"/>
+        </w:rPr>
+        <w:t xml:space="preserve">def </w:t>
+      </w:r>
+      <w:proofErr w:type="spellStart"/>
+      <w:r>
+        <w:rPr>
+          <w:b/>
+          <w:bCs/>
+          <w:color w:val="D86DCB" w:themeColor="accent5" w:themeTint="99"/>
+          <w:sz w:val="36"/>
+          <w:szCs w:val="36"/>
+        </w:rPr>
+        <w:t>set_img_path</w:t>
+      </w:r>
+      <w:proofErr w:type="spellEnd"/>
+      <w:r>
+        <w:rPr>
+          <w:b/>
+          <w:bCs/>
+          <w:color w:val="D86DCB" w:themeColor="accent5" w:themeTint="99"/>
+          <w:sz w:val="36"/>
+          <w:szCs w:val="36"/>
+        </w:rPr>
+        <w:t>(path):</w:t>
+      </w:r>
+    </w:p>
+    <w:p>
+      <w:pPr>
+        <w:jc w:val="both"/>
+        <w:rPr>
+          <w:b/>
+          <w:bCs/>
+          <w:color w:val="D86DCB" w:themeColor="accent5" w:themeTint="99"/>
+          <w:sz w:val="36"/>
+          <w:szCs w:val="36"/>
+        </w:rPr>
+      </w:pPr>
+      <w:r>
+        <w:rPr>
+          <w:b/>
+          <w:bCs/>
+          <w:color w:val="D86DCB" w:themeColor="accent5" w:themeTint="99"/>
+          <w:sz w:val="36"/>
+          <w:szCs w:val="36"/>
+        </w:rPr>
+        <w:t xml:space="preserve">    global </w:t>
+      </w:r>
+      <w:proofErr w:type="spellStart"/>
+      <w:r>
+        <w:rPr>
+          <w:b/>
+          <w:bCs/>
+          <w:color w:val="D86DCB" w:themeColor="accent5" w:themeTint="99"/>
+          <w:sz w:val="36"/>
+          <w:szCs w:val="36"/>
+        </w:rPr>
+        <w:t>img_path</w:t>
+      </w:r>
+      <w:proofErr w:type="spellEnd"/>
+    </w:p>
+    <w:p>
+      <w:pPr>
+        <w:jc w:val="both"/>
+        <w:rPr>
+          <w:b/>
+          <w:bCs/>
+          <w:color w:val="D86DCB" w:themeColor="accent5" w:themeTint="99"/>
+          <w:sz w:val="36"/>
+          <w:szCs w:val="36"/>
+        </w:rPr>
+      </w:pPr>
+      <w:r>
+        <w:rPr>
+          <w:b/>
+          <w:bCs/>
+          <w:color w:val="D86DCB" w:themeColor="accent5" w:themeTint="99"/>
+          <w:sz w:val="36"/>
+          <w:szCs w:val="36"/>
+        </w:rPr>
+        <w:t xml:space="preserve">    </w:t>
+      </w:r>
+      <w:proofErr w:type="spellStart"/>
+      <w:r>
+        <w:rPr>
+          <w:b/>
+          <w:bCs/>
+          <w:color w:val="D86DCB" w:themeColor="accent5" w:themeTint="99"/>
+          <w:sz w:val="36"/>
+          <w:szCs w:val="36"/>
+        </w:rPr>
+        <w:t>img_path</w:t>
+      </w:r>
+      <w:proofErr w:type="spellEnd"/>
+      <w:r>
+        <w:rPr>
+          <w:b/>
+          <w:bCs/>
+          <w:color w:val="D86DCB" w:themeColor="accent5" w:themeTint="99"/>
+          <w:sz w:val="36"/>
+          <w:szCs w:val="36"/>
+        </w:rPr>
+        <w:t xml:space="preserve"> = path</w:t>
+      </w:r>
+    </w:p>
+    <w:p>
+      <w:pPr>
+        <w:jc w:val="both"/>
+        <w:rPr>
+          <w:b/>
+          <w:bCs/>
+          <w:sz w:val="36"/>
+          <w:szCs w:val="36"/>
+        </w:rPr>
+      </w:pPr>
+    </w:p>
+    <w:p>
+      <w:pPr>
+        <w:jc w:val="both"/>
+        <w:rPr>
+          <w:b/>
+          <w:bCs/>
+          <w:sz w:val="36"/>
+          <w:szCs w:val="36"/>
+        </w:rPr>
+      </w:pPr>
+      <w:r>
+        <w:rPr>
+          <w:b/>
+          <w:bCs/>
+          <w:sz w:val="36"/>
+          <w:szCs w:val="36"/>
+        </w:rPr>
         <w:t>Recursion:</w:t>
       </w:r>
     </w:p>
@@ -12493,6 +12967,7 @@
           <w:sz w:val="36"/>
           <w:szCs w:val="36"/>
         </w:rPr>
+        <w:lastRenderedPageBreak/>
         <w:t xml:space="preserve">    return </w:t>
       </w:r>
       <w:proofErr w:type="gramStart"/>
@@ -12968,7 +13443,6 @@
           <w:sz w:val="36"/>
           <w:szCs w:val="36"/>
         </w:rPr>
-        <w:lastRenderedPageBreak/>
         <w:t>.sort</w:t>
       </w:r>
       <w:proofErr w:type="gramEnd"/>
@@ -13149,6 +13623,7 @@
           <w:sz w:val="36"/>
           <w:szCs w:val="36"/>
         </w:rPr>
+        <w:lastRenderedPageBreak/>
         <w:t>.remove</w:t>
       </w:r>
       <w:proofErr w:type="gramEnd"/>
@@ -13672,7 +14147,6 @@
           <w:sz w:val="36"/>
           <w:szCs w:val="36"/>
         </w:rPr>
-        <w:lastRenderedPageBreak/>
         <w:t xml:space="preserve">s = </w:t>
       </w:r>
       <w:proofErr w:type="gramStart"/>
@@ -13826,6 +14300,7 @@
           <w:sz w:val="36"/>
           <w:szCs w:val="36"/>
         </w:rPr>
+        <w:lastRenderedPageBreak/>
         <w:t>#</w:t>
       </w:r>
       <w:r>
@@ -14306,52 +14781,183 @@
           <w:sz w:val="36"/>
           <w:szCs w:val="36"/>
         </w:rPr>
+        <w:t># list is an array of elements stored in square brackets. Elements can be accessed using index</w:t>
+      </w:r>
+    </w:p>
+    <w:p>
+      <w:pPr>
+        <w:jc w:val="both"/>
+        <w:rPr>
+          <w:b/>
+          <w:bCs/>
+          <w:color w:val="D86DCB" w:themeColor="accent5" w:themeTint="99"/>
+          <w:sz w:val="36"/>
+          <w:szCs w:val="36"/>
+        </w:rPr>
+      </w:pPr>
+      <w:r>
+        <w:rPr>
+          <w:b/>
+          <w:bCs/>
+          <w:color w:val="D86DCB" w:themeColor="accent5" w:themeTint="99"/>
+          <w:sz w:val="36"/>
+          <w:szCs w:val="36"/>
+        </w:rPr>
+        <w:t>l = [7, 9, 'Nazmul']</w:t>
+      </w:r>
+    </w:p>
+    <w:p>
+      <w:pPr>
+        <w:jc w:val="both"/>
+        <w:rPr>
+          <w:b/>
+          <w:bCs/>
+          <w:color w:val="D86DCB" w:themeColor="accent5" w:themeTint="99"/>
+          <w:sz w:val="36"/>
+          <w:szCs w:val="36"/>
+        </w:rPr>
+      </w:pPr>
+      <w:r>
+        <w:rPr>
+          <w:b/>
+          <w:bCs/>
+          <w:color w:val="D86DCB" w:themeColor="accent5" w:themeTint="99"/>
+          <w:sz w:val="36"/>
+          <w:szCs w:val="36"/>
+        </w:rPr>
+        <w:t>print(</w:t>
+      </w:r>
+      <w:proofErr w:type="gramStart"/>
+      <w:r>
+        <w:rPr>
+          <w:b/>
+          <w:bCs/>
+          <w:color w:val="D86DCB" w:themeColor="accent5" w:themeTint="99"/>
+          <w:sz w:val="36"/>
+          <w:szCs w:val="36"/>
+        </w:rPr>
+        <w:t>l[</w:t>
+      </w:r>
+      <w:proofErr w:type="gramEnd"/>
+      <w:r>
+        <w:rPr>
+          <w:b/>
+          <w:bCs/>
+          <w:color w:val="D86DCB" w:themeColor="accent5" w:themeTint="99"/>
+          <w:sz w:val="36"/>
+          <w:szCs w:val="36"/>
+        </w:rPr>
+        <w:t>0], l[2]) # 7 Nazmul</w:t>
+      </w:r>
+    </w:p>
+    <w:p>
+      <w:pPr>
+        <w:jc w:val="both"/>
+        <w:rPr>
+          <w:sz w:val="36"/>
+          <w:szCs w:val="36"/>
+        </w:rPr>
+      </w:pPr>
+      <w:proofErr w:type="gramStart"/>
+      <w:r>
+        <w:rPr>
+          <w:sz w:val="36"/>
+          <w:szCs w:val="36"/>
+        </w:rPr>
         <w:lastRenderedPageBreak/>
-        <w:t># list is an array of elements stored in square brackets. Elements can be accessed using index</w:t>
-      </w:r>
-    </w:p>
-    <w:p>
-      <w:pPr>
-        <w:jc w:val="both"/>
-        <w:rPr>
-          <w:b/>
-          <w:bCs/>
-          <w:color w:val="D86DCB" w:themeColor="accent5" w:themeTint="99"/>
-          <w:sz w:val="36"/>
-          <w:szCs w:val="36"/>
-        </w:rPr>
-      </w:pPr>
-      <w:r>
-        <w:rPr>
-          <w:b/>
-          <w:bCs/>
-          <w:color w:val="D86DCB" w:themeColor="accent5" w:themeTint="99"/>
-          <w:sz w:val="36"/>
-          <w:szCs w:val="36"/>
-        </w:rPr>
-        <w:t>l = [7, 9, 'Nazmul']</w:t>
-      </w:r>
-    </w:p>
-    <w:p>
-      <w:pPr>
-        <w:jc w:val="both"/>
-        <w:rPr>
-          <w:b/>
-          <w:bCs/>
-          <w:color w:val="D86DCB" w:themeColor="accent5" w:themeTint="99"/>
-          <w:sz w:val="36"/>
-          <w:szCs w:val="36"/>
-        </w:rPr>
-      </w:pPr>
-      <w:r>
-        <w:rPr>
-          <w:b/>
-          <w:bCs/>
-          <w:color w:val="D86DCB" w:themeColor="accent5" w:themeTint="99"/>
-          <w:sz w:val="36"/>
-          <w:szCs w:val="36"/>
-        </w:rPr>
-        <w:t>print(</w:t>
+        <w:t>#</w:t>
+      </w:r>
+      <w:r>
+        <w:rPr>
+          <w:sz w:val="36"/>
+          <w:szCs w:val="36"/>
+        </w:rPr>
+        <w:t xml:space="preserve"> </w:t>
+      </w:r>
+      <w:r>
+        <w:rPr>
+          <w:b/>
+          <w:bCs/>
+          <w:sz w:val="36"/>
+          <w:szCs w:val="36"/>
+        </w:rPr>
+        <w:t>.sort</w:t>
+      </w:r>
+      <w:proofErr w:type="gramEnd"/>
+      <w:r>
+        <w:rPr>
+          <w:b/>
+          <w:bCs/>
+          <w:sz w:val="36"/>
+          <w:szCs w:val="36"/>
+        </w:rPr>
+        <w:t>()</w:t>
+      </w:r>
+      <w:r>
+        <w:rPr>
+          <w:sz w:val="36"/>
+          <w:szCs w:val="36"/>
+        </w:rPr>
+        <w:t xml:space="preserve"> method/function organizes the element</w:t>
+      </w:r>
+      <w:r>
+        <w:rPr>
+          <w:sz w:val="36"/>
+          <w:szCs w:val="36"/>
+        </w:rPr>
+        <w:t>s in</w:t>
+      </w:r>
+      <w:r>
+        <w:rPr>
+          <w:sz w:val="36"/>
+          <w:szCs w:val="36"/>
+        </w:rPr>
+        <w:t xml:space="preserve"> ascending order</w:t>
+      </w:r>
+    </w:p>
+    <w:p>
+      <w:pPr>
+        <w:jc w:val="both"/>
+        <w:rPr>
+          <w:b/>
+          <w:bCs/>
+          <w:color w:val="D86DCB" w:themeColor="accent5" w:themeTint="99"/>
+          <w:sz w:val="36"/>
+          <w:szCs w:val="36"/>
+        </w:rPr>
+      </w:pPr>
+      <w:r>
+        <w:rPr>
+          <w:b/>
+          <w:bCs/>
+          <w:color w:val="D86DCB" w:themeColor="accent5" w:themeTint="99"/>
+          <w:sz w:val="36"/>
+          <w:szCs w:val="36"/>
+        </w:rPr>
+        <w:t>l = [1, 8, 7, 2, 21, 15]</w:t>
+      </w:r>
+    </w:p>
+    <w:p>
+      <w:pPr>
+        <w:jc w:val="both"/>
+        <w:rPr>
+          <w:b/>
+          <w:bCs/>
+          <w:color w:val="D86DCB" w:themeColor="accent5" w:themeTint="99"/>
+          <w:sz w:val="36"/>
+          <w:szCs w:val="36"/>
+        </w:rPr>
+      </w:pPr>
+      <w:proofErr w:type="spellStart"/>
+      <w:r>
+        <w:rPr>
+          <w:b/>
+          <w:bCs/>
+          <w:color w:val="D86DCB" w:themeColor="accent5" w:themeTint="99"/>
+          <w:sz w:val="36"/>
+          <w:szCs w:val="36"/>
+        </w:rPr>
+        <w:t>l.</w:t>
       </w:r>
       <w:proofErr w:type="gramStart"/>
       <w:r>
@@ -14362,7 +14968,18 @@
           <w:sz w:val="36"/>
           <w:szCs w:val="36"/>
         </w:rPr>
-        <w:t>l[</w:t>
+        <w:t>sort</w:t>
+      </w:r>
+      <w:proofErr w:type="spellEnd"/>
+      <w:r>
+        <w:rPr>
+          <w:b/>
+          <w:bCs/>
+          <w:color w:val="D86DCB" w:themeColor="accent5" w:themeTint="99"/>
+          <w:sz w:val="36"/>
+          <w:szCs w:val="36"/>
+        </w:rPr>
+        <w:t>(</w:t>
       </w:r>
       <w:proofErr w:type="gramEnd"/>
       <w:r>
@@ -14373,7 +14990,29 @@
           <w:sz w:val="36"/>
           <w:szCs w:val="36"/>
         </w:rPr>
-        <w:t>0], l[2]) # 7 Nazmul</w:t>
+        <w:t>)</w:t>
+      </w:r>
+    </w:p>
+    <w:p>
+      <w:pPr>
+        <w:jc w:val="both"/>
+        <w:rPr>
+          <w:b/>
+          <w:bCs/>
+          <w:color w:val="D86DCB" w:themeColor="accent5" w:themeTint="99"/>
+          <w:sz w:val="36"/>
+          <w:szCs w:val="36"/>
+        </w:rPr>
+      </w:pPr>
+      <w:r>
+        <w:rPr>
+          <w:b/>
+          <w:bCs/>
+          <w:color w:val="D86DCB" w:themeColor="accent5" w:themeTint="99"/>
+          <w:sz w:val="36"/>
+          <w:szCs w:val="36"/>
+        </w:rPr>
+        <w:t>print(l) # [1, 2, 7, 8, 15, 21]</w:t>
       </w:r>
     </w:p>
     <w:p>
@@ -14390,10 +15029,530 @@
           <w:sz w:val="36"/>
           <w:szCs w:val="36"/>
         </w:rPr>
+        <w:t xml:space="preserve"># </w:t>
+      </w:r>
+      <w:r>
+        <w:rPr>
+          <w:b/>
+          <w:bCs/>
+          <w:sz w:val="36"/>
+          <w:szCs w:val="36"/>
+        </w:rPr>
+        <w:t>.reverse</w:t>
+      </w:r>
+      <w:proofErr w:type="gramEnd"/>
+      <w:r>
+        <w:rPr>
+          <w:b/>
+          <w:bCs/>
+          <w:sz w:val="36"/>
+          <w:szCs w:val="36"/>
+        </w:rPr>
+        <w:t>()</w:t>
+      </w:r>
+      <w:r>
+        <w:rPr>
+          <w:sz w:val="36"/>
+          <w:szCs w:val="36"/>
+        </w:rPr>
+        <w:t xml:space="preserve"> method reserves the elements organized order form ascending to descending.</w:t>
+      </w:r>
+    </w:p>
+    <w:p>
+      <w:pPr>
+        <w:jc w:val="both"/>
+        <w:rPr>
+          <w:b/>
+          <w:bCs/>
+          <w:color w:val="D86DCB" w:themeColor="accent5" w:themeTint="99"/>
+          <w:sz w:val="36"/>
+          <w:szCs w:val="36"/>
+        </w:rPr>
+      </w:pPr>
+      <w:r>
+        <w:rPr>
+          <w:b/>
+          <w:bCs/>
+          <w:color w:val="D86DCB" w:themeColor="accent5" w:themeTint="99"/>
+          <w:sz w:val="36"/>
+          <w:szCs w:val="36"/>
+        </w:rPr>
+        <w:t>l = [1, 8, 7, 2, 21, 15]</w:t>
+      </w:r>
+    </w:p>
+    <w:p>
+      <w:pPr>
+        <w:jc w:val="both"/>
+        <w:rPr>
+          <w:b/>
+          <w:bCs/>
+          <w:color w:val="D86DCB" w:themeColor="accent5" w:themeTint="99"/>
+          <w:sz w:val="36"/>
+          <w:szCs w:val="36"/>
+        </w:rPr>
+      </w:pPr>
+      <w:proofErr w:type="spellStart"/>
+      <w:r>
+        <w:rPr>
+          <w:b/>
+          <w:bCs/>
+          <w:color w:val="D86DCB" w:themeColor="accent5" w:themeTint="99"/>
+          <w:sz w:val="36"/>
+          <w:szCs w:val="36"/>
+        </w:rPr>
+        <w:t>l.</w:t>
+      </w:r>
+      <w:proofErr w:type="gramStart"/>
+      <w:r>
+        <w:rPr>
+          <w:b/>
+          <w:bCs/>
+          <w:color w:val="D86DCB" w:themeColor="accent5" w:themeTint="99"/>
+          <w:sz w:val="36"/>
+          <w:szCs w:val="36"/>
+        </w:rPr>
+        <w:t>reverse</w:t>
+      </w:r>
+      <w:proofErr w:type="spellEnd"/>
+      <w:r>
+        <w:rPr>
+          <w:b/>
+          <w:bCs/>
+          <w:color w:val="D86DCB" w:themeColor="accent5" w:themeTint="99"/>
+          <w:sz w:val="36"/>
+          <w:szCs w:val="36"/>
+        </w:rPr>
+        <w:t>(</w:t>
+      </w:r>
+      <w:proofErr w:type="gramEnd"/>
+      <w:r>
+        <w:rPr>
+          <w:b/>
+          <w:bCs/>
+          <w:color w:val="D86DCB" w:themeColor="accent5" w:themeTint="99"/>
+          <w:sz w:val="36"/>
+          <w:szCs w:val="36"/>
+        </w:rPr>
+        <w:t>)</w:t>
+      </w:r>
+    </w:p>
+    <w:p>
+      <w:pPr>
+        <w:jc w:val="both"/>
+        <w:rPr>
+          <w:b/>
+          <w:bCs/>
+          <w:color w:val="D86DCB" w:themeColor="accent5" w:themeTint="99"/>
+          <w:sz w:val="36"/>
+          <w:szCs w:val="36"/>
+        </w:rPr>
+      </w:pPr>
+      <w:r>
+        <w:rPr>
+          <w:b/>
+          <w:bCs/>
+          <w:color w:val="D86DCB" w:themeColor="accent5" w:themeTint="99"/>
+          <w:sz w:val="36"/>
+          <w:szCs w:val="36"/>
+        </w:rPr>
+        <w:t>print(l) # [15, 21, 2, 7, 8, 1]</w:t>
+      </w:r>
+    </w:p>
+    <w:p>
+      <w:pPr>
+        <w:jc w:val="both"/>
+        <w:rPr>
+          <w:sz w:val="36"/>
+          <w:szCs w:val="36"/>
+        </w:rPr>
+      </w:pPr>
+      <w:proofErr w:type="gramStart"/>
+      <w:r>
+        <w:rPr>
+          <w:sz w:val="36"/>
+          <w:szCs w:val="36"/>
+        </w:rPr>
+        <w:t xml:space="preserve"># </w:t>
+      </w:r>
+      <w:r>
+        <w:rPr>
+          <w:b/>
+          <w:bCs/>
+          <w:sz w:val="36"/>
+          <w:szCs w:val="36"/>
+        </w:rPr>
+        <w:t>.append</w:t>
+      </w:r>
+      <w:proofErr w:type="gramEnd"/>
+      <w:r>
+        <w:rPr>
+          <w:b/>
+          <w:bCs/>
+          <w:sz w:val="36"/>
+          <w:szCs w:val="36"/>
+        </w:rPr>
+        <w:t>()</w:t>
+      </w:r>
+      <w:r>
+        <w:rPr>
+          <w:sz w:val="36"/>
+          <w:szCs w:val="36"/>
+        </w:rPr>
+        <w:t xml:space="preserve"> adds an element at the end of the list</w:t>
+      </w:r>
+    </w:p>
+    <w:p>
+      <w:pPr>
+        <w:jc w:val="both"/>
+        <w:rPr>
+          <w:b/>
+          <w:bCs/>
+          <w:color w:val="D86DCB" w:themeColor="accent5" w:themeTint="99"/>
+          <w:sz w:val="36"/>
+          <w:szCs w:val="36"/>
+        </w:rPr>
+      </w:pPr>
+      <w:r>
+        <w:rPr>
+          <w:b/>
+          <w:bCs/>
+          <w:color w:val="D86DCB" w:themeColor="accent5" w:themeTint="99"/>
+          <w:sz w:val="36"/>
+          <w:szCs w:val="36"/>
+        </w:rPr>
+        <w:t>l = [1, 8, 7, 2, 21, 15]</w:t>
+      </w:r>
+    </w:p>
+    <w:p>
+      <w:pPr>
+        <w:jc w:val="both"/>
+        <w:rPr>
+          <w:b/>
+          <w:bCs/>
+          <w:color w:val="D86DCB" w:themeColor="accent5" w:themeTint="99"/>
+          <w:sz w:val="36"/>
+          <w:szCs w:val="36"/>
+        </w:rPr>
+      </w:pPr>
+      <w:proofErr w:type="spellStart"/>
+      <w:r>
+        <w:rPr>
+          <w:b/>
+          <w:bCs/>
+          <w:color w:val="D86DCB" w:themeColor="accent5" w:themeTint="99"/>
+          <w:sz w:val="36"/>
+          <w:szCs w:val="36"/>
+        </w:rPr>
+        <w:t>l.</w:t>
+      </w:r>
+      <w:proofErr w:type="gramStart"/>
+      <w:r>
+        <w:rPr>
+          <w:b/>
+          <w:bCs/>
+          <w:color w:val="D86DCB" w:themeColor="accent5" w:themeTint="99"/>
+          <w:sz w:val="36"/>
+          <w:szCs w:val="36"/>
+        </w:rPr>
+        <w:t>append</w:t>
+      </w:r>
+      <w:proofErr w:type="spellEnd"/>
+      <w:r>
+        <w:rPr>
+          <w:b/>
+          <w:bCs/>
+          <w:color w:val="D86DCB" w:themeColor="accent5" w:themeTint="99"/>
+          <w:sz w:val="36"/>
+          <w:szCs w:val="36"/>
+        </w:rPr>
+        <w:t>(</w:t>
+      </w:r>
+      <w:proofErr w:type="gramEnd"/>
+      <w:r>
+        <w:rPr>
+          <w:b/>
+          <w:bCs/>
+          <w:color w:val="D86DCB" w:themeColor="accent5" w:themeTint="99"/>
+          <w:sz w:val="36"/>
+          <w:szCs w:val="36"/>
+        </w:rPr>
+        <w:t>8)</w:t>
+      </w:r>
+    </w:p>
+    <w:p>
+      <w:pPr>
+        <w:jc w:val="both"/>
+        <w:rPr>
+          <w:b/>
+          <w:bCs/>
+          <w:color w:val="D86DCB" w:themeColor="accent5" w:themeTint="99"/>
+          <w:sz w:val="36"/>
+          <w:szCs w:val="36"/>
+        </w:rPr>
+      </w:pPr>
+      <w:r>
+        <w:rPr>
+          <w:b/>
+          <w:bCs/>
+          <w:color w:val="D86DCB" w:themeColor="accent5" w:themeTint="99"/>
+          <w:sz w:val="36"/>
+          <w:szCs w:val="36"/>
+        </w:rPr>
+        <w:t>print(l) # [1, 8, 7, 2, 21, 15, 8]</w:t>
+      </w:r>
+    </w:p>
+    <w:p>
+      <w:pPr>
+        <w:jc w:val="both"/>
+        <w:rPr>
+          <w:sz w:val="36"/>
+          <w:szCs w:val="36"/>
+        </w:rPr>
+      </w:pPr>
+      <w:proofErr w:type="gramStart"/>
+      <w:r>
+        <w:rPr>
+          <w:sz w:val="36"/>
+          <w:szCs w:val="36"/>
+        </w:rPr>
+        <w:t xml:space="preserve"># </w:t>
+      </w:r>
+      <w:r>
+        <w:rPr>
+          <w:b/>
+          <w:bCs/>
+          <w:sz w:val="36"/>
+          <w:szCs w:val="36"/>
+        </w:rPr>
+        <w:t>.insert</w:t>
+      </w:r>
+      <w:proofErr w:type="gramEnd"/>
+      <w:r>
+        <w:rPr>
+          <w:b/>
+          <w:bCs/>
+          <w:sz w:val="36"/>
+          <w:szCs w:val="36"/>
+        </w:rPr>
+        <w:t>()</w:t>
+      </w:r>
+      <w:r>
+        <w:rPr>
+          <w:sz w:val="36"/>
+          <w:szCs w:val="36"/>
+        </w:rPr>
+        <w:t xml:space="preserve"> method will add  a new element (</w:t>
+      </w:r>
+      <w:r>
+        <w:rPr>
+          <w:b/>
+          <w:bCs/>
+          <w:sz w:val="36"/>
+          <w:szCs w:val="36"/>
+        </w:rPr>
+        <w:t>8</w:t>
+      </w:r>
+      <w:r>
+        <w:rPr>
+          <w:sz w:val="36"/>
+          <w:szCs w:val="36"/>
+        </w:rPr>
+        <w:t xml:space="preserve">) at </w:t>
+      </w:r>
+      <w:r>
+        <w:rPr>
+          <w:b/>
+          <w:bCs/>
+          <w:sz w:val="36"/>
+          <w:szCs w:val="36"/>
+        </w:rPr>
+        <w:t>3</w:t>
+      </w:r>
+      <w:r>
+        <w:rPr>
+          <w:sz w:val="36"/>
+          <w:szCs w:val="36"/>
+        </w:rPr>
+        <w:t xml:space="preserve"> index the </w:t>
+      </w:r>
+      <w:r>
+        <w:rPr>
+          <w:sz w:val="36"/>
+          <w:szCs w:val="36"/>
+        </w:rPr>
+        <w:t>element (</w:t>
+      </w:r>
+      <w:r>
+        <w:rPr>
+          <w:b/>
+          <w:bCs/>
+          <w:sz w:val="36"/>
+          <w:szCs w:val="36"/>
+        </w:rPr>
+        <w:t>8</w:t>
+      </w:r>
+      <w:r>
+        <w:rPr>
+          <w:sz w:val="36"/>
+          <w:szCs w:val="36"/>
+        </w:rPr>
+        <w:t xml:space="preserve">) present there will be moved to </w:t>
+      </w:r>
+      <w:r>
+        <w:rPr>
+          <w:b/>
+          <w:bCs/>
+          <w:sz w:val="36"/>
+          <w:szCs w:val="36"/>
+        </w:rPr>
+        <w:t>4</w:t>
+      </w:r>
+      <w:r>
+        <w:rPr>
+          <w:sz w:val="36"/>
+          <w:szCs w:val="36"/>
+        </w:rPr>
+        <w:t xml:space="preserve"> index</w:t>
+      </w:r>
+    </w:p>
+    <w:p>
+      <w:pPr>
+        <w:jc w:val="both"/>
+        <w:rPr>
+          <w:b/>
+          <w:bCs/>
+          <w:color w:val="D86DCB" w:themeColor="accent5" w:themeTint="99"/>
+          <w:sz w:val="36"/>
+          <w:szCs w:val="36"/>
+        </w:rPr>
+      </w:pPr>
+      <w:r>
+        <w:rPr>
+          <w:b/>
+          <w:bCs/>
+          <w:color w:val="D86DCB" w:themeColor="accent5" w:themeTint="99"/>
+          <w:sz w:val="36"/>
+          <w:szCs w:val="36"/>
+        </w:rPr>
+        <w:t>l = [1, 2, 7, 8, 21, 15]</w:t>
+      </w:r>
+    </w:p>
+    <w:p>
+      <w:pPr>
+        <w:jc w:val="both"/>
+        <w:rPr>
+          <w:b/>
+          <w:bCs/>
+          <w:color w:val="D86DCB" w:themeColor="accent5" w:themeTint="99"/>
+          <w:sz w:val="36"/>
+          <w:szCs w:val="36"/>
+        </w:rPr>
+      </w:pPr>
+      <w:proofErr w:type="spellStart"/>
+      <w:r>
+        <w:rPr>
+          <w:b/>
+          <w:bCs/>
+          <w:color w:val="D86DCB" w:themeColor="accent5" w:themeTint="99"/>
+          <w:sz w:val="36"/>
+          <w:szCs w:val="36"/>
+        </w:rPr>
+        <w:t>l.</w:t>
+      </w:r>
+      <w:proofErr w:type="gramStart"/>
+      <w:r>
+        <w:rPr>
+          <w:b/>
+          <w:bCs/>
+          <w:color w:val="D86DCB" w:themeColor="accent5" w:themeTint="99"/>
+          <w:sz w:val="36"/>
+          <w:szCs w:val="36"/>
+        </w:rPr>
+        <w:t>insert</w:t>
+      </w:r>
+      <w:proofErr w:type="spellEnd"/>
+      <w:r>
+        <w:rPr>
+          <w:b/>
+          <w:bCs/>
+          <w:color w:val="D86DCB" w:themeColor="accent5" w:themeTint="99"/>
+          <w:sz w:val="36"/>
+          <w:szCs w:val="36"/>
+        </w:rPr>
+        <w:t>(</w:t>
+      </w:r>
+      <w:proofErr w:type="gramEnd"/>
+      <w:r>
+        <w:rPr>
+          <w:b/>
+          <w:bCs/>
+          <w:color w:val="D86DCB" w:themeColor="accent5" w:themeTint="99"/>
+          <w:sz w:val="36"/>
+          <w:szCs w:val="36"/>
+        </w:rPr>
+        <w:t>3,</w:t>
+      </w:r>
+      <w:r>
+        <w:rPr>
+          <w:b/>
+          <w:bCs/>
+          <w:color w:val="D86DCB" w:themeColor="accent5" w:themeTint="99"/>
+          <w:sz w:val="36"/>
+          <w:szCs w:val="36"/>
+        </w:rPr>
+        <w:t xml:space="preserve"> </w:t>
+      </w:r>
+      <w:r>
+        <w:rPr>
+          <w:b/>
+          <w:bCs/>
+          <w:color w:val="D86DCB" w:themeColor="accent5" w:themeTint="99"/>
+          <w:sz w:val="36"/>
+          <w:szCs w:val="36"/>
+        </w:rPr>
+        <w:t>8)</w:t>
+      </w:r>
+    </w:p>
+    <w:p>
+      <w:pPr>
+        <w:jc w:val="both"/>
+        <w:rPr>
+          <w:color w:val="D86DCB" w:themeColor="accent5" w:themeTint="99"/>
+          <w:sz w:val="36"/>
+          <w:szCs w:val="36"/>
+        </w:rPr>
+      </w:pPr>
+      <w:r>
+        <w:rPr>
+          <w:b/>
+          <w:bCs/>
+          <w:color w:val="D86DCB" w:themeColor="accent5" w:themeTint="99"/>
+          <w:sz w:val="36"/>
+          <w:szCs w:val="36"/>
+        </w:rPr>
+        <w:t>print(l) # [1, 2, 7, 8, 8, 21, 15]</w:t>
+      </w:r>
+    </w:p>
+    <w:p>
+      <w:pPr>
+        <w:jc w:val="both"/>
+        <w:rPr>
+          <w:sz w:val="36"/>
+          <w:szCs w:val="36"/>
+        </w:rPr>
+      </w:pPr>
+      <w:proofErr w:type="gramStart"/>
+      <w:r>
+        <w:rPr>
+          <w:sz w:val="36"/>
+          <w:szCs w:val="36"/>
+        </w:rPr>
         <w:t>#</w:t>
       </w:r>
       <w:r>
         <w:rPr>
+          <w:b/>
+          <w:bCs/>
           <w:sz w:val="36"/>
           <w:szCs w:val="36"/>
         </w:rPr>
@@ -14406,7 +15565,7 @@
           <w:sz w:val="36"/>
           <w:szCs w:val="36"/>
         </w:rPr>
-        <w:t>.sort</w:t>
+        <w:t>.pop</w:t>
       </w:r>
       <w:proofErr w:type="gramEnd"/>
       <w:r>
@@ -14416,28 +15575,30 @@
           <w:sz w:val="36"/>
           <w:szCs w:val="36"/>
         </w:rPr>
-        <w:t>()</w:t>
-      </w:r>
-      <w:r>
-        <w:rPr>
-          <w:sz w:val="36"/>
-          <w:szCs w:val="36"/>
-        </w:rPr>
-        <w:t xml:space="preserve"> method/function organizes the element</w:t>
-      </w:r>
-      <w:r>
-        <w:rPr>
-          <w:sz w:val="36"/>
-          <w:szCs w:val="36"/>
-        </w:rPr>
-        <w:t>s in</w:t>
-      </w:r>
-      <w:r>
-        <w:rPr>
-          <w:sz w:val="36"/>
-          <w:szCs w:val="36"/>
-        </w:rPr>
-        <w:t xml:space="preserve"> ascending order</w:t>
+        <w:t xml:space="preserve">() </w:t>
+      </w:r>
+      <w:r>
+        <w:rPr>
+          <w:sz w:val="36"/>
+          <w:szCs w:val="36"/>
+        </w:rPr>
+        <w:t xml:space="preserve">method/function pops or deletes the valued stored at </w:t>
+      </w:r>
+      <w:r>
+        <w:rPr>
+          <w:b/>
+          <w:bCs/>
+          <w:sz w:val="36"/>
+          <w:szCs w:val="36"/>
+        </w:rPr>
+        <w:t xml:space="preserve">2 </w:t>
+      </w:r>
+      <w:r>
+        <w:rPr>
+          <w:sz w:val="36"/>
+          <w:szCs w:val="36"/>
+        </w:rPr>
+        <w:t>index and can store it in a variable</w:t>
       </w:r>
     </w:p>
     <w:p>
@@ -14482,693 +15643,7 @@
           <w:sz w:val="36"/>
           <w:szCs w:val="36"/>
         </w:rPr>
-        <w:t>l.</w:t>
-      </w:r>
-      <w:proofErr w:type="gramStart"/>
-      <w:r>
-        <w:rPr>
-          <w:b/>
-          <w:bCs/>
-          <w:color w:val="D86DCB" w:themeColor="accent5" w:themeTint="99"/>
-          <w:sz w:val="36"/>
-          <w:szCs w:val="36"/>
-        </w:rPr>
-        <w:t>sort</w:t>
-      </w:r>
-      <w:proofErr w:type="spellEnd"/>
-      <w:r>
-        <w:rPr>
-          <w:b/>
-          <w:bCs/>
-          <w:color w:val="D86DCB" w:themeColor="accent5" w:themeTint="99"/>
-          <w:sz w:val="36"/>
-          <w:szCs w:val="36"/>
-        </w:rPr>
-        <w:t>(</w:t>
-      </w:r>
-      <w:proofErr w:type="gramEnd"/>
-      <w:r>
-        <w:rPr>
-          <w:b/>
-          <w:bCs/>
-          <w:color w:val="D86DCB" w:themeColor="accent5" w:themeTint="99"/>
-          <w:sz w:val="36"/>
-          <w:szCs w:val="36"/>
-        </w:rPr>
-        <w:t>)</w:t>
-      </w:r>
-    </w:p>
-    <w:p>
-      <w:pPr>
-        <w:jc w:val="both"/>
-        <w:rPr>
-          <w:b/>
-          <w:bCs/>
-          <w:color w:val="D86DCB" w:themeColor="accent5" w:themeTint="99"/>
-          <w:sz w:val="36"/>
-          <w:szCs w:val="36"/>
-        </w:rPr>
-      </w:pPr>
-      <w:r>
-        <w:rPr>
-          <w:b/>
-          <w:bCs/>
-          <w:color w:val="D86DCB" w:themeColor="accent5" w:themeTint="99"/>
-          <w:sz w:val="36"/>
-          <w:szCs w:val="36"/>
-        </w:rPr>
-        <w:t>print(l) # [1, 2, 7, 8, 15, 21]</w:t>
-      </w:r>
-    </w:p>
-    <w:p>
-      <w:pPr>
-        <w:jc w:val="both"/>
-        <w:rPr>
-          <w:sz w:val="36"/>
-          <w:szCs w:val="36"/>
-        </w:rPr>
-      </w:pPr>
-      <w:proofErr w:type="gramStart"/>
-      <w:r>
-        <w:rPr>
-          <w:sz w:val="36"/>
-          <w:szCs w:val="36"/>
-        </w:rPr>
-        <w:t xml:space="preserve"># </w:t>
-      </w:r>
-      <w:r>
-        <w:rPr>
-          <w:b/>
-          <w:bCs/>
-          <w:sz w:val="36"/>
-          <w:szCs w:val="36"/>
-        </w:rPr>
-        <w:t>.reverse</w:t>
-      </w:r>
-      <w:proofErr w:type="gramEnd"/>
-      <w:r>
-        <w:rPr>
-          <w:b/>
-          <w:bCs/>
-          <w:sz w:val="36"/>
-          <w:szCs w:val="36"/>
-        </w:rPr>
-        <w:t>()</w:t>
-      </w:r>
-      <w:r>
-        <w:rPr>
-          <w:sz w:val="36"/>
-          <w:szCs w:val="36"/>
-        </w:rPr>
-        <w:t xml:space="preserve"> method reserves the elements organized order form ascending to descending.</w:t>
-      </w:r>
-    </w:p>
-    <w:p>
-      <w:pPr>
-        <w:jc w:val="both"/>
-        <w:rPr>
-          <w:b/>
-          <w:bCs/>
-          <w:color w:val="D86DCB" w:themeColor="accent5" w:themeTint="99"/>
-          <w:sz w:val="36"/>
-          <w:szCs w:val="36"/>
-        </w:rPr>
-      </w:pPr>
-      <w:r>
-        <w:rPr>
-          <w:b/>
-          <w:bCs/>
-          <w:color w:val="D86DCB" w:themeColor="accent5" w:themeTint="99"/>
-          <w:sz w:val="36"/>
-          <w:szCs w:val="36"/>
-        </w:rPr>
-        <w:t>l = [1, 8, 7, 2, 21, 15]</w:t>
-      </w:r>
-    </w:p>
-    <w:p>
-      <w:pPr>
-        <w:jc w:val="both"/>
-        <w:rPr>
-          <w:b/>
-          <w:bCs/>
-          <w:color w:val="D86DCB" w:themeColor="accent5" w:themeTint="99"/>
-          <w:sz w:val="36"/>
-          <w:szCs w:val="36"/>
-        </w:rPr>
-      </w:pPr>
-      <w:proofErr w:type="spellStart"/>
-      <w:r>
-        <w:rPr>
-          <w:b/>
-          <w:bCs/>
-          <w:color w:val="D86DCB" w:themeColor="accent5" w:themeTint="99"/>
-          <w:sz w:val="36"/>
-          <w:szCs w:val="36"/>
-        </w:rPr>
-        <w:t>l.</w:t>
-      </w:r>
-      <w:proofErr w:type="gramStart"/>
-      <w:r>
-        <w:rPr>
-          <w:b/>
-          <w:bCs/>
-          <w:color w:val="D86DCB" w:themeColor="accent5" w:themeTint="99"/>
-          <w:sz w:val="36"/>
-          <w:szCs w:val="36"/>
-        </w:rPr>
-        <w:t>reverse</w:t>
-      </w:r>
-      <w:proofErr w:type="spellEnd"/>
-      <w:r>
-        <w:rPr>
-          <w:b/>
-          <w:bCs/>
-          <w:color w:val="D86DCB" w:themeColor="accent5" w:themeTint="99"/>
-          <w:sz w:val="36"/>
-          <w:szCs w:val="36"/>
-        </w:rPr>
-        <w:t>(</w:t>
-      </w:r>
-      <w:proofErr w:type="gramEnd"/>
-      <w:r>
-        <w:rPr>
-          <w:b/>
-          <w:bCs/>
-          <w:color w:val="D86DCB" w:themeColor="accent5" w:themeTint="99"/>
-          <w:sz w:val="36"/>
-          <w:szCs w:val="36"/>
-        </w:rPr>
-        <w:t>)</w:t>
-      </w:r>
-    </w:p>
-    <w:p>
-      <w:pPr>
-        <w:jc w:val="both"/>
-        <w:rPr>
-          <w:b/>
-          <w:bCs/>
-          <w:color w:val="D86DCB" w:themeColor="accent5" w:themeTint="99"/>
-          <w:sz w:val="36"/>
-          <w:szCs w:val="36"/>
-        </w:rPr>
-      </w:pPr>
-      <w:r>
-        <w:rPr>
-          <w:b/>
-          <w:bCs/>
-          <w:color w:val="D86DCB" w:themeColor="accent5" w:themeTint="99"/>
-          <w:sz w:val="36"/>
-          <w:szCs w:val="36"/>
-        </w:rPr>
-        <w:t>print(l) # [15, 21, 2, 7, 8, 1]</w:t>
-      </w:r>
-    </w:p>
-    <w:p>
-      <w:pPr>
-        <w:jc w:val="both"/>
-        <w:rPr>
-          <w:sz w:val="36"/>
-          <w:szCs w:val="36"/>
-        </w:rPr>
-      </w:pPr>
-      <w:proofErr w:type="gramStart"/>
-      <w:r>
-        <w:rPr>
-          <w:sz w:val="36"/>
-          <w:szCs w:val="36"/>
-        </w:rPr>
-        <w:t xml:space="preserve"># </w:t>
-      </w:r>
-      <w:r>
-        <w:rPr>
-          <w:b/>
-          <w:bCs/>
-          <w:sz w:val="36"/>
-          <w:szCs w:val="36"/>
-        </w:rPr>
-        <w:t>.append</w:t>
-      </w:r>
-      <w:proofErr w:type="gramEnd"/>
-      <w:r>
-        <w:rPr>
-          <w:b/>
-          <w:bCs/>
-          <w:sz w:val="36"/>
-          <w:szCs w:val="36"/>
-        </w:rPr>
-        <w:t>()</w:t>
-      </w:r>
-      <w:r>
-        <w:rPr>
-          <w:sz w:val="36"/>
-          <w:szCs w:val="36"/>
-        </w:rPr>
-        <w:t xml:space="preserve"> adds an element at the end of the list</w:t>
-      </w:r>
-    </w:p>
-    <w:p>
-      <w:pPr>
-        <w:jc w:val="both"/>
-        <w:rPr>
-          <w:b/>
-          <w:bCs/>
-          <w:color w:val="D86DCB" w:themeColor="accent5" w:themeTint="99"/>
-          <w:sz w:val="36"/>
-          <w:szCs w:val="36"/>
-        </w:rPr>
-      </w:pPr>
-      <w:r>
-        <w:rPr>
-          <w:b/>
-          <w:bCs/>
-          <w:color w:val="D86DCB" w:themeColor="accent5" w:themeTint="99"/>
-          <w:sz w:val="36"/>
-          <w:szCs w:val="36"/>
-        </w:rPr>
-        <w:t>l = [1, 8, 7, 2, 21, 15]</w:t>
-      </w:r>
-    </w:p>
-    <w:p>
-      <w:pPr>
-        <w:jc w:val="both"/>
-        <w:rPr>
-          <w:b/>
-          <w:bCs/>
-          <w:color w:val="D86DCB" w:themeColor="accent5" w:themeTint="99"/>
-          <w:sz w:val="36"/>
-          <w:szCs w:val="36"/>
-        </w:rPr>
-      </w:pPr>
-      <w:proofErr w:type="spellStart"/>
-      <w:r>
-        <w:rPr>
-          <w:b/>
-          <w:bCs/>
-          <w:color w:val="D86DCB" w:themeColor="accent5" w:themeTint="99"/>
-          <w:sz w:val="36"/>
-          <w:szCs w:val="36"/>
-        </w:rPr>
-        <w:t>l.</w:t>
-      </w:r>
-      <w:proofErr w:type="gramStart"/>
-      <w:r>
-        <w:rPr>
-          <w:b/>
-          <w:bCs/>
-          <w:color w:val="D86DCB" w:themeColor="accent5" w:themeTint="99"/>
-          <w:sz w:val="36"/>
-          <w:szCs w:val="36"/>
-        </w:rPr>
-        <w:t>append</w:t>
-      </w:r>
-      <w:proofErr w:type="spellEnd"/>
-      <w:r>
-        <w:rPr>
-          <w:b/>
-          <w:bCs/>
-          <w:color w:val="D86DCB" w:themeColor="accent5" w:themeTint="99"/>
-          <w:sz w:val="36"/>
-          <w:szCs w:val="36"/>
-        </w:rPr>
-        <w:t>(</w:t>
-      </w:r>
-      <w:proofErr w:type="gramEnd"/>
-      <w:r>
-        <w:rPr>
-          <w:b/>
-          <w:bCs/>
-          <w:color w:val="D86DCB" w:themeColor="accent5" w:themeTint="99"/>
-          <w:sz w:val="36"/>
-          <w:szCs w:val="36"/>
-        </w:rPr>
-        <w:t>8)</w:t>
-      </w:r>
-    </w:p>
-    <w:p>
-      <w:pPr>
-        <w:jc w:val="both"/>
-        <w:rPr>
-          <w:b/>
-          <w:bCs/>
-          <w:color w:val="D86DCB" w:themeColor="accent5" w:themeTint="99"/>
-          <w:sz w:val="36"/>
-          <w:szCs w:val="36"/>
-        </w:rPr>
-      </w:pPr>
-      <w:r>
-        <w:rPr>
-          <w:b/>
-          <w:bCs/>
-          <w:color w:val="D86DCB" w:themeColor="accent5" w:themeTint="99"/>
-          <w:sz w:val="36"/>
-          <w:szCs w:val="36"/>
-        </w:rPr>
-        <w:t>print(l) # [1, 8, 7, 2, 21, 15, 8]</w:t>
-      </w:r>
-    </w:p>
-    <w:p>
-      <w:pPr>
-        <w:jc w:val="both"/>
-        <w:rPr>
-          <w:sz w:val="36"/>
-          <w:szCs w:val="36"/>
-        </w:rPr>
-      </w:pPr>
-      <w:proofErr w:type="gramStart"/>
-      <w:r>
-        <w:rPr>
-          <w:sz w:val="36"/>
-          <w:szCs w:val="36"/>
-        </w:rPr>
-        <w:t xml:space="preserve"># </w:t>
-      </w:r>
-      <w:r>
-        <w:rPr>
-          <w:b/>
-          <w:bCs/>
-          <w:sz w:val="36"/>
-          <w:szCs w:val="36"/>
-        </w:rPr>
-        <w:t>.insert</w:t>
-      </w:r>
-      <w:proofErr w:type="gramEnd"/>
-      <w:r>
-        <w:rPr>
-          <w:b/>
-          <w:bCs/>
-          <w:sz w:val="36"/>
-          <w:szCs w:val="36"/>
-        </w:rPr>
-        <w:t>()</w:t>
-      </w:r>
-      <w:r>
-        <w:rPr>
-          <w:sz w:val="36"/>
-          <w:szCs w:val="36"/>
-        </w:rPr>
-        <w:t xml:space="preserve"> method will add  a new element (</w:t>
-      </w:r>
-      <w:r>
-        <w:rPr>
-          <w:b/>
-          <w:bCs/>
-          <w:sz w:val="36"/>
-          <w:szCs w:val="36"/>
-        </w:rPr>
-        <w:t>8</w:t>
-      </w:r>
-      <w:r>
-        <w:rPr>
-          <w:sz w:val="36"/>
-          <w:szCs w:val="36"/>
-        </w:rPr>
-        <w:t xml:space="preserve">) at </w:t>
-      </w:r>
-      <w:r>
-        <w:rPr>
-          <w:b/>
-          <w:bCs/>
-          <w:sz w:val="36"/>
-          <w:szCs w:val="36"/>
-        </w:rPr>
-        <w:t>3</w:t>
-      </w:r>
-      <w:r>
-        <w:rPr>
-          <w:sz w:val="36"/>
-          <w:szCs w:val="36"/>
-        </w:rPr>
-        <w:t xml:space="preserve"> index the </w:t>
-      </w:r>
-      <w:r>
-        <w:rPr>
-          <w:sz w:val="36"/>
-          <w:szCs w:val="36"/>
-        </w:rPr>
-        <w:t>element (</w:t>
-      </w:r>
-      <w:r>
-        <w:rPr>
-          <w:b/>
-          <w:bCs/>
-          <w:sz w:val="36"/>
-          <w:szCs w:val="36"/>
-        </w:rPr>
-        <w:t>8</w:t>
-      </w:r>
-      <w:r>
-        <w:rPr>
-          <w:sz w:val="36"/>
-          <w:szCs w:val="36"/>
-        </w:rPr>
-        <w:t xml:space="preserve">) present there will be moved to </w:t>
-      </w:r>
-      <w:r>
-        <w:rPr>
-          <w:b/>
-          <w:bCs/>
-          <w:sz w:val="36"/>
-          <w:szCs w:val="36"/>
-        </w:rPr>
-        <w:t>4</w:t>
-      </w:r>
-      <w:r>
-        <w:rPr>
-          <w:sz w:val="36"/>
-          <w:szCs w:val="36"/>
-        </w:rPr>
-        <w:t xml:space="preserve"> index</w:t>
-      </w:r>
-    </w:p>
-    <w:p>
-      <w:pPr>
-        <w:jc w:val="both"/>
-        <w:rPr>
-          <w:b/>
-          <w:bCs/>
-          <w:color w:val="D86DCB" w:themeColor="accent5" w:themeTint="99"/>
-          <w:sz w:val="36"/>
-          <w:szCs w:val="36"/>
-        </w:rPr>
-      </w:pPr>
-      <w:r>
-        <w:rPr>
-          <w:b/>
-          <w:bCs/>
-          <w:color w:val="D86DCB" w:themeColor="accent5" w:themeTint="99"/>
-          <w:sz w:val="36"/>
-          <w:szCs w:val="36"/>
-        </w:rPr>
-        <w:t>l = [1, 2, 7, 8, 21, 15]</w:t>
-      </w:r>
-    </w:p>
-    <w:p>
-      <w:pPr>
-        <w:jc w:val="both"/>
-        <w:rPr>
-          <w:b/>
-          <w:bCs/>
-          <w:color w:val="D86DCB" w:themeColor="accent5" w:themeTint="99"/>
-          <w:sz w:val="36"/>
-          <w:szCs w:val="36"/>
-        </w:rPr>
-      </w:pPr>
-      <w:proofErr w:type="spellStart"/>
-      <w:r>
-        <w:rPr>
-          <w:b/>
-          <w:bCs/>
-          <w:color w:val="D86DCB" w:themeColor="accent5" w:themeTint="99"/>
-          <w:sz w:val="36"/>
-          <w:szCs w:val="36"/>
-        </w:rPr>
-        <w:t>l.</w:t>
-      </w:r>
-      <w:proofErr w:type="gramStart"/>
-      <w:r>
-        <w:rPr>
-          <w:b/>
-          <w:bCs/>
-          <w:color w:val="D86DCB" w:themeColor="accent5" w:themeTint="99"/>
-          <w:sz w:val="36"/>
-          <w:szCs w:val="36"/>
-        </w:rPr>
-        <w:t>insert</w:t>
-      </w:r>
-      <w:proofErr w:type="spellEnd"/>
-      <w:r>
-        <w:rPr>
-          <w:b/>
-          <w:bCs/>
-          <w:color w:val="D86DCB" w:themeColor="accent5" w:themeTint="99"/>
-          <w:sz w:val="36"/>
-          <w:szCs w:val="36"/>
-        </w:rPr>
-        <w:t>(</w:t>
-      </w:r>
-      <w:proofErr w:type="gramEnd"/>
-      <w:r>
-        <w:rPr>
-          <w:b/>
-          <w:bCs/>
-          <w:color w:val="D86DCB" w:themeColor="accent5" w:themeTint="99"/>
-          <w:sz w:val="36"/>
-          <w:szCs w:val="36"/>
-        </w:rPr>
-        <w:t>3,</w:t>
-      </w:r>
-      <w:r>
-        <w:rPr>
-          <w:b/>
-          <w:bCs/>
-          <w:color w:val="D86DCB" w:themeColor="accent5" w:themeTint="99"/>
-          <w:sz w:val="36"/>
-          <w:szCs w:val="36"/>
-        </w:rPr>
-        <w:t xml:space="preserve"> </w:t>
-      </w:r>
-      <w:r>
-        <w:rPr>
-          <w:b/>
-          <w:bCs/>
-          <w:color w:val="D86DCB" w:themeColor="accent5" w:themeTint="99"/>
-          <w:sz w:val="36"/>
-          <w:szCs w:val="36"/>
-        </w:rPr>
-        <w:t>8)</w:t>
-      </w:r>
-    </w:p>
-    <w:p>
-      <w:pPr>
-        <w:jc w:val="both"/>
-        <w:rPr>
-          <w:color w:val="D86DCB" w:themeColor="accent5" w:themeTint="99"/>
-          <w:sz w:val="36"/>
-          <w:szCs w:val="36"/>
-        </w:rPr>
-      </w:pPr>
-      <w:r>
-        <w:rPr>
-          <w:b/>
-          <w:bCs/>
-          <w:color w:val="D86DCB" w:themeColor="accent5" w:themeTint="99"/>
-          <w:sz w:val="36"/>
-          <w:szCs w:val="36"/>
-        </w:rPr>
         <w:lastRenderedPageBreak/>
-        <w:t>print(l) # [1, 2, 7, 8, 8, 21, 15]</w:t>
-      </w:r>
-    </w:p>
-    <w:p>
-      <w:pPr>
-        <w:jc w:val="both"/>
-        <w:rPr>
-          <w:sz w:val="36"/>
-          <w:szCs w:val="36"/>
-        </w:rPr>
-      </w:pPr>
-      <w:proofErr w:type="gramStart"/>
-      <w:r>
-        <w:rPr>
-          <w:sz w:val="36"/>
-          <w:szCs w:val="36"/>
-        </w:rPr>
-        <w:t>#</w:t>
-      </w:r>
-      <w:r>
-        <w:rPr>
-          <w:b/>
-          <w:bCs/>
-          <w:sz w:val="36"/>
-          <w:szCs w:val="36"/>
-        </w:rPr>
-        <w:t xml:space="preserve"> </w:t>
-      </w:r>
-      <w:r>
-        <w:rPr>
-          <w:b/>
-          <w:bCs/>
-          <w:sz w:val="36"/>
-          <w:szCs w:val="36"/>
-        </w:rPr>
-        <w:t>.pop</w:t>
-      </w:r>
-      <w:proofErr w:type="gramEnd"/>
-      <w:r>
-        <w:rPr>
-          <w:b/>
-          <w:bCs/>
-          <w:sz w:val="36"/>
-          <w:szCs w:val="36"/>
-        </w:rPr>
-        <w:t xml:space="preserve">() </w:t>
-      </w:r>
-      <w:r>
-        <w:rPr>
-          <w:sz w:val="36"/>
-          <w:szCs w:val="36"/>
-        </w:rPr>
-        <w:t xml:space="preserve">method/function pops or deletes the valued stored at </w:t>
-      </w:r>
-      <w:r>
-        <w:rPr>
-          <w:b/>
-          <w:bCs/>
-          <w:sz w:val="36"/>
-          <w:szCs w:val="36"/>
-        </w:rPr>
-        <w:t xml:space="preserve">2 </w:t>
-      </w:r>
-      <w:r>
-        <w:rPr>
-          <w:sz w:val="36"/>
-          <w:szCs w:val="36"/>
-        </w:rPr>
-        <w:t>index and can store it in a variable</w:t>
-      </w:r>
-    </w:p>
-    <w:p>
-      <w:pPr>
-        <w:jc w:val="both"/>
-        <w:rPr>
-          <w:b/>
-          <w:bCs/>
-          <w:color w:val="D86DCB" w:themeColor="accent5" w:themeTint="99"/>
-          <w:sz w:val="36"/>
-          <w:szCs w:val="36"/>
-        </w:rPr>
-      </w:pPr>
-      <w:r>
-        <w:rPr>
-          <w:b/>
-          <w:bCs/>
-          <w:color w:val="D86DCB" w:themeColor="accent5" w:themeTint="99"/>
-          <w:sz w:val="36"/>
-          <w:szCs w:val="36"/>
-        </w:rPr>
-        <w:t>l = [1, 8, 7, 2, 21, 15]</w:t>
-      </w:r>
-    </w:p>
-    <w:p>
-      <w:pPr>
-        <w:jc w:val="both"/>
-        <w:rPr>
-          <w:b/>
-          <w:bCs/>
-          <w:color w:val="D86DCB" w:themeColor="accent5" w:themeTint="99"/>
-          <w:sz w:val="36"/>
-          <w:szCs w:val="36"/>
-        </w:rPr>
-      </w:pPr>
-      <w:proofErr w:type="spellStart"/>
-      <w:r>
-        <w:rPr>
-          <w:b/>
-          <w:bCs/>
-          <w:color w:val="D86DCB" w:themeColor="accent5" w:themeTint="99"/>
-          <w:sz w:val="36"/>
-          <w:szCs w:val="36"/>
-        </w:rPr>
         <w:t>popped_value</w:t>
       </w:r>
       <w:proofErr w:type="spellEnd"/>
@@ -15810,166 +16285,166 @@
           <w:sz w:val="36"/>
           <w:szCs w:val="36"/>
         </w:rPr>
+        <w:t xml:space="preserve"># </w:t>
+      </w:r>
+      <w:proofErr w:type="gramStart"/>
+      <w:r>
+        <w:rPr>
+          <w:b/>
+          <w:bCs/>
+          <w:sz w:val="36"/>
+          <w:szCs w:val="36"/>
+        </w:rPr>
+        <w:t>list(</w:t>
+      </w:r>
+      <w:proofErr w:type="gramEnd"/>
+      <w:r>
+        <w:rPr>
+          <w:b/>
+          <w:bCs/>
+          <w:sz w:val="36"/>
+          <w:szCs w:val="36"/>
+        </w:rPr>
+        <w:t xml:space="preserve">) </w:t>
+      </w:r>
+      <w:r>
+        <w:rPr>
+          <w:sz w:val="36"/>
+          <w:szCs w:val="36"/>
+        </w:rPr>
+        <w:t xml:space="preserve">function or method can </w:t>
+      </w:r>
+      <w:r>
+        <w:rPr>
+          <w:sz w:val="36"/>
+          <w:szCs w:val="36"/>
+        </w:rPr>
+        <w:t xml:space="preserve">convert string to list and we can convert that list back to string using </w:t>
+      </w:r>
+      <w:r>
+        <w:rPr>
+          <w:b/>
+          <w:bCs/>
+          <w:sz w:val="36"/>
+          <w:szCs w:val="36"/>
+        </w:rPr>
+        <w:t>' '</w:t>
+      </w:r>
+      <w:r>
+        <w:rPr>
+          <w:b/>
+          <w:bCs/>
+          <w:sz w:val="36"/>
+          <w:szCs w:val="36"/>
+        </w:rPr>
+        <w:t>.join()</w:t>
+      </w:r>
+      <w:r>
+        <w:rPr>
+          <w:sz w:val="36"/>
+          <w:szCs w:val="36"/>
+        </w:rPr>
+        <w:t xml:space="preserve"> method</w:t>
+      </w:r>
+    </w:p>
+    <w:p>
+      <w:pPr>
+        <w:jc w:val="both"/>
+        <w:rPr>
+          <w:b/>
+          <w:bCs/>
+          <w:color w:val="D86DCB" w:themeColor="accent5" w:themeTint="99"/>
+          <w:sz w:val="36"/>
+          <w:szCs w:val="36"/>
+        </w:rPr>
+      </w:pPr>
+      <w:proofErr w:type="spellStart"/>
+      <w:r>
+        <w:rPr>
+          <w:b/>
+          <w:bCs/>
+          <w:color w:val="D86DCB" w:themeColor="accent5" w:themeTint="99"/>
+          <w:sz w:val="36"/>
+          <w:szCs w:val="36"/>
+        </w:rPr>
+        <w:t>var_str</w:t>
+      </w:r>
+      <w:proofErr w:type="spellEnd"/>
+      <w:r>
+        <w:rPr>
+          <w:b/>
+          <w:bCs/>
+          <w:color w:val="D86DCB" w:themeColor="accent5" w:themeTint="99"/>
+          <w:sz w:val="36"/>
+          <w:szCs w:val="36"/>
+        </w:rPr>
+        <w:t xml:space="preserve"> = 'String'</w:t>
+      </w:r>
+    </w:p>
+    <w:p>
+      <w:pPr>
+        <w:jc w:val="both"/>
+        <w:rPr>
+          <w:b/>
+          <w:bCs/>
+          <w:color w:val="D86DCB" w:themeColor="accent5" w:themeTint="99"/>
+          <w:sz w:val="36"/>
+          <w:szCs w:val="36"/>
+        </w:rPr>
+      </w:pPr>
+      <w:r>
+        <w:rPr>
+          <w:b/>
+          <w:bCs/>
+          <w:color w:val="D86DCB" w:themeColor="accent5" w:themeTint="99"/>
+          <w:sz w:val="36"/>
+          <w:szCs w:val="36"/>
+        </w:rPr>
+        <w:t>l = list(</w:t>
+      </w:r>
+      <w:proofErr w:type="spellStart"/>
+      <w:r>
+        <w:rPr>
+          <w:b/>
+          <w:bCs/>
+          <w:color w:val="D86DCB" w:themeColor="accent5" w:themeTint="99"/>
+          <w:sz w:val="36"/>
+          <w:szCs w:val="36"/>
+        </w:rPr>
+        <w:t>var_str</w:t>
+      </w:r>
+      <w:proofErr w:type="spellEnd"/>
+      <w:r>
+        <w:rPr>
+          <w:b/>
+          <w:bCs/>
+          <w:color w:val="D86DCB" w:themeColor="accent5" w:themeTint="99"/>
+          <w:sz w:val="36"/>
+          <w:szCs w:val="36"/>
+        </w:rPr>
+        <w:t>)</w:t>
+      </w:r>
+    </w:p>
+    <w:p>
+      <w:pPr>
+        <w:jc w:val="both"/>
+        <w:rPr>
+          <w:b/>
+          <w:bCs/>
+          <w:color w:val="D86DCB" w:themeColor="accent5" w:themeTint="99"/>
+          <w:sz w:val="36"/>
+          <w:szCs w:val="36"/>
+        </w:rPr>
+      </w:pPr>
+      <w:r>
+        <w:rPr>
+          <w:b/>
+          <w:bCs/>
+          <w:color w:val="D86DCB" w:themeColor="accent5" w:themeTint="99"/>
+          <w:sz w:val="36"/>
+          <w:szCs w:val="36"/>
+        </w:rPr>
         <w:lastRenderedPageBreak/>
-        <w:t xml:space="preserve"># </w:t>
-      </w:r>
-      <w:proofErr w:type="gramStart"/>
-      <w:r>
-        <w:rPr>
-          <w:b/>
-          <w:bCs/>
-          <w:sz w:val="36"/>
-          <w:szCs w:val="36"/>
-        </w:rPr>
-        <w:t>list(</w:t>
-      </w:r>
-      <w:proofErr w:type="gramEnd"/>
-      <w:r>
-        <w:rPr>
-          <w:b/>
-          <w:bCs/>
-          <w:sz w:val="36"/>
-          <w:szCs w:val="36"/>
-        </w:rPr>
-        <w:t xml:space="preserve">) </w:t>
-      </w:r>
-      <w:r>
-        <w:rPr>
-          <w:sz w:val="36"/>
-          <w:szCs w:val="36"/>
-        </w:rPr>
-        <w:t xml:space="preserve">function or method can </w:t>
-      </w:r>
-      <w:r>
-        <w:rPr>
-          <w:sz w:val="36"/>
-          <w:szCs w:val="36"/>
-        </w:rPr>
-        <w:t xml:space="preserve">convert string to list and we can convert that list back to string using </w:t>
-      </w:r>
-      <w:r>
-        <w:rPr>
-          <w:b/>
-          <w:bCs/>
-          <w:sz w:val="36"/>
-          <w:szCs w:val="36"/>
-        </w:rPr>
-        <w:t>' '</w:t>
-      </w:r>
-      <w:r>
-        <w:rPr>
-          <w:b/>
-          <w:bCs/>
-          <w:sz w:val="36"/>
-          <w:szCs w:val="36"/>
-        </w:rPr>
-        <w:t>.join()</w:t>
-      </w:r>
-      <w:r>
-        <w:rPr>
-          <w:sz w:val="36"/>
-          <w:szCs w:val="36"/>
-        </w:rPr>
-        <w:t xml:space="preserve"> method</w:t>
-      </w:r>
-    </w:p>
-    <w:p>
-      <w:pPr>
-        <w:jc w:val="both"/>
-        <w:rPr>
-          <w:b/>
-          <w:bCs/>
-          <w:color w:val="D86DCB" w:themeColor="accent5" w:themeTint="99"/>
-          <w:sz w:val="36"/>
-          <w:szCs w:val="36"/>
-        </w:rPr>
-      </w:pPr>
-      <w:proofErr w:type="spellStart"/>
-      <w:r>
-        <w:rPr>
-          <w:b/>
-          <w:bCs/>
-          <w:color w:val="D86DCB" w:themeColor="accent5" w:themeTint="99"/>
-          <w:sz w:val="36"/>
-          <w:szCs w:val="36"/>
-        </w:rPr>
-        <w:t>var_str</w:t>
-      </w:r>
-      <w:proofErr w:type="spellEnd"/>
-      <w:r>
-        <w:rPr>
-          <w:b/>
-          <w:bCs/>
-          <w:color w:val="D86DCB" w:themeColor="accent5" w:themeTint="99"/>
-          <w:sz w:val="36"/>
-          <w:szCs w:val="36"/>
-        </w:rPr>
-        <w:t xml:space="preserve"> = 'String'</w:t>
-      </w:r>
-    </w:p>
-    <w:p>
-      <w:pPr>
-        <w:jc w:val="both"/>
-        <w:rPr>
-          <w:b/>
-          <w:bCs/>
-          <w:color w:val="D86DCB" w:themeColor="accent5" w:themeTint="99"/>
-          <w:sz w:val="36"/>
-          <w:szCs w:val="36"/>
-        </w:rPr>
-      </w:pPr>
-      <w:r>
-        <w:rPr>
-          <w:b/>
-          <w:bCs/>
-          <w:color w:val="D86DCB" w:themeColor="accent5" w:themeTint="99"/>
-          <w:sz w:val="36"/>
-          <w:szCs w:val="36"/>
-        </w:rPr>
-        <w:t>l = list(</w:t>
-      </w:r>
-      <w:proofErr w:type="spellStart"/>
-      <w:r>
-        <w:rPr>
-          <w:b/>
-          <w:bCs/>
-          <w:color w:val="D86DCB" w:themeColor="accent5" w:themeTint="99"/>
-          <w:sz w:val="36"/>
-          <w:szCs w:val="36"/>
-        </w:rPr>
-        <w:t>var_str</w:t>
-      </w:r>
-      <w:proofErr w:type="spellEnd"/>
-      <w:r>
-        <w:rPr>
-          <w:b/>
-          <w:bCs/>
-          <w:color w:val="D86DCB" w:themeColor="accent5" w:themeTint="99"/>
-          <w:sz w:val="36"/>
-          <w:szCs w:val="36"/>
-        </w:rPr>
-        <w:t>)</w:t>
-      </w:r>
-    </w:p>
-    <w:p>
-      <w:pPr>
-        <w:jc w:val="both"/>
-        <w:rPr>
-          <w:b/>
-          <w:bCs/>
-          <w:color w:val="D86DCB" w:themeColor="accent5" w:themeTint="99"/>
-          <w:sz w:val="36"/>
-          <w:szCs w:val="36"/>
-        </w:rPr>
-      </w:pPr>
-      <w:r>
-        <w:rPr>
-          <w:b/>
-          <w:bCs/>
-          <w:color w:val="D86DCB" w:themeColor="accent5" w:themeTint="99"/>
-          <w:sz w:val="36"/>
-          <w:szCs w:val="36"/>
-        </w:rPr>
         <w:t>print(l) # ['S', 't', 'r', '</w:t>
       </w:r>
       <w:proofErr w:type="spellStart"/>
@@ -16558,68 +17033,68 @@
           <w:sz w:val="36"/>
           <w:szCs w:val="36"/>
         </w:rPr>
+        <w:t>print(new) # [1, 2, 3, 4, 5, 6, 7, 8, 9, 10]</w:t>
+      </w:r>
+    </w:p>
+    <w:p>
+      <w:pPr>
+        <w:jc w:val="both"/>
+        <w:rPr>
+          <w:sz w:val="36"/>
+          <w:szCs w:val="36"/>
+        </w:rPr>
+      </w:pPr>
+      <w:r>
+        <w:rPr>
+          <w:sz w:val="36"/>
+          <w:szCs w:val="36"/>
+        </w:rPr>
+        <w:t># With condition</w:t>
+      </w:r>
+      <w:r>
+        <w:rPr>
+          <w:sz w:val="36"/>
+          <w:szCs w:val="36"/>
+        </w:rPr>
+        <w:t xml:space="preserve">. Stores and prints even numbers form </w:t>
+      </w:r>
+      <w:r>
+        <w:rPr>
+          <w:b/>
+          <w:bCs/>
+          <w:sz w:val="36"/>
+          <w:szCs w:val="36"/>
+        </w:rPr>
+        <w:t>list1</w:t>
+      </w:r>
+      <w:r>
+        <w:rPr>
+          <w:sz w:val="36"/>
+          <w:szCs w:val="36"/>
+        </w:rPr>
+        <w:t>. First are stored elements, middle is loop and last is condition</w:t>
+      </w:r>
+    </w:p>
+    <w:p>
+      <w:pPr>
+        <w:jc w:val="both"/>
+        <w:rPr>
+          <w:b/>
+          <w:bCs/>
+          <w:color w:val="D86DCB" w:themeColor="accent5" w:themeTint="99"/>
+          <w:sz w:val="36"/>
+          <w:szCs w:val="36"/>
+        </w:rPr>
+      </w:pPr>
+      <w:r>
+        <w:rPr>
+          <w:b/>
+          <w:bCs/>
+          <w:color w:val="D86DCB" w:themeColor="accent5" w:themeTint="99"/>
+          <w:sz w:val="36"/>
+          <w:szCs w:val="36"/>
+        </w:rPr>
         <w:lastRenderedPageBreak/>
-        <w:t>print(new) # [1, 2, 3, 4, 5, 6, 7, 8, 9, 10]</w:t>
-      </w:r>
-    </w:p>
-    <w:p>
-      <w:pPr>
-        <w:jc w:val="both"/>
-        <w:rPr>
-          <w:sz w:val="36"/>
-          <w:szCs w:val="36"/>
-        </w:rPr>
-      </w:pPr>
-      <w:r>
-        <w:rPr>
-          <w:sz w:val="36"/>
-          <w:szCs w:val="36"/>
-        </w:rPr>
-        <w:t># With condition</w:t>
-      </w:r>
-      <w:r>
-        <w:rPr>
-          <w:sz w:val="36"/>
-          <w:szCs w:val="36"/>
-        </w:rPr>
-        <w:t xml:space="preserve">. Stores and prints even numbers form </w:t>
-      </w:r>
-      <w:r>
-        <w:rPr>
-          <w:b/>
-          <w:bCs/>
-          <w:sz w:val="36"/>
-          <w:szCs w:val="36"/>
-        </w:rPr>
-        <w:t>list1</w:t>
-      </w:r>
-      <w:r>
-        <w:rPr>
-          <w:sz w:val="36"/>
-          <w:szCs w:val="36"/>
-        </w:rPr>
-        <w:t>. First are stored elements, middle is loop and last is condition</w:t>
-      </w:r>
-    </w:p>
-    <w:p>
-      <w:pPr>
-        <w:jc w:val="both"/>
-        <w:rPr>
-          <w:b/>
-          <w:bCs/>
-          <w:color w:val="D86DCB" w:themeColor="accent5" w:themeTint="99"/>
-          <w:sz w:val="36"/>
-          <w:szCs w:val="36"/>
-        </w:rPr>
-      </w:pPr>
-      <w:r>
-        <w:rPr>
-          <w:b/>
-          <w:bCs/>
-          <w:color w:val="D86DCB" w:themeColor="accent5" w:themeTint="99"/>
-          <w:sz w:val="36"/>
-          <w:szCs w:val="36"/>
-        </w:rPr>
         <w:t>new = [</w:t>
       </w:r>
       <w:proofErr w:type="spellStart"/>
@@ -17096,52 +17571,45 @@
           <w:sz w:val="36"/>
           <w:szCs w:val="36"/>
         </w:rPr>
-        <w:t xml:space="preserve"> of the first list. We can repeat this process to </w:t>
-      </w:r>
+        <w:t xml:space="preserve"> of the first list. We can repeat this process to further nest it (Remember, its not optimal neither efficient, use dictionary or class and object).</w:t>
+      </w:r>
+    </w:p>
+    <w:p>
+      <w:pPr>
+        <w:jc w:val="both"/>
+        <w:rPr>
+          <w:b/>
+          <w:bCs/>
+          <w:color w:val="D86DCB" w:themeColor="accent5" w:themeTint="99"/>
+          <w:sz w:val="36"/>
+          <w:szCs w:val="36"/>
+        </w:rPr>
+      </w:pPr>
+      <w:r>
+        <w:rPr>
+          <w:b/>
+          <w:bCs/>
+          <w:color w:val="D86DCB" w:themeColor="accent5" w:themeTint="99"/>
+          <w:sz w:val="36"/>
+          <w:szCs w:val="36"/>
+        </w:rPr>
+        <w:t>l = [ 5, [10, 6, [3, 6], 8], 9]</w:t>
+      </w:r>
+    </w:p>
+    <w:p>
+      <w:pPr>
+        <w:jc w:val="both"/>
+        <w:rPr>
+          <w:sz w:val="36"/>
+          <w:szCs w:val="36"/>
+        </w:rPr>
+      </w:pPr>
       <w:r>
         <w:rPr>
           <w:sz w:val="36"/>
           <w:szCs w:val="36"/>
         </w:rPr>
         <w:lastRenderedPageBreak/>
-        <w:t>further nest it (Remember, its not optimal neither efficient, use dictionary or class and object).</w:t>
-      </w:r>
-    </w:p>
-    <w:p>
-      <w:pPr>
-        <w:jc w:val="both"/>
-        <w:rPr>
-          <w:b/>
-          <w:bCs/>
-          <w:color w:val="D86DCB" w:themeColor="accent5" w:themeTint="99"/>
-          <w:sz w:val="36"/>
-          <w:szCs w:val="36"/>
-        </w:rPr>
-      </w:pPr>
-      <w:r>
-        <w:rPr>
-          <w:b/>
-          <w:bCs/>
-          <w:color w:val="D86DCB" w:themeColor="accent5" w:themeTint="99"/>
-          <w:sz w:val="36"/>
-          <w:szCs w:val="36"/>
-        </w:rPr>
-        <w:t>l = [ 5, [10, 6, [3, 6], 8], 9]</w:t>
-      </w:r>
-    </w:p>
-    <w:p>
-      <w:pPr>
-        <w:jc w:val="both"/>
-        <w:rPr>
-          <w:sz w:val="36"/>
-          <w:szCs w:val="36"/>
-        </w:rPr>
-      </w:pPr>
-      <w:r>
-        <w:rPr>
-          <w:sz w:val="36"/>
-          <w:szCs w:val="36"/>
-        </w:rPr>
         <w:t># We can access the values or elements of nested list using indexing</w:t>
       </w:r>
       <w:r>
@@ -17711,127 +18179,127 @@
           <w:sz w:val="36"/>
           <w:szCs w:val="36"/>
         </w:rPr>
+        <w:t>print(</w:t>
+      </w:r>
+      <w:proofErr w:type="spellStart"/>
+      <w:r>
+        <w:rPr>
+          <w:b/>
+          <w:bCs/>
+          <w:color w:val="D86DCB" w:themeColor="accent5" w:themeTint="99"/>
+          <w:sz w:val="36"/>
+          <w:szCs w:val="36"/>
+        </w:rPr>
+        <w:t>var_count</w:t>
+      </w:r>
+      <w:proofErr w:type="spellEnd"/>
+      <w:r>
+        <w:rPr>
+          <w:b/>
+          <w:bCs/>
+          <w:color w:val="D86DCB" w:themeColor="accent5" w:themeTint="99"/>
+          <w:sz w:val="36"/>
+          <w:szCs w:val="36"/>
+        </w:rPr>
+        <w:t>) # 2</w:t>
+      </w:r>
+    </w:p>
+    <w:p>
+      <w:pPr>
+        <w:jc w:val="both"/>
+        <w:rPr>
+          <w:sz w:val="36"/>
+          <w:szCs w:val="36"/>
+        </w:rPr>
+      </w:pPr>
+      <w:proofErr w:type="gramStart"/>
+      <w:r>
+        <w:rPr>
+          <w:sz w:val="36"/>
+          <w:szCs w:val="36"/>
+        </w:rPr>
+        <w:t xml:space="preserve"># </w:t>
+      </w:r>
+      <w:r>
+        <w:rPr>
+          <w:b/>
+          <w:bCs/>
+          <w:sz w:val="36"/>
+          <w:szCs w:val="36"/>
+        </w:rPr>
+        <w:t>.index</w:t>
+      </w:r>
+      <w:proofErr w:type="gramEnd"/>
+      <w:r>
+        <w:rPr>
+          <w:b/>
+          <w:bCs/>
+          <w:sz w:val="36"/>
+          <w:szCs w:val="36"/>
+        </w:rPr>
+        <w:t>()</w:t>
+      </w:r>
+      <w:r>
+        <w:rPr>
+          <w:sz w:val="36"/>
+          <w:szCs w:val="36"/>
+        </w:rPr>
+        <w:t xml:space="preserve"> method finds the index value of</w:t>
+      </w:r>
+      <w:r>
+        <w:rPr>
+          <w:sz w:val="36"/>
+          <w:szCs w:val="36"/>
+        </w:rPr>
+        <w:t xml:space="preserve"> element</w:t>
+      </w:r>
+      <w:r>
+        <w:rPr>
+          <w:b/>
+          <w:bCs/>
+          <w:sz w:val="36"/>
+          <w:szCs w:val="36"/>
+        </w:rPr>
+        <w:t xml:space="preserve"> </w:t>
+      </w:r>
+      <w:r>
+        <w:rPr>
+          <w:b/>
+          <w:bCs/>
+          <w:sz w:val="36"/>
+          <w:szCs w:val="36"/>
+        </w:rPr>
+        <w:t>2</w:t>
+      </w:r>
+      <w:r>
+        <w:rPr>
+          <w:sz w:val="36"/>
+          <w:szCs w:val="36"/>
+        </w:rPr>
+        <w:t>. If the value or element is not present in the list it will throw run-time error.</w:t>
+      </w:r>
+    </w:p>
+    <w:p>
+      <w:pPr>
+        <w:jc w:val="both"/>
+        <w:rPr>
+          <w:b/>
+          <w:bCs/>
+          <w:color w:val="D86DCB" w:themeColor="accent5" w:themeTint="99"/>
+          <w:sz w:val="36"/>
+          <w:szCs w:val="36"/>
+        </w:rPr>
+      </w:pPr>
+      <w:proofErr w:type="spellStart"/>
+      <w:r>
+        <w:rPr>
+          <w:b/>
+          <w:bCs/>
+          <w:color w:val="D86DCB" w:themeColor="accent5" w:themeTint="99"/>
+          <w:sz w:val="36"/>
+          <w:szCs w:val="36"/>
+        </w:rPr>
         <w:lastRenderedPageBreak/>
-        <w:t>print(</w:t>
-      </w:r>
-      <w:proofErr w:type="spellStart"/>
-      <w:r>
-        <w:rPr>
-          <w:b/>
-          <w:bCs/>
-          <w:color w:val="D86DCB" w:themeColor="accent5" w:themeTint="99"/>
-          <w:sz w:val="36"/>
-          <w:szCs w:val="36"/>
-        </w:rPr>
-        <w:t>var_count</w:t>
-      </w:r>
-      <w:proofErr w:type="spellEnd"/>
-      <w:r>
-        <w:rPr>
-          <w:b/>
-          <w:bCs/>
-          <w:color w:val="D86DCB" w:themeColor="accent5" w:themeTint="99"/>
-          <w:sz w:val="36"/>
-          <w:szCs w:val="36"/>
-        </w:rPr>
-        <w:t>) # 2</w:t>
-      </w:r>
-    </w:p>
-    <w:p>
-      <w:pPr>
-        <w:jc w:val="both"/>
-        <w:rPr>
-          <w:sz w:val="36"/>
-          <w:szCs w:val="36"/>
-        </w:rPr>
-      </w:pPr>
-      <w:proofErr w:type="gramStart"/>
-      <w:r>
-        <w:rPr>
-          <w:sz w:val="36"/>
-          <w:szCs w:val="36"/>
-        </w:rPr>
-        <w:t xml:space="preserve"># </w:t>
-      </w:r>
-      <w:r>
-        <w:rPr>
-          <w:b/>
-          <w:bCs/>
-          <w:sz w:val="36"/>
-          <w:szCs w:val="36"/>
-        </w:rPr>
-        <w:t>.index</w:t>
-      </w:r>
-      <w:proofErr w:type="gramEnd"/>
-      <w:r>
-        <w:rPr>
-          <w:b/>
-          <w:bCs/>
-          <w:sz w:val="36"/>
-          <w:szCs w:val="36"/>
-        </w:rPr>
-        <w:t>()</w:t>
-      </w:r>
-      <w:r>
-        <w:rPr>
-          <w:sz w:val="36"/>
-          <w:szCs w:val="36"/>
-        </w:rPr>
-        <w:t xml:space="preserve"> method finds the index value of</w:t>
-      </w:r>
-      <w:r>
-        <w:rPr>
-          <w:sz w:val="36"/>
-          <w:szCs w:val="36"/>
-        </w:rPr>
-        <w:t xml:space="preserve"> element</w:t>
-      </w:r>
-      <w:r>
-        <w:rPr>
-          <w:b/>
-          <w:bCs/>
-          <w:sz w:val="36"/>
-          <w:szCs w:val="36"/>
-        </w:rPr>
-        <w:t xml:space="preserve"> </w:t>
-      </w:r>
-      <w:r>
-        <w:rPr>
-          <w:b/>
-          <w:bCs/>
-          <w:sz w:val="36"/>
-          <w:szCs w:val="36"/>
-        </w:rPr>
-        <w:t>2</w:t>
-      </w:r>
-      <w:r>
-        <w:rPr>
-          <w:sz w:val="36"/>
-          <w:szCs w:val="36"/>
-        </w:rPr>
-        <w:t>. If the value or element is not present in the list it will throw run-time error.</w:t>
-      </w:r>
-    </w:p>
-    <w:p>
-      <w:pPr>
-        <w:jc w:val="both"/>
-        <w:rPr>
-          <w:b/>
-          <w:bCs/>
-          <w:color w:val="D86DCB" w:themeColor="accent5" w:themeTint="99"/>
-          <w:sz w:val="36"/>
-          <w:szCs w:val="36"/>
-        </w:rPr>
-      </w:pPr>
-      <w:proofErr w:type="spellStart"/>
-      <w:r>
-        <w:rPr>
-          <w:b/>
-          <w:bCs/>
-          <w:color w:val="D86DCB" w:themeColor="accent5" w:themeTint="99"/>
-          <w:sz w:val="36"/>
-          <w:szCs w:val="36"/>
-        </w:rPr>
         <w:t>var_tuple</w:t>
       </w:r>
       <w:proofErr w:type="spellEnd"/>
@@ -18680,79 +19148,79 @@
           <w:sz w:val="36"/>
           <w:szCs w:val="36"/>
         </w:rPr>
+        <w:t># It is unordered, changeable and does not allow duplicates.</w:t>
+      </w:r>
+    </w:p>
+    <w:p>
+      <w:pPr>
+        <w:jc w:val="both"/>
+        <w:rPr>
+          <w:sz w:val="36"/>
+          <w:szCs w:val="36"/>
+        </w:rPr>
+      </w:pPr>
+      <w:r>
+        <w:rPr>
+          <w:sz w:val="36"/>
+          <w:szCs w:val="36"/>
+        </w:rPr>
+        <w:t># Syntax</w:t>
+      </w:r>
+    </w:p>
+    <w:p>
+      <w:pPr>
+        <w:jc w:val="both"/>
+        <w:rPr>
+          <w:b/>
+          <w:bCs/>
+          <w:color w:val="D86DCB" w:themeColor="accent5" w:themeTint="99"/>
+          <w:sz w:val="36"/>
+          <w:szCs w:val="36"/>
+        </w:rPr>
+      </w:pPr>
+      <w:proofErr w:type="spellStart"/>
+      <w:r>
+        <w:rPr>
+          <w:b/>
+          <w:bCs/>
+          <w:color w:val="D86DCB" w:themeColor="accent5" w:themeTint="99"/>
+          <w:sz w:val="36"/>
+          <w:szCs w:val="36"/>
+        </w:rPr>
+        <w:t>dictionary_name</w:t>
+      </w:r>
+      <w:proofErr w:type="spellEnd"/>
+      <w:r>
+        <w:rPr>
+          <w:b/>
+          <w:bCs/>
+          <w:color w:val="D86DCB" w:themeColor="accent5" w:themeTint="99"/>
+          <w:sz w:val="36"/>
+          <w:szCs w:val="36"/>
+        </w:rPr>
+        <w:t xml:space="preserve"> = {</w:t>
+      </w:r>
+    </w:p>
+    <w:p>
+      <w:pPr>
+        <w:jc w:val="both"/>
+        <w:rPr>
+          <w:b/>
+          <w:bCs/>
+          <w:color w:val="D86DCB" w:themeColor="accent5" w:themeTint="99"/>
+          <w:sz w:val="36"/>
+          <w:szCs w:val="36"/>
+        </w:rPr>
+      </w:pPr>
+      <w:r>
+        <w:rPr>
+          <w:b/>
+          <w:bCs/>
+          <w:color w:val="D86DCB" w:themeColor="accent5" w:themeTint="99"/>
+          <w:sz w:val="36"/>
+          <w:szCs w:val="36"/>
+        </w:rPr>
         <w:lastRenderedPageBreak/>
-        <w:t># It is unordered, changeable and does not allow duplicates.</w:t>
-      </w:r>
-    </w:p>
-    <w:p>
-      <w:pPr>
-        <w:jc w:val="both"/>
-        <w:rPr>
-          <w:sz w:val="36"/>
-          <w:szCs w:val="36"/>
-        </w:rPr>
-      </w:pPr>
-      <w:r>
-        <w:rPr>
-          <w:sz w:val="36"/>
-          <w:szCs w:val="36"/>
-        </w:rPr>
-        <w:t># Syntax</w:t>
-      </w:r>
-    </w:p>
-    <w:p>
-      <w:pPr>
-        <w:jc w:val="both"/>
-        <w:rPr>
-          <w:b/>
-          <w:bCs/>
-          <w:color w:val="D86DCB" w:themeColor="accent5" w:themeTint="99"/>
-          <w:sz w:val="36"/>
-          <w:szCs w:val="36"/>
-        </w:rPr>
-      </w:pPr>
-      <w:proofErr w:type="spellStart"/>
-      <w:r>
-        <w:rPr>
-          <w:b/>
-          <w:bCs/>
-          <w:color w:val="D86DCB" w:themeColor="accent5" w:themeTint="99"/>
-          <w:sz w:val="36"/>
-          <w:szCs w:val="36"/>
-        </w:rPr>
-        <w:t>dictionary_name</w:t>
-      </w:r>
-      <w:proofErr w:type="spellEnd"/>
-      <w:r>
-        <w:rPr>
-          <w:b/>
-          <w:bCs/>
-          <w:color w:val="D86DCB" w:themeColor="accent5" w:themeTint="99"/>
-          <w:sz w:val="36"/>
-          <w:szCs w:val="36"/>
-        </w:rPr>
-        <w:t xml:space="preserve"> = {</w:t>
-      </w:r>
-    </w:p>
-    <w:p>
-      <w:pPr>
-        <w:jc w:val="both"/>
-        <w:rPr>
-          <w:b/>
-          <w:bCs/>
-          <w:color w:val="D86DCB" w:themeColor="accent5" w:themeTint="99"/>
-          <w:sz w:val="36"/>
-          <w:szCs w:val="36"/>
-        </w:rPr>
-      </w:pPr>
-      <w:r>
-        <w:rPr>
-          <w:b/>
-          <w:bCs/>
-          <w:color w:val="D86DCB" w:themeColor="accent5" w:themeTint="99"/>
-          <w:sz w:val="36"/>
-          <w:szCs w:val="36"/>
-        </w:rPr>
         <w:t xml:space="preserve">    'key1</w:t>
       </w:r>
       <w:proofErr w:type="gramStart"/>
@@ -19417,173 +19885,173 @@
           <w:sz w:val="36"/>
           <w:szCs w:val="36"/>
         </w:rPr>
+        <w:t>#</w:t>
+      </w:r>
+      <w:r>
+        <w:rPr>
+          <w:b/>
+          <w:bCs/>
+          <w:sz w:val="36"/>
+          <w:szCs w:val="36"/>
+        </w:rPr>
+        <w:t xml:space="preserve"> </w:t>
+      </w:r>
+      <w:r>
+        <w:rPr>
+          <w:b/>
+          <w:bCs/>
+          <w:sz w:val="36"/>
+          <w:szCs w:val="36"/>
+        </w:rPr>
+        <w:t>'</w:t>
+      </w:r>
+      <w:proofErr w:type="spellStart"/>
+      <w:r>
+        <w:rPr>
+          <w:b/>
+          <w:bCs/>
+          <w:sz w:val="36"/>
+          <w:szCs w:val="36"/>
+        </w:rPr>
+        <w:t>passing_year</w:t>
+      </w:r>
+      <w:proofErr w:type="spellEnd"/>
+      <w:r>
+        <w:rPr>
+          <w:b/>
+          <w:bCs/>
+          <w:sz w:val="36"/>
+          <w:szCs w:val="36"/>
+        </w:rPr>
+        <w:t>'</w:t>
+      </w:r>
+      <w:r>
+        <w:rPr>
+          <w:sz w:val="36"/>
+          <w:szCs w:val="36"/>
+        </w:rPr>
+        <w:t xml:space="preserve"> keys value will be printed</w:t>
+      </w:r>
+    </w:p>
+    <w:p>
+      <w:pPr>
+        <w:jc w:val="both"/>
+        <w:rPr>
+          <w:b/>
+          <w:bCs/>
+          <w:color w:val="D86DCB" w:themeColor="accent5" w:themeTint="99"/>
+          <w:sz w:val="36"/>
+          <w:szCs w:val="36"/>
+        </w:rPr>
+      </w:pPr>
+      <w:r>
+        <w:rPr>
+          <w:b/>
+          <w:bCs/>
+          <w:color w:val="D86DCB" w:themeColor="accent5" w:themeTint="99"/>
+          <w:sz w:val="36"/>
+          <w:szCs w:val="36"/>
+        </w:rPr>
+        <w:t>print(</w:t>
+      </w:r>
+      <w:proofErr w:type="spellStart"/>
+      <w:r>
+        <w:rPr>
+          <w:b/>
+          <w:bCs/>
+          <w:color w:val="D86DCB" w:themeColor="accent5" w:themeTint="99"/>
+          <w:sz w:val="36"/>
+          <w:szCs w:val="36"/>
+        </w:rPr>
+        <w:t>stu_info</w:t>
+      </w:r>
+      <w:proofErr w:type="spellEnd"/>
+      <w:r>
+        <w:rPr>
+          <w:b/>
+          <w:bCs/>
+          <w:color w:val="D86DCB" w:themeColor="accent5" w:themeTint="99"/>
+          <w:sz w:val="36"/>
+          <w:szCs w:val="36"/>
+        </w:rPr>
+        <w:t>['</w:t>
+      </w:r>
+      <w:proofErr w:type="spellStart"/>
+      <w:r>
+        <w:rPr>
+          <w:b/>
+          <w:bCs/>
+          <w:color w:val="D86DCB" w:themeColor="accent5" w:themeTint="99"/>
+          <w:sz w:val="36"/>
+          <w:szCs w:val="36"/>
+        </w:rPr>
+        <w:t>passing_year</w:t>
+      </w:r>
+      <w:proofErr w:type="spellEnd"/>
+      <w:r>
+        <w:rPr>
+          <w:b/>
+          <w:bCs/>
+          <w:color w:val="D86DCB" w:themeColor="accent5" w:themeTint="99"/>
+          <w:sz w:val="36"/>
+          <w:szCs w:val="36"/>
+        </w:rPr>
+        <w:t>']) # 2027</w:t>
+      </w:r>
+    </w:p>
+    <w:p>
+      <w:pPr>
+        <w:jc w:val="both"/>
+        <w:rPr>
+          <w:sz w:val="36"/>
+          <w:szCs w:val="36"/>
+        </w:rPr>
+      </w:pPr>
+    </w:p>
+    <w:p>
+      <w:pPr>
+        <w:jc w:val="both"/>
+        <w:rPr>
+          <w:sz w:val="36"/>
+          <w:szCs w:val="36"/>
+        </w:rPr>
+      </w:pPr>
+      <w:r>
+        <w:rPr>
+          <w:sz w:val="36"/>
+          <w:szCs w:val="36"/>
+        </w:rPr>
+        <w:t>Changing values of a</w:t>
+      </w:r>
+      <w:r>
+        <w:rPr>
+          <w:sz w:val="36"/>
+          <w:szCs w:val="36"/>
+        </w:rPr>
+        <w:t>n</w:t>
+      </w:r>
+      <w:r>
+        <w:rPr>
+          <w:sz w:val="36"/>
+          <w:szCs w:val="36"/>
+        </w:rPr>
+        <w:t xml:space="preserve"> item or updating it:</w:t>
+      </w:r>
+    </w:p>
+    <w:p>
+      <w:pPr>
+        <w:jc w:val="both"/>
+        <w:rPr>
+          <w:sz w:val="36"/>
+          <w:szCs w:val="36"/>
+        </w:rPr>
+      </w:pPr>
+      <w:r>
+        <w:rPr>
+          <w:sz w:val="36"/>
+          <w:szCs w:val="36"/>
+        </w:rPr>
         <w:lastRenderedPageBreak/>
-        <w:t>#</w:t>
-      </w:r>
-      <w:r>
-        <w:rPr>
-          <w:b/>
-          <w:bCs/>
-          <w:sz w:val="36"/>
-          <w:szCs w:val="36"/>
-        </w:rPr>
-        <w:t xml:space="preserve"> </w:t>
-      </w:r>
-      <w:r>
-        <w:rPr>
-          <w:b/>
-          <w:bCs/>
-          <w:sz w:val="36"/>
-          <w:szCs w:val="36"/>
-        </w:rPr>
-        <w:t>'</w:t>
-      </w:r>
-      <w:proofErr w:type="spellStart"/>
-      <w:r>
-        <w:rPr>
-          <w:b/>
-          <w:bCs/>
-          <w:sz w:val="36"/>
-          <w:szCs w:val="36"/>
-        </w:rPr>
-        <w:t>passing_year</w:t>
-      </w:r>
-      <w:proofErr w:type="spellEnd"/>
-      <w:r>
-        <w:rPr>
-          <w:b/>
-          <w:bCs/>
-          <w:sz w:val="36"/>
-          <w:szCs w:val="36"/>
-        </w:rPr>
-        <w:t>'</w:t>
-      </w:r>
-      <w:r>
-        <w:rPr>
-          <w:sz w:val="36"/>
-          <w:szCs w:val="36"/>
-        </w:rPr>
-        <w:t xml:space="preserve"> keys value will be printed</w:t>
-      </w:r>
-    </w:p>
-    <w:p>
-      <w:pPr>
-        <w:jc w:val="both"/>
-        <w:rPr>
-          <w:b/>
-          <w:bCs/>
-          <w:color w:val="D86DCB" w:themeColor="accent5" w:themeTint="99"/>
-          <w:sz w:val="36"/>
-          <w:szCs w:val="36"/>
-        </w:rPr>
-      </w:pPr>
-      <w:r>
-        <w:rPr>
-          <w:b/>
-          <w:bCs/>
-          <w:color w:val="D86DCB" w:themeColor="accent5" w:themeTint="99"/>
-          <w:sz w:val="36"/>
-          <w:szCs w:val="36"/>
-        </w:rPr>
-        <w:t>print(</w:t>
-      </w:r>
-      <w:proofErr w:type="spellStart"/>
-      <w:r>
-        <w:rPr>
-          <w:b/>
-          <w:bCs/>
-          <w:color w:val="D86DCB" w:themeColor="accent5" w:themeTint="99"/>
-          <w:sz w:val="36"/>
-          <w:szCs w:val="36"/>
-        </w:rPr>
-        <w:t>stu_info</w:t>
-      </w:r>
-      <w:proofErr w:type="spellEnd"/>
-      <w:r>
-        <w:rPr>
-          <w:b/>
-          <w:bCs/>
-          <w:color w:val="D86DCB" w:themeColor="accent5" w:themeTint="99"/>
-          <w:sz w:val="36"/>
-          <w:szCs w:val="36"/>
-        </w:rPr>
-        <w:t>['</w:t>
-      </w:r>
-      <w:proofErr w:type="spellStart"/>
-      <w:r>
-        <w:rPr>
-          <w:b/>
-          <w:bCs/>
-          <w:color w:val="D86DCB" w:themeColor="accent5" w:themeTint="99"/>
-          <w:sz w:val="36"/>
-          <w:szCs w:val="36"/>
-        </w:rPr>
-        <w:t>passing_year</w:t>
-      </w:r>
-      <w:proofErr w:type="spellEnd"/>
-      <w:r>
-        <w:rPr>
-          <w:b/>
-          <w:bCs/>
-          <w:color w:val="D86DCB" w:themeColor="accent5" w:themeTint="99"/>
-          <w:sz w:val="36"/>
-          <w:szCs w:val="36"/>
-        </w:rPr>
-        <w:t>']) # 2027</w:t>
-      </w:r>
-    </w:p>
-    <w:p>
-      <w:pPr>
-        <w:jc w:val="both"/>
-        <w:rPr>
-          <w:sz w:val="36"/>
-          <w:szCs w:val="36"/>
-        </w:rPr>
-      </w:pPr>
-    </w:p>
-    <w:p>
-      <w:pPr>
-        <w:jc w:val="both"/>
-        <w:rPr>
-          <w:sz w:val="36"/>
-          <w:szCs w:val="36"/>
-        </w:rPr>
-      </w:pPr>
-      <w:r>
-        <w:rPr>
-          <w:sz w:val="36"/>
-          <w:szCs w:val="36"/>
-        </w:rPr>
-        <w:t>Changing values of a</w:t>
-      </w:r>
-      <w:r>
-        <w:rPr>
-          <w:sz w:val="36"/>
-          <w:szCs w:val="36"/>
-        </w:rPr>
-        <w:t>n</w:t>
-      </w:r>
-      <w:r>
-        <w:rPr>
-          <w:sz w:val="36"/>
-          <w:szCs w:val="36"/>
-        </w:rPr>
-        <w:t xml:space="preserve"> item or updating it:</w:t>
-      </w:r>
-    </w:p>
-    <w:p>
-      <w:pPr>
-        <w:jc w:val="both"/>
-        <w:rPr>
-          <w:sz w:val="36"/>
-          <w:szCs w:val="36"/>
-        </w:rPr>
-      </w:pPr>
-      <w:r>
-        <w:rPr>
-          <w:sz w:val="36"/>
-          <w:szCs w:val="36"/>
-        </w:rPr>
         <w:t xml:space="preserve"># It changes the value of key </w:t>
       </w:r>
       <w:r>
@@ -20207,128 +20675,128 @@
           <w:sz w:val="36"/>
           <w:szCs w:val="36"/>
         </w:rPr>
+        <w:t>Removing Value:</w:t>
+      </w:r>
+    </w:p>
+    <w:p>
+      <w:pPr>
+        <w:jc w:val="both"/>
+        <w:rPr>
+          <w:sz w:val="36"/>
+          <w:szCs w:val="36"/>
+        </w:rPr>
+      </w:pPr>
+      <w:proofErr w:type="gramStart"/>
+      <w:r>
+        <w:rPr>
+          <w:sz w:val="36"/>
+          <w:szCs w:val="36"/>
+        </w:rPr>
+        <w:t xml:space="preserve"># </w:t>
+      </w:r>
+      <w:r>
+        <w:rPr>
+          <w:b/>
+          <w:bCs/>
+          <w:sz w:val="36"/>
+          <w:szCs w:val="36"/>
+        </w:rPr>
+        <w:t>.pop</w:t>
+      </w:r>
+      <w:proofErr w:type="gramEnd"/>
+      <w:r>
+        <w:rPr>
+          <w:b/>
+          <w:bCs/>
+          <w:sz w:val="36"/>
+          <w:szCs w:val="36"/>
+        </w:rPr>
+        <w:t xml:space="preserve">() </w:t>
+      </w:r>
+      <w:r>
+        <w:rPr>
+          <w:sz w:val="36"/>
+          <w:szCs w:val="36"/>
+        </w:rPr>
+        <w:t>removes a key and its value which can be stored in a variable.</w:t>
+      </w:r>
+    </w:p>
+    <w:p>
+      <w:pPr>
+        <w:jc w:val="both"/>
+        <w:rPr>
+          <w:b/>
+          <w:bCs/>
+          <w:color w:val="D86DCB" w:themeColor="accent5" w:themeTint="99"/>
+          <w:sz w:val="36"/>
+          <w:szCs w:val="36"/>
+        </w:rPr>
+      </w:pPr>
+      <w:proofErr w:type="spellStart"/>
+      <w:r>
+        <w:rPr>
+          <w:b/>
+          <w:bCs/>
+          <w:color w:val="D86DCB" w:themeColor="accent5" w:themeTint="99"/>
+          <w:sz w:val="36"/>
+          <w:szCs w:val="36"/>
+        </w:rPr>
+        <w:t>var_popped</w:t>
+      </w:r>
+      <w:proofErr w:type="spellEnd"/>
+      <w:r>
+        <w:rPr>
+          <w:b/>
+          <w:bCs/>
+          <w:color w:val="D86DCB" w:themeColor="accent5" w:themeTint="99"/>
+          <w:sz w:val="36"/>
+          <w:szCs w:val="36"/>
+        </w:rPr>
+        <w:t xml:space="preserve"> = </w:t>
+      </w:r>
+      <w:proofErr w:type="spellStart"/>
+      <w:r>
+        <w:rPr>
+          <w:b/>
+          <w:bCs/>
+          <w:color w:val="D86DCB" w:themeColor="accent5" w:themeTint="99"/>
+          <w:sz w:val="36"/>
+          <w:szCs w:val="36"/>
+        </w:rPr>
+        <w:t>stu_info.pop</w:t>
+      </w:r>
+      <w:proofErr w:type="spellEnd"/>
+      <w:r>
+        <w:rPr>
+          <w:b/>
+          <w:bCs/>
+          <w:color w:val="D86DCB" w:themeColor="accent5" w:themeTint="99"/>
+          <w:sz w:val="36"/>
+          <w:szCs w:val="36"/>
+        </w:rPr>
+        <w:t>('name')</w:t>
+      </w:r>
+    </w:p>
+    <w:p>
+      <w:pPr>
+        <w:jc w:val="both"/>
+        <w:rPr>
+          <w:b/>
+          <w:bCs/>
+          <w:color w:val="D86DCB" w:themeColor="accent5" w:themeTint="99"/>
+          <w:sz w:val="36"/>
+          <w:szCs w:val="36"/>
+        </w:rPr>
+      </w:pPr>
+      <w:r>
+        <w:rPr>
+          <w:b/>
+          <w:bCs/>
+          <w:color w:val="D86DCB" w:themeColor="accent5" w:themeTint="99"/>
+          <w:sz w:val="36"/>
+          <w:szCs w:val="36"/>
+        </w:rPr>
         <w:lastRenderedPageBreak/>
-        <w:t>Removing Value:</w:t>
-      </w:r>
-    </w:p>
-    <w:p>
-      <w:pPr>
-        <w:jc w:val="both"/>
-        <w:rPr>
-          <w:sz w:val="36"/>
-          <w:szCs w:val="36"/>
-        </w:rPr>
-      </w:pPr>
-      <w:proofErr w:type="gramStart"/>
-      <w:r>
-        <w:rPr>
-          <w:sz w:val="36"/>
-          <w:szCs w:val="36"/>
-        </w:rPr>
-        <w:t xml:space="preserve"># </w:t>
-      </w:r>
-      <w:r>
-        <w:rPr>
-          <w:b/>
-          <w:bCs/>
-          <w:sz w:val="36"/>
-          <w:szCs w:val="36"/>
-        </w:rPr>
-        <w:t>.pop</w:t>
-      </w:r>
-      <w:proofErr w:type="gramEnd"/>
-      <w:r>
-        <w:rPr>
-          <w:b/>
-          <w:bCs/>
-          <w:sz w:val="36"/>
-          <w:szCs w:val="36"/>
-        </w:rPr>
-        <w:t xml:space="preserve">() </w:t>
-      </w:r>
-      <w:r>
-        <w:rPr>
-          <w:sz w:val="36"/>
-          <w:szCs w:val="36"/>
-        </w:rPr>
-        <w:t>removes a key and its value which can be stored in a variable.</w:t>
-      </w:r>
-    </w:p>
-    <w:p>
-      <w:pPr>
-        <w:jc w:val="both"/>
-        <w:rPr>
-          <w:b/>
-          <w:bCs/>
-          <w:color w:val="D86DCB" w:themeColor="accent5" w:themeTint="99"/>
-          <w:sz w:val="36"/>
-          <w:szCs w:val="36"/>
-        </w:rPr>
-      </w:pPr>
-      <w:proofErr w:type="spellStart"/>
-      <w:r>
-        <w:rPr>
-          <w:b/>
-          <w:bCs/>
-          <w:color w:val="D86DCB" w:themeColor="accent5" w:themeTint="99"/>
-          <w:sz w:val="36"/>
-          <w:szCs w:val="36"/>
-        </w:rPr>
-        <w:t>var_popped</w:t>
-      </w:r>
-      <w:proofErr w:type="spellEnd"/>
-      <w:r>
-        <w:rPr>
-          <w:b/>
-          <w:bCs/>
-          <w:color w:val="D86DCB" w:themeColor="accent5" w:themeTint="99"/>
-          <w:sz w:val="36"/>
-          <w:szCs w:val="36"/>
-        </w:rPr>
-        <w:t xml:space="preserve"> = </w:t>
-      </w:r>
-      <w:proofErr w:type="spellStart"/>
-      <w:r>
-        <w:rPr>
-          <w:b/>
-          <w:bCs/>
-          <w:color w:val="D86DCB" w:themeColor="accent5" w:themeTint="99"/>
-          <w:sz w:val="36"/>
-          <w:szCs w:val="36"/>
-        </w:rPr>
-        <w:t>stu_info.pop</w:t>
-      </w:r>
-      <w:proofErr w:type="spellEnd"/>
-      <w:r>
-        <w:rPr>
-          <w:b/>
-          <w:bCs/>
-          <w:color w:val="D86DCB" w:themeColor="accent5" w:themeTint="99"/>
-          <w:sz w:val="36"/>
-          <w:szCs w:val="36"/>
-        </w:rPr>
-        <w:t>('name')</w:t>
-      </w:r>
-    </w:p>
-    <w:p>
-      <w:pPr>
-        <w:jc w:val="both"/>
-        <w:rPr>
-          <w:b/>
-          <w:bCs/>
-          <w:color w:val="D86DCB" w:themeColor="accent5" w:themeTint="99"/>
-          <w:sz w:val="36"/>
-          <w:szCs w:val="36"/>
-        </w:rPr>
-      </w:pPr>
-      <w:r>
-        <w:rPr>
-          <w:b/>
-          <w:bCs/>
-          <w:color w:val="D86DCB" w:themeColor="accent5" w:themeTint="99"/>
-          <w:sz w:val="36"/>
-          <w:szCs w:val="36"/>
-        </w:rPr>
         <w:t>print(</w:t>
       </w:r>
       <w:proofErr w:type="spellStart"/>
@@ -21015,7 +21483,6 @@
           <w:sz w:val="36"/>
           <w:szCs w:val="36"/>
         </w:rPr>
-        <w:lastRenderedPageBreak/>
         <w:t>print(</w:t>
       </w:r>
       <w:proofErr w:type="spellStart"/>
@@ -21184,6 +21651,7 @@
           <w:sz w:val="36"/>
           <w:szCs w:val="36"/>
         </w:rPr>
+        <w:lastRenderedPageBreak/>
         <w:t>print(</w:t>
       </w:r>
       <w:proofErr w:type="spellStart"/>
@@ -21946,7 +22414,6 @@
           <w:sz w:val="36"/>
           <w:szCs w:val="36"/>
         </w:rPr>
-        <w:lastRenderedPageBreak/>
         <w:t>.values</w:t>
       </w:r>
       <w:proofErr w:type="gramEnd"/>
@@ -22054,6 +22521,7 @@
           <w:sz w:val="36"/>
           <w:szCs w:val="36"/>
         </w:rPr>
+        <w:lastRenderedPageBreak/>
         <w:t>Error Handling:</w:t>
       </w:r>
     </w:p>
@@ -22589,55 +23057,55 @@
           <w:sz w:val="36"/>
           <w:szCs w:val="36"/>
         </w:rPr>
+        <w:t>finally:</w:t>
+      </w:r>
+    </w:p>
+    <w:p>
+      <w:pPr>
+        <w:jc w:val="both"/>
+        <w:rPr>
+          <w:b/>
+          <w:bCs/>
+          <w:color w:val="D86DCB" w:themeColor="accent5" w:themeTint="99"/>
+          <w:sz w:val="36"/>
+          <w:szCs w:val="36"/>
+        </w:rPr>
+      </w:pPr>
+      <w:r>
+        <w:rPr>
+          <w:b/>
+          <w:bCs/>
+          <w:color w:val="D86DCB" w:themeColor="accent5" w:themeTint="99"/>
+          <w:sz w:val="36"/>
+          <w:szCs w:val="36"/>
+        </w:rPr>
+        <w:t xml:space="preserve">    print(n) # hi - Invalid Input</w:t>
+      </w:r>
+      <w:r>
+        <w:rPr>
+          <w:b/>
+          <w:bCs/>
+          <w:color w:val="D86DCB" w:themeColor="accent5" w:themeTint="99"/>
+          <w:sz w:val="36"/>
+          <w:szCs w:val="36"/>
+        </w:rPr>
+        <w:t xml:space="preserve"> 0</w:t>
+      </w:r>
+    </w:p>
+    <w:p>
+      <w:pPr>
+        <w:jc w:val="both"/>
+        <w:rPr>
+          <w:sz w:val="36"/>
+          <w:szCs w:val="36"/>
+        </w:rPr>
+      </w:pPr>
+      <w:r>
+        <w:rPr>
+          <w:sz w:val="36"/>
+          <w:szCs w:val="36"/>
+        </w:rPr>
         <w:lastRenderedPageBreak/>
-        <w:t>finally:</w:t>
-      </w:r>
-    </w:p>
-    <w:p>
-      <w:pPr>
-        <w:jc w:val="both"/>
-        <w:rPr>
-          <w:b/>
-          <w:bCs/>
-          <w:color w:val="D86DCB" w:themeColor="accent5" w:themeTint="99"/>
-          <w:sz w:val="36"/>
-          <w:szCs w:val="36"/>
-        </w:rPr>
-      </w:pPr>
-      <w:r>
-        <w:rPr>
-          <w:b/>
-          <w:bCs/>
-          <w:color w:val="D86DCB" w:themeColor="accent5" w:themeTint="99"/>
-          <w:sz w:val="36"/>
-          <w:szCs w:val="36"/>
-        </w:rPr>
-        <w:t xml:space="preserve">    print(n) # hi - Invalid Input</w:t>
-      </w:r>
-      <w:r>
-        <w:rPr>
-          <w:b/>
-          <w:bCs/>
-          <w:color w:val="D86DCB" w:themeColor="accent5" w:themeTint="99"/>
-          <w:sz w:val="36"/>
-          <w:szCs w:val="36"/>
-        </w:rPr>
-        <w:t xml:space="preserve"> 0</w:t>
-      </w:r>
-    </w:p>
-    <w:p>
-      <w:pPr>
-        <w:jc w:val="both"/>
-        <w:rPr>
-          <w:sz w:val="36"/>
-          <w:szCs w:val="36"/>
-        </w:rPr>
-      </w:pPr>
-      <w:r>
-        <w:rPr>
-          <w:sz w:val="36"/>
-          <w:szCs w:val="36"/>
-        </w:rPr>
         <w:t xml:space="preserve"># We can use this to handle error in loop if </w:t>
       </w:r>
       <w:r>
@@ -23195,29 +23663,29 @@
           <w:sz w:val="36"/>
           <w:szCs w:val="36"/>
         </w:rPr>
+        <w:t># In this pattern, aligns text or strings with multiple variables, with 10 spaces in between</w:t>
+      </w:r>
+    </w:p>
+    <w:p>
+      <w:pPr>
+        <w:jc w:val="both"/>
+        <w:rPr>
+          <w:b/>
+          <w:bCs/>
+          <w:color w:val="D86DCB" w:themeColor="accent5" w:themeTint="99"/>
+          <w:sz w:val="36"/>
+          <w:szCs w:val="36"/>
+        </w:rPr>
+      </w:pPr>
+      <w:r>
+        <w:rPr>
+          <w:b/>
+          <w:bCs/>
+          <w:color w:val="D86DCB" w:themeColor="accent5" w:themeTint="99"/>
+          <w:sz w:val="36"/>
+          <w:szCs w:val="36"/>
+        </w:rPr>
         <w:lastRenderedPageBreak/>
-        <w:t># In this pattern, aligns text or strings with multiple variables, with 10 spaces in between</w:t>
-      </w:r>
-    </w:p>
-    <w:p>
-      <w:pPr>
-        <w:jc w:val="both"/>
-        <w:rPr>
-          <w:b/>
-          <w:bCs/>
-          <w:color w:val="D86DCB" w:themeColor="accent5" w:themeTint="99"/>
-          <w:sz w:val="36"/>
-          <w:szCs w:val="36"/>
-        </w:rPr>
-      </w:pPr>
-      <w:r>
-        <w:rPr>
-          <w:b/>
-          <w:bCs/>
-          <w:color w:val="D86DCB" w:themeColor="accent5" w:themeTint="99"/>
-          <w:sz w:val="36"/>
-          <w:szCs w:val="36"/>
-        </w:rPr>
         <w:t>print(f"{'Key':&lt;{10</w:t>
       </w:r>
       <w:proofErr w:type="gramStart"/>
@@ -23662,6 +24130,7 @@
           <w:sz w:val="36"/>
           <w:szCs w:val="36"/>
         </w:rPr>
+        <w:lastRenderedPageBreak/>
         <w:t xml:space="preserve"># imports </w:t>
       </w:r>
       <w:r>
@@ -24446,7 +24915,6 @@
           <w:sz w:val="36"/>
           <w:szCs w:val="36"/>
         </w:rPr>
-        <w:lastRenderedPageBreak/>
         <w:t>myList</w:t>
       </w:r>
       <w:proofErr w:type="spellEnd"/>
@@ -24550,6 +25018,7 @@
           <w:sz w:val="36"/>
           <w:szCs w:val="36"/>
         </w:rPr>
+        <w:lastRenderedPageBreak/>
         <w:t>print(x) # [2, 1, 2]</w:t>
       </w:r>
     </w:p>
@@ -25346,7 +25815,6 @@
           <w:sz w:val="36"/>
           <w:szCs w:val="36"/>
         </w:rPr>
-        <w:lastRenderedPageBreak/>
         <w:t>y = 2</w:t>
       </w:r>
     </w:p>
@@ -25427,6 +25895,7 @@
           <w:sz w:val="36"/>
           <w:szCs w:val="36"/>
         </w:rPr>
+        <w:lastRenderedPageBreak/>
         <w:t>print(x) # 16.0</w:t>
       </w:r>
     </w:p>
@@ -26130,25 +26599,25 @@
           <w:sz w:val="36"/>
           <w:szCs w:val="36"/>
         </w:rPr>
+        <w:t>print(n) # 2024-10-13 13:44:40</w:t>
+      </w:r>
+    </w:p>
+    <w:p>
+      <w:pPr>
+        <w:spacing w:line="240" w:lineRule="auto"/>
+        <w:jc w:val="both"/>
+        <w:rPr>
+          <w:sz w:val="36"/>
+          <w:szCs w:val="36"/>
+        </w:rPr>
+      </w:pPr>
+      <w:proofErr w:type="gramStart"/>
+      <w:r>
+        <w:rPr>
+          <w:sz w:val="36"/>
+          <w:szCs w:val="36"/>
+        </w:rPr>
         <w:lastRenderedPageBreak/>
-        <w:t>print(n) # 2024-10-13 13:44:40</w:t>
-      </w:r>
-    </w:p>
-    <w:p>
-      <w:pPr>
-        <w:spacing w:line="240" w:lineRule="auto"/>
-        <w:jc w:val="both"/>
-        <w:rPr>
-          <w:sz w:val="36"/>
-          <w:szCs w:val="36"/>
-        </w:rPr>
-      </w:pPr>
-      <w:proofErr w:type="gramStart"/>
-      <w:r>
-        <w:rPr>
-          <w:sz w:val="36"/>
-          <w:szCs w:val="36"/>
-        </w:rPr>
         <w:t xml:space="preserve"># </w:t>
       </w:r>
       <w:r>
@@ -27140,7 +27609,6 @@
           <w:sz w:val="36"/>
           <w:szCs w:val="36"/>
         </w:rPr>
-        <w:lastRenderedPageBreak/>
         <w:t xml:space="preserve">print(t) # </w:t>
       </w:r>
       <w:proofErr w:type="spellStart"/>
@@ -27256,6 +27724,7 @@
           <w:sz w:val="36"/>
           <w:szCs w:val="36"/>
         </w:rPr>
+        <w:lastRenderedPageBreak/>
         <w:t xml:space="preserve"># </w:t>
       </w:r>
       <w:proofErr w:type="spellStart"/>
@@ -28175,52 +28644,52 @@
           <w:sz w:val="36"/>
           <w:szCs w:val="36"/>
         </w:rPr>
+        <w:t xml:space="preserve">    print(</w:t>
+      </w:r>
+      <w:proofErr w:type="spellStart"/>
+      <w:r>
+        <w:rPr>
+          <w:b/>
+          <w:bCs/>
+          <w:color w:val="D86DCB" w:themeColor="accent5" w:themeTint="99"/>
+          <w:sz w:val="36"/>
+          <w:szCs w:val="36"/>
+        </w:rPr>
+        <w:t>i</w:t>
+      </w:r>
+      <w:proofErr w:type="spellEnd"/>
+      <w:r>
+        <w:rPr>
+          <w:b/>
+          <w:bCs/>
+          <w:color w:val="D86DCB" w:themeColor="accent5" w:themeTint="99"/>
+          <w:sz w:val="36"/>
+          <w:szCs w:val="36"/>
+        </w:rPr>
+        <w:t>)</w:t>
+      </w:r>
+    </w:p>
+    <w:p>
+      <w:pPr>
+        <w:spacing w:line="240" w:lineRule="auto"/>
+        <w:jc w:val="both"/>
+        <w:rPr>
+          <w:b/>
+          <w:bCs/>
+          <w:color w:val="D86DCB" w:themeColor="accent5" w:themeTint="99"/>
+          <w:sz w:val="36"/>
+          <w:szCs w:val="36"/>
+        </w:rPr>
+      </w:pPr>
+      <w:r>
+        <w:rPr>
+          <w:b/>
+          <w:bCs/>
+          <w:color w:val="D86DCB" w:themeColor="accent5" w:themeTint="99"/>
+          <w:sz w:val="36"/>
+          <w:szCs w:val="36"/>
+        </w:rPr>
         <w:lastRenderedPageBreak/>
-        <w:t xml:space="preserve">    print(</w:t>
-      </w:r>
-      <w:proofErr w:type="spellStart"/>
-      <w:r>
-        <w:rPr>
-          <w:b/>
-          <w:bCs/>
-          <w:color w:val="D86DCB" w:themeColor="accent5" w:themeTint="99"/>
-          <w:sz w:val="36"/>
-          <w:szCs w:val="36"/>
-        </w:rPr>
-        <w:t>i</w:t>
-      </w:r>
-      <w:proofErr w:type="spellEnd"/>
-      <w:r>
-        <w:rPr>
-          <w:b/>
-          <w:bCs/>
-          <w:color w:val="D86DCB" w:themeColor="accent5" w:themeTint="99"/>
-          <w:sz w:val="36"/>
-          <w:szCs w:val="36"/>
-        </w:rPr>
-        <w:t>)</w:t>
-      </w:r>
-    </w:p>
-    <w:p>
-      <w:pPr>
-        <w:spacing w:line="240" w:lineRule="auto"/>
-        <w:jc w:val="both"/>
-        <w:rPr>
-          <w:b/>
-          <w:bCs/>
-          <w:color w:val="D86DCB" w:themeColor="accent5" w:themeTint="99"/>
-          <w:sz w:val="36"/>
-          <w:szCs w:val="36"/>
-        </w:rPr>
-      </w:pPr>
-      <w:r>
-        <w:rPr>
-          <w:b/>
-          <w:bCs/>
-          <w:color w:val="D86DCB" w:themeColor="accent5" w:themeTint="99"/>
-          <w:sz w:val="36"/>
-          <w:szCs w:val="36"/>
-        </w:rPr>
         <w:t xml:space="preserve">    </w:t>
       </w:r>
       <w:proofErr w:type="spellStart"/>

--- a/python/python1_programming_language.docx
+++ b/python/python1_programming_language.docx
@@ -2604,6 +2604,342 @@
           <w:sz w:val="36"/>
           <w:szCs w:val="36"/>
         </w:rPr>
+        <w:t>main method in Python:</w:t>
+      </w:r>
+    </w:p>
+    <w:p>
+      <w:pPr>
+        <w:jc w:val="both"/>
+        <w:rPr>
+          <w:sz w:val="36"/>
+          <w:szCs w:val="36"/>
+        </w:rPr>
+      </w:pPr>
+      <w:r>
+        <w:rPr>
+          <w:sz w:val="36"/>
+          <w:szCs w:val="36"/>
+        </w:rPr>
+        <w:t xml:space="preserve"># By writing </w:t>
+      </w:r>
+      <w:r>
+        <w:rPr>
+          <w:b/>
+          <w:bCs/>
+          <w:sz w:val="36"/>
+          <w:szCs w:val="36"/>
+        </w:rPr>
+        <w:t>if _</w:t>
+      </w:r>
+      <w:r>
+        <w:rPr>
+          <w:b/>
+          <w:bCs/>
+          <w:sz w:val="36"/>
+          <w:szCs w:val="36"/>
+        </w:rPr>
+        <w:t xml:space="preserve"> </w:t>
+      </w:r>
+      <w:r>
+        <w:rPr>
+          <w:b/>
+          <w:bCs/>
+          <w:sz w:val="36"/>
+          <w:szCs w:val="36"/>
+        </w:rPr>
+        <w:t>_name_</w:t>
+      </w:r>
+      <w:r>
+        <w:rPr>
+          <w:b/>
+          <w:bCs/>
+          <w:sz w:val="36"/>
+          <w:szCs w:val="36"/>
+        </w:rPr>
+        <w:t xml:space="preserve"> </w:t>
+      </w:r>
+      <w:r>
+        <w:rPr>
+          <w:b/>
+          <w:bCs/>
+          <w:sz w:val="36"/>
+          <w:szCs w:val="36"/>
+        </w:rPr>
+        <w:t>_ == “_</w:t>
+      </w:r>
+      <w:r>
+        <w:rPr>
+          <w:b/>
+          <w:bCs/>
+          <w:sz w:val="36"/>
+          <w:szCs w:val="36"/>
+        </w:rPr>
+        <w:t xml:space="preserve"> </w:t>
+      </w:r>
+      <w:r>
+        <w:rPr>
+          <w:b/>
+          <w:bCs/>
+          <w:sz w:val="36"/>
+          <w:szCs w:val="36"/>
+        </w:rPr>
+        <w:t>_main_</w:t>
+      </w:r>
+      <w:r>
+        <w:rPr>
+          <w:b/>
+          <w:bCs/>
+          <w:sz w:val="36"/>
+          <w:szCs w:val="36"/>
+        </w:rPr>
+        <w:t xml:space="preserve"> </w:t>
+      </w:r>
+      <w:r>
+        <w:rPr>
+          <w:b/>
+          <w:bCs/>
+          <w:sz w:val="36"/>
+          <w:szCs w:val="36"/>
+        </w:rPr>
+        <w:t>_”</w:t>
+      </w:r>
+      <w:r>
+        <w:rPr>
+          <w:sz w:val="36"/>
+          <w:szCs w:val="36"/>
+        </w:rPr>
+        <w:t xml:space="preserve"> we can create a main function like </w:t>
+      </w:r>
+      <w:r>
+        <w:rPr>
+          <w:b/>
+          <w:bCs/>
+          <w:sz w:val="36"/>
+          <w:szCs w:val="36"/>
+        </w:rPr>
+        <w:t>C</w:t>
+      </w:r>
+      <w:r>
+        <w:rPr>
+          <w:sz w:val="36"/>
+          <w:szCs w:val="36"/>
+        </w:rPr>
+        <w:t>/</w:t>
+      </w:r>
+      <w:r>
+        <w:rPr>
+          <w:b/>
+          <w:bCs/>
+          <w:sz w:val="36"/>
+          <w:szCs w:val="36"/>
+        </w:rPr>
+        <w:t>C++</w:t>
+      </w:r>
+    </w:p>
+    <w:p>
+      <w:pPr>
+        <w:jc w:val="both"/>
+        <w:rPr>
+          <w:b/>
+          <w:bCs/>
+          <w:color w:val="D86DCB" w:themeColor="accent5" w:themeTint="99"/>
+          <w:sz w:val="36"/>
+          <w:szCs w:val="36"/>
+        </w:rPr>
+      </w:pPr>
+      <w:r>
+        <w:rPr>
+          <w:b/>
+          <w:bCs/>
+          <w:color w:val="D86DCB" w:themeColor="accent5" w:themeTint="99"/>
+          <w:sz w:val="36"/>
+          <w:szCs w:val="36"/>
+        </w:rPr>
+        <w:t xml:space="preserve">def </w:t>
+      </w:r>
+      <w:proofErr w:type="gramStart"/>
+      <w:r>
+        <w:rPr>
+          <w:b/>
+          <w:bCs/>
+          <w:color w:val="D86DCB" w:themeColor="accent5" w:themeTint="99"/>
+          <w:sz w:val="36"/>
+          <w:szCs w:val="36"/>
+        </w:rPr>
+        <w:t>main(</w:t>
+      </w:r>
+      <w:proofErr w:type="gramEnd"/>
+      <w:r>
+        <w:rPr>
+          <w:b/>
+          <w:bCs/>
+          <w:color w:val="D86DCB" w:themeColor="accent5" w:themeTint="99"/>
+          <w:sz w:val="36"/>
+          <w:szCs w:val="36"/>
+        </w:rPr>
+        <w:t>):</w:t>
+      </w:r>
+    </w:p>
+    <w:p>
+      <w:pPr>
+        <w:jc w:val="both"/>
+        <w:rPr>
+          <w:b/>
+          <w:bCs/>
+          <w:color w:val="D86DCB" w:themeColor="accent5" w:themeTint="99"/>
+          <w:sz w:val="36"/>
+          <w:szCs w:val="36"/>
+        </w:rPr>
+      </w:pPr>
+      <w:r>
+        <w:rPr>
+          <w:b/>
+          <w:bCs/>
+          <w:color w:val="D86DCB" w:themeColor="accent5" w:themeTint="99"/>
+          <w:sz w:val="36"/>
+          <w:szCs w:val="36"/>
+        </w:rPr>
+        <w:t xml:space="preserve">    x, y = 20 + 10, 20 - 10</w:t>
+      </w:r>
+    </w:p>
+    <w:p>
+      <w:pPr>
+        <w:jc w:val="both"/>
+        <w:rPr>
+          <w:b/>
+          <w:bCs/>
+          <w:color w:val="D86DCB" w:themeColor="accent5" w:themeTint="99"/>
+          <w:sz w:val="36"/>
+          <w:szCs w:val="36"/>
+        </w:rPr>
+      </w:pPr>
+      <w:r>
+        <w:rPr>
+          <w:b/>
+          <w:bCs/>
+          <w:color w:val="D86DCB" w:themeColor="accent5" w:themeTint="99"/>
+          <w:sz w:val="36"/>
+          <w:szCs w:val="36"/>
+        </w:rPr>
+        <w:t xml:space="preserve">    print(</w:t>
+      </w:r>
+      <w:proofErr w:type="spellStart"/>
+      <w:proofErr w:type="gramStart"/>
+      <w:r>
+        <w:rPr>
+          <w:b/>
+          <w:bCs/>
+          <w:color w:val="D86DCB" w:themeColor="accent5" w:themeTint="99"/>
+          <w:sz w:val="36"/>
+          <w:szCs w:val="36"/>
+        </w:rPr>
+        <w:t>x,y</w:t>
+      </w:r>
+      <w:proofErr w:type="spellEnd"/>
+      <w:proofErr w:type="gramEnd"/>
+      <w:r>
+        <w:rPr>
+          <w:b/>
+          <w:bCs/>
+          <w:color w:val="D86DCB" w:themeColor="accent5" w:themeTint="99"/>
+          <w:sz w:val="36"/>
+          <w:szCs w:val="36"/>
+        </w:rPr>
+        <w:t>)</w:t>
+      </w:r>
+    </w:p>
+    <w:p>
+      <w:pPr>
+        <w:jc w:val="both"/>
+        <w:rPr>
+          <w:b/>
+          <w:bCs/>
+          <w:color w:val="D86DCB" w:themeColor="accent5" w:themeTint="99"/>
+          <w:sz w:val="36"/>
+          <w:szCs w:val="36"/>
+        </w:rPr>
+      </w:pPr>
+      <w:r>
+        <w:rPr>
+          <w:b/>
+          <w:bCs/>
+          <w:color w:val="D86DCB" w:themeColor="accent5" w:themeTint="99"/>
+          <w:sz w:val="36"/>
+          <w:szCs w:val="36"/>
+        </w:rPr>
+        <w:t>if __name__ == "__main__":</w:t>
+      </w:r>
+    </w:p>
+    <w:p>
+      <w:pPr>
+        <w:jc w:val="both"/>
+        <w:rPr>
+          <w:b/>
+          <w:bCs/>
+          <w:color w:val="D86DCB" w:themeColor="accent5" w:themeTint="99"/>
+          <w:sz w:val="36"/>
+          <w:szCs w:val="36"/>
+        </w:rPr>
+      </w:pPr>
+      <w:r>
+        <w:rPr>
+          <w:b/>
+          <w:bCs/>
+          <w:color w:val="D86DCB" w:themeColor="accent5" w:themeTint="99"/>
+          <w:sz w:val="36"/>
+          <w:szCs w:val="36"/>
+        </w:rPr>
+        <w:t xml:space="preserve">    </w:t>
+      </w:r>
+      <w:proofErr w:type="gramStart"/>
+      <w:r>
+        <w:rPr>
+          <w:b/>
+          <w:bCs/>
+          <w:color w:val="D86DCB" w:themeColor="accent5" w:themeTint="99"/>
+          <w:sz w:val="36"/>
+          <w:szCs w:val="36"/>
+        </w:rPr>
+        <w:t>main(</w:t>
+      </w:r>
+      <w:proofErr w:type="gramEnd"/>
+      <w:r>
+        <w:rPr>
+          <w:b/>
+          <w:bCs/>
+          <w:color w:val="D86DCB" w:themeColor="accent5" w:themeTint="99"/>
+          <w:sz w:val="36"/>
+          <w:szCs w:val="36"/>
+        </w:rPr>
+        <w:t>)</w:t>
+      </w:r>
+    </w:p>
+    <w:p>
+      <w:pPr>
+        <w:jc w:val="both"/>
+        <w:rPr>
+          <w:sz w:val="36"/>
+          <w:szCs w:val="36"/>
+        </w:rPr>
+      </w:pPr>
+    </w:p>
+    <w:p>
+      <w:pPr>
+        <w:jc w:val="both"/>
+        <w:rPr>
+          <w:b/>
+          <w:bCs/>
+          <w:sz w:val="36"/>
+          <w:szCs w:val="36"/>
+        </w:rPr>
+      </w:pPr>
+      <w:r>
+        <w:rPr>
+          <w:b/>
+          <w:bCs/>
+          <w:sz w:val="36"/>
+          <w:szCs w:val="36"/>
+        </w:rPr>
         <w:t>Converting Data types:</w:t>
       </w:r>
     </w:p>
@@ -2745,6 +3081,7 @@
           <w:sz w:val="36"/>
           <w:szCs w:val="36"/>
         </w:rPr>
+        <w:lastRenderedPageBreak/>
         <w:t>converted1 = int(var1)</w:t>
       </w:r>
     </w:p>
@@ -2900,7 +3237,6 @@
           <w:sz w:val="36"/>
           <w:szCs w:val="36"/>
         </w:rPr>
-        <w:lastRenderedPageBreak/>
         <w:t># Multiple variables can be assigned using coma but the values need to be ordered like variables</w:t>
       </w:r>
     </w:p>
@@ -3123,6 +3459,7 @@
           <w:sz w:val="36"/>
           <w:szCs w:val="36"/>
         </w:rPr>
+        <w:lastRenderedPageBreak/>
         <w:t>Math</w:t>
       </w:r>
       <w:r>
@@ -3722,15 +4059,7 @@
           <w:sz w:val="36"/>
           <w:szCs w:val="36"/>
         </w:rPr>
-        <w:t xml:space="preserve">, it </w:t>
-      </w:r>
-      <w:r>
-        <w:rPr>
-          <w:sz w:val="36"/>
-          <w:szCs w:val="36"/>
-        </w:rPr>
-        <w:lastRenderedPageBreak/>
-        <w:t xml:space="preserve">will be a string </w:t>
+        <w:t xml:space="preserve">, it will be a string </w:t>
       </w:r>
       <w:r>
         <w:rPr>
@@ -4351,7 +4680,6 @@
           <w:sz w:val="36"/>
           <w:szCs w:val="36"/>
         </w:rPr>
-        <w:lastRenderedPageBreak/>
         <w:t>else:</w:t>
       </w:r>
     </w:p>
@@ -4891,7 +5219,6 @@
           <w:sz w:val="36"/>
           <w:szCs w:val="36"/>
         </w:rPr>
-        <w:lastRenderedPageBreak/>
         <w:t xml:space="preserve"># </w:t>
       </w:r>
       <w:r>
@@ -5248,6 +5575,7 @@
           <w:sz w:val="36"/>
           <w:szCs w:val="36"/>
         </w:rPr>
+        <w:lastRenderedPageBreak/>
         <w:t>100</w:t>
       </w:r>
       <w:r>
@@ -5481,7 +5809,6 @@
           <w:sz w:val="36"/>
           <w:szCs w:val="36"/>
         </w:rPr>
-        <w:lastRenderedPageBreak/>
         <w:t xml:space="preserve"># Imports </w:t>
       </w:r>
       <w:r>
@@ -6249,6 +6576,7 @@
           <w:sz w:val="36"/>
           <w:szCs w:val="36"/>
         </w:rPr>
+        <w:lastRenderedPageBreak/>
         <w:t>print(</w:t>
       </w:r>
       <w:proofErr w:type="spellStart"/>
@@ -6486,6 +6814,384 @@
           <w:sz w:val="36"/>
           <w:szCs w:val="36"/>
         </w:rPr>
+        <w:t>print(</w:t>
+      </w:r>
+      <w:proofErr w:type="gramStart"/>
+      <w:r>
+        <w:rPr>
+          <w:b/>
+          <w:bCs/>
+          <w:color w:val="D86DCB" w:themeColor="accent5" w:themeTint="99"/>
+          <w:sz w:val="36"/>
+          <w:szCs w:val="36"/>
+        </w:rPr>
+        <w:t>var[</w:t>
+      </w:r>
+      <w:proofErr w:type="gramEnd"/>
+      <w:r>
+        <w:rPr>
+          <w:b/>
+          <w:bCs/>
+          <w:color w:val="D86DCB" w:themeColor="accent5" w:themeTint="99"/>
+          <w:sz w:val="36"/>
+          <w:szCs w:val="36"/>
+        </w:rPr>
+        <w:t>6:11])</w:t>
+      </w:r>
+    </w:p>
+    <w:p>
+      <w:pPr>
+        <w:jc w:val="both"/>
+        <w:rPr>
+          <w:sz w:val="36"/>
+          <w:szCs w:val="36"/>
+        </w:rPr>
+      </w:pPr>
+      <w:r>
+        <w:rPr>
+          <w:sz w:val="36"/>
+          <w:szCs w:val="36"/>
+        </w:rPr>
+        <w:t xml:space="preserve"># Not specifying the start, it automatically starts from </w:t>
+      </w:r>
+      <w:r>
+        <w:rPr>
+          <w:b/>
+          <w:bCs/>
+          <w:sz w:val="36"/>
+          <w:szCs w:val="36"/>
+        </w:rPr>
+        <w:t xml:space="preserve">0 </w:t>
+      </w:r>
+      <w:r>
+        <w:rPr>
+          <w:sz w:val="36"/>
+          <w:szCs w:val="36"/>
+        </w:rPr>
+        <w:t>index and prints till end. Also not specifying the end, finishes printing till the last element after start index.</w:t>
+      </w:r>
+    </w:p>
+    <w:p>
+      <w:pPr>
+        <w:jc w:val="both"/>
+        <w:rPr>
+          <w:b/>
+          <w:bCs/>
+          <w:color w:val="D86DCB" w:themeColor="accent5" w:themeTint="99"/>
+          <w:sz w:val="36"/>
+          <w:szCs w:val="36"/>
+        </w:rPr>
+      </w:pPr>
+      <w:r>
+        <w:rPr>
+          <w:b/>
+          <w:bCs/>
+          <w:color w:val="D86DCB" w:themeColor="accent5" w:themeTint="99"/>
+          <w:sz w:val="36"/>
+          <w:szCs w:val="36"/>
+        </w:rPr>
+        <w:t>print(</w:t>
+      </w:r>
+      <w:proofErr w:type="gramStart"/>
+      <w:r>
+        <w:rPr>
+          <w:b/>
+          <w:bCs/>
+          <w:color w:val="D86DCB" w:themeColor="accent5" w:themeTint="99"/>
+          <w:sz w:val="36"/>
+          <w:szCs w:val="36"/>
+        </w:rPr>
+        <w:t>var[</w:t>
+      </w:r>
+      <w:proofErr w:type="gramEnd"/>
+      <w:r>
+        <w:rPr>
+          <w:b/>
+          <w:bCs/>
+          <w:color w:val="D86DCB" w:themeColor="accent5" w:themeTint="99"/>
+          <w:sz w:val="36"/>
+          <w:szCs w:val="36"/>
+        </w:rPr>
+        <w:t>:8])</w:t>
+      </w:r>
+    </w:p>
+    <w:p>
+      <w:pPr>
+        <w:jc w:val="both"/>
+        <w:rPr>
+          <w:b/>
+          <w:bCs/>
+          <w:color w:val="D86DCB" w:themeColor="accent5" w:themeTint="99"/>
+          <w:sz w:val="36"/>
+          <w:szCs w:val="36"/>
+        </w:rPr>
+      </w:pPr>
+      <w:r>
+        <w:rPr>
+          <w:b/>
+          <w:bCs/>
+          <w:color w:val="D86DCB" w:themeColor="accent5" w:themeTint="99"/>
+          <w:sz w:val="36"/>
+          <w:szCs w:val="36"/>
+        </w:rPr>
+        <w:t>print(</w:t>
+      </w:r>
+      <w:proofErr w:type="gramStart"/>
+      <w:r>
+        <w:rPr>
+          <w:b/>
+          <w:bCs/>
+          <w:color w:val="D86DCB" w:themeColor="accent5" w:themeTint="99"/>
+          <w:sz w:val="36"/>
+          <w:szCs w:val="36"/>
+        </w:rPr>
+        <w:t>var[</w:t>
+      </w:r>
+      <w:proofErr w:type="gramEnd"/>
+      <w:r>
+        <w:rPr>
+          <w:b/>
+          <w:bCs/>
+          <w:color w:val="D86DCB" w:themeColor="accent5" w:themeTint="99"/>
+          <w:sz w:val="36"/>
+          <w:szCs w:val="36"/>
+        </w:rPr>
+        <w:t>2:])</w:t>
+      </w:r>
+    </w:p>
+    <w:p>
+      <w:pPr>
+        <w:jc w:val="both"/>
+        <w:rPr>
+          <w:sz w:val="36"/>
+          <w:szCs w:val="36"/>
+        </w:rPr>
+      </w:pPr>
+      <w:r>
+        <w:rPr>
+          <w:sz w:val="36"/>
+          <w:szCs w:val="36"/>
+        </w:rPr>
+        <w:t># Negative indexing. It starts from the -1 and from the last element, increases negative value as it goes to the first element.</w:t>
+      </w:r>
+      <w:r>
+        <w:rPr>
+          <w:sz w:val="36"/>
+          <w:szCs w:val="36"/>
+        </w:rPr>
+        <w:t xml:space="preserve"> By </w:t>
+      </w:r>
+      <w:proofErr w:type="gramStart"/>
+      <w:r>
+        <w:rPr>
+          <w:sz w:val="36"/>
+          <w:szCs w:val="36"/>
+        </w:rPr>
+        <w:t>default</w:t>
+      </w:r>
+      <w:proofErr w:type="gramEnd"/>
+      <w:r>
+        <w:rPr>
+          <w:sz w:val="36"/>
+          <w:szCs w:val="36"/>
+        </w:rPr>
+        <w:t xml:space="preserve"> it prints till the last element.</w:t>
+      </w:r>
+    </w:p>
+    <w:p>
+      <w:pPr>
+        <w:jc w:val="both"/>
+        <w:rPr>
+          <w:sz w:val="36"/>
+          <w:szCs w:val="36"/>
+        </w:rPr>
+      </w:pPr>
+      <w:r>
+        <w:rPr>
+          <w:sz w:val="36"/>
+          <w:szCs w:val="36"/>
+        </w:rPr>
+        <w:t>W   a   t   e   r</w:t>
+      </w:r>
+    </w:p>
+    <w:p>
+      <w:pPr>
+        <w:jc w:val="both"/>
+        <w:rPr>
+          <w:sz w:val="36"/>
+          <w:szCs w:val="36"/>
+        </w:rPr>
+      </w:pPr>
+      <w:r>
+        <w:rPr>
+          <w:sz w:val="36"/>
+          <w:szCs w:val="36"/>
+        </w:rPr>
+        <w:t>-5 -4 -3 -2 -1</w:t>
+      </w:r>
+    </w:p>
+    <w:p>
+      <w:pPr>
+        <w:jc w:val="both"/>
+        <w:rPr>
+          <w:b/>
+          <w:bCs/>
+          <w:color w:val="D86DCB" w:themeColor="accent5" w:themeTint="99"/>
+          <w:sz w:val="36"/>
+          <w:szCs w:val="36"/>
+        </w:rPr>
+      </w:pPr>
+      <w:r>
+        <w:rPr>
+          <w:b/>
+          <w:bCs/>
+          <w:color w:val="D86DCB" w:themeColor="accent5" w:themeTint="99"/>
+          <w:sz w:val="36"/>
+          <w:szCs w:val="36"/>
+        </w:rPr>
+        <w:t>print(</w:t>
+      </w:r>
+      <w:proofErr w:type="gramStart"/>
+      <w:r>
+        <w:rPr>
+          <w:b/>
+          <w:bCs/>
+          <w:color w:val="D86DCB" w:themeColor="accent5" w:themeTint="99"/>
+          <w:sz w:val="36"/>
+          <w:szCs w:val="36"/>
+        </w:rPr>
+        <w:t>var[</w:t>
+      </w:r>
+      <w:proofErr w:type="gramEnd"/>
+      <w:r>
+        <w:rPr>
+          <w:b/>
+          <w:bCs/>
+          <w:color w:val="D86DCB" w:themeColor="accent5" w:themeTint="99"/>
+          <w:sz w:val="36"/>
+          <w:szCs w:val="36"/>
+        </w:rPr>
+        <w:t>-4:]) # mark</w:t>
+      </w:r>
+    </w:p>
+    <w:p>
+      <w:pPr>
+        <w:jc w:val="both"/>
+        <w:rPr>
+          <w:sz w:val="36"/>
+          <w:szCs w:val="36"/>
+        </w:rPr>
+      </w:pPr>
+      <w:r>
+        <w:rPr>
+          <w:sz w:val="36"/>
+          <w:szCs w:val="36"/>
+        </w:rPr>
+        <w:t># In here</w:t>
+      </w:r>
+      <w:r>
+        <w:rPr>
+          <w:b/>
+          <w:bCs/>
+          <w:sz w:val="36"/>
+          <w:szCs w:val="36"/>
+        </w:rPr>
+        <w:t xml:space="preserve"> </w:t>
+      </w:r>
+      <w:proofErr w:type="gramStart"/>
+      <w:r>
+        <w:rPr>
+          <w:b/>
+          <w:bCs/>
+          <w:sz w:val="36"/>
+          <w:szCs w:val="36"/>
+        </w:rPr>
+        <w:t>[ :</w:t>
+      </w:r>
+      <w:proofErr w:type="gramEnd"/>
+      <w:r>
+        <w:rPr>
+          <w:b/>
+          <w:bCs/>
+          <w:sz w:val="36"/>
+          <w:szCs w:val="36"/>
+        </w:rPr>
+        <w:t xml:space="preserve"> : 2]</w:t>
+      </w:r>
+      <w:r>
+        <w:rPr>
+          <w:sz w:val="36"/>
+          <w:szCs w:val="36"/>
+        </w:rPr>
+        <w:t xml:space="preserve"> is step it means after printing an element next one is skipped (counts as 1), </w:t>
+      </w:r>
+      <w:r>
+        <w:rPr>
+          <w:b/>
+          <w:bCs/>
+          <w:sz w:val="36"/>
+          <w:szCs w:val="36"/>
+        </w:rPr>
+        <w:t>3</w:t>
+      </w:r>
+      <w:r>
+        <w:rPr>
+          <w:sz w:val="36"/>
+          <w:szCs w:val="36"/>
+        </w:rPr>
+        <w:t xml:space="preserve"> means skipping by </w:t>
+      </w:r>
+      <w:r>
+        <w:rPr>
+          <w:b/>
+          <w:bCs/>
+          <w:sz w:val="36"/>
+          <w:szCs w:val="36"/>
+        </w:rPr>
+        <w:t>2</w:t>
+      </w:r>
+    </w:p>
+    <w:p>
+      <w:pPr>
+        <w:jc w:val="both"/>
+        <w:rPr>
+          <w:b/>
+          <w:bCs/>
+          <w:color w:val="D86DCB" w:themeColor="accent5" w:themeTint="99"/>
+          <w:sz w:val="36"/>
+          <w:szCs w:val="36"/>
+        </w:rPr>
+      </w:pPr>
+      <w:r>
+        <w:rPr>
+          <w:b/>
+          <w:bCs/>
+          <w:color w:val="D86DCB" w:themeColor="accent5" w:themeTint="99"/>
+          <w:sz w:val="36"/>
+          <w:szCs w:val="36"/>
+        </w:rPr>
+        <w:t>var = 'Amazing'</w:t>
+      </w:r>
+    </w:p>
+    <w:p>
+      <w:pPr>
+        <w:jc w:val="both"/>
+        <w:rPr>
+          <w:b/>
+          <w:bCs/>
+          <w:color w:val="D86DCB" w:themeColor="accent5" w:themeTint="99"/>
+          <w:sz w:val="36"/>
+          <w:szCs w:val="36"/>
+        </w:rPr>
+      </w:pPr>
+      <w:r>
+        <w:rPr>
+          <w:b/>
+          <w:bCs/>
+          <w:color w:val="D86DCB" w:themeColor="accent5" w:themeTint="99"/>
+          <w:sz w:val="36"/>
+          <w:szCs w:val="36"/>
+        </w:rPr>
         <w:lastRenderedPageBreak/>
         <w:t>print(</w:t>
       </w:r>
@@ -6509,384 +7215,6 @@
           <w:sz w:val="36"/>
           <w:szCs w:val="36"/>
         </w:rPr>
-        <w:t>6:11])</w:t>
-      </w:r>
-    </w:p>
-    <w:p>
-      <w:pPr>
-        <w:jc w:val="both"/>
-        <w:rPr>
-          <w:sz w:val="36"/>
-          <w:szCs w:val="36"/>
-        </w:rPr>
-      </w:pPr>
-      <w:r>
-        <w:rPr>
-          <w:sz w:val="36"/>
-          <w:szCs w:val="36"/>
-        </w:rPr>
-        <w:t xml:space="preserve"># Not specifying the start, it automatically starts from </w:t>
-      </w:r>
-      <w:r>
-        <w:rPr>
-          <w:b/>
-          <w:bCs/>
-          <w:sz w:val="36"/>
-          <w:szCs w:val="36"/>
-        </w:rPr>
-        <w:t xml:space="preserve">0 </w:t>
-      </w:r>
-      <w:r>
-        <w:rPr>
-          <w:sz w:val="36"/>
-          <w:szCs w:val="36"/>
-        </w:rPr>
-        <w:t>index and prints till end. Also not specifying the end, finishes printing till the last element after start index.</w:t>
-      </w:r>
-    </w:p>
-    <w:p>
-      <w:pPr>
-        <w:jc w:val="both"/>
-        <w:rPr>
-          <w:b/>
-          <w:bCs/>
-          <w:color w:val="D86DCB" w:themeColor="accent5" w:themeTint="99"/>
-          <w:sz w:val="36"/>
-          <w:szCs w:val="36"/>
-        </w:rPr>
-      </w:pPr>
-      <w:r>
-        <w:rPr>
-          <w:b/>
-          <w:bCs/>
-          <w:color w:val="D86DCB" w:themeColor="accent5" w:themeTint="99"/>
-          <w:sz w:val="36"/>
-          <w:szCs w:val="36"/>
-        </w:rPr>
-        <w:t>print(</w:t>
-      </w:r>
-      <w:proofErr w:type="gramStart"/>
-      <w:r>
-        <w:rPr>
-          <w:b/>
-          <w:bCs/>
-          <w:color w:val="D86DCB" w:themeColor="accent5" w:themeTint="99"/>
-          <w:sz w:val="36"/>
-          <w:szCs w:val="36"/>
-        </w:rPr>
-        <w:t>var[</w:t>
-      </w:r>
-      <w:proofErr w:type="gramEnd"/>
-      <w:r>
-        <w:rPr>
-          <w:b/>
-          <w:bCs/>
-          <w:color w:val="D86DCB" w:themeColor="accent5" w:themeTint="99"/>
-          <w:sz w:val="36"/>
-          <w:szCs w:val="36"/>
-        </w:rPr>
-        <w:t>:8])</w:t>
-      </w:r>
-    </w:p>
-    <w:p>
-      <w:pPr>
-        <w:jc w:val="both"/>
-        <w:rPr>
-          <w:b/>
-          <w:bCs/>
-          <w:color w:val="D86DCB" w:themeColor="accent5" w:themeTint="99"/>
-          <w:sz w:val="36"/>
-          <w:szCs w:val="36"/>
-        </w:rPr>
-      </w:pPr>
-      <w:r>
-        <w:rPr>
-          <w:b/>
-          <w:bCs/>
-          <w:color w:val="D86DCB" w:themeColor="accent5" w:themeTint="99"/>
-          <w:sz w:val="36"/>
-          <w:szCs w:val="36"/>
-        </w:rPr>
-        <w:t>print(</w:t>
-      </w:r>
-      <w:proofErr w:type="gramStart"/>
-      <w:r>
-        <w:rPr>
-          <w:b/>
-          <w:bCs/>
-          <w:color w:val="D86DCB" w:themeColor="accent5" w:themeTint="99"/>
-          <w:sz w:val="36"/>
-          <w:szCs w:val="36"/>
-        </w:rPr>
-        <w:t>var[</w:t>
-      </w:r>
-      <w:proofErr w:type="gramEnd"/>
-      <w:r>
-        <w:rPr>
-          <w:b/>
-          <w:bCs/>
-          <w:color w:val="D86DCB" w:themeColor="accent5" w:themeTint="99"/>
-          <w:sz w:val="36"/>
-          <w:szCs w:val="36"/>
-        </w:rPr>
-        <w:t>2:])</w:t>
-      </w:r>
-    </w:p>
-    <w:p>
-      <w:pPr>
-        <w:jc w:val="both"/>
-        <w:rPr>
-          <w:sz w:val="36"/>
-          <w:szCs w:val="36"/>
-        </w:rPr>
-      </w:pPr>
-      <w:r>
-        <w:rPr>
-          <w:sz w:val="36"/>
-          <w:szCs w:val="36"/>
-        </w:rPr>
-        <w:t># Negative indexing. It starts from the -1 and from the last element, increases negative value as it goes to the first element.</w:t>
-      </w:r>
-      <w:r>
-        <w:rPr>
-          <w:sz w:val="36"/>
-          <w:szCs w:val="36"/>
-        </w:rPr>
-        <w:t xml:space="preserve"> By </w:t>
-      </w:r>
-      <w:proofErr w:type="gramStart"/>
-      <w:r>
-        <w:rPr>
-          <w:sz w:val="36"/>
-          <w:szCs w:val="36"/>
-        </w:rPr>
-        <w:t>default</w:t>
-      </w:r>
-      <w:proofErr w:type="gramEnd"/>
-      <w:r>
-        <w:rPr>
-          <w:sz w:val="36"/>
-          <w:szCs w:val="36"/>
-        </w:rPr>
-        <w:t xml:space="preserve"> it prints till the last element.</w:t>
-      </w:r>
-    </w:p>
-    <w:p>
-      <w:pPr>
-        <w:jc w:val="both"/>
-        <w:rPr>
-          <w:sz w:val="36"/>
-          <w:szCs w:val="36"/>
-        </w:rPr>
-      </w:pPr>
-      <w:r>
-        <w:rPr>
-          <w:sz w:val="36"/>
-          <w:szCs w:val="36"/>
-        </w:rPr>
-        <w:t>W   a   t   e   r</w:t>
-      </w:r>
-    </w:p>
-    <w:p>
-      <w:pPr>
-        <w:jc w:val="both"/>
-        <w:rPr>
-          <w:sz w:val="36"/>
-          <w:szCs w:val="36"/>
-        </w:rPr>
-      </w:pPr>
-      <w:r>
-        <w:rPr>
-          <w:sz w:val="36"/>
-          <w:szCs w:val="36"/>
-        </w:rPr>
-        <w:t>-5 -4 -3 -2 -1</w:t>
-      </w:r>
-    </w:p>
-    <w:p>
-      <w:pPr>
-        <w:jc w:val="both"/>
-        <w:rPr>
-          <w:b/>
-          <w:bCs/>
-          <w:color w:val="D86DCB" w:themeColor="accent5" w:themeTint="99"/>
-          <w:sz w:val="36"/>
-          <w:szCs w:val="36"/>
-        </w:rPr>
-      </w:pPr>
-      <w:r>
-        <w:rPr>
-          <w:b/>
-          <w:bCs/>
-          <w:color w:val="D86DCB" w:themeColor="accent5" w:themeTint="99"/>
-          <w:sz w:val="36"/>
-          <w:szCs w:val="36"/>
-        </w:rPr>
-        <w:t>print(</w:t>
-      </w:r>
-      <w:proofErr w:type="gramStart"/>
-      <w:r>
-        <w:rPr>
-          <w:b/>
-          <w:bCs/>
-          <w:color w:val="D86DCB" w:themeColor="accent5" w:themeTint="99"/>
-          <w:sz w:val="36"/>
-          <w:szCs w:val="36"/>
-        </w:rPr>
-        <w:t>var[</w:t>
-      </w:r>
-      <w:proofErr w:type="gramEnd"/>
-      <w:r>
-        <w:rPr>
-          <w:b/>
-          <w:bCs/>
-          <w:color w:val="D86DCB" w:themeColor="accent5" w:themeTint="99"/>
-          <w:sz w:val="36"/>
-          <w:szCs w:val="36"/>
-        </w:rPr>
-        <w:t>-4:]) # mark</w:t>
-      </w:r>
-    </w:p>
-    <w:p>
-      <w:pPr>
-        <w:jc w:val="both"/>
-        <w:rPr>
-          <w:sz w:val="36"/>
-          <w:szCs w:val="36"/>
-        </w:rPr>
-      </w:pPr>
-      <w:r>
-        <w:rPr>
-          <w:sz w:val="36"/>
-          <w:szCs w:val="36"/>
-        </w:rPr>
-        <w:t># In here</w:t>
-      </w:r>
-      <w:r>
-        <w:rPr>
-          <w:b/>
-          <w:bCs/>
-          <w:sz w:val="36"/>
-          <w:szCs w:val="36"/>
-        </w:rPr>
-        <w:t xml:space="preserve"> </w:t>
-      </w:r>
-      <w:proofErr w:type="gramStart"/>
-      <w:r>
-        <w:rPr>
-          <w:b/>
-          <w:bCs/>
-          <w:sz w:val="36"/>
-          <w:szCs w:val="36"/>
-        </w:rPr>
-        <w:t>[ :</w:t>
-      </w:r>
-      <w:proofErr w:type="gramEnd"/>
-      <w:r>
-        <w:rPr>
-          <w:b/>
-          <w:bCs/>
-          <w:sz w:val="36"/>
-          <w:szCs w:val="36"/>
-        </w:rPr>
-        <w:t xml:space="preserve"> : 2]</w:t>
-      </w:r>
-      <w:r>
-        <w:rPr>
-          <w:sz w:val="36"/>
-          <w:szCs w:val="36"/>
-        </w:rPr>
-        <w:t xml:space="preserve"> is step it means after printing an element next one is skipped (counts as 1), </w:t>
-      </w:r>
-      <w:r>
-        <w:rPr>
-          <w:b/>
-          <w:bCs/>
-          <w:sz w:val="36"/>
-          <w:szCs w:val="36"/>
-        </w:rPr>
-        <w:t>3</w:t>
-      </w:r>
-      <w:r>
-        <w:rPr>
-          <w:sz w:val="36"/>
-          <w:szCs w:val="36"/>
-        </w:rPr>
-        <w:t xml:space="preserve"> means skipping by </w:t>
-      </w:r>
-      <w:r>
-        <w:rPr>
-          <w:b/>
-          <w:bCs/>
-          <w:sz w:val="36"/>
-          <w:szCs w:val="36"/>
-        </w:rPr>
-        <w:t>2</w:t>
-      </w:r>
-    </w:p>
-    <w:p>
-      <w:pPr>
-        <w:jc w:val="both"/>
-        <w:rPr>
-          <w:b/>
-          <w:bCs/>
-          <w:color w:val="D86DCB" w:themeColor="accent5" w:themeTint="99"/>
-          <w:sz w:val="36"/>
-          <w:szCs w:val="36"/>
-        </w:rPr>
-      </w:pPr>
-      <w:r>
-        <w:rPr>
-          <w:b/>
-          <w:bCs/>
-          <w:color w:val="D86DCB" w:themeColor="accent5" w:themeTint="99"/>
-          <w:sz w:val="36"/>
-          <w:szCs w:val="36"/>
-        </w:rPr>
-        <w:t>var = 'Amazing'</w:t>
-      </w:r>
-    </w:p>
-    <w:p>
-      <w:pPr>
-        <w:jc w:val="both"/>
-        <w:rPr>
-          <w:b/>
-          <w:bCs/>
-          <w:color w:val="D86DCB" w:themeColor="accent5" w:themeTint="99"/>
-          <w:sz w:val="36"/>
-          <w:szCs w:val="36"/>
-        </w:rPr>
-      </w:pPr>
-      <w:r>
-        <w:rPr>
-          <w:b/>
-          <w:bCs/>
-          <w:color w:val="D86DCB" w:themeColor="accent5" w:themeTint="99"/>
-          <w:sz w:val="36"/>
-          <w:szCs w:val="36"/>
-        </w:rPr>
-        <w:t>print(</w:t>
-      </w:r>
-      <w:proofErr w:type="gramStart"/>
-      <w:r>
-        <w:rPr>
-          <w:b/>
-          <w:bCs/>
-          <w:color w:val="D86DCB" w:themeColor="accent5" w:themeTint="99"/>
-          <w:sz w:val="36"/>
-          <w:szCs w:val="36"/>
-        </w:rPr>
-        <w:t>var[</w:t>
-      </w:r>
-      <w:proofErr w:type="gramEnd"/>
-      <w:r>
-        <w:rPr>
-          <w:b/>
-          <w:bCs/>
-          <w:color w:val="D86DCB" w:themeColor="accent5" w:themeTint="99"/>
-          <w:sz w:val="36"/>
-          <w:szCs w:val="36"/>
-        </w:rPr>
         <w:t xml:space="preserve">:7:2]) # </w:t>
       </w:r>
       <w:proofErr w:type="spellStart"/>
@@ -7084,7 +7412,6 @@
           <w:sz w:val="36"/>
           <w:szCs w:val="36"/>
         </w:rPr>
-        <w:lastRenderedPageBreak/>
         <w:t xml:space="preserve"># </w:t>
       </w:r>
       <w:r>
@@ -7643,6 +7970,7 @@
           <w:sz w:val="36"/>
           <w:szCs w:val="36"/>
         </w:rPr>
+        <w:lastRenderedPageBreak/>
         <w:t>print(</w:t>
       </w:r>
       <w:proofErr w:type="spellStart"/>
@@ -7832,7 +8160,6 @@
           <w:sz w:val="36"/>
           <w:szCs w:val="36"/>
         </w:rPr>
-        <w:lastRenderedPageBreak/>
         <w:t xml:space="preserve"># </w:t>
       </w:r>
       <w:r>
@@ -8406,6 +8733,7 @@
           <w:sz w:val="36"/>
           <w:szCs w:val="36"/>
         </w:rPr>
+        <w:lastRenderedPageBreak/>
         <w:t>var2 = var2.split('*')</w:t>
       </w:r>
     </w:p>
@@ -8543,7 +8871,6 @@
           <w:sz w:val="36"/>
           <w:szCs w:val="36"/>
         </w:rPr>
-        <w:lastRenderedPageBreak/>
         <w:t>print(</w:t>
       </w:r>
       <w:proofErr w:type="spellStart"/>
@@ -9106,6 +9433,7 @@
           <w:sz w:val="36"/>
           <w:szCs w:val="36"/>
         </w:rPr>
+        <w:lastRenderedPageBreak/>
         <w:t xml:space="preserve">    print(</w:t>
       </w:r>
       <w:proofErr w:type="spellStart"/>
@@ -9305,8 +9633,711 @@
           <w:sz w:val="36"/>
           <w:szCs w:val="36"/>
         </w:rPr>
+        <w:t># for loop in string.</w:t>
+      </w:r>
+      <w:r>
+        <w:rPr>
+          <w:b/>
+          <w:bCs/>
+          <w:sz w:val="36"/>
+          <w:szCs w:val="36"/>
+        </w:rPr>
+        <w:t xml:space="preserve"> </w:t>
+      </w:r>
+      <w:proofErr w:type="spellStart"/>
+      <w:r>
+        <w:rPr>
+          <w:b/>
+          <w:bCs/>
+          <w:sz w:val="36"/>
+          <w:szCs w:val="36"/>
+        </w:rPr>
+        <w:t>i</w:t>
+      </w:r>
+      <w:proofErr w:type="spellEnd"/>
+      <w:r>
+        <w:rPr>
+          <w:b/>
+          <w:bCs/>
+          <w:sz w:val="36"/>
+          <w:szCs w:val="36"/>
+        </w:rPr>
+        <w:t xml:space="preserve"> in var</w:t>
+      </w:r>
+      <w:r>
+        <w:rPr>
+          <w:sz w:val="36"/>
+          <w:szCs w:val="36"/>
+        </w:rPr>
+        <w:t xml:space="preserve"> prints every element of </w:t>
+      </w:r>
+      <w:r>
+        <w:rPr>
+          <w:b/>
+          <w:bCs/>
+          <w:sz w:val="36"/>
+          <w:szCs w:val="36"/>
+        </w:rPr>
+        <w:t xml:space="preserve">var </w:t>
+      </w:r>
+      <w:r>
+        <w:rPr>
+          <w:sz w:val="36"/>
+          <w:szCs w:val="36"/>
+        </w:rPr>
+        <w:t>one by one in a new line. So,</w:t>
+      </w:r>
+      <w:r>
+        <w:rPr>
+          <w:b/>
+          <w:bCs/>
+          <w:sz w:val="36"/>
+          <w:szCs w:val="36"/>
+        </w:rPr>
+        <w:t xml:space="preserve"> </w:t>
+      </w:r>
+      <w:proofErr w:type="spellStart"/>
+      <w:r>
+        <w:rPr>
+          <w:b/>
+          <w:bCs/>
+          <w:sz w:val="36"/>
+          <w:szCs w:val="36"/>
+        </w:rPr>
+        <w:t>i</w:t>
+      </w:r>
+      <w:proofErr w:type="spellEnd"/>
+      <w:r>
+        <w:rPr>
+          <w:b/>
+          <w:bCs/>
+          <w:sz w:val="36"/>
+          <w:szCs w:val="36"/>
+        </w:rPr>
+        <w:t xml:space="preserve"> </w:t>
+      </w:r>
+      <w:r>
+        <w:rPr>
+          <w:sz w:val="36"/>
+          <w:szCs w:val="36"/>
+        </w:rPr>
+        <w:t xml:space="preserve">store’s elements of </w:t>
+      </w:r>
+      <w:r>
+        <w:rPr>
+          <w:b/>
+          <w:bCs/>
+          <w:sz w:val="36"/>
+          <w:szCs w:val="36"/>
+        </w:rPr>
+        <w:t>var</w:t>
+      </w:r>
+      <w:r>
+        <w:rPr>
+          <w:sz w:val="36"/>
+          <w:szCs w:val="36"/>
+        </w:rPr>
+        <w:t xml:space="preserve"> one at a time.</w:t>
+      </w:r>
+    </w:p>
+    <w:p>
+      <w:pPr>
+        <w:jc w:val="both"/>
+        <w:rPr>
+          <w:b/>
+          <w:bCs/>
+          <w:color w:val="D86DCB" w:themeColor="accent5" w:themeTint="99"/>
+          <w:sz w:val="36"/>
+          <w:szCs w:val="36"/>
+        </w:rPr>
+      </w:pPr>
+      <w:r>
+        <w:rPr>
+          <w:b/>
+          <w:bCs/>
+          <w:color w:val="D86DCB" w:themeColor="accent5" w:themeTint="99"/>
+          <w:sz w:val="36"/>
+          <w:szCs w:val="36"/>
+        </w:rPr>
+        <w:t>var = 'hello world'</w:t>
+      </w:r>
+    </w:p>
+    <w:p>
+      <w:pPr>
+        <w:jc w:val="both"/>
+        <w:rPr>
+          <w:b/>
+          <w:bCs/>
+          <w:color w:val="D86DCB" w:themeColor="accent5" w:themeTint="99"/>
+          <w:sz w:val="36"/>
+          <w:szCs w:val="36"/>
+        </w:rPr>
+      </w:pPr>
+      <w:r>
+        <w:rPr>
+          <w:b/>
+          <w:bCs/>
+          <w:color w:val="D86DCB" w:themeColor="accent5" w:themeTint="99"/>
+          <w:sz w:val="36"/>
+          <w:szCs w:val="36"/>
+        </w:rPr>
+        <w:t xml:space="preserve">for </w:t>
+      </w:r>
+      <w:proofErr w:type="spellStart"/>
+      <w:r>
+        <w:rPr>
+          <w:b/>
+          <w:bCs/>
+          <w:color w:val="D86DCB" w:themeColor="accent5" w:themeTint="99"/>
+          <w:sz w:val="36"/>
+          <w:szCs w:val="36"/>
+        </w:rPr>
+        <w:t>i</w:t>
+      </w:r>
+      <w:proofErr w:type="spellEnd"/>
+      <w:r>
+        <w:rPr>
+          <w:b/>
+          <w:bCs/>
+          <w:color w:val="D86DCB" w:themeColor="accent5" w:themeTint="99"/>
+          <w:sz w:val="36"/>
+          <w:szCs w:val="36"/>
+        </w:rPr>
+        <w:t xml:space="preserve"> in var:</w:t>
+      </w:r>
+    </w:p>
+    <w:p>
+      <w:pPr>
+        <w:jc w:val="both"/>
+        <w:rPr>
+          <w:b/>
+          <w:bCs/>
+          <w:color w:val="D86DCB" w:themeColor="accent5" w:themeTint="99"/>
+          <w:sz w:val="36"/>
+          <w:szCs w:val="36"/>
+        </w:rPr>
+      </w:pPr>
+      <w:r>
+        <w:rPr>
+          <w:b/>
+          <w:bCs/>
+          <w:color w:val="D86DCB" w:themeColor="accent5" w:themeTint="99"/>
+          <w:sz w:val="36"/>
+          <w:szCs w:val="36"/>
+        </w:rPr>
+        <w:t xml:space="preserve">    print(</w:t>
+      </w:r>
+      <w:proofErr w:type="spellStart"/>
+      <w:r>
+        <w:rPr>
+          <w:b/>
+          <w:bCs/>
+          <w:color w:val="D86DCB" w:themeColor="accent5" w:themeTint="99"/>
+          <w:sz w:val="36"/>
+          <w:szCs w:val="36"/>
+        </w:rPr>
+        <w:t>i</w:t>
+      </w:r>
+      <w:proofErr w:type="spellEnd"/>
+      <w:r>
+        <w:rPr>
+          <w:b/>
+          <w:bCs/>
+          <w:color w:val="D86DCB" w:themeColor="accent5" w:themeTint="99"/>
+          <w:sz w:val="36"/>
+          <w:szCs w:val="36"/>
+        </w:rPr>
+        <w:t>)</w:t>
+      </w:r>
+    </w:p>
+    <w:p>
+      <w:pPr>
+        <w:jc w:val="both"/>
+        <w:rPr>
+          <w:sz w:val="36"/>
+          <w:szCs w:val="36"/>
+        </w:rPr>
+      </w:pPr>
+      <w:r>
+        <w:rPr>
+          <w:sz w:val="36"/>
+          <w:szCs w:val="36"/>
+        </w:rPr>
+        <w:t xml:space="preserve"># </w:t>
+      </w:r>
+      <w:proofErr w:type="gramStart"/>
+      <w:r>
+        <w:rPr>
+          <w:b/>
+          <w:bCs/>
+          <w:sz w:val="36"/>
+          <w:szCs w:val="36"/>
+        </w:rPr>
+        <w:t>continue</w:t>
+      </w:r>
+      <w:proofErr w:type="gramEnd"/>
+      <w:r>
+        <w:rPr>
+          <w:b/>
+          <w:bCs/>
+          <w:sz w:val="36"/>
+          <w:szCs w:val="36"/>
+        </w:rPr>
+        <w:t xml:space="preserve"> </w:t>
+      </w:r>
+      <w:r>
+        <w:rPr>
+          <w:sz w:val="36"/>
+          <w:szCs w:val="36"/>
+        </w:rPr>
+        <w:t>skips iteration and does not send the I value to code. It’s like steps but condition implemented.</w:t>
+      </w:r>
+    </w:p>
+    <w:p>
+      <w:pPr>
+        <w:jc w:val="both"/>
+        <w:rPr>
+          <w:b/>
+          <w:bCs/>
+          <w:color w:val="D86DCB" w:themeColor="accent5" w:themeTint="99"/>
+          <w:sz w:val="36"/>
+          <w:szCs w:val="36"/>
+        </w:rPr>
+      </w:pPr>
+      <w:r>
+        <w:rPr>
+          <w:b/>
+          <w:bCs/>
+          <w:color w:val="D86DCB" w:themeColor="accent5" w:themeTint="99"/>
+          <w:sz w:val="36"/>
+          <w:szCs w:val="36"/>
+        </w:rPr>
+        <w:t xml:space="preserve">for </w:t>
+      </w:r>
+      <w:proofErr w:type="spellStart"/>
+      <w:r>
+        <w:rPr>
+          <w:b/>
+          <w:bCs/>
+          <w:color w:val="D86DCB" w:themeColor="accent5" w:themeTint="99"/>
+          <w:sz w:val="36"/>
+          <w:szCs w:val="36"/>
+        </w:rPr>
+        <w:t>i</w:t>
+      </w:r>
+      <w:proofErr w:type="spellEnd"/>
+      <w:r>
+        <w:rPr>
+          <w:b/>
+          <w:bCs/>
+          <w:color w:val="D86DCB" w:themeColor="accent5" w:themeTint="99"/>
+          <w:sz w:val="36"/>
+          <w:szCs w:val="36"/>
+        </w:rPr>
+        <w:t xml:space="preserve"> in range (1, 11):</w:t>
+      </w:r>
+    </w:p>
+    <w:p>
+      <w:pPr>
+        <w:jc w:val="both"/>
+        <w:rPr>
+          <w:b/>
+          <w:bCs/>
+          <w:color w:val="D86DCB" w:themeColor="accent5" w:themeTint="99"/>
+          <w:sz w:val="36"/>
+          <w:szCs w:val="36"/>
+        </w:rPr>
+      </w:pPr>
+      <w:r>
+        <w:rPr>
+          <w:b/>
+          <w:bCs/>
+          <w:color w:val="D86DCB" w:themeColor="accent5" w:themeTint="99"/>
+          <w:sz w:val="36"/>
+          <w:szCs w:val="36"/>
+        </w:rPr>
+        <w:t xml:space="preserve">    if i</w:t>
+      </w:r>
+      <w:r>
+        <w:rPr>
+          <w:b/>
+          <w:bCs/>
+          <w:color w:val="D86DCB" w:themeColor="accent5" w:themeTint="99"/>
+          <w:sz w:val="36"/>
+          <w:szCs w:val="36"/>
+        </w:rPr>
+        <w:t>%2 ==</w:t>
+      </w:r>
+      <w:r>
+        <w:rPr>
+          <w:b/>
+          <w:bCs/>
+          <w:color w:val="D86DCB" w:themeColor="accent5" w:themeTint="99"/>
+          <w:sz w:val="36"/>
+          <w:szCs w:val="36"/>
+        </w:rPr>
+        <w:t xml:space="preserve"> </w:t>
+      </w:r>
+      <w:r>
+        <w:rPr>
+          <w:b/>
+          <w:bCs/>
+          <w:color w:val="D86DCB" w:themeColor="accent5" w:themeTint="99"/>
+          <w:sz w:val="36"/>
+          <w:szCs w:val="36"/>
+        </w:rPr>
+        <w:t>0</w:t>
+      </w:r>
+      <w:r>
+        <w:rPr>
+          <w:b/>
+          <w:bCs/>
+          <w:color w:val="D86DCB" w:themeColor="accent5" w:themeTint="99"/>
+          <w:sz w:val="36"/>
+          <w:szCs w:val="36"/>
+        </w:rPr>
+        <w:t>:</w:t>
+      </w:r>
+    </w:p>
+    <w:p>
+      <w:pPr>
+        <w:jc w:val="both"/>
+        <w:rPr>
+          <w:b/>
+          <w:bCs/>
+          <w:color w:val="D86DCB" w:themeColor="accent5" w:themeTint="99"/>
+          <w:sz w:val="36"/>
+          <w:szCs w:val="36"/>
+        </w:rPr>
+      </w:pPr>
+      <w:r>
+        <w:rPr>
+          <w:b/>
+          <w:bCs/>
+          <w:color w:val="D86DCB" w:themeColor="accent5" w:themeTint="99"/>
+          <w:sz w:val="36"/>
+          <w:szCs w:val="36"/>
+        </w:rPr>
+        <w:t xml:space="preserve">        continue</w:t>
+      </w:r>
+    </w:p>
+    <w:p>
+      <w:pPr>
+        <w:jc w:val="both"/>
+        <w:rPr>
+          <w:b/>
+          <w:bCs/>
+          <w:color w:val="D86DCB" w:themeColor="accent5" w:themeTint="99"/>
+          <w:sz w:val="36"/>
+          <w:szCs w:val="36"/>
+        </w:rPr>
+      </w:pPr>
+      <w:r>
+        <w:rPr>
+          <w:b/>
+          <w:bCs/>
+          <w:color w:val="D86DCB" w:themeColor="accent5" w:themeTint="99"/>
+          <w:sz w:val="36"/>
+          <w:szCs w:val="36"/>
+        </w:rPr>
+        <w:t xml:space="preserve">    print(</w:t>
+      </w:r>
+      <w:proofErr w:type="spellStart"/>
+      <w:r>
+        <w:rPr>
+          <w:b/>
+          <w:bCs/>
+          <w:color w:val="D86DCB" w:themeColor="accent5" w:themeTint="99"/>
+          <w:sz w:val="36"/>
+          <w:szCs w:val="36"/>
+        </w:rPr>
+        <w:t>i</w:t>
+      </w:r>
+      <w:proofErr w:type="spellEnd"/>
+      <w:r>
+        <w:rPr>
+          <w:b/>
+          <w:bCs/>
+          <w:color w:val="D86DCB" w:themeColor="accent5" w:themeTint="99"/>
+          <w:sz w:val="36"/>
+          <w:szCs w:val="36"/>
+        </w:rPr>
+        <w:t>)</w:t>
+      </w:r>
+      <w:r>
+        <w:rPr>
+          <w:b/>
+          <w:bCs/>
+          <w:color w:val="D86DCB" w:themeColor="accent5" w:themeTint="99"/>
+          <w:sz w:val="36"/>
+          <w:szCs w:val="36"/>
+        </w:rPr>
+        <w:t xml:space="preserve"> </w:t>
+      </w:r>
+      <w:r>
+        <w:rPr>
+          <w:b/>
+          <w:bCs/>
+          <w:color w:val="D86DCB" w:themeColor="accent5" w:themeTint="99"/>
+          <w:sz w:val="36"/>
+          <w:szCs w:val="36"/>
+        </w:rPr>
+        <w:t># 1, 3, 5, 7, 9</w:t>
+      </w:r>
+    </w:p>
+    <w:p>
+      <w:pPr>
+        <w:jc w:val="both"/>
+        <w:rPr>
+          <w:sz w:val="36"/>
+          <w:szCs w:val="36"/>
+        </w:rPr>
+      </w:pPr>
+      <w:r>
+        <w:rPr>
+          <w:sz w:val="36"/>
+          <w:szCs w:val="36"/>
+        </w:rPr>
+        <w:t xml:space="preserve"># </w:t>
+      </w:r>
+      <w:r>
+        <w:rPr>
+          <w:b/>
+          <w:bCs/>
+          <w:sz w:val="36"/>
+          <w:szCs w:val="36"/>
+        </w:rPr>
+        <w:t>break</w:t>
+      </w:r>
+      <w:r>
+        <w:rPr>
+          <w:sz w:val="36"/>
+          <w:szCs w:val="36"/>
+        </w:rPr>
+        <w:t xml:space="preserve"> stops the loop when condition is met and throws the value of </w:t>
+      </w:r>
+      <w:proofErr w:type="spellStart"/>
+      <w:r>
+        <w:rPr>
+          <w:b/>
+          <w:bCs/>
+          <w:sz w:val="36"/>
+          <w:szCs w:val="36"/>
+        </w:rPr>
+        <w:t>i</w:t>
+      </w:r>
+      <w:proofErr w:type="spellEnd"/>
+      <w:r>
+        <w:rPr>
+          <w:b/>
+          <w:bCs/>
+          <w:sz w:val="36"/>
+          <w:szCs w:val="36"/>
+        </w:rPr>
+        <w:t xml:space="preserve"> </w:t>
+      </w:r>
+      <w:r>
+        <w:rPr>
+          <w:sz w:val="36"/>
+          <w:szCs w:val="36"/>
+        </w:rPr>
+        <w:t>outside</w:t>
+      </w:r>
+    </w:p>
+    <w:p>
+      <w:pPr>
+        <w:jc w:val="both"/>
+        <w:rPr>
+          <w:b/>
+          <w:bCs/>
+          <w:color w:val="D86DCB" w:themeColor="accent5" w:themeTint="99"/>
+          <w:sz w:val="36"/>
+          <w:szCs w:val="36"/>
+        </w:rPr>
+      </w:pPr>
+      <w:r>
+        <w:rPr>
+          <w:b/>
+          <w:bCs/>
+          <w:color w:val="D86DCB" w:themeColor="accent5" w:themeTint="99"/>
+          <w:sz w:val="36"/>
+          <w:szCs w:val="36"/>
+        </w:rPr>
+        <w:t xml:space="preserve">for </w:t>
+      </w:r>
+      <w:proofErr w:type="spellStart"/>
+      <w:r>
+        <w:rPr>
+          <w:b/>
+          <w:bCs/>
+          <w:color w:val="D86DCB" w:themeColor="accent5" w:themeTint="99"/>
+          <w:sz w:val="36"/>
+          <w:szCs w:val="36"/>
+        </w:rPr>
+        <w:t>i</w:t>
+      </w:r>
+      <w:proofErr w:type="spellEnd"/>
+      <w:r>
+        <w:rPr>
+          <w:b/>
+          <w:bCs/>
+          <w:color w:val="D86DCB" w:themeColor="accent5" w:themeTint="99"/>
+          <w:sz w:val="36"/>
+          <w:szCs w:val="36"/>
+        </w:rPr>
+        <w:t xml:space="preserve"> in range (1, 11):</w:t>
+      </w:r>
+    </w:p>
+    <w:p>
+      <w:pPr>
+        <w:jc w:val="both"/>
+        <w:rPr>
+          <w:b/>
+          <w:bCs/>
+          <w:color w:val="D86DCB" w:themeColor="accent5" w:themeTint="99"/>
+          <w:sz w:val="36"/>
+          <w:szCs w:val="36"/>
+        </w:rPr>
+      </w:pPr>
+      <w:r>
+        <w:rPr>
+          <w:b/>
+          <w:bCs/>
+          <w:color w:val="D86DCB" w:themeColor="accent5" w:themeTint="99"/>
+          <w:sz w:val="36"/>
+          <w:szCs w:val="36"/>
+        </w:rPr>
+        <w:t xml:space="preserve">    if </w:t>
+      </w:r>
+      <w:proofErr w:type="spellStart"/>
+      <w:r>
+        <w:rPr>
+          <w:b/>
+          <w:bCs/>
+          <w:color w:val="D86DCB" w:themeColor="accent5" w:themeTint="99"/>
+          <w:sz w:val="36"/>
+          <w:szCs w:val="36"/>
+        </w:rPr>
+        <w:t>i</w:t>
+      </w:r>
+      <w:proofErr w:type="spellEnd"/>
+      <w:r>
+        <w:rPr>
+          <w:b/>
+          <w:bCs/>
+          <w:color w:val="D86DCB" w:themeColor="accent5" w:themeTint="99"/>
+          <w:sz w:val="36"/>
+          <w:szCs w:val="36"/>
+        </w:rPr>
+        <w:t xml:space="preserve"> == 5:</w:t>
+      </w:r>
+    </w:p>
+    <w:p>
+      <w:pPr>
+        <w:jc w:val="both"/>
+        <w:rPr>
+          <w:b/>
+          <w:bCs/>
+          <w:color w:val="D86DCB" w:themeColor="accent5" w:themeTint="99"/>
+          <w:sz w:val="36"/>
+          <w:szCs w:val="36"/>
+        </w:rPr>
+      </w:pPr>
+      <w:r>
+        <w:rPr>
+          <w:b/>
+          <w:bCs/>
+          <w:color w:val="D86DCB" w:themeColor="accent5" w:themeTint="99"/>
+          <w:sz w:val="36"/>
+          <w:szCs w:val="36"/>
+        </w:rPr>
+        <w:t xml:space="preserve">        break</w:t>
+      </w:r>
+    </w:p>
+    <w:p>
+      <w:pPr>
+        <w:jc w:val="both"/>
+        <w:rPr>
+          <w:b/>
+          <w:bCs/>
+          <w:color w:val="D86DCB" w:themeColor="accent5" w:themeTint="99"/>
+          <w:sz w:val="36"/>
+          <w:szCs w:val="36"/>
+        </w:rPr>
+      </w:pPr>
+      <w:r>
+        <w:rPr>
+          <w:b/>
+          <w:bCs/>
+          <w:color w:val="D86DCB" w:themeColor="accent5" w:themeTint="99"/>
+          <w:sz w:val="36"/>
+          <w:szCs w:val="36"/>
+        </w:rPr>
         <w:lastRenderedPageBreak/>
-        <w:t># for loop in string.</w:t>
+        <w:t xml:space="preserve">    print(</w:t>
+      </w:r>
+      <w:proofErr w:type="spellStart"/>
+      <w:r>
+        <w:rPr>
+          <w:b/>
+          <w:bCs/>
+          <w:color w:val="D86DCB" w:themeColor="accent5" w:themeTint="99"/>
+          <w:sz w:val="36"/>
+          <w:szCs w:val="36"/>
+        </w:rPr>
+        <w:t>i</w:t>
+      </w:r>
+      <w:proofErr w:type="spellEnd"/>
+      <w:r>
+        <w:rPr>
+          <w:b/>
+          <w:bCs/>
+          <w:color w:val="D86DCB" w:themeColor="accent5" w:themeTint="99"/>
+          <w:sz w:val="36"/>
+          <w:szCs w:val="36"/>
+        </w:rPr>
+        <w:t>) # 1, 2, 3, 4</w:t>
+      </w:r>
+    </w:p>
+    <w:p>
+      <w:pPr>
+        <w:jc w:val="both"/>
+        <w:rPr>
+          <w:sz w:val="36"/>
+          <w:szCs w:val="36"/>
+        </w:rPr>
+      </w:pPr>
+    </w:p>
+    <w:p>
+      <w:pPr>
+        <w:jc w:val="both"/>
+        <w:rPr>
+          <w:sz w:val="36"/>
+          <w:szCs w:val="36"/>
+        </w:rPr>
+      </w:pPr>
+      <w:r>
+        <w:rPr>
+          <w:sz w:val="36"/>
+          <w:szCs w:val="36"/>
+        </w:rPr>
+        <w:t>Loop else:</w:t>
+      </w:r>
+    </w:p>
+    <w:p>
+      <w:pPr>
+        <w:jc w:val="both"/>
+        <w:rPr>
+          <w:sz w:val="36"/>
+          <w:szCs w:val="36"/>
+        </w:rPr>
+      </w:pPr>
+      <w:r>
+        <w:rPr>
+          <w:sz w:val="36"/>
+          <w:szCs w:val="36"/>
+        </w:rPr>
+        <w:t># When</w:t>
       </w:r>
       <w:r>
         <w:rPr>
@@ -9335,45 +10366,50 @@
           <w:sz w:val="36"/>
           <w:szCs w:val="36"/>
         </w:rPr>
-        <w:t xml:space="preserve"> in var</w:t>
-      </w:r>
-      <w:r>
-        <w:rPr>
-          <w:sz w:val="36"/>
-          <w:szCs w:val="36"/>
-        </w:rPr>
-        <w:t xml:space="preserve"> prints every element of </w:t>
-      </w:r>
-      <w:r>
-        <w:rPr>
-          <w:b/>
-          <w:bCs/>
-          <w:sz w:val="36"/>
-          <w:szCs w:val="36"/>
-        </w:rPr>
-        <w:t xml:space="preserve">var </w:t>
-      </w:r>
-      <w:r>
-        <w:rPr>
-          <w:sz w:val="36"/>
-          <w:szCs w:val="36"/>
-        </w:rPr>
-        <w:t>one by one in a new line. So,</w:t>
-      </w:r>
-      <w:r>
-        <w:rPr>
-          <w:b/>
-          <w:bCs/>
-          <w:sz w:val="36"/>
-          <w:szCs w:val="36"/>
-        </w:rPr>
         <w:t xml:space="preserve"> </w:t>
       </w:r>
+      <w:r>
+        <w:rPr>
+          <w:sz w:val="36"/>
+          <w:szCs w:val="36"/>
+        </w:rPr>
+        <w:t>range ends means when it stops iterating. It prints</w:t>
+      </w:r>
+      <w:r>
+        <w:rPr>
+          <w:sz w:val="36"/>
+          <w:szCs w:val="36"/>
+        </w:rPr>
+        <w:t xml:space="preserve"> done. This only works in python.</w:t>
+      </w:r>
+    </w:p>
+    <w:p>
+      <w:pPr>
+        <w:jc w:val="both"/>
+        <w:rPr>
+          <w:b/>
+          <w:bCs/>
+          <w:color w:val="D86DCB" w:themeColor="accent5" w:themeTint="99"/>
+          <w:sz w:val="36"/>
+          <w:szCs w:val="36"/>
+        </w:rPr>
+      </w:pPr>
+      <w:r>
+        <w:rPr>
+          <w:b/>
+          <w:bCs/>
+          <w:color w:val="D86DCB" w:themeColor="accent5" w:themeTint="99"/>
+          <w:sz w:val="36"/>
+          <w:szCs w:val="36"/>
+        </w:rPr>
+        <w:t xml:space="preserve">for </w:t>
+      </w:r>
       <w:proofErr w:type="spellStart"/>
       <w:r>
         <w:rPr>
           <w:b/>
           <w:bCs/>
+          <w:color w:val="D86DCB" w:themeColor="accent5" w:themeTint="99"/>
           <w:sz w:val="36"/>
           <w:szCs w:val="36"/>
         </w:rPr>
@@ -9384,77 +10420,33 @@
         <w:rPr>
           <w:b/>
           <w:bCs/>
-          <w:sz w:val="36"/>
-          <w:szCs w:val="36"/>
-        </w:rPr>
-        <w:t xml:space="preserve"> </w:t>
-      </w:r>
-      <w:r>
-        <w:rPr>
-          <w:sz w:val="36"/>
-          <w:szCs w:val="36"/>
-        </w:rPr>
-        <w:t xml:space="preserve">store’s elements of </w:t>
-      </w:r>
-      <w:r>
-        <w:rPr>
-          <w:b/>
-          <w:bCs/>
-          <w:sz w:val="36"/>
-          <w:szCs w:val="36"/>
-        </w:rPr>
-        <w:t>var</w:t>
-      </w:r>
-      <w:r>
-        <w:rPr>
-          <w:sz w:val="36"/>
-          <w:szCs w:val="36"/>
-        </w:rPr>
-        <w:t xml:space="preserve"> one at a time.</w:t>
-      </w:r>
-    </w:p>
-    <w:p>
-      <w:pPr>
-        <w:jc w:val="both"/>
-        <w:rPr>
-          <w:b/>
-          <w:bCs/>
-          <w:color w:val="D86DCB" w:themeColor="accent5" w:themeTint="99"/>
-          <w:sz w:val="36"/>
-          <w:szCs w:val="36"/>
-        </w:rPr>
-      </w:pPr>
-      <w:r>
-        <w:rPr>
-          <w:b/>
-          <w:bCs/>
-          <w:color w:val="D86DCB" w:themeColor="accent5" w:themeTint="99"/>
-          <w:sz w:val="36"/>
-          <w:szCs w:val="36"/>
-        </w:rPr>
-        <w:t>var = 'hello world'</w:t>
-      </w:r>
-    </w:p>
-    <w:p>
-      <w:pPr>
-        <w:jc w:val="both"/>
-        <w:rPr>
-          <w:b/>
-          <w:bCs/>
-          <w:color w:val="D86DCB" w:themeColor="accent5" w:themeTint="99"/>
-          <w:sz w:val="36"/>
-          <w:szCs w:val="36"/>
-        </w:rPr>
-      </w:pPr>
-      <w:r>
-        <w:rPr>
-          <w:b/>
-          <w:bCs/>
-          <w:color w:val="D86DCB" w:themeColor="accent5" w:themeTint="99"/>
-          <w:sz w:val="36"/>
-          <w:szCs w:val="36"/>
-        </w:rPr>
-        <w:t xml:space="preserve">for </w:t>
+          <w:color w:val="D86DCB" w:themeColor="accent5" w:themeTint="99"/>
+          <w:sz w:val="36"/>
+          <w:szCs w:val="36"/>
+        </w:rPr>
+        <w:t xml:space="preserve"> in range (5):</w:t>
+      </w:r>
+    </w:p>
+    <w:p>
+      <w:pPr>
+        <w:jc w:val="both"/>
+        <w:rPr>
+          <w:b/>
+          <w:bCs/>
+          <w:color w:val="D86DCB" w:themeColor="accent5" w:themeTint="99"/>
+          <w:sz w:val="36"/>
+          <w:szCs w:val="36"/>
+        </w:rPr>
+      </w:pPr>
+      <w:r>
+        <w:rPr>
+          <w:b/>
+          <w:bCs/>
+          <w:color w:val="D86DCB" w:themeColor="accent5" w:themeTint="99"/>
+          <w:sz w:val="36"/>
+          <w:szCs w:val="36"/>
+        </w:rPr>
+        <w:t xml:space="preserve">    print(</w:t>
       </w:r>
       <w:proofErr w:type="spellStart"/>
       <w:r>
@@ -9476,50 +10468,6 @@
           <w:sz w:val="36"/>
           <w:szCs w:val="36"/>
         </w:rPr>
-        <w:t xml:space="preserve"> in var:</w:t>
-      </w:r>
-    </w:p>
-    <w:p>
-      <w:pPr>
-        <w:jc w:val="both"/>
-        <w:rPr>
-          <w:b/>
-          <w:bCs/>
-          <w:color w:val="D86DCB" w:themeColor="accent5" w:themeTint="99"/>
-          <w:sz w:val="36"/>
-          <w:szCs w:val="36"/>
-        </w:rPr>
-      </w:pPr>
-      <w:r>
-        <w:rPr>
-          <w:b/>
-          <w:bCs/>
-          <w:color w:val="D86DCB" w:themeColor="accent5" w:themeTint="99"/>
-          <w:sz w:val="36"/>
-          <w:szCs w:val="36"/>
-        </w:rPr>
-        <w:t xml:space="preserve">    print(</w:t>
-      </w:r>
-      <w:proofErr w:type="spellStart"/>
-      <w:r>
-        <w:rPr>
-          <w:b/>
-          <w:bCs/>
-          <w:color w:val="D86DCB" w:themeColor="accent5" w:themeTint="99"/>
-          <w:sz w:val="36"/>
-          <w:szCs w:val="36"/>
-        </w:rPr>
-        <w:t>i</w:t>
-      </w:r>
-      <w:proofErr w:type="spellEnd"/>
-      <w:r>
-        <w:rPr>
-          <w:b/>
-          <w:bCs/>
-          <w:color w:val="D86DCB" w:themeColor="accent5" w:themeTint="99"/>
-          <w:sz w:val="36"/>
-          <w:szCs w:val="36"/>
-        </w:rPr>
         <w:t>)</w:t>
       </w:r>
     </w:p>
@@ -9527,627 +10475,6 @@
       <w:pPr>
         <w:jc w:val="both"/>
         <w:rPr>
-          <w:sz w:val="36"/>
-          <w:szCs w:val="36"/>
-        </w:rPr>
-      </w:pPr>
-      <w:r>
-        <w:rPr>
-          <w:sz w:val="36"/>
-          <w:szCs w:val="36"/>
-        </w:rPr>
-        <w:t xml:space="preserve"># </w:t>
-      </w:r>
-      <w:proofErr w:type="gramStart"/>
-      <w:r>
-        <w:rPr>
-          <w:b/>
-          <w:bCs/>
-          <w:sz w:val="36"/>
-          <w:szCs w:val="36"/>
-        </w:rPr>
-        <w:t>continue</w:t>
-      </w:r>
-      <w:proofErr w:type="gramEnd"/>
-      <w:r>
-        <w:rPr>
-          <w:b/>
-          <w:bCs/>
-          <w:sz w:val="36"/>
-          <w:szCs w:val="36"/>
-        </w:rPr>
-        <w:t xml:space="preserve"> </w:t>
-      </w:r>
-      <w:r>
-        <w:rPr>
-          <w:sz w:val="36"/>
-          <w:szCs w:val="36"/>
-        </w:rPr>
-        <w:t>skips iteration and does not send the I value to code. It’s like steps but condition implemented.</w:t>
-      </w:r>
-    </w:p>
-    <w:p>
-      <w:pPr>
-        <w:jc w:val="both"/>
-        <w:rPr>
-          <w:b/>
-          <w:bCs/>
-          <w:color w:val="D86DCB" w:themeColor="accent5" w:themeTint="99"/>
-          <w:sz w:val="36"/>
-          <w:szCs w:val="36"/>
-        </w:rPr>
-      </w:pPr>
-      <w:r>
-        <w:rPr>
-          <w:b/>
-          <w:bCs/>
-          <w:color w:val="D86DCB" w:themeColor="accent5" w:themeTint="99"/>
-          <w:sz w:val="36"/>
-          <w:szCs w:val="36"/>
-        </w:rPr>
-        <w:t xml:space="preserve">for </w:t>
-      </w:r>
-      <w:proofErr w:type="spellStart"/>
-      <w:r>
-        <w:rPr>
-          <w:b/>
-          <w:bCs/>
-          <w:color w:val="D86DCB" w:themeColor="accent5" w:themeTint="99"/>
-          <w:sz w:val="36"/>
-          <w:szCs w:val="36"/>
-        </w:rPr>
-        <w:t>i</w:t>
-      </w:r>
-      <w:proofErr w:type="spellEnd"/>
-      <w:r>
-        <w:rPr>
-          <w:b/>
-          <w:bCs/>
-          <w:color w:val="D86DCB" w:themeColor="accent5" w:themeTint="99"/>
-          <w:sz w:val="36"/>
-          <w:szCs w:val="36"/>
-        </w:rPr>
-        <w:t xml:space="preserve"> in range (1, 11):</w:t>
-      </w:r>
-    </w:p>
-    <w:p>
-      <w:pPr>
-        <w:jc w:val="both"/>
-        <w:rPr>
-          <w:b/>
-          <w:bCs/>
-          <w:color w:val="D86DCB" w:themeColor="accent5" w:themeTint="99"/>
-          <w:sz w:val="36"/>
-          <w:szCs w:val="36"/>
-        </w:rPr>
-      </w:pPr>
-      <w:r>
-        <w:rPr>
-          <w:b/>
-          <w:bCs/>
-          <w:color w:val="D86DCB" w:themeColor="accent5" w:themeTint="99"/>
-          <w:sz w:val="36"/>
-          <w:szCs w:val="36"/>
-        </w:rPr>
-        <w:t xml:space="preserve">    if i</w:t>
-      </w:r>
-      <w:r>
-        <w:rPr>
-          <w:b/>
-          <w:bCs/>
-          <w:color w:val="D86DCB" w:themeColor="accent5" w:themeTint="99"/>
-          <w:sz w:val="36"/>
-          <w:szCs w:val="36"/>
-        </w:rPr>
-        <w:t>%2 ==</w:t>
-      </w:r>
-      <w:r>
-        <w:rPr>
-          <w:b/>
-          <w:bCs/>
-          <w:color w:val="D86DCB" w:themeColor="accent5" w:themeTint="99"/>
-          <w:sz w:val="36"/>
-          <w:szCs w:val="36"/>
-        </w:rPr>
-        <w:t xml:space="preserve"> </w:t>
-      </w:r>
-      <w:r>
-        <w:rPr>
-          <w:b/>
-          <w:bCs/>
-          <w:color w:val="D86DCB" w:themeColor="accent5" w:themeTint="99"/>
-          <w:sz w:val="36"/>
-          <w:szCs w:val="36"/>
-        </w:rPr>
-        <w:t>0</w:t>
-      </w:r>
-      <w:r>
-        <w:rPr>
-          <w:b/>
-          <w:bCs/>
-          <w:color w:val="D86DCB" w:themeColor="accent5" w:themeTint="99"/>
-          <w:sz w:val="36"/>
-          <w:szCs w:val="36"/>
-        </w:rPr>
-        <w:t>:</w:t>
-      </w:r>
-    </w:p>
-    <w:p>
-      <w:pPr>
-        <w:jc w:val="both"/>
-        <w:rPr>
-          <w:b/>
-          <w:bCs/>
-          <w:color w:val="D86DCB" w:themeColor="accent5" w:themeTint="99"/>
-          <w:sz w:val="36"/>
-          <w:szCs w:val="36"/>
-        </w:rPr>
-      </w:pPr>
-      <w:r>
-        <w:rPr>
-          <w:b/>
-          <w:bCs/>
-          <w:color w:val="D86DCB" w:themeColor="accent5" w:themeTint="99"/>
-          <w:sz w:val="36"/>
-          <w:szCs w:val="36"/>
-        </w:rPr>
-        <w:t xml:space="preserve">        continue</w:t>
-      </w:r>
-    </w:p>
-    <w:p>
-      <w:pPr>
-        <w:jc w:val="both"/>
-        <w:rPr>
-          <w:b/>
-          <w:bCs/>
-          <w:color w:val="D86DCB" w:themeColor="accent5" w:themeTint="99"/>
-          <w:sz w:val="36"/>
-          <w:szCs w:val="36"/>
-        </w:rPr>
-      </w:pPr>
-      <w:r>
-        <w:rPr>
-          <w:b/>
-          <w:bCs/>
-          <w:color w:val="D86DCB" w:themeColor="accent5" w:themeTint="99"/>
-          <w:sz w:val="36"/>
-          <w:szCs w:val="36"/>
-        </w:rPr>
-        <w:t xml:space="preserve">    print(</w:t>
-      </w:r>
-      <w:proofErr w:type="spellStart"/>
-      <w:r>
-        <w:rPr>
-          <w:b/>
-          <w:bCs/>
-          <w:color w:val="D86DCB" w:themeColor="accent5" w:themeTint="99"/>
-          <w:sz w:val="36"/>
-          <w:szCs w:val="36"/>
-        </w:rPr>
-        <w:t>i</w:t>
-      </w:r>
-      <w:proofErr w:type="spellEnd"/>
-      <w:r>
-        <w:rPr>
-          <w:b/>
-          <w:bCs/>
-          <w:color w:val="D86DCB" w:themeColor="accent5" w:themeTint="99"/>
-          <w:sz w:val="36"/>
-          <w:szCs w:val="36"/>
-        </w:rPr>
-        <w:t>)</w:t>
-      </w:r>
-      <w:r>
-        <w:rPr>
-          <w:b/>
-          <w:bCs/>
-          <w:color w:val="D86DCB" w:themeColor="accent5" w:themeTint="99"/>
-          <w:sz w:val="36"/>
-          <w:szCs w:val="36"/>
-        </w:rPr>
-        <w:t xml:space="preserve"> </w:t>
-      </w:r>
-      <w:r>
-        <w:rPr>
-          <w:b/>
-          <w:bCs/>
-          <w:color w:val="D86DCB" w:themeColor="accent5" w:themeTint="99"/>
-          <w:sz w:val="36"/>
-          <w:szCs w:val="36"/>
-        </w:rPr>
-        <w:t># 1, 3, 5, 7, 9</w:t>
-      </w:r>
-    </w:p>
-    <w:p>
-      <w:pPr>
-        <w:jc w:val="both"/>
-        <w:rPr>
-          <w:sz w:val="36"/>
-          <w:szCs w:val="36"/>
-        </w:rPr>
-      </w:pPr>
-      <w:r>
-        <w:rPr>
-          <w:sz w:val="36"/>
-          <w:szCs w:val="36"/>
-        </w:rPr>
-        <w:t xml:space="preserve"># </w:t>
-      </w:r>
-      <w:r>
-        <w:rPr>
-          <w:b/>
-          <w:bCs/>
-          <w:sz w:val="36"/>
-          <w:szCs w:val="36"/>
-        </w:rPr>
-        <w:t>break</w:t>
-      </w:r>
-      <w:r>
-        <w:rPr>
-          <w:sz w:val="36"/>
-          <w:szCs w:val="36"/>
-        </w:rPr>
-        <w:t xml:space="preserve"> stops the loop when condition is met and throws the value of </w:t>
-      </w:r>
-      <w:proofErr w:type="spellStart"/>
-      <w:r>
-        <w:rPr>
-          <w:b/>
-          <w:bCs/>
-          <w:sz w:val="36"/>
-          <w:szCs w:val="36"/>
-        </w:rPr>
-        <w:t>i</w:t>
-      </w:r>
-      <w:proofErr w:type="spellEnd"/>
-      <w:r>
-        <w:rPr>
-          <w:b/>
-          <w:bCs/>
-          <w:sz w:val="36"/>
-          <w:szCs w:val="36"/>
-        </w:rPr>
-        <w:t xml:space="preserve"> </w:t>
-      </w:r>
-      <w:r>
-        <w:rPr>
-          <w:sz w:val="36"/>
-          <w:szCs w:val="36"/>
-        </w:rPr>
-        <w:t>outside</w:t>
-      </w:r>
-    </w:p>
-    <w:p>
-      <w:pPr>
-        <w:jc w:val="both"/>
-        <w:rPr>
-          <w:b/>
-          <w:bCs/>
-          <w:color w:val="D86DCB" w:themeColor="accent5" w:themeTint="99"/>
-          <w:sz w:val="36"/>
-          <w:szCs w:val="36"/>
-        </w:rPr>
-      </w:pPr>
-      <w:r>
-        <w:rPr>
-          <w:b/>
-          <w:bCs/>
-          <w:color w:val="D86DCB" w:themeColor="accent5" w:themeTint="99"/>
-          <w:sz w:val="36"/>
-          <w:szCs w:val="36"/>
-        </w:rPr>
-        <w:t xml:space="preserve">for </w:t>
-      </w:r>
-      <w:proofErr w:type="spellStart"/>
-      <w:r>
-        <w:rPr>
-          <w:b/>
-          <w:bCs/>
-          <w:color w:val="D86DCB" w:themeColor="accent5" w:themeTint="99"/>
-          <w:sz w:val="36"/>
-          <w:szCs w:val="36"/>
-        </w:rPr>
-        <w:t>i</w:t>
-      </w:r>
-      <w:proofErr w:type="spellEnd"/>
-      <w:r>
-        <w:rPr>
-          <w:b/>
-          <w:bCs/>
-          <w:color w:val="D86DCB" w:themeColor="accent5" w:themeTint="99"/>
-          <w:sz w:val="36"/>
-          <w:szCs w:val="36"/>
-        </w:rPr>
-        <w:t xml:space="preserve"> in range (1, 11):</w:t>
-      </w:r>
-    </w:p>
-    <w:p>
-      <w:pPr>
-        <w:jc w:val="both"/>
-        <w:rPr>
-          <w:b/>
-          <w:bCs/>
-          <w:color w:val="D86DCB" w:themeColor="accent5" w:themeTint="99"/>
-          <w:sz w:val="36"/>
-          <w:szCs w:val="36"/>
-        </w:rPr>
-      </w:pPr>
-      <w:r>
-        <w:rPr>
-          <w:b/>
-          <w:bCs/>
-          <w:color w:val="D86DCB" w:themeColor="accent5" w:themeTint="99"/>
-          <w:sz w:val="36"/>
-          <w:szCs w:val="36"/>
-        </w:rPr>
-        <w:t xml:space="preserve">    if </w:t>
-      </w:r>
-      <w:proofErr w:type="spellStart"/>
-      <w:r>
-        <w:rPr>
-          <w:b/>
-          <w:bCs/>
-          <w:color w:val="D86DCB" w:themeColor="accent5" w:themeTint="99"/>
-          <w:sz w:val="36"/>
-          <w:szCs w:val="36"/>
-        </w:rPr>
-        <w:t>i</w:t>
-      </w:r>
-      <w:proofErr w:type="spellEnd"/>
-      <w:r>
-        <w:rPr>
-          <w:b/>
-          <w:bCs/>
-          <w:color w:val="D86DCB" w:themeColor="accent5" w:themeTint="99"/>
-          <w:sz w:val="36"/>
-          <w:szCs w:val="36"/>
-        </w:rPr>
-        <w:t xml:space="preserve"> == 5:</w:t>
-      </w:r>
-    </w:p>
-    <w:p>
-      <w:pPr>
-        <w:jc w:val="both"/>
-        <w:rPr>
-          <w:b/>
-          <w:bCs/>
-          <w:color w:val="D86DCB" w:themeColor="accent5" w:themeTint="99"/>
-          <w:sz w:val="36"/>
-          <w:szCs w:val="36"/>
-        </w:rPr>
-      </w:pPr>
-      <w:r>
-        <w:rPr>
-          <w:b/>
-          <w:bCs/>
-          <w:color w:val="D86DCB" w:themeColor="accent5" w:themeTint="99"/>
-          <w:sz w:val="36"/>
-          <w:szCs w:val="36"/>
-        </w:rPr>
-        <w:t xml:space="preserve">        break</w:t>
-      </w:r>
-    </w:p>
-    <w:p>
-      <w:pPr>
-        <w:jc w:val="both"/>
-        <w:rPr>
-          <w:b/>
-          <w:bCs/>
-          <w:color w:val="D86DCB" w:themeColor="accent5" w:themeTint="99"/>
-          <w:sz w:val="36"/>
-          <w:szCs w:val="36"/>
-        </w:rPr>
-      </w:pPr>
-      <w:r>
-        <w:rPr>
-          <w:b/>
-          <w:bCs/>
-          <w:color w:val="D86DCB" w:themeColor="accent5" w:themeTint="99"/>
-          <w:sz w:val="36"/>
-          <w:szCs w:val="36"/>
-        </w:rPr>
-        <w:t xml:space="preserve">    print(</w:t>
-      </w:r>
-      <w:proofErr w:type="spellStart"/>
-      <w:r>
-        <w:rPr>
-          <w:b/>
-          <w:bCs/>
-          <w:color w:val="D86DCB" w:themeColor="accent5" w:themeTint="99"/>
-          <w:sz w:val="36"/>
-          <w:szCs w:val="36"/>
-        </w:rPr>
-        <w:t>i</w:t>
-      </w:r>
-      <w:proofErr w:type="spellEnd"/>
-      <w:r>
-        <w:rPr>
-          <w:b/>
-          <w:bCs/>
-          <w:color w:val="D86DCB" w:themeColor="accent5" w:themeTint="99"/>
-          <w:sz w:val="36"/>
-          <w:szCs w:val="36"/>
-        </w:rPr>
-        <w:t>) # 1, 2, 3, 4</w:t>
-      </w:r>
-    </w:p>
-    <w:p>
-      <w:pPr>
-        <w:jc w:val="both"/>
-        <w:rPr>
-          <w:sz w:val="36"/>
-          <w:szCs w:val="36"/>
-        </w:rPr>
-      </w:pPr>
-    </w:p>
-    <w:p>
-      <w:pPr>
-        <w:jc w:val="both"/>
-        <w:rPr>
-          <w:sz w:val="36"/>
-          <w:szCs w:val="36"/>
-        </w:rPr>
-      </w:pPr>
-      <w:r>
-        <w:rPr>
-          <w:sz w:val="36"/>
-          <w:szCs w:val="36"/>
-        </w:rPr>
-        <w:t>Loop else:</w:t>
-      </w:r>
-    </w:p>
-    <w:p>
-      <w:pPr>
-        <w:jc w:val="both"/>
-        <w:rPr>
-          <w:sz w:val="36"/>
-          <w:szCs w:val="36"/>
-        </w:rPr>
-      </w:pPr>
-      <w:r>
-        <w:rPr>
-          <w:sz w:val="36"/>
-          <w:szCs w:val="36"/>
-        </w:rPr>
-        <w:t># When</w:t>
-      </w:r>
-      <w:r>
-        <w:rPr>
-          <w:b/>
-          <w:bCs/>
-          <w:sz w:val="36"/>
-          <w:szCs w:val="36"/>
-        </w:rPr>
-        <w:t xml:space="preserve"> </w:t>
-      </w:r>
-      <w:proofErr w:type="spellStart"/>
-      <w:r>
-        <w:rPr>
-          <w:b/>
-          <w:bCs/>
-          <w:sz w:val="36"/>
-          <w:szCs w:val="36"/>
-        </w:rPr>
-        <w:t>i</w:t>
-      </w:r>
-      <w:proofErr w:type="spellEnd"/>
-      <w:r>
-        <w:rPr>
-          <w:b/>
-          <w:bCs/>
-          <w:sz w:val="36"/>
-          <w:szCs w:val="36"/>
-        </w:rPr>
-        <w:t xml:space="preserve"> </w:t>
-      </w:r>
-      <w:r>
-        <w:rPr>
-          <w:sz w:val="36"/>
-          <w:szCs w:val="36"/>
-        </w:rPr>
-        <w:t>range ends means when it stops iterating. It prints</w:t>
-      </w:r>
-      <w:r>
-        <w:rPr>
-          <w:sz w:val="36"/>
-          <w:szCs w:val="36"/>
-        </w:rPr>
-        <w:t xml:space="preserve"> done. This only works in python.</w:t>
-      </w:r>
-    </w:p>
-    <w:p>
-      <w:pPr>
-        <w:jc w:val="both"/>
-        <w:rPr>
-          <w:b/>
-          <w:bCs/>
-          <w:color w:val="D86DCB" w:themeColor="accent5" w:themeTint="99"/>
-          <w:sz w:val="36"/>
-          <w:szCs w:val="36"/>
-        </w:rPr>
-      </w:pPr>
-      <w:r>
-        <w:rPr>
-          <w:b/>
-          <w:bCs/>
-          <w:color w:val="D86DCB" w:themeColor="accent5" w:themeTint="99"/>
-          <w:sz w:val="36"/>
-          <w:szCs w:val="36"/>
-        </w:rPr>
-        <w:lastRenderedPageBreak/>
-        <w:t xml:space="preserve">for </w:t>
-      </w:r>
-      <w:proofErr w:type="spellStart"/>
-      <w:r>
-        <w:rPr>
-          <w:b/>
-          <w:bCs/>
-          <w:color w:val="D86DCB" w:themeColor="accent5" w:themeTint="99"/>
-          <w:sz w:val="36"/>
-          <w:szCs w:val="36"/>
-        </w:rPr>
-        <w:t>i</w:t>
-      </w:r>
-      <w:proofErr w:type="spellEnd"/>
-      <w:r>
-        <w:rPr>
-          <w:b/>
-          <w:bCs/>
-          <w:color w:val="D86DCB" w:themeColor="accent5" w:themeTint="99"/>
-          <w:sz w:val="36"/>
-          <w:szCs w:val="36"/>
-        </w:rPr>
-        <w:t xml:space="preserve"> in range (5):</w:t>
-      </w:r>
-    </w:p>
-    <w:p>
-      <w:pPr>
-        <w:jc w:val="both"/>
-        <w:rPr>
-          <w:b/>
-          <w:bCs/>
-          <w:color w:val="D86DCB" w:themeColor="accent5" w:themeTint="99"/>
-          <w:sz w:val="36"/>
-          <w:szCs w:val="36"/>
-        </w:rPr>
-      </w:pPr>
-      <w:r>
-        <w:rPr>
-          <w:b/>
-          <w:bCs/>
-          <w:color w:val="D86DCB" w:themeColor="accent5" w:themeTint="99"/>
-          <w:sz w:val="36"/>
-          <w:szCs w:val="36"/>
-        </w:rPr>
-        <w:t xml:space="preserve">    print(</w:t>
-      </w:r>
-      <w:proofErr w:type="spellStart"/>
-      <w:r>
-        <w:rPr>
-          <w:b/>
-          <w:bCs/>
-          <w:color w:val="D86DCB" w:themeColor="accent5" w:themeTint="99"/>
-          <w:sz w:val="36"/>
-          <w:szCs w:val="36"/>
-        </w:rPr>
-        <w:t>i</w:t>
-      </w:r>
-      <w:proofErr w:type="spellEnd"/>
-      <w:r>
-        <w:rPr>
-          <w:b/>
-          <w:bCs/>
-          <w:color w:val="D86DCB" w:themeColor="accent5" w:themeTint="99"/>
-          <w:sz w:val="36"/>
-          <w:szCs w:val="36"/>
-        </w:rPr>
-        <w:t>)</w:t>
-      </w:r>
-    </w:p>
-    <w:p>
-      <w:pPr>
-        <w:jc w:val="both"/>
-        <w:rPr>
           <w:b/>
           <w:bCs/>
           <w:color w:val="D86DCB" w:themeColor="accent5" w:themeTint="99"/>
@@ -10395,138 +10722,6 @@
           <w:szCs w:val="36"/>
         </w:rPr>
         <w:t xml:space="preserve">    print(var)</w:t>
-      </w:r>
-    </w:p>
-    <w:p>
-      <w:pPr>
-        <w:jc w:val="both"/>
-        <w:rPr>
-          <w:b/>
-          <w:bCs/>
-          <w:color w:val="D86DCB" w:themeColor="accent5" w:themeTint="99"/>
-          <w:sz w:val="36"/>
-          <w:szCs w:val="36"/>
-        </w:rPr>
-      </w:pPr>
-      <w:r>
-        <w:rPr>
-          <w:b/>
-          <w:bCs/>
-          <w:color w:val="D86DCB" w:themeColor="accent5" w:themeTint="99"/>
-          <w:sz w:val="36"/>
-          <w:szCs w:val="36"/>
-        </w:rPr>
-        <w:t xml:space="preserve">    var += 1</w:t>
-      </w:r>
-    </w:p>
-    <w:p>
-      <w:pPr>
-        <w:jc w:val="both"/>
-        <w:rPr>
-          <w:sz w:val="36"/>
-          <w:szCs w:val="36"/>
-        </w:rPr>
-      </w:pPr>
-      <w:r>
-        <w:rPr>
-          <w:sz w:val="36"/>
-          <w:szCs w:val="36"/>
-        </w:rPr>
-        <w:t xml:space="preserve"># </w:t>
-      </w:r>
-      <w:proofErr w:type="gramStart"/>
-      <w:r>
-        <w:rPr>
-          <w:b/>
-          <w:bCs/>
-          <w:sz w:val="36"/>
-          <w:szCs w:val="36"/>
-        </w:rPr>
-        <w:t>continue</w:t>
-      </w:r>
-      <w:proofErr w:type="gramEnd"/>
-      <w:r>
-        <w:rPr>
-          <w:sz w:val="36"/>
-          <w:szCs w:val="36"/>
-        </w:rPr>
-        <w:t xml:space="preserve"> in </w:t>
-      </w:r>
-      <w:r>
-        <w:rPr>
-          <w:b/>
-          <w:bCs/>
-          <w:sz w:val="36"/>
-          <w:szCs w:val="36"/>
-        </w:rPr>
-        <w:t>while</w:t>
-      </w:r>
-      <w:r>
-        <w:rPr>
-          <w:sz w:val="36"/>
-          <w:szCs w:val="36"/>
-        </w:rPr>
-        <w:t xml:space="preserve"> loop skips iterations just like steps and does not send value to code </w:t>
-      </w:r>
-      <w:r>
-        <w:rPr>
-          <w:b/>
-          <w:bCs/>
-          <w:sz w:val="36"/>
-          <w:szCs w:val="36"/>
-        </w:rPr>
-        <w:t xml:space="preserve">if </w:t>
-      </w:r>
-      <w:r>
-        <w:rPr>
-          <w:sz w:val="36"/>
-          <w:szCs w:val="36"/>
-        </w:rPr>
-        <w:t>condition is true.</w:t>
-      </w:r>
-    </w:p>
-    <w:p>
-      <w:pPr>
-        <w:jc w:val="both"/>
-        <w:rPr>
-          <w:b/>
-          <w:bCs/>
-          <w:color w:val="D86DCB" w:themeColor="accent5" w:themeTint="99"/>
-          <w:sz w:val="36"/>
-          <w:szCs w:val="36"/>
-        </w:rPr>
-      </w:pPr>
-      <w:r>
-        <w:rPr>
-          <w:b/>
-          <w:bCs/>
-          <w:color w:val="D86DCB" w:themeColor="accent5" w:themeTint="99"/>
-          <w:sz w:val="36"/>
-          <w:szCs w:val="36"/>
-        </w:rPr>
-        <w:t>var = 0</w:t>
-      </w:r>
-    </w:p>
-    <w:p>
-      <w:pPr>
-        <w:jc w:val="both"/>
-        <w:rPr>
-          <w:b/>
-          <w:bCs/>
-          <w:color w:val="D86DCB" w:themeColor="accent5" w:themeTint="99"/>
-          <w:sz w:val="36"/>
-          <w:szCs w:val="36"/>
-        </w:rPr>
-      </w:pPr>
-      <w:r>
-        <w:rPr>
-          <w:b/>
-          <w:bCs/>
-          <w:color w:val="D86DCB" w:themeColor="accent5" w:themeTint="99"/>
-          <w:sz w:val="36"/>
-          <w:szCs w:val="36"/>
-        </w:rPr>
-        <w:t>while var &lt;= 10:</w:t>
       </w:r>
     </w:p>
     <w:p>
@@ -10556,6 +10751,138 @@
       <w:pPr>
         <w:jc w:val="both"/>
         <w:rPr>
+          <w:sz w:val="36"/>
+          <w:szCs w:val="36"/>
+        </w:rPr>
+      </w:pPr>
+      <w:r>
+        <w:rPr>
+          <w:sz w:val="36"/>
+          <w:szCs w:val="36"/>
+        </w:rPr>
+        <w:t xml:space="preserve"># </w:t>
+      </w:r>
+      <w:proofErr w:type="gramStart"/>
+      <w:r>
+        <w:rPr>
+          <w:b/>
+          <w:bCs/>
+          <w:sz w:val="36"/>
+          <w:szCs w:val="36"/>
+        </w:rPr>
+        <w:t>continue</w:t>
+      </w:r>
+      <w:proofErr w:type="gramEnd"/>
+      <w:r>
+        <w:rPr>
+          <w:sz w:val="36"/>
+          <w:szCs w:val="36"/>
+        </w:rPr>
+        <w:t xml:space="preserve"> in </w:t>
+      </w:r>
+      <w:r>
+        <w:rPr>
+          <w:b/>
+          <w:bCs/>
+          <w:sz w:val="36"/>
+          <w:szCs w:val="36"/>
+        </w:rPr>
+        <w:t>while</w:t>
+      </w:r>
+      <w:r>
+        <w:rPr>
+          <w:sz w:val="36"/>
+          <w:szCs w:val="36"/>
+        </w:rPr>
+        <w:t xml:space="preserve"> loop skips iterations just like steps and does not send value to code </w:t>
+      </w:r>
+      <w:r>
+        <w:rPr>
+          <w:b/>
+          <w:bCs/>
+          <w:sz w:val="36"/>
+          <w:szCs w:val="36"/>
+        </w:rPr>
+        <w:t xml:space="preserve">if </w:t>
+      </w:r>
+      <w:r>
+        <w:rPr>
+          <w:sz w:val="36"/>
+          <w:szCs w:val="36"/>
+        </w:rPr>
+        <w:t>condition is true.</w:t>
+      </w:r>
+    </w:p>
+    <w:p>
+      <w:pPr>
+        <w:jc w:val="both"/>
+        <w:rPr>
+          <w:b/>
+          <w:bCs/>
+          <w:color w:val="D86DCB" w:themeColor="accent5" w:themeTint="99"/>
+          <w:sz w:val="36"/>
+          <w:szCs w:val="36"/>
+        </w:rPr>
+      </w:pPr>
+      <w:r>
+        <w:rPr>
+          <w:b/>
+          <w:bCs/>
+          <w:color w:val="D86DCB" w:themeColor="accent5" w:themeTint="99"/>
+          <w:sz w:val="36"/>
+          <w:szCs w:val="36"/>
+        </w:rPr>
+        <w:t>var = 0</w:t>
+      </w:r>
+    </w:p>
+    <w:p>
+      <w:pPr>
+        <w:jc w:val="both"/>
+        <w:rPr>
+          <w:b/>
+          <w:bCs/>
+          <w:color w:val="D86DCB" w:themeColor="accent5" w:themeTint="99"/>
+          <w:sz w:val="36"/>
+          <w:szCs w:val="36"/>
+        </w:rPr>
+      </w:pPr>
+      <w:r>
+        <w:rPr>
+          <w:b/>
+          <w:bCs/>
+          <w:color w:val="D86DCB" w:themeColor="accent5" w:themeTint="99"/>
+          <w:sz w:val="36"/>
+          <w:szCs w:val="36"/>
+        </w:rPr>
+        <w:t>while var &lt;= 10:</w:t>
+      </w:r>
+    </w:p>
+    <w:p>
+      <w:pPr>
+        <w:jc w:val="both"/>
+        <w:rPr>
+          <w:b/>
+          <w:bCs/>
+          <w:color w:val="D86DCB" w:themeColor="accent5" w:themeTint="99"/>
+          <w:sz w:val="36"/>
+          <w:szCs w:val="36"/>
+        </w:rPr>
+      </w:pPr>
+      <w:r>
+        <w:rPr>
+          <w:b/>
+          <w:bCs/>
+          <w:color w:val="D86DCB" w:themeColor="accent5" w:themeTint="99"/>
+          <w:sz w:val="36"/>
+          <w:szCs w:val="36"/>
+        </w:rPr>
+        <w:t xml:space="preserve">    var += 1</w:t>
+      </w:r>
+    </w:p>
+    <w:p>
+      <w:pPr>
+        <w:jc w:val="both"/>
+        <w:rPr>
           <w:b/>
           <w:bCs/>
           <w:color w:val="D86DCB" w:themeColor="accent5" w:themeTint="99"/>
@@ -10860,6 +11187,7 @@
           <w:sz w:val="36"/>
           <w:szCs w:val="36"/>
         </w:rPr>
+        <w:lastRenderedPageBreak/>
         <w:t>while True:</w:t>
       </w:r>
     </w:p>
@@ -10986,7 +11314,6 @@
           <w:sz w:val="36"/>
           <w:szCs w:val="36"/>
         </w:rPr>
-        <w:lastRenderedPageBreak/>
         <w:t xml:space="preserve">        break</w:t>
       </w:r>
     </w:p>
@@ -11558,6 +11885,7 @@
           <w:sz w:val="36"/>
           <w:szCs w:val="36"/>
         </w:rPr>
+        <w:lastRenderedPageBreak/>
         <w:t xml:space="preserve">var3 = </w:t>
       </w:r>
       <w:proofErr w:type="gramStart"/>
@@ -11672,7 +12000,6 @@
           <w:sz w:val="36"/>
           <w:szCs w:val="36"/>
         </w:rPr>
-        <w:lastRenderedPageBreak/>
         <w:t xml:space="preserve">def </w:t>
       </w:r>
       <w:proofErr w:type="gramStart"/>
@@ -12289,6 +12616,7 @@
           <w:sz w:val="36"/>
           <w:szCs w:val="36"/>
         </w:rPr>
+        <w:lastRenderedPageBreak/>
         <w:t xml:space="preserve">    print(name)</w:t>
       </w:r>
     </w:p>
@@ -12372,199 +12700,529 @@
           <w:sz w:val="36"/>
           <w:szCs w:val="36"/>
         </w:rPr>
+        <w:t>Global Keyword with Function:</w:t>
+      </w:r>
+    </w:p>
+    <w:p>
+      <w:pPr>
+        <w:jc w:val="both"/>
+        <w:rPr>
+          <w:sz w:val="36"/>
+          <w:szCs w:val="36"/>
+        </w:rPr>
+      </w:pPr>
+      <w:r>
+        <w:rPr>
+          <w:sz w:val="36"/>
+          <w:szCs w:val="36"/>
+        </w:rPr>
+        <w:t xml:space="preserve"># </w:t>
+      </w:r>
+      <w:r>
+        <w:rPr>
+          <w:b/>
+          <w:bCs/>
+          <w:sz w:val="36"/>
+          <w:szCs w:val="36"/>
+        </w:rPr>
+        <w:t>global</w:t>
+      </w:r>
+      <w:r>
+        <w:rPr>
+          <w:sz w:val="36"/>
+          <w:szCs w:val="36"/>
+        </w:rPr>
+        <w:t xml:space="preserve"> keyword is used for accessing a top-level variable (outside of any class or function) locally in a class or method</w:t>
+      </w:r>
+    </w:p>
+    <w:p>
+      <w:pPr>
+        <w:jc w:val="both"/>
+        <w:rPr>
+          <w:sz w:val="36"/>
+          <w:szCs w:val="36"/>
+        </w:rPr>
+      </w:pPr>
+      <w:r>
+        <w:rPr>
+          <w:sz w:val="36"/>
+          <w:szCs w:val="36"/>
+        </w:rPr>
+        <w:t># We can use this for shared or variable value across different classes and methods</w:t>
+      </w:r>
+    </w:p>
+    <w:p>
+      <w:pPr>
+        <w:jc w:val="both"/>
+        <w:rPr>
+          <w:sz w:val="36"/>
+          <w:szCs w:val="36"/>
+        </w:rPr>
+      </w:pPr>
+      <w:r>
+        <w:rPr>
+          <w:sz w:val="36"/>
+          <w:szCs w:val="36"/>
+        </w:rPr>
+        <w:t xml:space="preserve"># </w:t>
+      </w:r>
+      <w:r>
+        <w:rPr>
+          <w:b/>
+          <w:bCs/>
+          <w:sz w:val="36"/>
+          <w:szCs w:val="36"/>
+        </w:rPr>
+        <w:t>global</w:t>
+      </w:r>
+      <w:r>
+        <w:rPr>
+          <w:sz w:val="36"/>
+          <w:szCs w:val="36"/>
+        </w:rPr>
+        <w:t xml:space="preserve"> keyword</w:t>
+      </w:r>
+      <w:r>
+        <w:rPr>
+          <w:sz w:val="36"/>
+          <w:szCs w:val="36"/>
+        </w:rPr>
+        <w:t xml:space="preserve"> </w:t>
+      </w:r>
+      <w:r>
+        <w:rPr>
+          <w:sz w:val="36"/>
+          <w:szCs w:val="36"/>
+        </w:rPr>
+        <w:t>allo</w:t>
+      </w:r>
+      <w:r>
+        <w:rPr>
+          <w:sz w:val="36"/>
+          <w:szCs w:val="36"/>
+        </w:rPr>
+        <w:t>ws</w:t>
+      </w:r>
+      <w:r>
+        <w:rPr>
+          <w:sz w:val="36"/>
+          <w:szCs w:val="36"/>
+        </w:rPr>
+        <w:t xml:space="preserve"> </w:t>
+      </w:r>
+      <w:r>
+        <w:rPr>
+          <w:sz w:val="36"/>
+          <w:szCs w:val="36"/>
+        </w:rPr>
+        <w:t>a class or</w:t>
+      </w:r>
+      <w:r>
+        <w:rPr>
+          <w:sz w:val="36"/>
+          <w:szCs w:val="36"/>
+        </w:rPr>
+        <w:t xml:space="preserve"> function to modify that variable rather than creating a new local one.</w:t>
+      </w:r>
+      <w:r>
+        <w:rPr>
+          <w:sz w:val="36"/>
+          <w:szCs w:val="36"/>
+        </w:rPr>
+        <w:t xml:space="preserve"> </w:t>
+      </w:r>
+      <w:r>
+        <w:rPr>
+          <w:sz w:val="36"/>
+          <w:szCs w:val="36"/>
+        </w:rPr>
+        <w:t xml:space="preserve">It can also be used inside a </w:t>
+      </w:r>
+      <w:r>
+        <w:rPr>
+          <w:sz w:val="36"/>
+          <w:szCs w:val="36"/>
+        </w:rPr>
+        <w:t xml:space="preserve">class or </w:t>
+      </w:r>
+      <w:r>
+        <w:rPr>
+          <w:sz w:val="36"/>
+          <w:szCs w:val="36"/>
+        </w:rPr>
+        <w:t>function to create a new variable in the global scope if it does not already exist</w:t>
+      </w:r>
+    </w:p>
+    <w:p>
+      <w:pPr>
+        <w:jc w:val="both"/>
+        <w:rPr>
+          <w:b/>
+          <w:bCs/>
+          <w:color w:val="D86DCB" w:themeColor="accent5" w:themeTint="99"/>
+          <w:sz w:val="36"/>
+          <w:szCs w:val="36"/>
+        </w:rPr>
+      </w:pPr>
+      <w:proofErr w:type="spellStart"/>
+      <w:r>
+        <w:rPr>
+          <w:b/>
+          <w:bCs/>
+          <w:color w:val="D86DCB" w:themeColor="accent5" w:themeTint="99"/>
+          <w:sz w:val="36"/>
+          <w:szCs w:val="36"/>
+        </w:rPr>
+        <w:t>img_path</w:t>
+      </w:r>
+      <w:proofErr w:type="spellEnd"/>
+      <w:r>
+        <w:rPr>
+          <w:b/>
+          <w:bCs/>
+          <w:color w:val="D86DCB" w:themeColor="accent5" w:themeTint="99"/>
+          <w:sz w:val="36"/>
+          <w:szCs w:val="36"/>
+        </w:rPr>
+        <w:t xml:space="preserve"> = None</w:t>
+      </w:r>
+    </w:p>
+    <w:p>
+      <w:pPr>
+        <w:jc w:val="both"/>
+        <w:rPr>
+          <w:b/>
+          <w:bCs/>
+          <w:color w:val="D86DCB" w:themeColor="accent5" w:themeTint="99"/>
+          <w:sz w:val="36"/>
+          <w:szCs w:val="36"/>
+        </w:rPr>
+      </w:pPr>
+      <w:r>
+        <w:rPr>
+          <w:b/>
+          <w:bCs/>
+          <w:color w:val="D86DCB" w:themeColor="accent5" w:themeTint="99"/>
+          <w:sz w:val="36"/>
+          <w:szCs w:val="36"/>
+        </w:rPr>
+        <w:t xml:space="preserve">def </w:t>
+      </w:r>
+      <w:proofErr w:type="spellStart"/>
+      <w:r>
+        <w:rPr>
+          <w:b/>
+          <w:bCs/>
+          <w:color w:val="D86DCB" w:themeColor="accent5" w:themeTint="99"/>
+          <w:sz w:val="36"/>
+          <w:szCs w:val="36"/>
+        </w:rPr>
+        <w:t>get_</w:t>
+      </w:r>
+      <w:proofErr w:type="gramStart"/>
+      <w:r>
+        <w:rPr>
+          <w:b/>
+          <w:bCs/>
+          <w:color w:val="D86DCB" w:themeColor="accent5" w:themeTint="99"/>
+          <w:sz w:val="36"/>
+          <w:szCs w:val="36"/>
+        </w:rPr>
+        <w:t>path</w:t>
+      </w:r>
+      <w:proofErr w:type="spellEnd"/>
+      <w:r>
+        <w:rPr>
+          <w:b/>
+          <w:bCs/>
+          <w:color w:val="D86DCB" w:themeColor="accent5" w:themeTint="99"/>
+          <w:sz w:val="36"/>
+          <w:szCs w:val="36"/>
+        </w:rPr>
+        <w:t>(</w:t>
+      </w:r>
+      <w:proofErr w:type="gramEnd"/>
+      <w:r>
+        <w:rPr>
+          <w:b/>
+          <w:bCs/>
+          <w:color w:val="D86DCB" w:themeColor="accent5" w:themeTint="99"/>
+          <w:sz w:val="36"/>
+          <w:szCs w:val="36"/>
+        </w:rPr>
+        <w:t>):</w:t>
+      </w:r>
+    </w:p>
+    <w:p>
+      <w:pPr>
+        <w:jc w:val="both"/>
+        <w:rPr>
+          <w:b/>
+          <w:bCs/>
+          <w:color w:val="D86DCB" w:themeColor="accent5" w:themeTint="99"/>
+          <w:sz w:val="36"/>
+          <w:szCs w:val="36"/>
+        </w:rPr>
+      </w:pPr>
+      <w:r>
+        <w:rPr>
+          <w:b/>
+          <w:bCs/>
+          <w:color w:val="D86DCB" w:themeColor="accent5" w:themeTint="99"/>
+          <w:sz w:val="36"/>
+          <w:szCs w:val="36"/>
+        </w:rPr>
+        <w:t xml:space="preserve">    global </w:t>
+      </w:r>
+      <w:proofErr w:type="spellStart"/>
+      <w:r>
+        <w:rPr>
+          <w:b/>
+          <w:bCs/>
+          <w:color w:val="D86DCB" w:themeColor="accent5" w:themeTint="99"/>
+          <w:sz w:val="36"/>
+          <w:szCs w:val="36"/>
+        </w:rPr>
+        <w:t>img_path</w:t>
+      </w:r>
+      <w:proofErr w:type="spellEnd"/>
+    </w:p>
+    <w:p>
+      <w:pPr>
+        <w:jc w:val="both"/>
+        <w:rPr>
+          <w:b/>
+          <w:bCs/>
+          <w:color w:val="D86DCB" w:themeColor="accent5" w:themeTint="99"/>
+          <w:sz w:val="36"/>
+          <w:szCs w:val="36"/>
+        </w:rPr>
+      </w:pPr>
+      <w:r>
+        <w:rPr>
+          <w:b/>
+          <w:bCs/>
+          <w:color w:val="D86DCB" w:themeColor="accent5" w:themeTint="99"/>
+          <w:sz w:val="36"/>
+          <w:szCs w:val="36"/>
+        </w:rPr>
+        <w:t xml:space="preserve">    return </w:t>
+      </w:r>
+      <w:proofErr w:type="spellStart"/>
+      <w:r>
+        <w:rPr>
+          <w:b/>
+          <w:bCs/>
+          <w:color w:val="D86DCB" w:themeColor="accent5" w:themeTint="99"/>
+          <w:sz w:val="36"/>
+          <w:szCs w:val="36"/>
+        </w:rPr>
+        <w:t>img_path</w:t>
+      </w:r>
+      <w:proofErr w:type="spellEnd"/>
+    </w:p>
+    <w:p>
+      <w:pPr>
+        <w:jc w:val="both"/>
+        <w:rPr>
+          <w:b/>
+          <w:bCs/>
+          <w:color w:val="D86DCB" w:themeColor="accent5" w:themeTint="99"/>
+          <w:sz w:val="36"/>
+          <w:szCs w:val="36"/>
+        </w:rPr>
+      </w:pPr>
+      <w:r>
+        <w:rPr>
+          <w:b/>
+          <w:bCs/>
+          <w:color w:val="D86DCB" w:themeColor="accent5" w:themeTint="99"/>
+          <w:sz w:val="36"/>
+          <w:szCs w:val="36"/>
+        </w:rPr>
+        <w:t xml:space="preserve">def </w:t>
+      </w:r>
+      <w:proofErr w:type="spellStart"/>
+      <w:r>
+        <w:rPr>
+          <w:b/>
+          <w:bCs/>
+          <w:color w:val="D86DCB" w:themeColor="accent5" w:themeTint="99"/>
+          <w:sz w:val="36"/>
+          <w:szCs w:val="36"/>
+        </w:rPr>
+        <w:t>set_img_path</w:t>
+      </w:r>
+      <w:proofErr w:type="spellEnd"/>
+      <w:r>
+        <w:rPr>
+          <w:b/>
+          <w:bCs/>
+          <w:color w:val="D86DCB" w:themeColor="accent5" w:themeTint="99"/>
+          <w:sz w:val="36"/>
+          <w:szCs w:val="36"/>
+        </w:rPr>
+        <w:t>(path):</w:t>
+      </w:r>
+    </w:p>
+    <w:p>
+      <w:pPr>
+        <w:jc w:val="both"/>
+        <w:rPr>
+          <w:b/>
+          <w:bCs/>
+          <w:color w:val="D86DCB" w:themeColor="accent5" w:themeTint="99"/>
+          <w:sz w:val="36"/>
+          <w:szCs w:val="36"/>
+        </w:rPr>
+      </w:pPr>
+      <w:r>
+        <w:rPr>
+          <w:b/>
+          <w:bCs/>
+          <w:color w:val="D86DCB" w:themeColor="accent5" w:themeTint="99"/>
+          <w:sz w:val="36"/>
+          <w:szCs w:val="36"/>
+        </w:rPr>
+        <w:t xml:space="preserve">    global </w:t>
+      </w:r>
+      <w:proofErr w:type="spellStart"/>
+      <w:r>
+        <w:rPr>
+          <w:b/>
+          <w:bCs/>
+          <w:color w:val="D86DCB" w:themeColor="accent5" w:themeTint="99"/>
+          <w:sz w:val="36"/>
+          <w:szCs w:val="36"/>
+        </w:rPr>
+        <w:t>img_path</w:t>
+      </w:r>
+      <w:proofErr w:type="spellEnd"/>
+    </w:p>
+    <w:p>
+      <w:pPr>
+        <w:jc w:val="both"/>
+        <w:rPr>
+          <w:b/>
+          <w:bCs/>
+          <w:color w:val="D86DCB" w:themeColor="accent5" w:themeTint="99"/>
+          <w:sz w:val="36"/>
+          <w:szCs w:val="36"/>
+        </w:rPr>
+      </w:pPr>
+      <w:r>
+        <w:rPr>
+          <w:b/>
+          <w:bCs/>
+          <w:color w:val="D86DCB" w:themeColor="accent5" w:themeTint="99"/>
+          <w:sz w:val="36"/>
+          <w:szCs w:val="36"/>
+        </w:rPr>
+        <w:t xml:space="preserve">    </w:t>
+      </w:r>
+      <w:proofErr w:type="spellStart"/>
+      <w:r>
+        <w:rPr>
+          <w:b/>
+          <w:bCs/>
+          <w:color w:val="D86DCB" w:themeColor="accent5" w:themeTint="99"/>
+          <w:sz w:val="36"/>
+          <w:szCs w:val="36"/>
+        </w:rPr>
+        <w:t>img_path</w:t>
+      </w:r>
+      <w:proofErr w:type="spellEnd"/>
+      <w:r>
+        <w:rPr>
+          <w:b/>
+          <w:bCs/>
+          <w:color w:val="D86DCB" w:themeColor="accent5" w:themeTint="99"/>
+          <w:sz w:val="36"/>
+          <w:szCs w:val="36"/>
+        </w:rPr>
+        <w:t xml:space="preserve"> = path</w:t>
+      </w:r>
+    </w:p>
+    <w:p>
+      <w:pPr>
+        <w:jc w:val="both"/>
+        <w:rPr>
+          <w:b/>
+          <w:bCs/>
+          <w:sz w:val="36"/>
+          <w:szCs w:val="36"/>
+        </w:rPr>
+      </w:pPr>
+    </w:p>
+    <w:p>
+      <w:pPr>
+        <w:jc w:val="both"/>
+        <w:rPr>
+          <w:b/>
+          <w:bCs/>
+          <w:sz w:val="36"/>
+          <w:szCs w:val="36"/>
+        </w:rPr>
+      </w:pPr>
+      <w:r>
+        <w:rPr>
+          <w:b/>
+          <w:bCs/>
+          <w:sz w:val="36"/>
+          <w:szCs w:val="36"/>
+        </w:rPr>
         <w:lastRenderedPageBreak/>
-        <w:t>Global Keyword with Function:</w:t>
-      </w:r>
-    </w:p>
-    <w:p>
-      <w:pPr>
-        <w:jc w:val="both"/>
-        <w:rPr>
-          <w:sz w:val="36"/>
-          <w:szCs w:val="36"/>
-        </w:rPr>
-      </w:pPr>
-      <w:r>
-        <w:rPr>
-          <w:sz w:val="36"/>
-          <w:szCs w:val="36"/>
-        </w:rPr>
-        <w:t>#</w:t>
-      </w:r>
-      <w:r>
-        <w:rPr>
-          <w:sz w:val="36"/>
-          <w:szCs w:val="36"/>
-        </w:rPr>
-        <w:t xml:space="preserve"> </w:t>
-      </w:r>
-      <w:r>
-        <w:rPr>
-          <w:b/>
-          <w:bCs/>
-          <w:sz w:val="36"/>
-          <w:szCs w:val="36"/>
-        </w:rPr>
-        <w:t>global</w:t>
-      </w:r>
-      <w:r>
-        <w:rPr>
-          <w:sz w:val="36"/>
-          <w:szCs w:val="36"/>
-        </w:rPr>
-        <w:t xml:space="preserve"> keyword is used for accessing a top-level variable (outside of any class or function) locally in a class or method</w:t>
-      </w:r>
-    </w:p>
-    <w:p>
-      <w:pPr>
-        <w:jc w:val="both"/>
-        <w:rPr>
-          <w:sz w:val="36"/>
-          <w:szCs w:val="36"/>
-        </w:rPr>
-      </w:pPr>
-      <w:r>
-        <w:rPr>
-          <w:sz w:val="36"/>
-          <w:szCs w:val="36"/>
-        </w:rPr>
-        <w:t># We can use this for shared or variable value across different classes and methods</w:t>
-      </w:r>
-    </w:p>
-    <w:p>
-      <w:pPr>
-        <w:jc w:val="both"/>
-        <w:rPr>
-          <w:sz w:val="36"/>
-          <w:szCs w:val="36"/>
-        </w:rPr>
-      </w:pPr>
-      <w:r>
-        <w:rPr>
-          <w:sz w:val="36"/>
-          <w:szCs w:val="36"/>
-        </w:rPr>
-        <w:t xml:space="preserve"># </w:t>
-      </w:r>
-      <w:r>
-        <w:rPr>
-          <w:b/>
-          <w:bCs/>
-          <w:sz w:val="36"/>
-          <w:szCs w:val="36"/>
-        </w:rPr>
-        <w:t>global</w:t>
-      </w:r>
-      <w:r>
-        <w:rPr>
-          <w:sz w:val="36"/>
-          <w:szCs w:val="36"/>
-        </w:rPr>
-        <w:t xml:space="preserve"> keyword</w:t>
-      </w:r>
-      <w:r>
-        <w:rPr>
-          <w:sz w:val="36"/>
-          <w:szCs w:val="36"/>
-        </w:rPr>
-        <w:t xml:space="preserve"> </w:t>
-      </w:r>
-      <w:r>
-        <w:rPr>
-          <w:sz w:val="36"/>
-          <w:szCs w:val="36"/>
-        </w:rPr>
-        <w:t>allo</w:t>
-      </w:r>
-      <w:r>
-        <w:rPr>
-          <w:sz w:val="36"/>
-          <w:szCs w:val="36"/>
-        </w:rPr>
-        <w:t>ws</w:t>
-      </w:r>
-      <w:r>
-        <w:rPr>
-          <w:sz w:val="36"/>
-          <w:szCs w:val="36"/>
-        </w:rPr>
-        <w:t xml:space="preserve"> </w:t>
-      </w:r>
-      <w:r>
-        <w:rPr>
-          <w:sz w:val="36"/>
-          <w:szCs w:val="36"/>
-        </w:rPr>
-        <w:t>a class or</w:t>
-      </w:r>
-      <w:r>
-        <w:rPr>
-          <w:sz w:val="36"/>
-          <w:szCs w:val="36"/>
-        </w:rPr>
-        <w:t xml:space="preserve"> function to modify that variable rather than creating a new local one.</w:t>
-      </w:r>
-      <w:r>
-        <w:rPr>
-          <w:sz w:val="36"/>
-          <w:szCs w:val="36"/>
-        </w:rPr>
-        <w:t xml:space="preserve"> </w:t>
-      </w:r>
-      <w:r>
-        <w:rPr>
-          <w:sz w:val="36"/>
-          <w:szCs w:val="36"/>
-        </w:rPr>
-        <w:t xml:space="preserve">It can also be used inside a </w:t>
-      </w:r>
-      <w:r>
-        <w:rPr>
-          <w:sz w:val="36"/>
-          <w:szCs w:val="36"/>
-        </w:rPr>
-        <w:t xml:space="preserve">class or </w:t>
-      </w:r>
-      <w:r>
-        <w:rPr>
-          <w:sz w:val="36"/>
-          <w:szCs w:val="36"/>
-        </w:rPr>
-        <w:t>function to create a new variable in the global scope if it does not already exist</w:t>
-      </w:r>
-    </w:p>
-    <w:p>
-      <w:pPr>
-        <w:jc w:val="both"/>
-        <w:rPr>
-          <w:b/>
-          <w:bCs/>
-          <w:color w:val="D86DCB" w:themeColor="accent5" w:themeTint="99"/>
-          <w:sz w:val="36"/>
-          <w:szCs w:val="36"/>
-        </w:rPr>
-      </w:pPr>
-      <w:proofErr w:type="spellStart"/>
-      <w:r>
-        <w:rPr>
-          <w:b/>
-          <w:bCs/>
-          <w:color w:val="D86DCB" w:themeColor="accent5" w:themeTint="99"/>
-          <w:sz w:val="36"/>
-          <w:szCs w:val="36"/>
-        </w:rPr>
-        <w:t>img_path</w:t>
-      </w:r>
-      <w:proofErr w:type="spellEnd"/>
-      <w:r>
-        <w:rPr>
-          <w:b/>
-          <w:bCs/>
-          <w:color w:val="D86DCB" w:themeColor="accent5" w:themeTint="99"/>
-          <w:sz w:val="36"/>
-          <w:szCs w:val="36"/>
-        </w:rPr>
-        <w:t xml:space="preserve"> = None</w:t>
+        <w:t>Recursion:</w:t>
+      </w:r>
+    </w:p>
+    <w:p>
+      <w:pPr>
+        <w:jc w:val="both"/>
+        <w:rPr>
+          <w:sz w:val="36"/>
+          <w:szCs w:val="36"/>
+        </w:rPr>
+      </w:pPr>
+      <w:r>
+        <w:rPr>
+          <w:sz w:val="36"/>
+          <w:szCs w:val="36"/>
+        </w:rPr>
+        <w:t># Syntax</w:t>
+      </w:r>
+      <w:r>
+        <w:rPr>
+          <w:sz w:val="36"/>
+          <w:szCs w:val="36"/>
+        </w:rPr>
+        <w:t xml:space="preserve">. </w:t>
+      </w:r>
+      <w:proofErr w:type="gramStart"/>
+      <w:r>
+        <w:rPr>
+          <w:b/>
+          <w:bCs/>
+          <w:sz w:val="36"/>
+          <w:szCs w:val="36"/>
+        </w:rPr>
+        <w:t>recursion(</w:t>
+      </w:r>
+      <w:proofErr w:type="gramEnd"/>
+      <w:r>
+        <w:rPr>
+          <w:b/>
+          <w:bCs/>
+          <w:sz w:val="36"/>
+          <w:szCs w:val="36"/>
+        </w:rPr>
+        <w:t>)</w:t>
+      </w:r>
+      <w:r>
+        <w:rPr>
+          <w:sz w:val="36"/>
+          <w:szCs w:val="36"/>
+        </w:rPr>
+        <w:t xml:space="preserve"> is a function that calls itself. In here, in return recursion is returning a value and recalls itself with that value</w:t>
       </w:r>
     </w:p>
     <w:p>
@@ -12588,17 +13246,6 @@
         </w:rPr>
         <w:t xml:space="preserve">def </w:t>
       </w:r>
-      <w:proofErr w:type="spellStart"/>
-      <w:r>
-        <w:rPr>
-          <w:b/>
-          <w:bCs/>
-          <w:color w:val="D86DCB" w:themeColor="accent5" w:themeTint="99"/>
-          <w:sz w:val="36"/>
-          <w:szCs w:val="36"/>
-        </w:rPr>
-        <w:t>get_</w:t>
-      </w:r>
       <w:proofErr w:type="gramStart"/>
       <w:r>
         <w:rPr>
@@ -12608,18 +13255,7 @@
           <w:sz w:val="36"/>
           <w:szCs w:val="36"/>
         </w:rPr>
-        <w:t>path</w:t>
-      </w:r>
-      <w:proofErr w:type="spellEnd"/>
-      <w:r>
-        <w:rPr>
-          <w:b/>
-          <w:bCs/>
-          <w:color w:val="D86DCB" w:themeColor="accent5" w:themeTint="99"/>
-          <w:sz w:val="36"/>
-          <w:szCs w:val="36"/>
-        </w:rPr>
-        <w:t>(</w:t>
+        <w:t>recursion(</w:t>
       </w:r>
       <w:proofErr w:type="gramEnd"/>
       <w:r>
@@ -12652,322 +13288,6 @@
           <w:sz w:val="36"/>
           <w:szCs w:val="36"/>
         </w:rPr>
-        <w:t xml:space="preserve">    global </w:t>
-      </w:r>
-      <w:proofErr w:type="spellStart"/>
-      <w:r>
-        <w:rPr>
-          <w:b/>
-          <w:bCs/>
-          <w:color w:val="D86DCB" w:themeColor="accent5" w:themeTint="99"/>
-          <w:sz w:val="36"/>
-          <w:szCs w:val="36"/>
-        </w:rPr>
-        <w:t>img_path</w:t>
-      </w:r>
-      <w:proofErr w:type="spellEnd"/>
-    </w:p>
-    <w:p>
-      <w:pPr>
-        <w:jc w:val="both"/>
-        <w:rPr>
-          <w:b/>
-          <w:bCs/>
-          <w:color w:val="D86DCB" w:themeColor="accent5" w:themeTint="99"/>
-          <w:sz w:val="36"/>
-          <w:szCs w:val="36"/>
-        </w:rPr>
-      </w:pPr>
-      <w:r>
-        <w:rPr>
-          <w:b/>
-          <w:bCs/>
-          <w:color w:val="D86DCB" w:themeColor="accent5" w:themeTint="99"/>
-          <w:sz w:val="36"/>
-          <w:szCs w:val="36"/>
-        </w:rPr>
-        <w:t xml:space="preserve">    return </w:t>
-      </w:r>
-      <w:proofErr w:type="spellStart"/>
-      <w:r>
-        <w:rPr>
-          <w:b/>
-          <w:bCs/>
-          <w:color w:val="D86DCB" w:themeColor="accent5" w:themeTint="99"/>
-          <w:sz w:val="36"/>
-          <w:szCs w:val="36"/>
-        </w:rPr>
-        <w:t>img_path</w:t>
-      </w:r>
-      <w:proofErr w:type="spellEnd"/>
-    </w:p>
-    <w:p>
-      <w:pPr>
-        <w:jc w:val="both"/>
-        <w:rPr>
-          <w:b/>
-          <w:bCs/>
-          <w:color w:val="D86DCB" w:themeColor="accent5" w:themeTint="99"/>
-          <w:sz w:val="36"/>
-          <w:szCs w:val="36"/>
-        </w:rPr>
-      </w:pPr>
-      <w:r>
-        <w:rPr>
-          <w:b/>
-          <w:bCs/>
-          <w:color w:val="D86DCB" w:themeColor="accent5" w:themeTint="99"/>
-          <w:sz w:val="36"/>
-          <w:szCs w:val="36"/>
-        </w:rPr>
-        <w:t xml:space="preserve">def </w:t>
-      </w:r>
-      <w:proofErr w:type="spellStart"/>
-      <w:r>
-        <w:rPr>
-          <w:b/>
-          <w:bCs/>
-          <w:color w:val="D86DCB" w:themeColor="accent5" w:themeTint="99"/>
-          <w:sz w:val="36"/>
-          <w:szCs w:val="36"/>
-        </w:rPr>
-        <w:t>set_img_path</w:t>
-      </w:r>
-      <w:proofErr w:type="spellEnd"/>
-      <w:r>
-        <w:rPr>
-          <w:b/>
-          <w:bCs/>
-          <w:color w:val="D86DCB" w:themeColor="accent5" w:themeTint="99"/>
-          <w:sz w:val="36"/>
-          <w:szCs w:val="36"/>
-        </w:rPr>
-        <w:t>(path):</w:t>
-      </w:r>
-    </w:p>
-    <w:p>
-      <w:pPr>
-        <w:jc w:val="both"/>
-        <w:rPr>
-          <w:b/>
-          <w:bCs/>
-          <w:color w:val="D86DCB" w:themeColor="accent5" w:themeTint="99"/>
-          <w:sz w:val="36"/>
-          <w:szCs w:val="36"/>
-        </w:rPr>
-      </w:pPr>
-      <w:r>
-        <w:rPr>
-          <w:b/>
-          <w:bCs/>
-          <w:color w:val="D86DCB" w:themeColor="accent5" w:themeTint="99"/>
-          <w:sz w:val="36"/>
-          <w:szCs w:val="36"/>
-        </w:rPr>
-        <w:t xml:space="preserve">    global </w:t>
-      </w:r>
-      <w:proofErr w:type="spellStart"/>
-      <w:r>
-        <w:rPr>
-          <w:b/>
-          <w:bCs/>
-          <w:color w:val="D86DCB" w:themeColor="accent5" w:themeTint="99"/>
-          <w:sz w:val="36"/>
-          <w:szCs w:val="36"/>
-        </w:rPr>
-        <w:t>img_path</w:t>
-      </w:r>
-      <w:proofErr w:type="spellEnd"/>
-    </w:p>
-    <w:p>
-      <w:pPr>
-        <w:jc w:val="both"/>
-        <w:rPr>
-          <w:b/>
-          <w:bCs/>
-          <w:color w:val="D86DCB" w:themeColor="accent5" w:themeTint="99"/>
-          <w:sz w:val="36"/>
-          <w:szCs w:val="36"/>
-        </w:rPr>
-      </w:pPr>
-      <w:r>
-        <w:rPr>
-          <w:b/>
-          <w:bCs/>
-          <w:color w:val="D86DCB" w:themeColor="accent5" w:themeTint="99"/>
-          <w:sz w:val="36"/>
-          <w:szCs w:val="36"/>
-        </w:rPr>
-        <w:t xml:space="preserve">    </w:t>
-      </w:r>
-      <w:proofErr w:type="spellStart"/>
-      <w:r>
-        <w:rPr>
-          <w:b/>
-          <w:bCs/>
-          <w:color w:val="D86DCB" w:themeColor="accent5" w:themeTint="99"/>
-          <w:sz w:val="36"/>
-          <w:szCs w:val="36"/>
-        </w:rPr>
-        <w:t>img_path</w:t>
-      </w:r>
-      <w:proofErr w:type="spellEnd"/>
-      <w:r>
-        <w:rPr>
-          <w:b/>
-          <w:bCs/>
-          <w:color w:val="D86DCB" w:themeColor="accent5" w:themeTint="99"/>
-          <w:sz w:val="36"/>
-          <w:szCs w:val="36"/>
-        </w:rPr>
-        <w:t xml:space="preserve"> = path</w:t>
-      </w:r>
-    </w:p>
-    <w:p>
-      <w:pPr>
-        <w:jc w:val="both"/>
-        <w:rPr>
-          <w:b/>
-          <w:bCs/>
-          <w:sz w:val="36"/>
-          <w:szCs w:val="36"/>
-        </w:rPr>
-      </w:pPr>
-    </w:p>
-    <w:p>
-      <w:pPr>
-        <w:jc w:val="both"/>
-        <w:rPr>
-          <w:b/>
-          <w:bCs/>
-          <w:sz w:val="36"/>
-          <w:szCs w:val="36"/>
-        </w:rPr>
-      </w:pPr>
-      <w:r>
-        <w:rPr>
-          <w:b/>
-          <w:bCs/>
-          <w:sz w:val="36"/>
-          <w:szCs w:val="36"/>
-        </w:rPr>
-        <w:t>Recursion:</w:t>
-      </w:r>
-    </w:p>
-    <w:p>
-      <w:pPr>
-        <w:jc w:val="both"/>
-        <w:rPr>
-          <w:sz w:val="36"/>
-          <w:szCs w:val="36"/>
-        </w:rPr>
-      </w:pPr>
-      <w:r>
-        <w:rPr>
-          <w:sz w:val="36"/>
-          <w:szCs w:val="36"/>
-        </w:rPr>
-        <w:t># Syntax</w:t>
-      </w:r>
-      <w:r>
-        <w:rPr>
-          <w:sz w:val="36"/>
-          <w:szCs w:val="36"/>
-        </w:rPr>
-        <w:t xml:space="preserve">. </w:t>
-      </w:r>
-      <w:proofErr w:type="gramStart"/>
-      <w:r>
-        <w:rPr>
-          <w:b/>
-          <w:bCs/>
-          <w:sz w:val="36"/>
-          <w:szCs w:val="36"/>
-        </w:rPr>
-        <w:t>recursion(</w:t>
-      </w:r>
-      <w:proofErr w:type="gramEnd"/>
-      <w:r>
-        <w:rPr>
-          <w:b/>
-          <w:bCs/>
-          <w:sz w:val="36"/>
-          <w:szCs w:val="36"/>
-        </w:rPr>
-        <w:t>)</w:t>
-      </w:r>
-      <w:r>
-        <w:rPr>
-          <w:sz w:val="36"/>
-          <w:szCs w:val="36"/>
-        </w:rPr>
-        <w:t xml:space="preserve"> is a function that calls itself. In here, in return recursion is returning a value and recalls itself with that value</w:t>
-      </w:r>
-    </w:p>
-    <w:p>
-      <w:pPr>
-        <w:jc w:val="both"/>
-        <w:rPr>
-          <w:b/>
-          <w:bCs/>
-          <w:color w:val="D86DCB" w:themeColor="accent5" w:themeTint="99"/>
-          <w:sz w:val="36"/>
-          <w:szCs w:val="36"/>
-        </w:rPr>
-      </w:pPr>
-      <w:r>
-        <w:rPr>
-          <w:b/>
-          <w:bCs/>
-          <w:color w:val="D86DCB" w:themeColor="accent5" w:themeTint="99"/>
-          <w:sz w:val="36"/>
-          <w:szCs w:val="36"/>
-        </w:rPr>
-        <w:t xml:space="preserve">def </w:t>
-      </w:r>
-      <w:proofErr w:type="gramStart"/>
-      <w:r>
-        <w:rPr>
-          <w:b/>
-          <w:bCs/>
-          <w:color w:val="D86DCB" w:themeColor="accent5" w:themeTint="99"/>
-          <w:sz w:val="36"/>
-          <w:szCs w:val="36"/>
-        </w:rPr>
-        <w:t>recursion(</w:t>
-      </w:r>
-      <w:proofErr w:type="gramEnd"/>
-      <w:r>
-        <w:rPr>
-          <w:b/>
-          <w:bCs/>
-          <w:color w:val="D86DCB" w:themeColor="accent5" w:themeTint="99"/>
-          <w:sz w:val="36"/>
-          <w:szCs w:val="36"/>
-        </w:rPr>
-        <w:t>):</w:t>
-      </w:r>
-    </w:p>
-    <w:p>
-      <w:pPr>
-        <w:jc w:val="both"/>
-        <w:rPr>
-          <w:b/>
-          <w:bCs/>
-          <w:color w:val="D86DCB" w:themeColor="accent5" w:themeTint="99"/>
-          <w:sz w:val="36"/>
-          <w:szCs w:val="36"/>
-        </w:rPr>
-      </w:pPr>
-      <w:r>
-        <w:rPr>
-          <w:b/>
-          <w:bCs/>
-          <w:color w:val="D86DCB" w:themeColor="accent5" w:themeTint="99"/>
-          <w:sz w:val="36"/>
-          <w:szCs w:val="36"/>
-        </w:rPr>
-        <w:lastRenderedPageBreak/>
         <w:t xml:space="preserve">    return </w:t>
       </w:r>
       <w:proofErr w:type="gramStart"/>
@@ -13443,6 +13763,7 @@
           <w:sz w:val="36"/>
           <w:szCs w:val="36"/>
         </w:rPr>
+        <w:lastRenderedPageBreak/>
         <w:t>.sort</w:t>
       </w:r>
       <w:proofErr w:type="gramEnd"/>
@@ -13623,7 +13944,6 @@
           <w:sz w:val="36"/>
           <w:szCs w:val="36"/>
         </w:rPr>
-        <w:lastRenderedPageBreak/>
         <w:t>.remove</w:t>
       </w:r>
       <w:proofErr w:type="gramEnd"/>
@@ -14147,6 +14467,7 @@
           <w:sz w:val="36"/>
           <w:szCs w:val="36"/>
         </w:rPr>
+        <w:lastRenderedPageBreak/>
         <w:t xml:space="preserve">s = </w:t>
       </w:r>
       <w:proofErr w:type="gramStart"/>
@@ -14300,7 +14621,6 @@
           <w:sz w:val="36"/>
           <w:szCs w:val="36"/>
         </w:rPr>
-        <w:lastRenderedPageBreak/>
         <w:t>#</w:t>
       </w:r>
       <w:r>
@@ -14781,6 +15101,7 @@
           <w:sz w:val="36"/>
           <w:szCs w:val="36"/>
         </w:rPr>
+        <w:lastRenderedPageBreak/>
         <w:t># list is an array of elements stored in square brackets. Elements can be accessed using index</w:t>
       </w:r>
     </w:p>
@@ -14864,11 +15185,695 @@
           <w:sz w:val="36"/>
           <w:szCs w:val="36"/>
         </w:rPr>
+        <w:t>#</w:t>
+      </w:r>
+      <w:r>
+        <w:rPr>
+          <w:sz w:val="36"/>
+          <w:szCs w:val="36"/>
+        </w:rPr>
+        <w:t xml:space="preserve"> </w:t>
+      </w:r>
+      <w:r>
+        <w:rPr>
+          <w:b/>
+          <w:bCs/>
+          <w:sz w:val="36"/>
+          <w:szCs w:val="36"/>
+        </w:rPr>
+        <w:t>.sort</w:t>
+      </w:r>
+      <w:proofErr w:type="gramEnd"/>
+      <w:r>
+        <w:rPr>
+          <w:b/>
+          <w:bCs/>
+          <w:sz w:val="36"/>
+          <w:szCs w:val="36"/>
+        </w:rPr>
+        <w:t>()</w:t>
+      </w:r>
+      <w:r>
+        <w:rPr>
+          <w:sz w:val="36"/>
+          <w:szCs w:val="36"/>
+        </w:rPr>
+        <w:t xml:space="preserve"> method/function organizes the element</w:t>
+      </w:r>
+      <w:r>
+        <w:rPr>
+          <w:sz w:val="36"/>
+          <w:szCs w:val="36"/>
+        </w:rPr>
+        <w:t>s in</w:t>
+      </w:r>
+      <w:r>
+        <w:rPr>
+          <w:sz w:val="36"/>
+          <w:szCs w:val="36"/>
+        </w:rPr>
+        <w:t xml:space="preserve"> ascending order</w:t>
+      </w:r>
+    </w:p>
+    <w:p>
+      <w:pPr>
+        <w:jc w:val="both"/>
+        <w:rPr>
+          <w:b/>
+          <w:bCs/>
+          <w:color w:val="D86DCB" w:themeColor="accent5" w:themeTint="99"/>
+          <w:sz w:val="36"/>
+          <w:szCs w:val="36"/>
+        </w:rPr>
+      </w:pPr>
+      <w:r>
+        <w:rPr>
+          <w:b/>
+          <w:bCs/>
+          <w:color w:val="D86DCB" w:themeColor="accent5" w:themeTint="99"/>
+          <w:sz w:val="36"/>
+          <w:szCs w:val="36"/>
+        </w:rPr>
+        <w:t>l = [1, 8, 7, 2, 21, 15]</w:t>
+      </w:r>
+    </w:p>
+    <w:p>
+      <w:pPr>
+        <w:jc w:val="both"/>
+        <w:rPr>
+          <w:b/>
+          <w:bCs/>
+          <w:color w:val="D86DCB" w:themeColor="accent5" w:themeTint="99"/>
+          <w:sz w:val="36"/>
+          <w:szCs w:val="36"/>
+        </w:rPr>
+      </w:pPr>
+      <w:proofErr w:type="spellStart"/>
+      <w:r>
+        <w:rPr>
+          <w:b/>
+          <w:bCs/>
+          <w:color w:val="D86DCB" w:themeColor="accent5" w:themeTint="99"/>
+          <w:sz w:val="36"/>
+          <w:szCs w:val="36"/>
+        </w:rPr>
+        <w:t>l.</w:t>
+      </w:r>
+      <w:proofErr w:type="gramStart"/>
+      <w:r>
+        <w:rPr>
+          <w:b/>
+          <w:bCs/>
+          <w:color w:val="D86DCB" w:themeColor="accent5" w:themeTint="99"/>
+          <w:sz w:val="36"/>
+          <w:szCs w:val="36"/>
+        </w:rPr>
+        <w:t>sort</w:t>
+      </w:r>
+      <w:proofErr w:type="spellEnd"/>
+      <w:r>
+        <w:rPr>
+          <w:b/>
+          <w:bCs/>
+          <w:color w:val="D86DCB" w:themeColor="accent5" w:themeTint="99"/>
+          <w:sz w:val="36"/>
+          <w:szCs w:val="36"/>
+        </w:rPr>
+        <w:t>(</w:t>
+      </w:r>
+      <w:proofErr w:type="gramEnd"/>
+      <w:r>
+        <w:rPr>
+          <w:b/>
+          <w:bCs/>
+          <w:color w:val="D86DCB" w:themeColor="accent5" w:themeTint="99"/>
+          <w:sz w:val="36"/>
+          <w:szCs w:val="36"/>
+        </w:rPr>
+        <w:t>)</w:t>
+      </w:r>
+    </w:p>
+    <w:p>
+      <w:pPr>
+        <w:jc w:val="both"/>
+        <w:rPr>
+          <w:b/>
+          <w:bCs/>
+          <w:color w:val="D86DCB" w:themeColor="accent5" w:themeTint="99"/>
+          <w:sz w:val="36"/>
+          <w:szCs w:val="36"/>
+        </w:rPr>
+      </w:pPr>
+      <w:r>
+        <w:rPr>
+          <w:b/>
+          <w:bCs/>
+          <w:color w:val="D86DCB" w:themeColor="accent5" w:themeTint="99"/>
+          <w:sz w:val="36"/>
+          <w:szCs w:val="36"/>
+        </w:rPr>
+        <w:t>print(l) # [1, 2, 7, 8, 15, 21]</w:t>
+      </w:r>
+    </w:p>
+    <w:p>
+      <w:pPr>
+        <w:jc w:val="both"/>
+        <w:rPr>
+          <w:sz w:val="36"/>
+          <w:szCs w:val="36"/>
+        </w:rPr>
+      </w:pPr>
+      <w:proofErr w:type="gramStart"/>
+      <w:r>
+        <w:rPr>
+          <w:sz w:val="36"/>
+          <w:szCs w:val="36"/>
+        </w:rPr>
+        <w:t xml:space="preserve"># </w:t>
+      </w:r>
+      <w:r>
+        <w:rPr>
+          <w:b/>
+          <w:bCs/>
+          <w:sz w:val="36"/>
+          <w:szCs w:val="36"/>
+        </w:rPr>
+        <w:t>.reverse</w:t>
+      </w:r>
+      <w:proofErr w:type="gramEnd"/>
+      <w:r>
+        <w:rPr>
+          <w:b/>
+          <w:bCs/>
+          <w:sz w:val="36"/>
+          <w:szCs w:val="36"/>
+        </w:rPr>
+        <w:t>()</w:t>
+      </w:r>
+      <w:r>
+        <w:rPr>
+          <w:sz w:val="36"/>
+          <w:szCs w:val="36"/>
+        </w:rPr>
+        <w:t xml:space="preserve"> method reserves the elements organized order form ascending to descending.</w:t>
+      </w:r>
+    </w:p>
+    <w:p>
+      <w:pPr>
+        <w:jc w:val="both"/>
+        <w:rPr>
+          <w:b/>
+          <w:bCs/>
+          <w:color w:val="D86DCB" w:themeColor="accent5" w:themeTint="99"/>
+          <w:sz w:val="36"/>
+          <w:szCs w:val="36"/>
+        </w:rPr>
+      </w:pPr>
+      <w:r>
+        <w:rPr>
+          <w:b/>
+          <w:bCs/>
+          <w:color w:val="D86DCB" w:themeColor="accent5" w:themeTint="99"/>
+          <w:sz w:val="36"/>
+          <w:szCs w:val="36"/>
+        </w:rPr>
+        <w:t>l = [1, 8, 7, 2, 21, 15]</w:t>
+      </w:r>
+    </w:p>
+    <w:p>
+      <w:pPr>
+        <w:jc w:val="both"/>
+        <w:rPr>
+          <w:b/>
+          <w:bCs/>
+          <w:color w:val="D86DCB" w:themeColor="accent5" w:themeTint="99"/>
+          <w:sz w:val="36"/>
+          <w:szCs w:val="36"/>
+        </w:rPr>
+      </w:pPr>
+      <w:proofErr w:type="spellStart"/>
+      <w:r>
+        <w:rPr>
+          <w:b/>
+          <w:bCs/>
+          <w:color w:val="D86DCB" w:themeColor="accent5" w:themeTint="99"/>
+          <w:sz w:val="36"/>
+          <w:szCs w:val="36"/>
+        </w:rPr>
+        <w:t>l.</w:t>
+      </w:r>
+      <w:proofErr w:type="gramStart"/>
+      <w:r>
+        <w:rPr>
+          <w:b/>
+          <w:bCs/>
+          <w:color w:val="D86DCB" w:themeColor="accent5" w:themeTint="99"/>
+          <w:sz w:val="36"/>
+          <w:szCs w:val="36"/>
+        </w:rPr>
+        <w:t>reverse</w:t>
+      </w:r>
+      <w:proofErr w:type="spellEnd"/>
+      <w:r>
+        <w:rPr>
+          <w:b/>
+          <w:bCs/>
+          <w:color w:val="D86DCB" w:themeColor="accent5" w:themeTint="99"/>
+          <w:sz w:val="36"/>
+          <w:szCs w:val="36"/>
+        </w:rPr>
+        <w:t>(</w:t>
+      </w:r>
+      <w:proofErr w:type="gramEnd"/>
+      <w:r>
+        <w:rPr>
+          <w:b/>
+          <w:bCs/>
+          <w:color w:val="D86DCB" w:themeColor="accent5" w:themeTint="99"/>
+          <w:sz w:val="36"/>
+          <w:szCs w:val="36"/>
+        </w:rPr>
+        <w:t>)</w:t>
+      </w:r>
+    </w:p>
+    <w:p>
+      <w:pPr>
+        <w:jc w:val="both"/>
+        <w:rPr>
+          <w:b/>
+          <w:bCs/>
+          <w:color w:val="D86DCB" w:themeColor="accent5" w:themeTint="99"/>
+          <w:sz w:val="36"/>
+          <w:szCs w:val="36"/>
+        </w:rPr>
+      </w:pPr>
+      <w:r>
+        <w:rPr>
+          <w:b/>
+          <w:bCs/>
+          <w:color w:val="D86DCB" w:themeColor="accent5" w:themeTint="99"/>
+          <w:sz w:val="36"/>
+          <w:szCs w:val="36"/>
+        </w:rPr>
+        <w:t>print(l) # [15, 21, 2, 7, 8, 1]</w:t>
+      </w:r>
+    </w:p>
+    <w:p>
+      <w:pPr>
+        <w:jc w:val="both"/>
+        <w:rPr>
+          <w:sz w:val="36"/>
+          <w:szCs w:val="36"/>
+        </w:rPr>
+      </w:pPr>
+      <w:proofErr w:type="gramStart"/>
+      <w:r>
+        <w:rPr>
+          <w:sz w:val="36"/>
+          <w:szCs w:val="36"/>
+        </w:rPr>
+        <w:t xml:space="preserve"># </w:t>
+      </w:r>
+      <w:r>
+        <w:rPr>
+          <w:b/>
+          <w:bCs/>
+          <w:sz w:val="36"/>
+          <w:szCs w:val="36"/>
+        </w:rPr>
+        <w:t>.append</w:t>
+      </w:r>
+      <w:proofErr w:type="gramEnd"/>
+      <w:r>
+        <w:rPr>
+          <w:b/>
+          <w:bCs/>
+          <w:sz w:val="36"/>
+          <w:szCs w:val="36"/>
+        </w:rPr>
+        <w:t>()</w:t>
+      </w:r>
+      <w:r>
+        <w:rPr>
+          <w:sz w:val="36"/>
+          <w:szCs w:val="36"/>
+        </w:rPr>
+        <w:t xml:space="preserve"> adds an element at the end of the list</w:t>
+      </w:r>
+    </w:p>
+    <w:p>
+      <w:pPr>
+        <w:jc w:val="both"/>
+        <w:rPr>
+          <w:b/>
+          <w:bCs/>
+          <w:color w:val="D86DCB" w:themeColor="accent5" w:themeTint="99"/>
+          <w:sz w:val="36"/>
+          <w:szCs w:val="36"/>
+        </w:rPr>
+      </w:pPr>
+      <w:r>
+        <w:rPr>
+          <w:b/>
+          <w:bCs/>
+          <w:color w:val="D86DCB" w:themeColor="accent5" w:themeTint="99"/>
+          <w:sz w:val="36"/>
+          <w:szCs w:val="36"/>
+        </w:rPr>
+        <w:t>l = [1, 8, 7, 2, 21, 15]</w:t>
+      </w:r>
+    </w:p>
+    <w:p>
+      <w:pPr>
+        <w:jc w:val="both"/>
+        <w:rPr>
+          <w:b/>
+          <w:bCs/>
+          <w:color w:val="D86DCB" w:themeColor="accent5" w:themeTint="99"/>
+          <w:sz w:val="36"/>
+          <w:szCs w:val="36"/>
+        </w:rPr>
+      </w:pPr>
+      <w:proofErr w:type="spellStart"/>
+      <w:r>
+        <w:rPr>
+          <w:b/>
+          <w:bCs/>
+          <w:color w:val="D86DCB" w:themeColor="accent5" w:themeTint="99"/>
+          <w:sz w:val="36"/>
+          <w:szCs w:val="36"/>
+        </w:rPr>
+        <w:t>l.</w:t>
+      </w:r>
+      <w:proofErr w:type="gramStart"/>
+      <w:r>
+        <w:rPr>
+          <w:b/>
+          <w:bCs/>
+          <w:color w:val="D86DCB" w:themeColor="accent5" w:themeTint="99"/>
+          <w:sz w:val="36"/>
+          <w:szCs w:val="36"/>
+        </w:rPr>
+        <w:t>append</w:t>
+      </w:r>
+      <w:proofErr w:type="spellEnd"/>
+      <w:r>
+        <w:rPr>
+          <w:b/>
+          <w:bCs/>
+          <w:color w:val="D86DCB" w:themeColor="accent5" w:themeTint="99"/>
+          <w:sz w:val="36"/>
+          <w:szCs w:val="36"/>
+        </w:rPr>
+        <w:t>(</w:t>
+      </w:r>
+      <w:proofErr w:type="gramEnd"/>
+      <w:r>
+        <w:rPr>
+          <w:b/>
+          <w:bCs/>
+          <w:color w:val="D86DCB" w:themeColor="accent5" w:themeTint="99"/>
+          <w:sz w:val="36"/>
+          <w:szCs w:val="36"/>
+        </w:rPr>
+        <w:t>8)</w:t>
+      </w:r>
+    </w:p>
+    <w:p>
+      <w:pPr>
+        <w:jc w:val="both"/>
+        <w:rPr>
+          <w:b/>
+          <w:bCs/>
+          <w:color w:val="D86DCB" w:themeColor="accent5" w:themeTint="99"/>
+          <w:sz w:val="36"/>
+          <w:szCs w:val="36"/>
+        </w:rPr>
+      </w:pPr>
+      <w:r>
+        <w:rPr>
+          <w:b/>
+          <w:bCs/>
+          <w:color w:val="D86DCB" w:themeColor="accent5" w:themeTint="99"/>
+          <w:sz w:val="36"/>
+          <w:szCs w:val="36"/>
+        </w:rPr>
+        <w:t>print(l) # [1, 8, 7, 2, 21, 15, 8]</w:t>
+      </w:r>
+    </w:p>
+    <w:p>
+      <w:pPr>
+        <w:jc w:val="both"/>
+        <w:rPr>
+          <w:sz w:val="36"/>
+          <w:szCs w:val="36"/>
+        </w:rPr>
+      </w:pPr>
+      <w:proofErr w:type="gramStart"/>
+      <w:r>
+        <w:rPr>
+          <w:sz w:val="36"/>
+          <w:szCs w:val="36"/>
+        </w:rPr>
+        <w:t xml:space="preserve"># </w:t>
+      </w:r>
+      <w:r>
+        <w:rPr>
+          <w:b/>
+          <w:bCs/>
+          <w:sz w:val="36"/>
+          <w:szCs w:val="36"/>
+        </w:rPr>
+        <w:t>.insert</w:t>
+      </w:r>
+      <w:proofErr w:type="gramEnd"/>
+      <w:r>
+        <w:rPr>
+          <w:b/>
+          <w:bCs/>
+          <w:sz w:val="36"/>
+          <w:szCs w:val="36"/>
+        </w:rPr>
+        <w:t>()</w:t>
+      </w:r>
+      <w:r>
+        <w:rPr>
+          <w:sz w:val="36"/>
+          <w:szCs w:val="36"/>
+        </w:rPr>
+        <w:t xml:space="preserve"> method will add  a new element (</w:t>
+      </w:r>
+      <w:r>
+        <w:rPr>
+          <w:b/>
+          <w:bCs/>
+          <w:sz w:val="36"/>
+          <w:szCs w:val="36"/>
+        </w:rPr>
+        <w:t>8</w:t>
+      </w:r>
+      <w:r>
+        <w:rPr>
+          <w:sz w:val="36"/>
+          <w:szCs w:val="36"/>
+        </w:rPr>
+        <w:t xml:space="preserve">) at </w:t>
+      </w:r>
+      <w:r>
+        <w:rPr>
+          <w:b/>
+          <w:bCs/>
+          <w:sz w:val="36"/>
+          <w:szCs w:val="36"/>
+        </w:rPr>
+        <w:t>3</w:t>
+      </w:r>
+      <w:r>
+        <w:rPr>
+          <w:sz w:val="36"/>
+          <w:szCs w:val="36"/>
+        </w:rPr>
+        <w:t xml:space="preserve"> index the </w:t>
+      </w:r>
+      <w:r>
+        <w:rPr>
+          <w:sz w:val="36"/>
+          <w:szCs w:val="36"/>
+        </w:rPr>
+        <w:t>element (</w:t>
+      </w:r>
+      <w:r>
+        <w:rPr>
+          <w:b/>
+          <w:bCs/>
+          <w:sz w:val="36"/>
+          <w:szCs w:val="36"/>
+        </w:rPr>
+        <w:t>8</w:t>
+      </w:r>
+      <w:r>
+        <w:rPr>
+          <w:sz w:val="36"/>
+          <w:szCs w:val="36"/>
+        </w:rPr>
+        <w:t xml:space="preserve">) present there will be moved to </w:t>
+      </w:r>
+      <w:r>
+        <w:rPr>
+          <w:b/>
+          <w:bCs/>
+          <w:sz w:val="36"/>
+          <w:szCs w:val="36"/>
+        </w:rPr>
+        <w:t>4</w:t>
+      </w:r>
+      <w:r>
+        <w:rPr>
+          <w:sz w:val="36"/>
+          <w:szCs w:val="36"/>
+        </w:rPr>
+        <w:t xml:space="preserve"> index</w:t>
+      </w:r>
+    </w:p>
+    <w:p>
+      <w:pPr>
+        <w:jc w:val="both"/>
+        <w:rPr>
+          <w:b/>
+          <w:bCs/>
+          <w:color w:val="D86DCB" w:themeColor="accent5" w:themeTint="99"/>
+          <w:sz w:val="36"/>
+          <w:szCs w:val="36"/>
+        </w:rPr>
+      </w:pPr>
+      <w:r>
+        <w:rPr>
+          <w:b/>
+          <w:bCs/>
+          <w:color w:val="D86DCB" w:themeColor="accent5" w:themeTint="99"/>
+          <w:sz w:val="36"/>
+          <w:szCs w:val="36"/>
+        </w:rPr>
+        <w:t>l = [1, 2, 7, 8, 21, 15]</w:t>
+      </w:r>
+    </w:p>
+    <w:p>
+      <w:pPr>
+        <w:jc w:val="both"/>
+        <w:rPr>
+          <w:b/>
+          <w:bCs/>
+          <w:color w:val="D86DCB" w:themeColor="accent5" w:themeTint="99"/>
+          <w:sz w:val="36"/>
+          <w:szCs w:val="36"/>
+        </w:rPr>
+      </w:pPr>
+      <w:proofErr w:type="spellStart"/>
+      <w:r>
+        <w:rPr>
+          <w:b/>
+          <w:bCs/>
+          <w:color w:val="D86DCB" w:themeColor="accent5" w:themeTint="99"/>
+          <w:sz w:val="36"/>
+          <w:szCs w:val="36"/>
+        </w:rPr>
+        <w:t>l.</w:t>
+      </w:r>
+      <w:proofErr w:type="gramStart"/>
+      <w:r>
+        <w:rPr>
+          <w:b/>
+          <w:bCs/>
+          <w:color w:val="D86DCB" w:themeColor="accent5" w:themeTint="99"/>
+          <w:sz w:val="36"/>
+          <w:szCs w:val="36"/>
+        </w:rPr>
+        <w:t>insert</w:t>
+      </w:r>
+      <w:proofErr w:type="spellEnd"/>
+      <w:r>
+        <w:rPr>
+          <w:b/>
+          <w:bCs/>
+          <w:color w:val="D86DCB" w:themeColor="accent5" w:themeTint="99"/>
+          <w:sz w:val="36"/>
+          <w:szCs w:val="36"/>
+        </w:rPr>
+        <w:t>(</w:t>
+      </w:r>
+      <w:proofErr w:type="gramEnd"/>
+      <w:r>
+        <w:rPr>
+          <w:b/>
+          <w:bCs/>
+          <w:color w:val="D86DCB" w:themeColor="accent5" w:themeTint="99"/>
+          <w:sz w:val="36"/>
+          <w:szCs w:val="36"/>
+        </w:rPr>
+        <w:t>3,</w:t>
+      </w:r>
+      <w:r>
+        <w:rPr>
+          <w:b/>
+          <w:bCs/>
+          <w:color w:val="D86DCB" w:themeColor="accent5" w:themeTint="99"/>
+          <w:sz w:val="36"/>
+          <w:szCs w:val="36"/>
+        </w:rPr>
+        <w:t xml:space="preserve"> </w:t>
+      </w:r>
+      <w:r>
+        <w:rPr>
+          <w:b/>
+          <w:bCs/>
+          <w:color w:val="D86DCB" w:themeColor="accent5" w:themeTint="99"/>
+          <w:sz w:val="36"/>
+          <w:szCs w:val="36"/>
+        </w:rPr>
+        <w:t>8)</w:t>
+      </w:r>
+    </w:p>
+    <w:p>
+      <w:pPr>
+        <w:jc w:val="both"/>
+        <w:rPr>
+          <w:color w:val="D86DCB" w:themeColor="accent5" w:themeTint="99"/>
+          <w:sz w:val="36"/>
+          <w:szCs w:val="36"/>
+        </w:rPr>
+      </w:pPr>
+      <w:r>
+        <w:rPr>
+          <w:b/>
+          <w:bCs/>
+          <w:color w:val="D86DCB" w:themeColor="accent5" w:themeTint="99"/>
+          <w:sz w:val="36"/>
+          <w:szCs w:val="36"/>
+        </w:rPr>
         <w:lastRenderedPageBreak/>
+        <w:t>print(l) # [1, 2, 7, 8, 8, 21, 15]</w:t>
+      </w:r>
+    </w:p>
+    <w:p>
+      <w:pPr>
+        <w:jc w:val="both"/>
+        <w:rPr>
+          <w:sz w:val="36"/>
+          <w:szCs w:val="36"/>
+        </w:rPr>
+      </w:pPr>
+      <w:proofErr w:type="gramStart"/>
+      <w:r>
+        <w:rPr>
+          <w:sz w:val="36"/>
+          <w:szCs w:val="36"/>
+        </w:rPr>
         <w:t>#</w:t>
       </w:r>
       <w:r>
         <w:rPr>
+          <w:b/>
+          <w:bCs/>
           <w:sz w:val="36"/>
           <w:szCs w:val="36"/>
         </w:rPr>
@@ -14881,7 +15886,7 @@
           <w:sz w:val="36"/>
           <w:szCs w:val="36"/>
         </w:rPr>
-        <w:t>.sort</w:t>
+        <w:t>.pop</w:t>
       </w:r>
       <w:proofErr w:type="gramEnd"/>
       <w:r>
@@ -14891,28 +15896,30 @@
           <w:sz w:val="36"/>
           <w:szCs w:val="36"/>
         </w:rPr>
-        <w:t>()</w:t>
-      </w:r>
-      <w:r>
-        <w:rPr>
-          <w:sz w:val="36"/>
-          <w:szCs w:val="36"/>
-        </w:rPr>
-        <w:t xml:space="preserve"> method/function organizes the element</w:t>
-      </w:r>
-      <w:r>
-        <w:rPr>
-          <w:sz w:val="36"/>
-          <w:szCs w:val="36"/>
-        </w:rPr>
-        <w:t>s in</w:t>
-      </w:r>
-      <w:r>
-        <w:rPr>
-          <w:sz w:val="36"/>
-          <w:szCs w:val="36"/>
-        </w:rPr>
-        <w:t xml:space="preserve"> ascending order</w:t>
+        <w:t xml:space="preserve">() </w:t>
+      </w:r>
+      <w:r>
+        <w:rPr>
+          <w:sz w:val="36"/>
+          <w:szCs w:val="36"/>
+        </w:rPr>
+        <w:t xml:space="preserve">method/function pops or deletes the valued stored at </w:t>
+      </w:r>
+      <w:r>
+        <w:rPr>
+          <w:b/>
+          <w:bCs/>
+          <w:sz w:val="36"/>
+          <w:szCs w:val="36"/>
+        </w:rPr>
+        <w:t xml:space="preserve">2 </w:t>
+      </w:r>
+      <w:r>
+        <w:rPr>
+          <w:sz w:val="36"/>
+          <w:szCs w:val="36"/>
+        </w:rPr>
+        <w:t>index and can store it in a variable</w:t>
       </w:r>
     </w:p>
     <w:p>
@@ -14957,693 +15964,6 @@
           <w:sz w:val="36"/>
           <w:szCs w:val="36"/>
         </w:rPr>
-        <w:t>l.</w:t>
-      </w:r>
-      <w:proofErr w:type="gramStart"/>
-      <w:r>
-        <w:rPr>
-          <w:b/>
-          <w:bCs/>
-          <w:color w:val="D86DCB" w:themeColor="accent5" w:themeTint="99"/>
-          <w:sz w:val="36"/>
-          <w:szCs w:val="36"/>
-        </w:rPr>
-        <w:t>sort</w:t>
-      </w:r>
-      <w:proofErr w:type="spellEnd"/>
-      <w:r>
-        <w:rPr>
-          <w:b/>
-          <w:bCs/>
-          <w:color w:val="D86DCB" w:themeColor="accent5" w:themeTint="99"/>
-          <w:sz w:val="36"/>
-          <w:szCs w:val="36"/>
-        </w:rPr>
-        <w:t>(</w:t>
-      </w:r>
-      <w:proofErr w:type="gramEnd"/>
-      <w:r>
-        <w:rPr>
-          <w:b/>
-          <w:bCs/>
-          <w:color w:val="D86DCB" w:themeColor="accent5" w:themeTint="99"/>
-          <w:sz w:val="36"/>
-          <w:szCs w:val="36"/>
-        </w:rPr>
-        <w:t>)</w:t>
-      </w:r>
-    </w:p>
-    <w:p>
-      <w:pPr>
-        <w:jc w:val="both"/>
-        <w:rPr>
-          <w:b/>
-          <w:bCs/>
-          <w:color w:val="D86DCB" w:themeColor="accent5" w:themeTint="99"/>
-          <w:sz w:val="36"/>
-          <w:szCs w:val="36"/>
-        </w:rPr>
-      </w:pPr>
-      <w:r>
-        <w:rPr>
-          <w:b/>
-          <w:bCs/>
-          <w:color w:val="D86DCB" w:themeColor="accent5" w:themeTint="99"/>
-          <w:sz w:val="36"/>
-          <w:szCs w:val="36"/>
-        </w:rPr>
-        <w:t>print(l) # [1, 2, 7, 8, 15, 21]</w:t>
-      </w:r>
-    </w:p>
-    <w:p>
-      <w:pPr>
-        <w:jc w:val="both"/>
-        <w:rPr>
-          <w:sz w:val="36"/>
-          <w:szCs w:val="36"/>
-        </w:rPr>
-      </w:pPr>
-      <w:proofErr w:type="gramStart"/>
-      <w:r>
-        <w:rPr>
-          <w:sz w:val="36"/>
-          <w:szCs w:val="36"/>
-        </w:rPr>
-        <w:t xml:space="preserve"># </w:t>
-      </w:r>
-      <w:r>
-        <w:rPr>
-          <w:b/>
-          <w:bCs/>
-          <w:sz w:val="36"/>
-          <w:szCs w:val="36"/>
-        </w:rPr>
-        <w:t>.reverse</w:t>
-      </w:r>
-      <w:proofErr w:type="gramEnd"/>
-      <w:r>
-        <w:rPr>
-          <w:b/>
-          <w:bCs/>
-          <w:sz w:val="36"/>
-          <w:szCs w:val="36"/>
-        </w:rPr>
-        <w:t>()</w:t>
-      </w:r>
-      <w:r>
-        <w:rPr>
-          <w:sz w:val="36"/>
-          <w:szCs w:val="36"/>
-        </w:rPr>
-        <w:t xml:space="preserve"> method reserves the elements organized order form ascending to descending.</w:t>
-      </w:r>
-    </w:p>
-    <w:p>
-      <w:pPr>
-        <w:jc w:val="both"/>
-        <w:rPr>
-          <w:b/>
-          <w:bCs/>
-          <w:color w:val="D86DCB" w:themeColor="accent5" w:themeTint="99"/>
-          <w:sz w:val="36"/>
-          <w:szCs w:val="36"/>
-        </w:rPr>
-      </w:pPr>
-      <w:r>
-        <w:rPr>
-          <w:b/>
-          <w:bCs/>
-          <w:color w:val="D86DCB" w:themeColor="accent5" w:themeTint="99"/>
-          <w:sz w:val="36"/>
-          <w:szCs w:val="36"/>
-        </w:rPr>
-        <w:t>l = [1, 8, 7, 2, 21, 15]</w:t>
-      </w:r>
-    </w:p>
-    <w:p>
-      <w:pPr>
-        <w:jc w:val="both"/>
-        <w:rPr>
-          <w:b/>
-          <w:bCs/>
-          <w:color w:val="D86DCB" w:themeColor="accent5" w:themeTint="99"/>
-          <w:sz w:val="36"/>
-          <w:szCs w:val="36"/>
-        </w:rPr>
-      </w:pPr>
-      <w:proofErr w:type="spellStart"/>
-      <w:r>
-        <w:rPr>
-          <w:b/>
-          <w:bCs/>
-          <w:color w:val="D86DCB" w:themeColor="accent5" w:themeTint="99"/>
-          <w:sz w:val="36"/>
-          <w:szCs w:val="36"/>
-        </w:rPr>
-        <w:t>l.</w:t>
-      </w:r>
-      <w:proofErr w:type="gramStart"/>
-      <w:r>
-        <w:rPr>
-          <w:b/>
-          <w:bCs/>
-          <w:color w:val="D86DCB" w:themeColor="accent5" w:themeTint="99"/>
-          <w:sz w:val="36"/>
-          <w:szCs w:val="36"/>
-        </w:rPr>
-        <w:t>reverse</w:t>
-      </w:r>
-      <w:proofErr w:type="spellEnd"/>
-      <w:r>
-        <w:rPr>
-          <w:b/>
-          <w:bCs/>
-          <w:color w:val="D86DCB" w:themeColor="accent5" w:themeTint="99"/>
-          <w:sz w:val="36"/>
-          <w:szCs w:val="36"/>
-        </w:rPr>
-        <w:t>(</w:t>
-      </w:r>
-      <w:proofErr w:type="gramEnd"/>
-      <w:r>
-        <w:rPr>
-          <w:b/>
-          <w:bCs/>
-          <w:color w:val="D86DCB" w:themeColor="accent5" w:themeTint="99"/>
-          <w:sz w:val="36"/>
-          <w:szCs w:val="36"/>
-        </w:rPr>
-        <w:t>)</w:t>
-      </w:r>
-    </w:p>
-    <w:p>
-      <w:pPr>
-        <w:jc w:val="both"/>
-        <w:rPr>
-          <w:b/>
-          <w:bCs/>
-          <w:color w:val="D86DCB" w:themeColor="accent5" w:themeTint="99"/>
-          <w:sz w:val="36"/>
-          <w:szCs w:val="36"/>
-        </w:rPr>
-      </w:pPr>
-      <w:r>
-        <w:rPr>
-          <w:b/>
-          <w:bCs/>
-          <w:color w:val="D86DCB" w:themeColor="accent5" w:themeTint="99"/>
-          <w:sz w:val="36"/>
-          <w:szCs w:val="36"/>
-        </w:rPr>
-        <w:t>print(l) # [15, 21, 2, 7, 8, 1]</w:t>
-      </w:r>
-    </w:p>
-    <w:p>
-      <w:pPr>
-        <w:jc w:val="both"/>
-        <w:rPr>
-          <w:sz w:val="36"/>
-          <w:szCs w:val="36"/>
-        </w:rPr>
-      </w:pPr>
-      <w:proofErr w:type="gramStart"/>
-      <w:r>
-        <w:rPr>
-          <w:sz w:val="36"/>
-          <w:szCs w:val="36"/>
-        </w:rPr>
-        <w:t xml:space="preserve"># </w:t>
-      </w:r>
-      <w:r>
-        <w:rPr>
-          <w:b/>
-          <w:bCs/>
-          <w:sz w:val="36"/>
-          <w:szCs w:val="36"/>
-        </w:rPr>
-        <w:t>.append</w:t>
-      </w:r>
-      <w:proofErr w:type="gramEnd"/>
-      <w:r>
-        <w:rPr>
-          <w:b/>
-          <w:bCs/>
-          <w:sz w:val="36"/>
-          <w:szCs w:val="36"/>
-        </w:rPr>
-        <w:t>()</w:t>
-      </w:r>
-      <w:r>
-        <w:rPr>
-          <w:sz w:val="36"/>
-          <w:szCs w:val="36"/>
-        </w:rPr>
-        <w:t xml:space="preserve"> adds an element at the end of the list</w:t>
-      </w:r>
-    </w:p>
-    <w:p>
-      <w:pPr>
-        <w:jc w:val="both"/>
-        <w:rPr>
-          <w:b/>
-          <w:bCs/>
-          <w:color w:val="D86DCB" w:themeColor="accent5" w:themeTint="99"/>
-          <w:sz w:val="36"/>
-          <w:szCs w:val="36"/>
-        </w:rPr>
-      </w:pPr>
-      <w:r>
-        <w:rPr>
-          <w:b/>
-          <w:bCs/>
-          <w:color w:val="D86DCB" w:themeColor="accent5" w:themeTint="99"/>
-          <w:sz w:val="36"/>
-          <w:szCs w:val="36"/>
-        </w:rPr>
-        <w:t>l = [1, 8, 7, 2, 21, 15]</w:t>
-      </w:r>
-    </w:p>
-    <w:p>
-      <w:pPr>
-        <w:jc w:val="both"/>
-        <w:rPr>
-          <w:b/>
-          <w:bCs/>
-          <w:color w:val="D86DCB" w:themeColor="accent5" w:themeTint="99"/>
-          <w:sz w:val="36"/>
-          <w:szCs w:val="36"/>
-        </w:rPr>
-      </w:pPr>
-      <w:proofErr w:type="spellStart"/>
-      <w:r>
-        <w:rPr>
-          <w:b/>
-          <w:bCs/>
-          <w:color w:val="D86DCB" w:themeColor="accent5" w:themeTint="99"/>
-          <w:sz w:val="36"/>
-          <w:szCs w:val="36"/>
-        </w:rPr>
-        <w:t>l.</w:t>
-      </w:r>
-      <w:proofErr w:type="gramStart"/>
-      <w:r>
-        <w:rPr>
-          <w:b/>
-          <w:bCs/>
-          <w:color w:val="D86DCB" w:themeColor="accent5" w:themeTint="99"/>
-          <w:sz w:val="36"/>
-          <w:szCs w:val="36"/>
-        </w:rPr>
-        <w:t>append</w:t>
-      </w:r>
-      <w:proofErr w:type="spellEnd"/>
-      <w:r>
-        <w:rPr>
-          <w:b/>
-          <w:bCs/>
-          <w:color w:val="D86DCB" w:themeColor="accent5" w:themeTint="99"/>
-          <w:sz w:val="36"/>
-          <w:szCs w:val="36"/>
-        </w:rPr>
-        <w:t>(</w:t>
-      </w:r>
-      <w:proofErr w:type="gramEnd"/>
-      <w:r>
-        <w:rPr>
-          <w:b/>
-          <w:bCs/>
-          <w:color w:val="D86DCB" w:themeColor="accent5" w:themeTint="99"/>
-          <w:sz w:val="36"/>
-          <w:szCs w:val="36"/>
-        </w:rPr>
-        <w:t>8)</w:t>
-      </w:r>
-    </w:p>
-    <w:p>
-      <w:pPr>
-        <w:jc w:val="both"/>
-        <w:rPr>
-          <w:b/>
-          <w:bCs/>
-          <w:color w:val="D86DCB" w:themeColor="accent5" w:themeTint="99"/>
-          <w:sz w:val="36"/>
-          <w:szCs w:val="36"/>
-        </w:rPr>
-      </w:pPr>
-      <w:r>
-        <w:rPr>
-          <w:b/>
-          <w:bCs/>
-          <w:color w:val="D86DCB" w:themeColor="accent5" w:themeTint="99"/>
-          <w:sz w:val="36"/>
-          <w:szCs w:val="36"/>
-        </w:rPr>
-        <w:t>print(l) # [1, 8, 7, 2, 21, 15, 8]</w:t>
-      </w:r>
-    </w:p>
-    <w:p>
-      <w:pPr>
-        <w:jc w:val="both"/>
-        <w:rPr>
-          <w:sz w:val="36"/>
-          <w:szCs w:val="36"/>
-        </w:rPr>
-      </w:pPr>
-      <w:proofErr w:type="gramStart"/>
-      <w:r>
-        <w:rPr>
-          <w:sz w:val="36"/>
-          <w:szCs w:val="36"/>
-        </w:rPr>
-        <w:t xml:space="preserve"># </w:t>
-      </w:r>
-      <w:r>
-        <w:rPr>
-          <w:b/>
-          <w:bCs/>
-          <w:sz w:val="36"/>
-          <w:szCs w:val="36"/>
-        </w:rPr>
-        <w:t>.insert</w:t>
-      </w:r>
-      <w:proofErr w:type="gramEnd"/>
-      <w:r>
-        <w:rPr>
-          <w:b/>
-          <w:bCs/>
-          <w:sz w:val="36"/>
-          <w:szCs w:val="36"/>
-        </w:rPr>
-        <w:t>()</w:t>
-      </w:r>
-      <w:r>
-        <w:rPr>
-          <w:sz w:val="36"/>
-          <w:szCs w:val="36"/>
-        </w:rPr>
-        <w:t xml:space="preserve"> method will add  a new element (</w:t>
-      </w:r>
-      <w:r>
-        <w:rPr>
-          <w:b/>
-          <w:bCs/>
-          <w:sz w:val="36"/>
-          <w:szCs w:val="36"/>
-        </w:rPr>
-        <w:t>8</w:t>
-      </w:r>
-      <w:r>
-        <w:rPr>
-          <w:sz w:val="36"/>
-          <w:szCs w:val="36"/>
-        </w:rPr>
-        <w:t xml:space="preserve">) at </w:t>
-      </w:r>
-      <w:r>
-        <w:rPr>
-          <w:b/>
-          <w:bCs/>
-          <w:sz w:val="36"/>
-          <w:szCs w:val="36"/>
-        </w:rPr>
-        <w:t>3</w:t>
-      </w:r>
-      <w:r>
-        <w:rPr>
-          <w:sz w:val="36"/>
-          <w:szCs w:val="36"/>
-        </w:rPr>
-        <w:t xml:space="preserve"> index the </w:t>
-      </w:r>
-      <w:r>
-        <w:rPr>
-          <w:sz w:val="36"/>
-          <w:szCs w:val="36"/>
-        </w:rPr>
-        <w:t>element (</w:t>
-      </w:r>
-      <w:r>
-        <w:rPr>
-          <w:b/>
-          <w:bCs/>
-          <w:sz w:val="36"/>
-          <w:szCs w:val="36"/>
-        </w:rPr>
-        <w:t>8</w:t>
-      </w:r>
-      <w:r>
-        <w:rPr>
-          <w:sz w:val="36"/>
-          <w:szCs w:val="36"/>
-        </w:rPr>
-        <w:t xml:space="preserve">) present there will be moved to </w:t>
-      </w:r>
-      <w:r>
-        <w:rPr>
-          <w:b/>
-          <w:bCs/>
-          <w:sz w:val="36"/>
-          <w:szCs w:val="36"/>
-        </w:rPr>
-        <w:t>4</w:t>
-      </w:r>
-      <w:r>
-        <w:rPr>
-          <w:sz w:val="36"/>
-          <w:szCs w:val="36"/>
-        </w:rPr>
-        <w:t xml:space="preserve"> index</w:t>
-      </w:r>
-    </w:p>
-    <w:p>
-      <w:pPr>
-        <w:jc w:val="both"/>
-        <w:rPr>
-          <w:b/>
-          <w:bCs/>
-          <w:color w:val="D86DCB" w:themeColor="accent5" w:themeTint="99"/>
-          <w:sz w:val="36"/>
-          <w:szCs w:val="36"/>
-        </w:rPr>
-      </w:pPr>
-      <w:r>
-        <w:rPr>
-          <w:b/>
-          <w:bCs/>
-          <w:color w:val="D86DCB" w:themeColor="accent5" w:themeTint="99"/>
-          <w:sz w:val="36"/>
-          <w:szCs w:val="36"/>
-        </w:rPr>
-        <w:t>l = [1, 2, 7, 8, 21, 15]</w:t>
-      </w:r>
-    </w:p>
-    <w:p>
-      <w:pPr>
-        <w:jc w:val="both"/>
-        <w:rPr>
-          <w:b/>
-          <w:bCs/>
-          <w:color w:val="D86DCB" w:themeColor="accent5" w:themeTint="99"/>
-          <w:sz w:val="36"/>
-          <w:szCs w:val="36"/>
-        </w:rPr>
-      </w:pPr>
-      <w:proofErr w:type="spellStart"/>
-      <w:r>
-        <w:rPr>
-          <w:b/>
-          <w:bCs/>
-          <w:color w:val="D86DCB" w:themeColor="accent5" w:themeTint="99"/>
-          <w:sz w:val="36"/>
-          <w:szCs w:val="36"/>
-        </w:rPr>
-        <w:t>l.</w:t>
-      </w:r>
-      <w:proofErr w:type="gramStart"/>
-      <w:r>
-        <w:rPr>
-          <w:b/>
-          <w:bCs/>
-          <w:color w:val="D86DCB" w:themeColor="accent5" w:themeTint="99"/>
-          <w:sz w:val="36"/>
-          <w:szCs w:val="36"/>
-        </w:rPr>
-        <w:t>insert</w:t>
-      </w:r>
-      <w:proofErr w:type="spellEnd"/>
-      <w:r>
-        <w:rPr>
-          <w:b/>
-          <w:bCs/>
-          <w:color w:val="D86DCB" w:themeColor="accent5" w:themeTint="99"/>
-          <w:sz w:val="36"/>
-          <w:szCs w:val="36"/>
-        </w:rPr>
-        <w:t>(</w:t>
-      </w:r>
-      <w:proofErr w:type="gramEnd"/>
-      <w:r>
-        <w:rPr>
-          <w:b/>
-          <w:bCs/>
-          <w:color w:val="D86DCB" w:themeColor="accent5" w:themeTint="99"/>
-          <w:sz w:val="36"/>
-          <w:szCs w:val="36"/>
-        </w:rPr>
-        <w:t>3,</w:t>
-      </w:r>
-      <w:r>
-        <w:rPr>
-          <w:b/>
-          <w:bCs/>
-          <w:color w:val="D86DCB" w:themeColor="accent5" w:themeTint="99"/>
-          <w:sz w:val="36"/>
-          <w:szCs w:val="36"/>
-        </w:rPr>
-        <w:t xml:space="preserve"> </w:t>
-      </w:r>
-      <w:r>
-        <w:rPr>
-          <w:b/>
-          <w:bCs/>
-          <w:color w:val="D86DCB" w:themeColor="accent5" w:themeTint="99"/>
-          <w:sz w:val="36"/>
-          <w:szCs w:val="36"/>
-        </w:rPr>
-        <w:t>8)</w:t>
-      </w:r>
-    </w:p>
-    <w:p>
-      <w:pPr>
-        <w:jc w:val="both"/>
-        <w:rPr>
-          <w:color w:val="D86DCB" w:themeColor="accent5" w:themeTint="99"/>
-          <w:sz w:val="36"/>
-          <w:szCs w:val="36"/>
-        </w:rPr>
-      </w:pPr>
-      <w:r>
-        <w:rPr>
-          <w:b/>
-          <w:bCs/>
-          <w:color w:val="D86DCB" w:themeColor="accent5" w:themeTint="99"/>
-          <w:sz w:val="36"/>
-          <w:szCs w:val="36"/>
-        </w:rPr>
-        <w:t>print(l) # [1, 2, 7, 8, 8, 21, 15]</w:t>
-      </w:r>
-    </w:p>
-    <w:p>
-      <w:pPr>
-        <w:jc w:val="both"/>
-        <w:rPr>
-          <w:sz w:val="36"/>
-          <w:szCs w:val="36"/>
-        </w:rPr>
-      </w:pPr>
-      <w:proofErr w:type="gramStart"/>
-      <w:r>
-        <w:rPr>
-          <w:sz w:val="36"/>
-          <w:szCs w:val="36"/>
-        </w:rPr>
-        <w:t>#</w:t>
-      </w:r>
-      <w:r>
-        <w:rPr>
-          <w:b/>
-          <w:bCs/>
-          <w:sz w:val="36"/>
-          <w:szCs w:val="36"/>
-        </w:rPr>
-        <w:t xml:space="preserve"> </w:t>
-      </w:r>
-      <w:r>
-        <w:rPr>
-          <w:b/>
-          <w:bCs/>
-          <w:sz w:val="36"/>
-          <w:szCs w:val="36"/>
-        </w:rPr>
-        <w:t>.pop</w:t>
-      </w:r>
-      <w:proofErr w:type="gramEnd"/>
-      <w:r>
-        <w:rPr>
-          <w:b/>
-          <w:bCs/>
-          <w:sz w:val="36"/>
-          <w:szCs w:val="36"/>
-        </w:rPr>
-        <w:t xml:space="preserve">() </w:t>
-      </w:r>
-      <w:r>
-        <w:rPr>
-          <w:sz w:val="36"/>
-          <w:szCs w:val="36"/>
-        </w:rPr>
-        <w:t xml:space="preserve">method/function pops or deletes the valued stored at </w:t>
-      </w:r>
-      <w:r>
-        <w:rPr>
-          <w:b/>
-          <w:bCs/>
-          <w:sz w:val="36"/>
-          <w:szCs w:val="36"/>
-        </w:rPr>
-        <w:t xml:space="preserve">2 </w:t>
-      </w:r>
-      <w:r>
-        <w:rPr>
-          <w:sz w:val="36"/>
-          <w:szCs w:val="36"/>
-        </w:rPr>
-        <w:t>index and can store it in a variable</w:t>
-      </w:r>
-    </w:p>
-    <w:p>
-      <w:pPr>
-        <w:jc w:val="both"/>
-        <w:rPr>
-          <w:b/>
-          <w:bCs/>
-          <w:color w:val="D86DCB" w:themeColor="accent5" w:themeTint="99"/>
-          <w:sz w:val="36"/>
-          <w:szCs w:val="36"/>
-        </w:rPr>
-      </w:pPr>
-      <w:r>
-        <w:rPr>
-          <w:b/>
-          <w:bCs/>
-          <w:color w:val="D86DCB" w:themeColor="accent5" w:themeTint="99"/>
-          <w:sz w:val="36"/>
-          <w:szCs w:val="36"/>
-        </w:rPr>
-        <w:t>l = [1, 8, 7, 2, 21, 15]</w:t>
-      </w:r>
-    </w:p>
-    <w:p>
-      <w:pPr>
-        <w:jc w:val="both"/>
-        <w:rPr>
-          <w:b/>
-          <w:bCs/>
-          <w:color w:val="D86DCB" w:themeColor="accent5" w:themeTint="99"/>
-          <w:sz w:val="36"/>
-          <w:szCs w:val="36"/>
-        </w:rPr>
-      </w:pPr>
-      <w:proofErr w:type="spellStart"/>
-      <w:r>
-        <w:rPr>
-          <w:b/>
-          <w:bCs/>
-          <w:color w:val="D86DCB" w:themeColor="accent5" w:themeTint="99"/>
-          <w:sz w:val="36"/>
-          <w:szCs w:val="36"/>
-        </w:rPr>
-        <w:lastRenderedPageBreak/>
         <w:t>popped_value</w:t>
       </w:r>
       <w:proofErr w:type="spellEnd"/>
@@ -16285,6 +16605,7 @@
           <w:sz w:val="36"/>
           <w:szCs w:val="36"/>
         </w:rPr>
+        <w:lastRenderedPageBreak/>
         <w:t xml:space="preserve"># </w:t>
       </w:r>
       <w:proofErr w:type="gramStart"/>
@@ -16444,7 +16765,6 @@
           <w:sz w:val="36"/>
           <w:szCs w:val="36"/>
         </w:rPr>
-        <w:lastRenderedPageBreak/>
         <w:t>print(l) # ['S', 't', 'r', '</w:t>
       </w:r>
       <w:proofErr w:type="spellStart"/>
@@ -17033,6 +17353,7 @@
           <w:sz w:val="36"/>
           <w:szCs w:val="36"/>
         </w:rPr>
+        <w:lastRenderedPageBreak/>
         <w:t>print(new) # [1, 2, 3, 4, 5, 6, 7, 8, 9, 10]</w:t>
       </w:r>
     </w:p>
@@ -17094,7 +17415,6 @@
           <w:sz w:val="36"/>
           <w:szCs w:val="36"/>
         </w:rPr>
-        <w:lastRenderedPageBreak/>
         <w:t>new = [</w:t>
       </w:r>
       <w:proofErr w:type="spellStart"/>
@@ -17571,7 +17891,15 @@
           <w:sz w:val="36"/>
           <w:szCs w:val="36"/>
         </w:rPr>
-        <w:t xml:space="preserve"> of the first list. We can repeat this process to further nest it (Remember, its not optimal neither efficient, use dictionary or class and object).</w:t>
+        <w:t xml:space="preserve"> of the first list. We can repeat this process to </w:t>
+      </w:r>
+      <w:r>
+        <w:rPr>
+          <w:sz w:val="36"/>
+          <w:szCs w:val="36"/>
+        </w:rPr>
+        <w:lastRenderedPageBreak/>
+        <w:t>further nest it (Remember, its not optimal neither efficient, use dictionary or class and object).</w:t>
       </w:r>
     </w:p>
     <w:p>
@@ -17609,7 +17937,6 @@
           <w:sz w:val="36"/>
           <w:szCs w:val="36"/>
         </w:rPr>
-        <w:lastRenderedPageBreak/>
         <w:t># We can access the values or elements of nested list using indexing</w:t>
       </w:r>
       <w:r>
@@ -18179,6 +18506,7 @@
           <w:sz w:val="36"/>
           <w:szCs w:val="36"/>
         </w:rPr>
+        <w:lastRenderedPageBreak/>
         <w:t>print(</w:t>
       </w:r>
       <w:proofErr w:type="spellStart"/>
@@ -18299,7 +18627,6 @@
           <w:sz w:val="36"/>
           <w:szCs w:val="36"/>
         </w:rPr>
-        <w:lastRenderedPageBreak/>
         <w:t>var_tuple</w:t>
       </w:r>
       <w:proofErr w:type="spellEnd"/>
@@ -19148,6 +19475,7 @@
           <w:sz w:val="36"/>
           <w:szCs w:val="36"/>
         </w:rPr>
+        <w:lastRenderedPageBreak/>
         <w:t># It is unordered, changeable and does not allow duplicates.</w:t>
       </w:r>
     </w:p>
@@ -19220,7 +19548,6 @@
           <w:sz w:val="36"/>
           <w:szCs w:val="36"/>
         </w:rPr>
-        <w:lastRenderedPageBreak/>
         <w:t xml:space="preserve">    'key1</w:t>
       </w:r>
       <w:proofErr w:type="gramStart"/>
@@ -19885,6 +20212,7 @@
           <w:sz w:val="36"/>
           <w:szCs w:val="36"/>
         </w:rPr>
+        <w:lastRenderedPageBreak/>
         <w:t>#</w:t>
       </w:r>
       <w:r>
@@ -20051,7 +20379,6 @@
           <w:sz w:val="36"/>
           <w:szCs w:val="36"/>
         </w:rPr>
-        <w:lastRenderedPageBreak/>
         <w:t xml:space="preserve"># It changes the value of key </w:t>
       </w:r>
       <w:r>
@@ -20675,6 +21002,7 @@
           <w:sz w:val="36"/>
           <w:szCs w:val="36"/>
         </w:rPr>
+        <w:lastRenderedPageBreak/>
         <w:t>Removing Value:</w:t>
       </w:r>
     </w:p>
@@ -20775,6 +21103,692 @@
           <w:szCs w:val="36"/>
         </w:rPr>
         <w:t>('name')</w:t>
+      </w:r>
+    </w:p>
+    <w:p>
+      <w:pPr>
+        <w:jc w:val="both"/>
+        <w:rPr>
+          <w:b/>
+          <w:bCs/>
+          <w:color w:val="D86DCB" w:themeColor="accent5" w:themeTint="99"/>
+          <w:sz w:val="36"/>
+          <w:szCs w:val="36"/>
+        </w:rPr>
+      </w:pPr>
+      <w:r>
+        <w:rPr>
+          <w:b/>
+          <w:bCs/>
+          <w:color w:val="D86DCB" w:themeColor="accent5" w:themeTint="99"/>
+          <w:sz w:val="36"/>
+          <w:szCs w:val="36"/>
+        </w:rPr>
+        <w:t>print(</w:t>
+      </w:r>
+      <w:proofErr w:type="spellStart"/>
+      <w:r>
+        <w:rPr>
+          <w:b/>
+          <w:bCs/>
+          <w:color w:val="D86DCB" w:themeColor="accent5" w:themeTint="99"/>
+          <w:sz w:val="36"/>
+          <w:szCs w:val="36"/>
+        </w:rPr>
+        <w:t>stu_info</w:t>
+      </w:r>
+      <w:proofErr w:type="spellEnd"/>
+      <w:r>
+        <w:rPr>
+          <w:b/>
+          <w:bCs/>
+          <w:color w:val="D86DCB" w:themeColor="accent5" w:themeTint="99"/>
+          <w:sz w:val="36"/>
+          <w:szCs w:val="36"/>
+        </w:rPr>
+        <w:t xml:space="preserve">) # </w:t>
+      </w:r>
+      <w:proofErr w:type="gramStart"/>
+      <w:r>
+        <w:rPr>
+          <w:b/>
+          <w:bCs/>
+          <w:color w:val="D86DCB" w:themeColor="accent5" w:themeTint="99"/>
+          <w:sz w:val="36"/>
+          <w:szCs w:val="36"/>
+        </w:rPr>
+        <w:t>{</w:t>
+      </w:r>
+      <w:r>
+        <w:rPr>
+          <w:b/>
+          <w:bCs/>
+          <w:color w:val="D86DCB" w:themeColor="accent5" w:themeTint="99"/>
+          <w:sz w:val="36"/>
+          <w:szCs w:val="36"/>
+        </w:rPr>
+        <w:t xml:space="preserve"> </w:t>
+      </w:r>
+      <w:r>
+        <w:rPr>
+          <w:b/>
+          <w:bCs/>
+          <w:color w:val="D86DCB" w:themeColor="accent5" w:themeTint="99"/>
+          <w:sz w:val="36"/>
+          <w:szCs w:val="36"/>
+        </w:rPr>
+        <w:t>'</w:t>
+      </w:r>
+      <w:proofErr w:type="gramEnd"/>
+      <w:r>
+        <w:rPr>
+          <w:b/>
+          <w:bCs/>
+          <w:color w:val="D86DCB" w:themeColor="accent5" w:themeTint="99"/>
+          <w:sz w:val="36"/>
+          <w:szCs w:val="36"/>
+        </w:rPr>
+        <w:t>batch' : 47,</w:t>
+      </w:r>
+      <w:r>
+        <w:rPr>
+          <w:b/>
+          <w:bCs/>
+          <w:color w:val="D86DCB" w:themeColor="accent5" w:themeTint="99"/>
+          <w:sz w:val="36"/>
+          <w:szCs w:val="36"/>
+        </w:rPr>
+        <w:t xml:space="preserve"> </w:t>
+      </w:r>
+      <w:r>
+        <w:rPr>
+          <w:b/>
+          <w:bCs/>
+          <w:color w:val="D86DCB" w:themeColor="accent5" w:themeTint="99"/>
+          <w:sz w:val="36"/>
+          <w:szCs w:val="36"/>
+        </w:rPr>
+        <w:t>'dept' : 'CSE',</w:t>
+      </w:r>
+      <w:r>
+        <w:rPr>
+          <w:b/>
+          <w:bCs/>
+          <w:color w:val="D86DCB" w:themeColor="accent5" w:themeTint="99"/>
+          <w:sz w:val="36"/>
+          <w:szCs w:val="36"/>
+        </w:rPr>
+        <w:t xml:space="preserve"> …}</w:t>
+      </w:r>
+    </w:p>
+    <w:p>
+      <w:pPr>
+        <w:jc w:val="both"/>
+        <w:rPr>
+          <w:b/>
+          <w:bCs/>
+          <w:color w:val="D86DCB" w:themeColor="accent5" w:themeTint="99"/>
+          <w:sz w:val="36"/>
+          <w:szCs w:val="36"/>
+        </w:rPr>
+      </w:pPr>
+      <w:r>
+        <w:rPr>
+          <w:b/>
+          <w:bCs/>
+          <w:color w:val="D86DCB" w:themeColor="accent5" w:themeTint="99"/>
+          <w:sz w:val="36"/>
+          <w:szCs w:val="36"/>
+        </w:rPr>
+        <w:t>print(</w:t>
+      </w:r>
+      <w:proofErr w:type="spellStart"/>
+      <w:r>
+        <w:rPr>
+          <w:b/>
+          <w:bCs/>
+          <w:color w:val="D86DCB" w:themeColor="accent5" w:themeTint="99"/>
+          <w:sz w:val="36"/>
+          <w:szCs w:val="36"/>
+        </w:rPr>
+        <w:t>var_popped</w:t>
+      </w:r>
+      <w:proofErr w:type="spellEnd"/>
+      <w:r>
+        <w:rPr>
+          <w:b/>
+          <w:bCs/>
+          <w:color w:val="D86DCB" w:themeColor="accent5" w:themeTint="99"/>
+          <w:sz w:val="36"/>
+          <w:szCs w:val="36"/>
+        </w:rPr>
+        <w:t>) # male</w:t>
+      </w:r>
+    </w:p>
+    <w:p>
+      <w:pPr>
+        <w:jc w:val="both"/>
+        <w:rPr>
+          <w:sz w:val="36"/>
+          <w:szCs w:val="36"/>
+        </w:rPr>
+      </w:pPr>
+      <w:proofErr w:type="gramStart"/>
+      <w:r>
+        <w:rPr>
+          <w:sz w:val="36"/>
+          <w:szCs w:val="36"/>
+        </w:rPr>
+        <w:t xml:space="preserve"># </w:t>
+      </w:r>
+      <w:r>
+        <w:rPr>
+          <w:b/>
+          <w:bCs/>
+          <w:sz w:val="36"/>
+          <w:szCs w:val="36"/>
+        </w:rPr>
+        <w:t>.</w:t>
+      </w:r>
+      <w:proofErr w:type="spellStart"/>
+      <w:r>
+        <w:rPr>
+          <w:b/>
+          <w:bCs/>
+          <w:sz w:val="36"/>
+          <w:szCs w:val="36"/>
+        </w:rPr>
+        <w:t>popitem</w:t>
+      </w:r>
+      <w:proofErr w:type="spellEnd"/>
+      <w:proofErr w:type="gramEnd"/>
+      <w:r>
+        <w:rPr>
+          <w:b/>
+          <w:bCs/>
+          <w:sz w:val="36"/>
+          <w:szCs w:val="36"/>
+        </w:rPr>
+        <w:t>()</w:t>
+      </w:r>
+      <w:r>
+        <w:rPr>
+          <w:sz w:val="36"/>
+          <w:szCs w:val="36"/>
+        </w:rPr>
+        <w:t xml:space="preserve"> method </w:t>
+      </w:r>
+      <w:r>
+        <w:rPr>
+          <w:sz w:val="36"/>
+          <w:szCs w:val="36"/>
+        </w:rPr>
+        <w:t xml:space="preserve">automatically deletes the last key and its value and returns them which can be stored as a tuple in a variable like </w:t>
+      </w:r>
+      <w:proofErr w:type="spellStart"/>
+      <w:r>
+        <w:rPr>
+          <w:b/>
+          <w:bCs/>
+          <w:sz w:val="36"/>
+          <w:szCs w:val="36"/>
+        </w:rPr>
+        <w:t>var_popped</w:t>
+      </w:r>
+      <w:proofErr w:type="spellEnd"/>
+    </w:p>
+    <w:p>
+      <w:pPr>
+        <w:jc w:val="both"/>
+        <w:rPr>
+          <w:b/>
+          <w:bCs/>
+          <w:color w:val="D86DCB" w:themeColor="accent5" w:themeTint="99"/>
+          <w:sz w:val="36"/>
+          <w:szCs w:val="36"/>
+        </w:rPr>
+      </w:pPr>
+      <w:proofErr w:type="spellStart"/>
+      <w:r>
+        <w:rPr>
+          <w:b/>
+          <w:bCs/>
+          <w:color w:val="D86DCB" w:themeColor="accent5" w:themeTint="99"/>
+          <w:sz w:val="36"/>
+          <w:szCs w:val="36"/>
+        </w:rPr>
+        <w:t>var_popped</w:t>
+      </w:r>
+      <w:proofErr w:type="spellEnd"/>
+      <w:r>
+        <w:rPr>
+          <w:b/>
+          <w:bCs/>
+          <w:color w:val="D86DCB" w:themeColor="accent5" w:themeTint="99"/>
+          <w:sz w:val="36"/>
+          <w:szCs w:val="36"/>
+        </w:rPr>
+        <w:t xml:space="preserve"> = </w:t>
+      </w:r>
+      <w:proofErr w:type="spellStart"/>
+      <w:r>
+        <w:rPr>
+          <w:b/>
+          <w:bCs/>
+          <w:color w:val="D86DCB" w:themeColor="accent5" w:themeTint="99"/>
+          <w:sz w:val="36"/>
+          <w:szCs w:val="36"/>
+        </w:rPr>
+        <w:t>stu_</w:t>
+      </w:r>
+      <w:proofErr w:type="gramStart"/>
+      <w:r>
+        <w:rPr>
+          <w:b/>
+          <w:bCs/>
+          <w:color w:val="D86DCB" w:themeColor="accent5" w:themeTint="99"/>
+          <w:sz w:val="36"/>
+          <w:szCs w:val="36"/>
+        </w:rPr>
+        <w:t>info.popitem</w:t>
+      </w:r>
+      <w:proofErr w:type="spellEnd"/>
+      <w:proofErr w:type="gramEnd"/>
+      <w:r>
+        <w:rPr>
+          <w:b/>
+          <w:bCs/>
+          <w:color w:val="D86DCB" w:themeColor="accent5" w:themeTint="99"/>
+          <w:sz w:val="36"/>
+          <w:szCs w:val="36"/>
+        </w:rPr>
+        <w:t>()</w:t>
+      </w:r>
+    </w:p>
+    <w:p>
+      <w:pPr>
+        <w:jc w:val="both"/>
+        <w:rPr>
+          <w:b/>
+          <w:bCs/>
+          <w:color w:val="D86DCB" w:themeColor="accent5" w:themeTint="99"/>
+          <w:sz w:val="36"/>
+          <w:szCs w:val="36"/>
+        </w:rPr>
+      </w:pPr>
+      <w:r>
+        <w:rPr>
+          <w:b/>
+          <w:bCs/>
+          <w:color w:val="D86DCB" w:themeColor="accent5" w:themeTint="99"/>
+          <w:sz w:val="36"/>
+          <w:szCs w:val="36"/>
+        </w:rPr>
+        <w:t>print(</w:t>
+      </w:r>
+      <w:proofErr w:type="spellStart"/>
+      <w:r>
+        <w:rPr>
+          <w:b/>
+          <w:bCs/>
+          <w:color w:val="D86DCB" w:themeColor="accent5" w:themeTint="99"/>
+          <w:sz w:val="36"/>
+          <w:szCs w:val="36"/>
+        </w:rPr>
+        <w:t>var_popped</w:t>
+      </w:r>
+      <w:proofErr w:type="spellEnd"/>
+      <w:r>
+        <w:rPr>
+          <w:b/>
+          <w:bCs/>
+          <w:color w:val="D86DCB" w:themeColor="accent5" w:themeTint="99"/>
+          <w:sz w:val="36"/>
+          <w:szCs w:val="36"/>
+        </w:rPr>
+        <w:t>) # ('gender', 'male')</w:t>
+      </w:r>
+    </w:p>
+    <w:p>
+      <w:pPr>
+        <w:jc w:val="both"/>
+        <w:rPr>
+          <w:sz w:val="36"/>
+          <w:szCs w:val="36"/>
+        </w:rPr>
+      </w:pPr>
+      <w:r>
+        <w:rPr>
+          <w:sz w:val="36"/>
+          <w:szCs w:val="36"/>
+        </w:rPr>
+        <w:t>#</w:t>
+      </w:r>
+      <w:r>
+        <w:rPr>
+          <w:b/>
+          <w:bCs/>
+          <w:sz w:val="36"/>
+          <w:szCs w:val="36"/>
+        </w:rPr>
+        <w:t xml:space="preserve"> </w:t>
+      </w:r>
+      <w:proofErr w:type="gramStart"/>
+      <w:r>
+        <w:rPr>
+          <w:b/>
+          <w:bCs/>
+          <w:sz w:val="36"/>
+          <w:szCs w:val="36"/>
+        </w:rPr>
+        <w:t>del</w:t>
+      </w:r>
+      <w:proofErr w:type="gramEnd"/>
+      <w:r>
+        <w:rPr>
+          <w:sz w:val="36"/>
+          <w:szCs w:val="36"/>
+        </w:rPr>
+        <w:t xml:space="preserve"> deletes the key and its value. Simply removes them.</w:t>
+      </w:r>
+    </w:p>
+    <w:p>
+      <w:pPr>
+        <w:jc w:val="both"/>
+        <w:rPr>
+          <w:b/>
+          <w:bCs/>
+          <w:color w:val="D86DCB" w:themeColor="accent5" w:themeTint="99"/>
+          <w:sz w:val="36"/>
+          <w:szCs w:val="36"/>
+        </w:rPr>
+      </w:pPr>
+      <w:r>
+        <w:rPr>
+          <w:b/>
+          <w:bCs/>
+          <w:color w:val="D86DCB" w:themeColor="accent5" w:themeTint="99"/>
+          <w:sz w:val="36"/>
+          <w:szCs w:val="36"/>
+        </w:rPr>
+        <w:t xml:space="preserve">del </w:t>
+      </w:r>
+      <w:proofErr w:type="spellStart"/>
+      <w:r>
+        <w:rPr>
+          <w:b/>
+          <w:bCs/>
+          <w:color w:val="D86DCB" w:themeColor="accent5" w:themeTint="99"/>
+          <w:sz w:val="36"/>
+          <w:szCs w:val="36"/>
+        </w:rPr>
+        <w:t>stu_info</w:t>
+      </w:r>
+      <w:proofErr w:type="spellEnd"/>
+      <w:r>
+        <w:rPr>
+          <w:b/>
+          <w:bCs/>
+          <w:color w:val="D86DCB" w:themeColor="accent5" w:themeTint="99"/>
+          <w:sz w:val="36"/>
+          <w:szCs w:val="36"/>
+        </w:rPr>
+        <w:t>['batch']</w:t>
+      </w:r>
+    </w:p>
+    <w:p>
+      <w:pPr>
+        <w:jc w:val="both"/>
+        <w:rPr>
+          <w:b/>
+          <w:bCs/>
+          <w:color w:val="D86DCB" w:themeColor="accent5" w:themeTint="99"/>
+          <w:sz w:val="36"/>
+          <w:szCs w:val="36"/>
+        </w:rPr>
+      </w:pPr>
+      <w:r>
+        <w:rPr>
+          <w:b/>
+          <w:bCs/>
+          <w:color w:val="D86DCB" w:themeColor="accent5" w:themeTint="99"/>
+          <w:sz w:val="36"/>
+          <w:szCs w:val="36"/>
+        </w:rPr>
+        <w:t>print(</w:t>
+      </w:r>
+      <w:proofErr w:type="spellStart"/>
+      <w:r>
+        <w:rPr>
+          <w:b/>
+          <w:bCs/>
+          <w:color w:val="D86DCB" w:themeColor="accent5" w:themeTint="99"/>
+          <w:sz w:val="36"/>
+          <w:szCs w:val="36"/>
+        </w:rPr>
+        <w:t>stu_info</w:t>
+      </w:r>
+      <w:proofErr w:type="spellEnd"/>
+      <w:r>
+        <w:rPr>
+          <w:b/>
+          <w:bCs/>
+          <w:color w:val="D86DCB" w:themeColor="accent5" w:themeTint="99"/>
+          <w:sz w:val="36"/>
+          <w:szCs w:val="36"/>
+        </w:rPr>
+        <w:t>) # {'dept': 'CSE', '</w:t>
+      </w:r>
+      <w:proofErr w:type="spellStart"/>
+      <w:r>
+        <w:rPr>
+          <w:b/>
+          <w:bCs/>
+          <w:color w:val="D86DCB" w:themeColor="accent5" w:themeTint="99"/>
+          <w:sz w:val="36"/>
+          <w:szCs w:val="36"/>
+        </w:rPr>
+        <w:t>passing_year</w:t>
+      </w:r>
+      <w:proofErr w:type="spellEnd"/>
+      <w:r>
+        <w:rPr>
+          <w:b/>
+          <w:bCs/>
+          <w:color w:val="D86DCB" w:themeColor="accent5" w:themeTint="99"/>
+          <w:sz w:val="36"/>
+          <w:szCs w:val="36"/>
+        </w:rPr>
+        <w:t>': 2027}</w:t>
+      </w:r>
+    </w:p>
+    <w:p>
+      <w:pPr>
+        <w:jc w:val="both"/>
+        <w:rPr>
+          <w:sz w:val="36"/>
+          <w:szCs w:val="36"/>
+        </w:rPr>
+      </w:pPr>
+    </w:p>
+    <w:p>
+      <w:pPr>
+        <w:jc w:val="both"/>
+        <w:rPr>
+          <w:sz w:val="36"/>
+          <w:szCs w:val="36"/>
+        </w:rPr>
+      </w:pPr>
+      <w:r>
+        <w:rPr>
+          <w:sz w:val="36"/>
+          <w:szCs w:val="36"/>
+        </w:rPr>
+        <w:t>Extra Methods:</w:t>
+      </w:r>
+    </w:p>
+    <w:p>
+      <w:pPr>
+        <w:jc w:val="both"/>
+        <w:rPr>
+          <w:sz w:val="36"/>
+          <w:szCs w:val="36"/>
+        </w:rPr>
+      </w:pPr>
+      <w:proofErr w:type="gramStart"/>
+      <w:r>
+        <w:rPr>
+          <w:sz w:val="36"/>
+          <w:szCs w:val="36"/>
+        </w:rPr>
+        <w:t xml:space="preserve"># </w:t>
+      </w:r>
+      <w:r>
+        <w:rPr>
+          <w:b/>
+          <w:bCs/>
+          <w:sz w:val="36"/>
+          <w:szCs w:val="36"/>
+        </w:rPr>
+        <w:t>.values</w:t>
+      </w:r>
+      <w:proofErr w:type="gramEnd"/>
+      <w:r>
+        <w:rPr>
+          <w:b/>
+          <w:bCs/>
+          <w:sz w:val="36"/>
+          <w:szCs w:val="36"/>
+        </w:rPr>
+        <w:t>()</w:t>
+      </w:r>
+      <w:r>
+        <w:rPr>
+          <w:sz w:val="36"/>
+          <w:szCs w:val="36"/>
+        </w:rPr>
+        <w:t xml:space="preserve"> method only prints the values of the keys as a list</w:t>
+      </w:r>
+    </w:p>
+    <w:p>
+      <w:pPr>
+        <w:jc w:val="both"/>
+        <w:rPr>
+          <w:b/>
+          <w:bCs/>
+          <w:color w:val="D86DCB" w:themeColor="accent5" w:themeTint="99"/>
+          <w:sz w:val="36"/>
+          <w:szCs w:val="36"/>
+        </w:rPr>
+      </w:pPr>
+      <w:r>
+        <w:rPr>
+          <w:b/>
+          <w:bCs/>
+          <w:color w:val="D86DCB" w:themeColor="accent5" w:themeTint="99"/>
+          <w:sz w:val="36"/>
+          <w:szCs w:val="36"/>
+        </w:rPr>
+        <w:t>print(</w:t>
+      </w:r>
+      <w:proofErr w:type="spellStart"/>
+      <w:r>
+        <w:rPr>
+          <w:b/>
+          <w:bCs/>
+          <w:color w:val="D86DCB" w:themeColor="accent5" w:themeTint="99"/>
+          <w:sz w:val="36"/>
+          <w:szCs w:val="36"/>
+        </w:rPr>
+        <w:t>stu_</w:t>
+      </w:r>
+      <w:proofErr w:type="gramStart"/>
+      <w:r>
+        <w:rPr>
+          <w:b/>
+          <w:bCs/>
+          <w:color w:val="D86DCB" w:themeColor="accent5" w:themeTint="99"/>
+          <w:sz w:val="36"/>
+          <w:szCs w:val="36"/>
+        </w:rPr>
+        <w:t>info.values</w:t>
+      </w:r>
+      <w:proofErr w:type="spellEnd"/>
+      <w:proofErr w:type="gramEnd"/>
+      <w:r>
+        <w:rPr>
+          <w:b/>
+          <w:bCs/>
+          <w:color w:val="D86DCB" w:themeColor="accent5" w:themeTint="99"/>
+          <w:sz w:val="36"/>
+          <w:szCs w:val="36"/>
+        </w:rPr>
+        <w:t xml:space="preserve">()) # </w:t>
+      </w:r>
+      <w:proofErr w:type="spellStart"/>
+      <w:r>
+        <w:rPr>
+          <w:b/>
+          <w:bCs/>
+          <w:color w:val="D86DCB" w:themeColor="accent5" w:themeTint="99"/>
+          <w:sz w:val="36"/>
+          <w:szCs w:val="36"/>
+        </w:rPr>
+        <w:t>dict_values</w:t>
+      </w:r>
+      <w:proofErr w:type="spellEnd"/>
+      <w:r>
+        <w:rPr>
+          <w:b/>
+          <w:bCs/>
+          <w:color w:val="D86DCB" w:themeColor="accent5" w:themeTint="99"/>
+          <w:sz w:val="36"/>
+          <w:szCs w:val="36"/>
+        </w:rPr>
+        <w:t>(['Nazmul', 47, 'CSE', 2027])</w:t>
+      </w:r>
+    </w:p>
+    <w:p>
+      <w:pPr>
+        <w:jc w:val="both"/>
+        <w:rPr>
+          <w:sz w:val="36"/>
+          <w:szCs w:val="36"/>
+        </w:rPr>
+      </w:pPr>
+      <w:proofErr w:type="gramStart"/>
+      <w:r>
+        <w:rPr>
+          <w:sz w:val="36"/>
+          <w:szCs w:val="36"/>
+        </w:rPr>
+        <w:t xml:space="preserve"># </w:t>
+      </w:r>
+      <w:r>
+        <w:rPr>
+          <w:b/>
+          <w:bCs/>
+          <w:sz w:val="36"/>
+          <w:szCs w:val="36"/>
+        </w:rPr>
+        <w:t>.keys</w:t>
+      </w:r>
+      <w:proofErr w:type="gramEnd"/>
+      <w:r>
+        <w:rPr>
+          <w:b/>
+          <w:bCs/>
+          <w:sz w:val="36"/>
+          <w:szCs w:val="36"/>
+        </w:rPr>
+        <w:t xml:space="preserve">() </w:t>
+      </w:r>
+      <w:r>
+        <w:rPr>
+          <w:sz w:val="36"/>
+          <w:szCs w:val="36"/>
+        </w:rPr>
+        <w:t>prints the keys of  the dictionary as list</w:t>
       </w:r>
     </w:p>
     <w:p>
@@ -20808,18 +21822,7 @@
           <w:sz w:val="36"/>
           <w:szCs w:val="36"/>
         </w:rPr>
-        <w:t>stu_info</w:t>
-      </w:r>
-      <w:proofErr w:type="spellEnd"/>
-      <w:r>
-        <w:rPr>
-          <w:b/>
-          <w:bCs/>
-          <w:color w:val="D86DCB" w:themeColor="accent5" w:themeTint="99"/>
-          <w:sz w:val="36"/>
-          <w:szCs w:val="36"/>
-        </w:rPr>
-        <w:t xml:space="preserve">) # </w:t>
+        <w:t>stu_</w:t>
       </w:r>
       <w:proofErr w:type="gramStart"/>
       <w:r>
@@ -20830,148 +21833,7 @@
           <w:sz w:val="36"/>
           <w:szCs w:val="36"/>
         </w:rPr>
-        <w:t>{</w:t>
-      </w:r>
-      <w:r>
-        <w:rPr>
-          <w:b/>
-          <w:bCs/>
-          <w:color w:val="D86DCB" w:themeColor="accent5" w:themeTint="99"/>
-          <w:sz w:val="36"/>
-          <w:szCs w:val="36"/>
-        </w:rPr>
-        <w:t xml:space="preserve"> </w:t>
-      </w:r>
-      <w:r>
-        <w:rPr>
-          <w:b/>
-          <w:bCs/>
-          <w:color w:val="D86DCB" w:themeColor="accent5" w:themeTint="99"/>
-          <w:sz w:val="36"/>
-          <w:szCs w:val="36"/>
-        </w:rPr>
-        <w:t>'</w:t>
-      </w:r>
-      <w:proofErr w:type="gramEnd"/>
-      <w:r>
-        <w:rPr>
-          <w:b/>
-          <w:bCs/>
-          <w:color w:val="D86DCB" w:themeColor="accent5" w:themeTint="99"/>
-          <w:sz w:val="36"/>
-          <w:szCs w:val="36"/>
-        </w:rPr>
-        <w:t>batch' : 47,</w:t>
-      </w:r>
-      <w:r>
-        <w:rPr>
-          <w:b/>
-          <w:bCs/>
-          <w:color w:val="D86DCB" w:themeColor="accent5" w:themeTint="99"/>
-          <w:sz w:val="36"/>
-          <w:szCs w:val="36"/>
-        </w:rPr>
-        <w:t xml:space="preserve"> </w:t>
-      </w:r>
-      <w:r>
-        <w:rPr>
-          <w:b/>
-          <w:bCs/>
-          <w:color w:val="D86DCB" w:themeColor="accent5" w:themeTint="99"/>
-          <w:sz w:val="36"/>
-          <w:szCs w:val="36"/>
-        </w:rPr>
-        <w:t>'dept' : 'CSE',</w:t>
-      </w:r>
-      <w:r>
-        <w:rPr>
-          <w:b/>
-          <w:bCs/>
-          <w:color w:val="D86DCB" w:themeColor="accent5" w:themeTint="99"/>
-          <w:sz w:val="36"/>
-          <w:szCs w:val="36"/>
-        </w:rPr>
-        <w:t xml:space="preserve"> …}</w:t>
-      </w:r>
-    </w:p>
-    <w:p>
-      <w:pPr>
-        <w:jc w:val="both"/>
-        <w:rPr>
-          <w:b/>
-          <w:bCs/>
-          <w:color w:val="D86DCB" w:themeColor="accent5" w:themeTint="99"/>
-          <w:sz w:val="36"/>
-          <w:szCs w:val="36"/>
-        </w:rPr>
-      </w:pPr>
-      <w:r>
-        <w:rPr>
-          <w:b/>
-          <w:bCs/>
-          <w:color w:val="D86DCB" w:themeColor="accent5" w:themeTint="99"/>
-          <w:sz w:val="36"/>
-          <w:szCs w:val="36"/>
-        </w:rPr>
-        <w:t>print(</w:t>
-      </w:r>
-      <w:proofErr w:type="spellStart"/>
-      <w:r>
-        <w:rPr>
-          <w:b/>
-          <w:bCs/>
-          <w:color w:val="D86DCB" w:themeColor="accent5" w:themeTint="99"/>
-          <w:sz w:val="36"/>
-          <w:szCs w:val="36"/>
-        </w:rPr>
-        <w:t>var_popped</w:t>
-      </w:r>
-      <w:proofErr w:type="spellEnd"/>
-      <w:r>
-        <w:rPr>
-          <w:b/>
-          <w:bCs/>
-          <w:color w:val="D86DCB" w:themeColor="accent5" w:themeTint="99"/>
-          <w:sz w:val="36"/>
-          <w:szCs w:val="36"/>
-        </w:rPr>
-        <w:t>) # male</w:t>
-      </w:r>
-    </w:p>
-    <w:p>
-      <w:pPr>
-        <w:jc w:val="both"/>
-        <w:rPr>
-          <w:sz w:val="36"/>
-          <w:szCs w:val="36"/>
-        </w:rPr>
-      </w:pPr>
-      <w:proofErr w:type="gramStart"/>
-      <w:r>
-        <w:rPr>
-          <w:sz w:val="36"/>
-          <w:szCs w:val="36"/>
-        </w:rPr>
-        <w:t xml:space="preserve"># </w:t>
-      </w:r>
-      <w:r>
-        <w:rPr>
-          <w:b/>
-          <w:bCs/>
-          <w:sz w:val="36"/>
-          <w:szCs w:val="36"/>
-        </w:rPr>
-        <w:t>.</w:t>
-      </w:r>
-      <w:proofErr w:type="spellStart"/>
-      <w:r>
-        <w:rPr>
-          <w:b/>
-          <w:bCs/>
-          <w:sz w:val="36"/>
-          <w:szCs w:val="36"/>
-        </w:rPr>
-        <w:t>popitem</w:t>
+        <w:t>info.keys</w:t>
       </w:r>
       <w:proofErr w:type="spellEnd"/>
       <w:proofErr w:type="gramEnd"/>
@@ -20979,6 +21841,96 @@
         <w:rPr>
           <w:b/>
           <w:bCs/>
+          <w:color w:val="D86DCB" w:themeColor="accent5" w:themeTint="99"/>
+          <w:sz w:val="36"/>
+          <w:szCs w:val="36"/>
+        </w:rPr>
+        <w:t xml:space="preserve">()) # </w:t>
+      </w:r>
+      <w:proofErr w:type="spellStart"/>
+      <w:r>
+        <w:rPr>
+          <w:b/>
+          <w:bCs/>
+          <w:color w:val="D86DCB" w:themeColor="accent5" w:themeTint="99"/>
+          <w:sz w:val="36"/>
+          <w:szCs w:val="36"/>
+        </w:rPr>
+        <w:t>dict_keys</w:t>
+      </w:r>
+      <w:proofErr w:type="spellEnd"/>
+      <w:r>
+        <w:rPr>
+          <w:b/>
+          <w:bCs/>
+          <w:color w:val="D86DCB" w:themeColor="accent5" w:themeTint="99"/>
+          <w:sz w:val="36"/>
+          <w:szCs w:val="36"/>
+        </w:rPr>
+        <w:t>(['name', 'batch', 'dept', '</w:t>
+      </w:r>
+      <w:proofErr w:type="spellStart"/>
+      <w:r>
+        <w:rPr>
+          <w:b/>
+          <w:bCs/>
+          <w:color w:val="D86DCB" w:themeColor="accent5" w:themeTint="99"/>
+          <w:sz w:val="36"/>
+          <w:szCs w:val="36"/>
+        </w:rPr>
+        <w:t>passing_year</w:t>
+      </w:r>
+      <w:proofErr w:type="spellEnd"/>
+      <w:r>
+        <w:rPr>
+          <w:b/>
+          <w:bCs/>
+          <w:color w:val="D86DCB" w:themeColor="accent5" w:themeTint="99"/>
+          <w:sz w:val="36"/>
+          <w:szCs w:val="36"/>
+        </w:rPr>
+        <w:t>'])</w:t>
+      </w:r>
+    </w:p>
+    <w:p>
+      <w:pPr>
+        <w:jc w:val="both"/>
+        <w:rPr>
+          <w:sz w:val="36"/>
+          <w:szCs w:val="36"/>
+        </w:rPr>
+      </w:pPr>
+      <w:proofErr w:type="gramStart"/>
+      <w:r>
+        <w:rPr>
+          <w:sz w:val="36"/>
+          <w:szCs w:val="36"/>
+        </w:rPr>
+        <w:t>#</w:t>
+      </w:r>
+      <w:r>
+        <w:rPr>
+          <w:b/>
+          <w:bCs/>
+          <w:sz w:val="36"/>
+          <w:szCs w:val="36"/>
+        </w:rPr>
+        <w:t xml:space="preserve"> </w:t>
+      </w:r>
+      <w:r>
+        <w:rPr>
+          <w:b/>
+          <w:bCs/>
+          <w:sz w:val="36"/>
+          <w:szCs w:val="36"/>
+        </w:rPr>
+        <w:t>.items</w:t>
+      </w:r>
+      <w:proofErr w:type="gramEnd"/>
+      <w:r>
+        <w:rPr>
+          <w:b/>
+          <w:bCs/>
           <w:sz w:val="36"/>
           <w:szCs w:val="36"/>
         </w:rPr>
@@ -20989,630 +21941,6 @@
           <w:sz w:val="36"/>
           <w:szCs w:val="36"/>
         </w:rPr>
-        <w:t xml:space="preserve"> method </w:t>
-      </w:r>
-      <w:r>
-        <w:rPr>
-          <w:sz w:val="36"/>
-          <w:szCs w:val="36"/>
-        </w:rPr>
-        <w:t xml:space="preserve">automatically deletes the last key and its value and returns them which can be stored as a tuple in a variable like </w:t>
-      </w:r>
-      <w:proofErr w:type="spellStart"/>
-      <w:r>
-        <w:rPr>
-          <w:b/>
-          <w:bCs/>
-          <w:sz w:val="36"/>
-          <w:szCs w:val="36"/>
-        </w:rPr>
-        <w:t>var_popped</w:t>
-      </w:r>
-      <w:proofErr w:type="spellEnd"/>
-    </w:p>
-    <w:p>
-      <w:pPr>
-        <w:jc w:val="both"/>
-        <w:rPr>
-          <w:b/>
-          <w:bCs/>
-          <w:color w:val="D86DCB" w:themeColor="accent5" w:themeTint="99"/>
-          <w:sz w:val="36"/>
-          <w:szCs w:val="36"/>
-        </w:rPr>
-      </w:pPr>
-      <w:proofErr w:type="spellStart"/>
-      <w:r>
-        <w:rPr>
-          <w:b/>
-          <w:bCs/>
-          <w:color w:val="D86DCB" w:themeColor="accent5" w:themeTint="99"/>
-          <w:sz w:val="36"/>
-          <w:szCs w:val="36"/>
-        </w:rPr>
-        <w:t>var_popped</w:t>
-      </w:r>
-      <w:proofErr w:type="spellEnd"/>
-      <w:r>
-        <w:rPr>
-          <w:b/>
-          <w:bCs/>
-          <w:color w:val="D86DCB" w:themeColor="accent5" w:themeTint="99"/>
-          <w:sz w:val="36"/>
-          <w:szCs w:val="36"/>
-        </w:rPr>
-        <w:t xml:space="preserve"> = </w:t>
-      </w:r>
-      <w:proofErr w:type="spellStart"/>
-      <w:r>
-        <w:rPr>
-          <w:b/>
-          <w:bCs/>
-          <w:color w:val="D86DCB" w:themeColor="accent5" w:themeTint="99"/>
-          <w:sz w:val="36"/>
-          <w:szCs w:val="36"/>
-        </w:rPr>
-        <w:t>stu_</w:t>
-      </w:r>
-      <w:proofErr w:type="gramStart"/>
-      <w:r>
-        <w:rPr>
-          <w:b/>
-          <w:bCs/>
-          <w:color w:val="D86DCB" w:themeColor="accent5" w:themeTint="99"/>
-          <w:sz w:val="36"/>
-          <w:szCs w:val="36"/>
-        </w:rPr>
-        <w:t>info.popitem</w:t>
-      </w:r>
-      <w:proofErr w:type="spellEnd"/>
-      <w:proofErr w:type="gramEnd"/>
-      <w:r>
-        <w:rPr>
-          <w:b/>
-          <w:bCs/>
-          <w:color w:val="D86DCB" w:themeColor="accent5" w:themeTint="99"/>
-          <w:sz w:val="36"/>
-          <w:szCs w:val="36"/>
-        </w:rPr>
-        <w:t>()</w:t>
-      </w:r>
-    </w:p>
-    <w:p>
-      <w:pPr>
-        <w:jc w:val="both"/>
-        <w:rPr>
-          <w:b/>
-          <w:bCs/>
-          <w:color w:val="D86DCB" w:themeColor="accent5" w:themeTint="99"/>
-          <w:sz w:val="36"/>
-          <w:szCs w:val="36"/>
-        </w:rPr>
-      </w:pPr>
-      <w:r>
-        <w:rPr>
-          <w:b/>
-          <w:bCs/>
-          <w:color w:val="D86DCB" w:themeColor="accent5" w:themeTint="99"/>
-          <w:sz w:val="36"/>
-          <w:szCs w:val="36"/>
-        </w:rPr>
-        <w:t>print(</w:t>
-      </w:r>
-      <w:proofErr w:type="spellStart"/>
-      <w:r>
-        <w:rPr>
-          <w:b/>
-          <w:bCs/>
-          <w:color w:val="D86DCB" w:themeColor="accent5" w:themeTint="99"/>
-          <w:sz w:val="36"/>
-          <w:szCs w:val="36"/>
-        </w:rPr>
-        <w:t>var_popped</w:t>
-      </w:r>
-      <w:proofErr w:type="spellEnd"/>
-      <w:r>
-        <w:rPr>
-          <w:b/>
-          <w:bCs/>
-          <w:color w:val="D86DCB" w:themeColor="accent5" w:themeTint="99"/>
-          <w:sz w:val="36"/>
-          <w:szCs w:val="36"/>
-        </w:rPr>
-        <w:t>) # ('gender', 'male')</w:t>
-      </w:r>
-    </w:p>
-    <w:p>
-      <w:pPr>
-        <w:jc w:val="both"/>
-        <w:rPr>
-          <w:sz w:val="36"/>
-          <w:szCs w:val="36"/>
-        </w:rPr>
-      </w:pPr>
-      <w:r>
-        <w:rPr>
-          <w:sz w:val="36"/>
-          <w:szCs w:val="36"/>
-        </w:rPr>
-        <w:t>#</w:t>
-      </w:r>
-      <w:r>
-        <w:rPr>
-          <w:b/>
-          <w:bCs/>
-          <w:sz w:val="36"/>
-          <w:szCs w:val="36"/>
-        </w:rPr>
-        <w:t xml:space="preserve"> </w:t>
-      </w:r>
-      <w:proofErr w:type="gramStart"/>
-      <w:r>
-        <w:rPr>
-          <w:b/>
-          <w:bCs/>
-          <w:sz w:val="36"/>
-          <w:szCs w:val="36"/>
-        </w:rPr>
-        <w:t>del</w:t>
-      </w:r>
-      <w:proofErr w:type="gramEnd"/>
-      <w:r>
-        <w:rPr>
-          <w:sz w:val="36"/>
-          <w:szCs w:val="36"/>
-        </w:rPr>
-        <w:t xml:space="preserve"> deletes the key and its value. Simply removes them.</w:t>
-      </w:r>
-    </w:p>
-    <w:p>
-      <w:pPr>
-        <w:jc w:val="both"/>
-        <w:rPr>
-          <w:b/>
-          <w:bCs/>
-          <w:color w:val="D86DCB" w:themeColor="accent5" w:themeTint="99"/>
-          <w:sz w:val="36"/>
-          <w:szCs w:val="36"/>
-        </w:rPr>
-      </w:pPr>
-      <w:r>
-        <w:rPr>
-          <w:b/>
-          <w:bCs/>
-          <w:color w:val="D86DCB" w:themeColor="accent5" w:themeTint="99"/>
-          <w:sz w:val="36"/>
-          <w:szCs w:val="36"/>
-        </w:rPr>
-        <w:t xml:space="preserve">del </w:t>
-      </w:r>
-      <w:proofErr w:type="spellStart"/>
-      <w:r>
-        <w:rPr>
-          <w:b/>
-          <w:bCs/>
-          <w:color w:val="D86DCB" w:themeColor="accent5" w:themeTint="99"/>
-          <w:sz w:val="36"/>
-          <w:szCs w:val="36"/>
-        </w:rPr>
-        <w:t>stu_info</w:t>
-      </w:r>
-      <w:proofErr w:type="spellEnd"/>
-      <w:r>
-        <w:rPr>
-          <w:b/>
-          <w:bCs/>
-          <w:color w:val="D86DCB" w:themeColor="accent5" w:themeTint="99"/>
-          <w:sz w:val="36"/>
-          <w:szCs w:val="36"/>
-        </w:rPr>
-        <w:t>['batch']</w:t>
-      </w:r>
-    </w:p>
-    <w:p>
-      <w:pPr>
-        <w:jc w:val="both"/>
-        <w:rPr>
-          <w:b/>
-          <w:bCs/>
-          <w:color w:val="D86DCB" w:themeColor="accent5" w:themeTint="99"/>
-          <w:sz w:val="36"/>
-          <w:szCs w:val="36"/>
-        </w:rPr>
-      </w:pPr>
-      <w:r>
-        <w:rPr>
-          <w:b/>
-          <w:bCs/>
-          <w:color w:val="D86DCB" w:themeColor="accent5" w:themeTint="99"/>
-          <w:sz w:val="36"/>
-          <w:szCs w:val="36"/>
-        </w:rPr>
-        <w:t>print(</w:t>
-      </w:r>
-      <w:proofErr w:type="spellStart"/>
-      <w:r>
-        <w:rPr>
-          <w:b/>
-          <w:bCs/>
-          <w:color w:val="D86DCB" w:themeColor="accent5" w:themeTint="99"/>
-          <w:sz w:val="36"/>
-          <w:szCs w:val="36"/>
-        </w:rPr>
-        <w:t>stu_info</w:t>
-      </w:r>
-      <w:proofErr w:type="spellEnd"/>
-      <w:r>
-        <w:rPr>
-          <w:b/>
-          <w:bCs/>
-          <w:color w:val="D86DCB" w:themeColor="accent5" w:themeTint="99"/>
-          <w:sz w:val="36"/>
-          <w:szCs w:val="36"/>
-        </w:rPr>
-        <w:t>) # {'dept': 'CSE', '</w:t>
-      </w:r>
-      <w:proofErr w:type="spellStart"/>
-      <w:r>
-        <w:rPr>
-          <w:b/>
-          <w:bCs/>
-          <w:color w:val="D86DCB" w:themeColor="accent5" w:themeTint="99"/>
-          <w:sz w:val="36"/>
-          <w:szCs w:val="36"/>
-        </w:rPr>
-        <w:t>passing_year</w:t>
-      </w:r>
-      <w:proofErr w:type="spellEnd"/>
-      <w:r>
-        <w:rPr>
-          <w:b/>
-          <w:bCs/>
-          <w:color w:val="D86DCB" w:themeColor="accent5" w:themeTint="99"/>
-          <w:sz w:val="36"/>
-          <w:szCs w:val="36"/>
-        </w:rPr>
-        <w:t>': 2027}</w:t>
-      </w:r>
-    </w:p>
-    <w:p>
-      <w:pPr>
-        <w:jc w:val="both"/>
-        <w:rPr>
-          <w:sz w:val="36"/>
-          <w:szCs w:val="36"/>
-        </w:rPr>
-      </w:pPr>
-    </w:p>
-    <w:p>
-      <w:pPr>
-        <w:jc w:val="both"/>
-        <w:rPr>
-          <w:sz w:val="36"/>
-          <w:szCs w:val="36"/>
-        </w:rPr>
-      </w:pPr>
-      <w:r>
-        <w:rPr>
-          <w:sz w:val="36"/>
-          <w:szCs w:val="36"/>
-        </w:rPr>
-        <w:t>Extra Methods:</w:t>
-      </w:r>
-    </w:p>
-    <w:p>
-      <w:pPr>
-        <w:jc w:val="both"/>
-        <w:rPr>
-          <w:sz w:val="36"/>
-          <w:szCs w:val="36"/>
-        </w:rPr>
-      </w:pPr>
-      <w:proofErr w:type="gramStart"/>
-      <w:r>
-        <w:rPr>
-          <w:sz w:val="36"/>
-          <w:szCs w:val="36"/>
-        </w:rPr>
-        <w:t xml:space="preserve"># </w:t>
-      </w:r>
-      <w:r>
-        <w:rPr>
-          <w:b/>
-          <w:bCs/>
-          <w:sz w:val="36"/>
-          <w:szCs w:val="36"/>
-        </w:rPr>
-        <w:t>.values</w:t>
-      </w:r>
-      <w:proofErr w:type="gramEnd"/>
-      <w:r>
-        <w:rPr>
-          <w:b/>
-          <w:bCs/>
-          <w:sz w:val="36"/>
-          <w:szCs w:val="36"/>
-        </w:rPr>
-        <w:t>()</w:t>
-      </w:r>
-      <w:r>
-        <w:rPr>
-          <w:sz w:val="36"/>
-          <w:szCs w:val="36"/>
-        </w:rPr>
-        <w:t xml:space="preserve"> method only prints the values of the keys as a list</w:t>
-      </w:r>
-    </w:p>
-    <w:p>
-      <w:pPr>
-        <w:jc w:val="both"/>
-        <w:rPr>
-          <w:b/>
-          <w:bCs/>
-          <w:color w:val="D86DCB" w:themeColor="accent5" w:themeTint="99"/>
-          <w:sz w:val="36"/>
-          <w:szCs w:val="36"/>
-        </w:rPr>
-      </w:pPr>
-      <w:r>
-        <w:rPr>
-          <w:b/>
-          <w:bCs/>
-          <w:color w:val="D86DCB" w:themeColor="accent5" w:themeTint="99"/>
-          <w:sz w:val="36"/>
-          <w:szCs w:val="36"/>
-        </w:rPr>
-        <w:t>print(</w:t>
-      </w:r>
-      <w:proofErr w:type="spellStart"/>
-      <w:r>
-        <w:rPr>
-          <w:b/>
-          <w:bCs/>
-          <w:color w:val="D86DCB" w:themeColor="accent5" w:themeTint="99"/>
-          <w:sz w:val="36"/>
-          <w:szCs w:val="36"/>
-        </w:rPr>
-        <w:t>stu_</w:t>
-      </w:r>
-      <w:proofErr w:type="gramStart"/>
-      <w:r>
-        <w:rPr>
-          <w:b/>
-          <w:bCs/>
-          <w:color w:val="D86DCB" w:themeColor="accent5" w:themeTint="99"/>
-          <w:sz w:val="36"/>
-          <w:szCs w:val="36"/>
-        </w:rPr>
-        <w:t>info.values</w:t>
-      </w:r>
-      <w:proofErr w:type="spellEnd"/>
-      <w:proofErr w:type="gramEnd"/>
-      <w:r>
-        <w:rPr>
-          <w:b/>
-          <w:bCs/>
-          <w:color w:val="D86DCB" w:themeColor="accent5" w:themeTint="99"/>
-          <w:sz w:val="36"/>
-          <w:szCs w:val="36"/>
-        </w:rPr>
-        <w:t xml:space="preserve">()) # </w:t>
-      </w:r>
-      <w:proofErr w:type="spellStart"/>
-      <w:r>
-        <w:rPr>
-          <w:b/>
-          <w:bCs/>
-          <w:color w:val="D86DCB" w:themeColor="accent5" w:themeTint="99"/>
-          <w:sz w:val="36"/>
-          <w:szCs w:val="36"/>
-        </w:rPr>
-        <w:t>dict_values</w:t>
-      </w:r>
-      <w:proofErr w:type="spellEnd"/>
-      <w:r>
-        <w:rPr>
-          <w:b/>
-          <w:bCs/>
-          <w:color w:val="D86DCB" w:themeColor="accent5" w:themeTint="99"/>
-          <w:sz w:val="36"/>
-          <w:szCs w:val="36"/>
-        </w:rPr>
-        <w:t>(['Nazmul', 47, 'CSE', 2027])</w:t>
-      </w:r>
-    </w:p>
-    <w:p>
-      <w:pPr>
-        <w:jc w:val="both"/>
-        <w:rPr>
-          <w:sz w:val="36"/>
-          <w:szCs w:val="36"/>
-        </w:rPr>
-      </w:pPr>
-      <w:proofErr w:type="gramStart"/>
-      <w:r>
-        <w:rPr>
-          <w:sz w:val="36"/>
-          <w:szCs w:val="36"/>
-        </w:rPr>
-        <w:t xml:space="preserve"># </w:t>
-      </w:r>
-      <w:r>
-        <w:rPr>
-          <w:b/>
-          <w:bCs/>
-          <w:sz w:val="36"/>
-          <w:szCs w:val="36"/>
-        </w:rPr>
-        <w:t>.keys</w:t>
-      </w:r>
-      <w:proofErr w:type="gramEnd"/>
-      <w:r>
-        <w:rPr>
-          <w:b/>
-          <w:bCs/>
-          <w:sz w:val="36"/>
-          <w:szCs w:val="36"/>
-        </w:rPr>
-        <w:t xml:space="preserve">() </w:t>
-      </w:r>
-      <w:r>
-        <w:rPr>
-          <w:sz w:val="36"/>
-          <w:szCs w:val="36"/>
-        </w:rPr>
-        <w:t>prints the keys of  the dictionary as list</w:t>
-      </w:r>
-    </w:p>
-    <w:p>
-      <w:pPr>
-        <w:jc w:val="both"/>
-        <w:rPr>
-          <w:b/>
-          <w:bCs/>
-          <w:color w:val="D86DCB" w:themeColor="accent5" w:themeTint="99"/>
-          <w:sz w:val="36"/>
-          <w:szCs w:val="36"/>
-        </w:rPr>
-      </w:pPr>
-      <w:r>
-        <w:rPr>
-          <w:b/>
-          <w:bCs/>
-          <w:color w:val="D86DCB" w:themeColor="accent5" w:themeTint="99"/>
-          <w:sz w:val="36"/>
-          <w:szCs w:val="36"/>
-        </w:rPr>
-        <w:t>print(</w:t>
-      </w:r>
-      <w:proofErr w:type="spellStart"/>
-      <w:r>
-        <w:rPr>
-          <w:b/>
-          <w:bCs/>
-          <w:color w:val="D86DCB" w:themeColor="accent5" w:themeTint="99"/>
-          <w:sz w:val="36"/>
-          <w:szCs w:val="36"/>
-        </w:rPr>
-        <w:t>stu_</w:t>
-      </w:r>
-      <w:proofErr w:type="gramStart"/>
-      <w:r>
-        <w:rPr>
-          <w:b/>
-          <w:bCs/>
-          <w:color w:val="D86DCB" w:themeColor="accent5" w:themeTint="99"/>
-          <w:sz w:val="36"/>
-          <w:szCs w:val="36"/>
-        </w:rPr>
-        <w:t>info.keys</w:t>
-      </w:r>
-      <w:proofErr w:type="spellEnd"/>
-      <w:proofErr w:type="gramEnd"/>
-      <w:r>
-        <w:rPr>
-          <w:b/>
-          <w:bCs/>
-          <w:color w:val="D86DCB" w:themeColor="accent5" w:themeTint="99"/>
-          <w:sz w:val="36"/>
-          <w:szCs w:val="36"/>
-        </w:rPr>
-        <w:t xml:space="preserve">()) # </w:t>
-      </w:r>
-      <w:proofErr w:type="spellStart"/>
-      <w:r>
-        <w:rPr>
-          <w:b/>
-          <w:bCs/>
-          <w:color w:val="D86DCB" w:themeColor="accent5" w:themeTint="99"/>
-          <w:sz w:val="36"/>
-          <w:szCs w:val="36"/>
-        </w:rPr>
-        <w:t>dict_keys</w:t>
-      </w:r>
-      <w:proofErr w:type="spellEnd"/>
-      <w:r>
-        <w:rPr>
-          <w:b/>
-          <w:bCs/>
-          <w:color w:val="D86DCB" w:themeColor="accent5" w:themeTint="99"/>
-          <w:sz w:val="36"/>
-          <w:szCs w:val="36"/>
-        </w:rPr>
-        <w:t>(['name', 'batch', 'dept', '</w:t>
-      </w:r>
-      <w:proofErr w:type="spellStart"/>
-      <w:r>
-        <w:rPr>
-          <w:b/>
-          <w:bCs/>
-          <w:color w:val="D86DCB" w:themeColor="accent5" w:themeTint="99"/>
-          <w:sz w:val="36"/>
-          <w:szCs w:val="36"/>
-        </w:rPr>
-        <w:t>passing_year</w:t>
-      </w:r>
-      <w:proofErr w:type="spellEnd"/>
-      <w:r>
-        <w:rPr>
-          <w:b/>
-          <w:bCs/>
-          <w:color w:val="D86DCB" w:themeColor="accent5" w:themeTint="99"/>
-          <w:sz w:val="36"/>
-          <w:szCs w:val="36"/>
-        </w:rPr>
-        <w:t>'])</w:t>
-      </w:r>
-    </w:p>
-    <w:p>
-      <w:pPr>
-        <w:jc w:val="both"/>
-        <w:rPr>
-          <w:sz w:val="36"/>
-          <w:szCs w:val="36"/>
-        </w:rPr>
-      </w:pPr>
-      <w:proofErr w:type="gramStart"/>
-      <w:r>
-        <w:rPr>
-          <w:sz w:val="36"/>
-          <w:szCs w:val="36"/>
-        </w:rPr>
-        <w:t>#</w:t>
-      </w:r>
-      <w:r>
-        <w:rPr>
-          <w:b/>
-          <w:bCs/>
-          <w:sz w:val="36"/>
-          <w:szCs w:val="36"/>
-        </w:rPr>
-        <w:t xml:space="preserve"> </w:t>
-      </w:r>
-      <w:r>
-        <w:rPr>
-          <w:b/>
-          <w:bCs/>
-          <w:sz w:val="36"/>
-          <w:szCs w:val="36"/>
-        </w:rPr>
-        <w:t>.items</w:t>
-      </w:r>
-      <w:proofErr w:type="gramEnd"/>
-      <w:r>
-        <w:rPr>
-          <w:b/>
-          <w:bCs/>
-          <w:sz w:val="36"/>
-          <w:szCs w:val="36"/>
-        </w:rPr>
-        <w:t>()</w:t>
-      </w:r>
-      <w:r>
-        <w:rPr>
-          <w:sz w:val="36"/>
-          <w:szCs w:val="36"/>
-        </w:rPr>
         <w:t xml:space="preserve"> stores or prints keys with their values as a </w:t>
       </w:r>
       <w:r>
@@ -21651,7 +21979,6 @@
           <w:sz w:val="36"/>
           <w:szCs w:val="36"/>
         </w:rPr>
-        <w:lastRenderedPageBreak/>
         <w:t>print(</w:t>
       </w:r>
       <w:proofErr w:type="spellStart"/>
@@ -22414,6 +22741,7 @@
           <w:sz w:val="36"/>
           <w:szCs w:val="36"/>
         </w:rPr>
+        <w:lastRenderedPageBreak/>
         <w:t>.values</w:t>
       </w:r>
       <w:proofErr w:type="gramEnd"/>
@@ -22521,61 +22849,591 @@
           <w:sz w:val="36"/>
           <w:szCs w:val="36"/>
         </w:rPr>
+        <w:t>Error Handling:</w:t>
+      </w:r>
+    </w:p>
+    <w:p>
+      <w:pPr>
+        <w:jc w:val="both"/>
+        <w:rPr>
+          <w:sz w:val="36"/>
+          <w:szCs w:val="36"/>
+        </w:rPr>
+      </w:pPr>
+      <w:r>
+        <w:rPr>
+          <w:sz w:val="36"/>
+          <w:szCs w:val="36"/>
+        </w:rPr>
+        <w:t xml:space="preserve"># </w:t>
+      </w:r>
+      <w:r>
+        <w:rPr>
+          <w:sz w:val="36"/>
+          <w:szCs w:val="36"/>
+        </w:rPr>
+        <w:t>Syntax</w:t>
+      </w:r>
+      <w:r>
+        <w:rPr>
+          <w:sz w:val="36"/>
+          <w:szCs w:val="36"/>
+        </w:rPr>
+        <w:t xml:space="preserve">. </w:t>
+      </w:r>
+      <w:r>
+        <w:rPr>
+          <w:b/>
+          <w:bCs/>
+          <w:sz w:val="36"/>
+          <w:szCs w:val="36"/>
+        </w:rPr>
+        <w:t>try</w:t>
+      </w:r>
+      <w:r>
+        <w:rPr>
+          <w:sz w:val="36"/>
+          <w:szCs w:val="36"/>
+        </w:rPr>
+        <w:t xml:space="preserve"> is for errors that checks if an error is happening or not</w:t>
+      </w:r>
+      <w:r>
+        <w:rPr>
+          <w:sz w:val="36"/>
+          <w:szCs w:val="36"/>
+        </w:rPr>
+        <w:t xml:space="preserve">. </w:t>
+      </w:r>
+      <w:r>
+        <w:rPr>
+          <w:b/>
+          <w:bCs/>
+          <w:sz w:val="36"/>
+          <w:szCs w:val="36"/>
+        </w:rPr>
+        <w:t>except</w:t>
+      </w:r>
+      <w:r>
+        <w:rPr>
+          <w:sz w:val="36"/>
+          <w:szCs w:val="36"/>
+        </w:rPr>
+        <w:t xml:space="preserve"> handles the error and the code does not crash. </w:t>
+      </w:r>
+      <w:r>
+        <w:rPr>
+          <w:b/>
+          <w:bCs/>
+          <w:sz w:val="36"/>
+          <w:szCs w:val="36"/>
+        </w:rPr>
+        <w:t>finally</w:t>
+      </w:r>
+      <w:r>
+        <w:rPr>
+          <w:sz w:val="36"/>
+          <w:szCs w:val="36"/>
+        </w:rPr>
+        <w:t xml:space="preserve"> runs the code error or no error.</w:t>
+      </w:r>
+    </w:p>
+    <w:p>
+      <w:pPr>
+        <w:jc w:val="both"/>
+        <w:rPr>
+          <w:b/>
+          <w:bCs/>
+          <w:color w:val="D86DCB" w:themeColor="accent5" w:themeTint="99"/>
+          <w:sz w:val="36"/>
+          <w:szCs w:val="36"/>
+        </w:rPr>
+      </w:pPr>
+      <w:r>
+        <w:rPr>
+          <w:b/>
+          <w:bCs/>
+          <w:color w:val="D86DCB" w:themeColor="accent5" w:themeTint="99"/>
+          <w:sz w:val="36"/>
+          <w:szCs w:val="36"/>
+        </w:rPr>
+        <w:t>try:</w:t>
+      </w:r>
+    </w:p>
+    <w:p>
+      <w:pPr>
+        <w:jc w:val="both"/>
+        <w:rPr>
+          <w:b/>
+          <w:bCs/>
+          <w:color w:val="D86DCB" w:themeColor="accent5" w:themeTint="99"/>
+          <w:sz w:val="36"/>
+          <w:szCs w:val="36"/>
+        </w:rPr>
+      </w:pPr>
+      <w:r>
+        <w:rPr>
+          <w:b/>
+          <w:bCs/>
+          <w:color w:val="D86DCB" w:themeColor="accent5" w:themeTint="99"/>
+          <w:sz w:val="36"/>
+          <w:szCs w:val="36"/>
+        </w:rPr>
+        <w:t xml:space="preserve">    # Some risky code that may cause error</w:t>
+      </w:r>
+    </w:p>
+    <w:p>
+      <w:pPr>
+        <w:jc w:val="both"/>
+        <w:rPr>
+          <w:b/>
+          <w:bCs/>
+          <w:color w:val="D86DCB" w:themeColor="accent5" w:themeTint="99"/>
+          <w:sz w:val="36"/>
+          <w:szCs w:val="36"/>
+        </w:rPr>
+      </w:pPr>
+      <w:r>
+        <w:rPr>
+          <w:b/>
+          <w:bCs/>
+          <w:color w:val="D86DCB" w:themeColor="accent5" w:themeTint="99"/>
+          <w:sz w:val="36"/>
+          <w:szCs w:val="36"/>
+        </w:rPr>
+        <w:t xml:space="preserve">except </w:t>
+      </w:r>
+      <w:proofErr w:type="spellStart"/>
+      <w:r>
+        <w:rPr>
+          <w:b/>
+          <w:bCs/>
+          <w:color w:val="D86DCB" w:themeColor="accent5" w:themeTint="99"/>
+          <w:sz w:val="36"/>
+          <w:szCs w:val="36"/>
+        </w:rPr>
+        <w:t>ValueError</w:t>
+      </w:r>
+      <w:proofErr w:type="spellEnd"/>
+      <w:r>
+        <w:rPr>
+          <w:b/>
+          <w:bCs/>
+          <w:color w:val="D86DCB" w:themeColor="accent5" w:themeTint="99"/>
+          <w:sz w:val="36"/>
+          <w:szCs w:val="36"/>
+        </w:rPr>
+        <w:t>:</w:t>
+      </w:r>
+    </w:p>
+    <w:p>
+      <w:pPr>
+        <w:jc w:val="both"/>
+        <w:rPr>
+          <w:b/>
+          <w:bCs/>
+          <w:color w:val="D86DCB" w:themeColor="accent5" w:themeTint="99"/>
+          <w:sz w:val="36"/>
+          <w:szCs w:val="36"/>
+        </w:rPr>
+      </w:pPr>
+      <w:r>
+        <w:rPr>
+          <w:b/>
+          <w:bCs/>
+          <w:color w:val="D86DCB" w:themeColor="accent5" w:themeTint="99"/>
+          <w:sz w:val="36"/>
+          <w:szCs w:val="36"/>
+        </w:rPr>
+        <w:t xml:space="preserve">    # Handles the error</w:t>
+      </w:r>
+    </w:p>
+    <w:p>
+      <w:pPr>
+        <w:jc w:val="both"/>
+        <w:rPr>
+          <w:b/>
+          <w:bCs/>
+          <w:color w:val="D86DCB" w:themeColor="accent5" w:themeTint="99"/>
+          <w:sz w:val="36"/>
+          <w:szCs w:val="36"/>
+        </w:rPr>
+      </w:pPr>
+      <w:r>
+        <w:rPr>
+          <w:b/>
+          <w:bCs/>
+          <w:color w:val="D86DCB" w:themeColor="accent5" w:themeTint="99"/>
+          <w:sz w:val="36"/>
+          <w:szCs w:val="36"/>
+        </w:rPr>
+        <w:t>finally:</w:t>
+      </w:r>
+    </w:p>
+    <w:p>
+      <w:pPr>
+        <w:jc w:val="both"/>
+        <w:rPr>
+          <w:b/>
+          <w:bCs/>
+          <w:color w:val="D86DCB" w:themeColor="accent5" w:themeTint="99"/>
+          <w:sz w:val="36"/>
+          <w:szCs w:val="36"/>
+        </w:rPr>
+      </w:pPr>
+      <w:r>
+        <w:rPr>
+          <w:b/>
+          <w:bCs/>
+          <w:color w:val="D86DCB" w:themeColor="accent5" w:themeTint="99"/>
+          <w:sz w:val="36"/>
+          <w:szCs w:val="36"/>
+        </w:rPr>
+        <w:t xml:space="preserve">    # Main code</w:t>
+      </w:r>
+    </w:p>
+    <w:p>
+      <w:pPr>
+        <w:jc w:val="both"/>
+        <w:rPr>
+          <w:sz w:val="36"/>
+          <w:szCs w:val="36"/>
+        </w:rPr>
+      </w:pPr>
+      <w:r>
+        <w:rPr>
+          <w:sz w:val="36"/>
+          <w:szCs w:val="36"/>
+        </w:rPr>
+        <w:t xml:space="preserve"># Here, if we enter a string </w:t>
+      </w:r>
+      <w:r>
+        <w:rPr>
+          <w:sz w:val="36"/>
+          <w:szCs w:val="36"/>
+        </w:rPr>
+        <w:t xml:space="preserve">instead of integer. </w:t>
+      </w:r>
+      <w:r>
+        <w:rPr>
+          <w:b/>
+          <w:bCs/>
+          <w:sz w:val="36"/>
+          <w:szCs w:val="36"/>
+        </w:rPr>
+        <w:t xml:space="preserve">except </w:t>
+      </w:r>
+      <w:r>
+        <w:rPr>
+          <w:sz w:val="36"/>
+          <w:szCs w:val="36"/>
+        </w:rPr>
+        <w:t>will handle</w:t>
+      </w:r>
+      <w:r>
+        <w:rPr>
+          <w:sz w:val="36"/>
+          <w:szCs w:val="36"/>
+        </w:rPr>
+        <w:t xml:space="preserve"> it using </w:t>
+      </w:r>
+      <w:proofErr w:type="spellStart"/>
+      <w:r>
+        <w:rPr>
+          <w:b/>
+          <w:bCs/>
+          <w:sz w:val="36"/>
+          <w:szCs w:val="36"/>
+        </w:rPr>
+        <w:t>ValueError</w:t>
+      </w:r>
+      <w:proofErr w:type="spellEnd"/>
+      <w:r>
+        <w:rPr>
+          <w:sz w:val="36"/>
+          <w:szCs w:val="36"/>
+        </w:rPr>
+        <w:t xml:space="preserve"> printing invalid input. </w:t>
+      </w:r>
+      <w:proofErr w:type="gramStart"/>
+      <w:r>
+        <w:rPr>
+          <w:b/>
+          <w:bCs/>
+          <w:sz w:val="36"/>
+          <w:szCs w:val="36"/>
+        </w:rPr>
+        <w:t>f</w:t>
+      </w:r>
+      <w:r>
+        <w:rPr>
+          <w:b/>
+          <w:bCs/>
+          <w:sz w:val="36"/>
+          <w:szCs w:val="36"/>
+        </w:rPr>
+        <w:t>inally</w:t>
+      </w:r>
+      <w:proofErr w:type="gramEnd"/>
+      <w:r>
+        <w:rPr>
+          <w:sz w:val="36"/>
+          <w:szCs w:val="36"/>
+        </w:rPr>
+        <w:t xml:space="preserve"> will </w:t>
+      </w:r>
+      <w:r>
+        <w:rPr>
+          <w:sz w:val="36"/>
+          <w:szCs w:val="36"/>
+        </w:rPr>
+        <w:t>run the code no matter what</w:t>
+      </w:r>
+    </w:p>
+    <w:p>
+      <w:pPr>
+        <w:jc w:val="both"/>
+        <w:rPr>
+          <w:b/>
+          <w:bCs/>
+          <w:color w:val="D86DCB" w:themeColor="accent5" w:themeTint="99"/>
+          <w:sz w:val="36"/>
+          <w:szCs w:val="36"/>
+        </w:rPr>
+      </w:pPr>
+      <w:r>
+        <w:rPr>
+          <w:b/>
+          <w:bCs/>
+          <w:color w:val="D86DCB" w:themeColor="accent5" w:themeTint="99"/>
+          <w:sz w:val="36"/>
+          <w:szCs w:val="36"/>
+        </w:rPr>
+        <w:t>n = 0</w:t>
+      </w:r>
+    </w:p>
+    <w:p>
+      <w:pPr>
+        <w:jc w:val="both"/>
+        <w:rPr>
+          <w:b/>
+          <w:bCs/>
+          <w:color w:val="D86DCB" w:themeColor="accent5" w:themeTint="99"/>
+          <w:sz w:val="36"/>
+          <w:szCs w:val="36"/>
+        </w:rPr>
+      </w:pPr>
+      <w:r>
+        <w:rPr>
+          <w:b/>
+          <w:bCs/>
+          <w:color w:val="D86DCB" w:themeColor="accent5" w:themeTint="99"/>
+          <w:sz w:val="36"/>
+          <w:szCs w:val="36"/>
+        </w:rPr>
+        <w:t>try:</w:t>
+      </w:r>
+    </w:p>
+    <w:p>
+      <w:pPr>
+        <w:jc w:val="both"/>
+        <w:rPr>
+          <w:b/>
+          <w:bCs/>
+          <w:color w:val="D86DCB" w:themeColor="accent5" w:themeTint="99"/>
+          <w:sz w:val="36"/>
+          <w:szCs w:val="36"/>
+        </w:rPr>
+      </w:pPr>
+      <w:r>
+        <w:rPr>
+          <w:b/>
+          <w:bCs/>
+          <w:color w:val="D86DCB" w:themeColor="accent5" w:themeTint="99"/>
+          <w:sz w:val="36"/>
+          <w:szCs w:val="36"/>
+        </w:rPr>
+        <w:t xml:space="preserve">    n = int(</w:t>
+      </w:r>
+      <w:proofErr w:type="gramStart"/>
+      <w:r>
+        <w:rPr>
+          <w:b/>
+          <w:bCs/>
+          <w:color w:val="D86DCB" w:themeColor="accent5" w:themeTint="99"/>
+          <w:sz w:val="36"/>
+          <w:szCs w:val="36"/>
+        </w:rPr>
+        <w:t>input(</w:t>
+      </w:r>
+      <w:proofErr w:type="gramEnd"/>
+      <w:r>
+        <w:rPr>
+          <w:b/>
+          <w:bCs/>
+          <w:color w:val="D86DCB" w:themeColor="accent5" w:themeTint="99"/>
+          <w:sz w:val="36"/>
+          <w:szCs w:val="36"/>
+        </w:rPr>
+        <w:t>))</w:t>
+      </w:r>
+    </w:p>
+    <w:p>
+      <w:pPr>
+        <w:jc w:val="both"/>
+        <w:rPr>
+          <w:b/>
+          <w:bCs/>
+          <w:color w:val="D86DCB" w:themeColor="accent5" w:themeTint="99"/>
+          <w:sz w:val="36"/>
+          <w:szCs w:val="36"/>
+        </w:rPr>
+      </w:pPr>
+      <w:r>
+        <w:rPr>
+          <w:b/>
+          <w:bCs/>
+          <w:color w:val="D86DCB" w:themeColor="accent5" w:themeTint="99"/>
+          <w:sz w:val="36"/>
+          <w:szCs w:val="36"/>
+        </w:rPr>
+        <w:t xml:space="preserve">except </w:t>
+      </w:r>
+      <w:proofErr w:type="spellStart"/>
+      <w:r>
+        <w:rPr>
+          <w:b/>
+          <w:bCs/>
+          <w:color w:val="D86DCB" w:themeColor="accent5" w:themeTint="99"/>
+          <w:sz w:val="36"/>
+          <w:szCs w:val="36"/>
+        </w:rPr>
+        <w:t>ValueError</w:t>
+      </w:r>
+      <w:proofErr w:type="spellEnd"/>
+      <w:r>
+        <w:rPr>
+          <w:b/>
+          <w:bCs/>
+          <w:color w:val="D86DCB" w:themeColor="accent5" w:themeTint="99"/>
+          <w:sz w:val="36"/>
+          <w:szCs w:val="36"/>
+        </w:rPr>
+        <w:t>:</w:t>
+      </w:r>
+    </w:p>
+    <w:p>
+      <w:pPr>
+        <w:jc w:val="both"/>
+        <w:rPr>
+          <w:b/>
+          <w:bCs/>
+          <w:color w:val="D86DCB" w:themeColor="accent5" w:themeTint="99"/>
+          <w:sz w:val="36"/>
+          <w:szCs w:val="36"/>
+        </w:rPr>
+      </w:pPr>
+      <w:r>
+        <w:rPr>
+          <w:b/>
+          <w:bCs/>
+          <w:color w:val="D86DCB" w:themeColor="accent5" w:themeTint="99"/>
+          <w:sz w:val="36"/>
+          <w:szCs w:val="36"/>
+        </w:rPr>
+        <w:t xml:space="preserve">    </w:t>
+      </w:r>
+      <w:proofErr w:type="gramStart"/>
+      <w:r>
+        <w:rPr>
+          <w:b/>
+          <w:bCs/>
+          <w:color w:val="D86DCB" w:themeColor="accent5" w:themeTint="99"/>
+          <w:sz w:val="36"/>
+          <w:szCs w:val="36"/>
+        </w:rPr>
+        <w:t>print(</w:t>
+      </w:r>
+      <w:proofErr w:type="gramEnd"/>
+      <w:r>
+        <w:rPr>
+          <w:b/>
+          <w:bCs/>
+          <w:color w:val="D86DCB" w:themeColor="accent5" w:themeTint="99"/>
+          <w:sz w:val="36"/>
+          <w:szCs w:val="36"/>
+        </w:rPr>
+        <w:t>'Invalid Input')</w:t>
+      </w:r>
+    </w:p>
+    <w:p>
+      <w:pPr>
+        <w:jc w:val="both"/>
+        <w:rPr>
+          <w:b/>
+          <w:bCs/>
+          <w:color w:val="D86DCB" w:themeColor="accent5" w:themeTint="99"/>
+          <w:sz w:val="36"/>
+          <w:szCs w:val="36"/>
+        </w:rPr>
+      </w:pPr>
+      <w:r>
+        <w:rPr>
+          <w:b/>
+          <w:bCs/>
+          <w:color w:val="D86DCB" w:themeColor="accent5" w:themeTint="99"/>
+          <w:sz w:val="36"/>
+          <w:szCs w:val="36"/>
+        </w:rPr>
         <w:lastRenderedPageBreak/>
-        <w:t>Error Handling:</w:t>
-      </w:r>
-    </w:p>
-    <w:p>
-      <w:pPr>
-        <w:jc w:val="both"/>
-        <w:rPr>
-          <w:sz w:val="36"/>
-          <w:szCs w:val="36"/>
-        </w:rPr>
-      </w:pPr>
-      <w:r>
-        <w:rPr>
-          <w:sz w:val="36"/>
-          <w:szCs w:val="36"/>
-        </w:rPr>
-        <w:t xml:space="preserve"># </w:t>
-      </w:r>
-      <w:r>
-        <w:rPr>
-          <w:sz w:val="36"/>
-          <w:szCs w:val="36"/>
-        </w:rPr>
-        <w:t>Syntax</w:t>
-      </w:r>
-      <w:r>
-        <w:rPr>
-          <w:sz w:val="36"/>
-          <w:szCs w:val="36"/>
-        </w:rPr>
-        <w:t xml:space="preserve">. </w:t>
-      </w:r>
-      <w:r>
-        <w:rPr>
-          <w:b/>
-          <w:bCs/>
-          <w:sz w:val="36"/>
-          <w:szCs w:val="36"/>
-        </w:rPr>
-        <w:t>try</w:t>
-      </w:r>
-      <w:r>
-        <w:rPr>
-          <w:sz w:val="36"/>
-          <w:szCs w:val="36"/>
-        </w:rPr>
-        <w:t xml:space="preserve"> is for errors that checks if an error is happening or not</w:t>
-      </w:r>
-      <w:r>
-        <w:rPr>
-          <w:sz w:val="36"/>
-          <w:szCs w:val="36"/>
-        </w:rPr>
-        <w:t xml:space="preserve">. </w:t>
+        <w:t>finally:</w:t>
+      </w:r>
+    </w:p>
+    <w:p>
+      <w:pPr>
+        <w:jc w:val="both"/>
+        <w:rPr>
+          <w:b/>
+          <w:bCs/>
+          <w:color w:val="D86DCB" w:themeColor="accent5" w:themeTint="99"/>
+          <w:sz w:val="36"/>
+          <w:szCs w:val="36"/>
+        </w:rPr>
+      </w:pPr>
+      <w:r>
+        <w:rPr>
+          <w:b/>
+          <w:bCs/>
+          <w:color w:val="D86DCB" w:themeColor="accent5" w:themeTint="99"/>
+          <w:sz w:val="36"/>
+          <w:szCs w:val="36"/>
+        </w:rPr>
+        <w:t xml:space="preserve">    print(n) # hi - Invalid Input</w:t>
+      </w:r>
+      <w:r>
+        <w:rPr>
+          <w:b/>
+          <w:bCs/>
+          <w:color w:val="D86DCB" w:themeColor="accent5" w:themeTint="99"/>
+          <w:sz w:val="36"/>
+          <w:szCs w:val="36"/>
+        </w:rPr>
+        <w:t xml:space="preserve"> 0</w:t>
+      </w:r>
+    </w:p>
+    <w:p>
+      <w:pPr>
+        <w:jc w:val="both"/>
+        <w:rPr>
+          <w:sz w:val="36"/>
+          <w:szCs w:val="36"/>
+        </w:rPr>
+      </w:pPr>
+      <w:r>
+        <w:rPr>
+          <w:sz w:val="36"/>
+          <w:szCs w:val="36"/>
+        </w:rPr>
+        <w:t xml:space="preserve"># We can use this to handle error in loop if </w:t>
       </w:r>
       <w:r>
         <w:rPr>
@@ -22591,85 +23449,109 @@
           <w:sz w:val="36"/>
           <w:szCs w:val="36"/>
         </w:rPr>
-        <w:t xml:space="preserve"> handles the error and the code does not crash. </w:t>
-      </w:r>
-      <w:r>
-        <w:rPr>
-          <w:b/>
-          <w:bCs/>
-          <w:sz w:val="36"/>
-          <w:szCs w:val="36"/>
-        </w:rPr>
-        <w:t>finally</w:t>
-      </w:r>
-      <w:r>
-        <w:rPr>
-          <w:sz w:val="36"/>
-          <w:szCs w:val="36"/>
-        </w:rPr>
-        <w:t xml:space="preserve"> runs the code error or no error.</w:t>
-      </w:r>
-    </w:p>
-    <w:p>
-      <w:pPr>
-        <w:jc w:val="both"/>
-        <w:rPr>
-          <w:b/>
-          <w:bCs/>
-          <w:color w:val="D86DCB" w:themeColor="accent5" w:themeTint="99"/>
-          <w:sz w:val="36"/>
-          <w:szCs w:val="36"/>
-        </w:rPr>
-      </w:pPr>
-      <w:r>
-        <w:rPr>
-          <w:b/>
-          <w:bCs/>
-          <w:color w:val="D86DCB" w:themeColor="accent5" w:themeTint="99"/>
-          <w:sz w:val="36"/>
-          <w:szCs w:val="36"/>
-        </w:rPr>
-        <w:t>try:</w:t>
-      </w:r>
-    </w:p>
-    <w:p>
-      <w:pPr>
-        <w:jc w:val="both"/>
-        <w:rPr>
-          <w:b/>
-          <w:bCs/>
-          <w:color w:val="D86DCB" w:themeColor="accent5" w:themeTint="99"/>
-          <w:sz w:val="36"/>
-          <w:szCs w:val="36"/>
-        </w:rPr>
-      </w:pPr>
-      <w:r>
-        <w:rPr>
-          <w:b/>
-          <w:bCs/>
-          <w:color w:val="D86DCB" w:themeColor="accent5" w:themeTint="99"/>
-          <w:sz w:val="36"/>
-          <w:szCs w:val="36"/>
-        </w:rPr>
-        <w:t xml:space="preserve">    # Some risky code that may cause error</w:t>
-      </w:r>
-    </w:p>
-    <w:p>
-      <w:pPr>
-        <w:jc w:val="both"/>
-        <w:rPr>
-          <w:b/>
-          <w:bCs/>
-          <w:color w:val="D86DCB" w:themeColor="accent5" w:themeTint="99"/>
-          <w:sz w:val="36"/>
-          <w:szCs w:val="36"/>
-        </w:rPr>
-      </w:pPr>
-      <w:r>
-        <w:rPr>
-          <w:b/>
-          <w:bCs/>
-          <w:color w:val="D86DCB" w:themeColor="accent5" w:themeTint="99"/>
+        <w:t xml:space="preserve"> has </w:t>
+      </w:r>
+      <w:proofErr w:type="spellStart"/>
+      <w:r>
+        <w:rPr>
+          <w:b/>
+          <w:bCs/>
+          <w:sz w:val="36"/>
+          <w:szCs w:val="36"/>
+        </w:rPr>
+        <w:t>ValueError</w:t>
+      </w:r>
+      <w:proofErr w:type="spellEnd"/>
+      <w:r>
+        <w:rPr>
+          <w:sz w:val="36"/>
+          <w:szCs w:val="36"/>
+        </w:rPr>
+        <w:t>, it will continue the code which skips iteration and run the loop again.</w:t>
+      </w:r>
+    </w:p>
+    <w:p>
+      <w:pPr>
+        <w:jc w:val="both"/>
+        <w:rPr>
+          <w:sz w:val="36"/>
+          <w:szCs w:val="36"/>
+        </w:rPr>
+      </w:pPr>
+      <w:r>
+        <w:rPr>
+          <w:b/>
+          <w:bCs/>
+          <w:sz w:val="36"/>
+          <w:szCs w:val="36"/>
+        </w:rPr>
+        <w:t>NOTE:</w:t>
+      </w:r>
+      <w:r>
+        <w:rPr>
+          <w:sz w:val="36"/>
+          <w:szCs w:val="36"/>
+        </w:rPr>
+        <w:t xml:space="preserve"> There’s also </w:t>
+      </w:r>
+      <w:proofErr w:type="spellStart"/>
+      <w:r>
+        <w:rPr>
+          <w:b/>
+          <w:bCs/>
+          <w:sz w:val="36"/>
+          <w:szCs w:val="36"/>
+        </w:rPr>
+        <w:t>FileExistError</w:t>
+      </w:r>
+      <w:proofErr w:type="spellEnd"/>
+      <w:r>
+        <w:rPr>
+          <w:sz w:val="36"/>
+          <w:szCs w:val="36"/>
+        </w:rPr>
+        <w:t xml:space="preserve"> and </w:t>
+      </w:r>
+      <w:proofErr w:type="spellStart"/>
+      <w:r>
+        <w:rPr>
+          <w:b/>
+          <w:bCs/>
+          <w:sz w:val="36"/>
+          <w:szCs w:val="36"/>
+        </w:rPr>
+        <w:t>KeyError</w:t>
+      </w:r>
+      <w:proofErr w:type="spellEnd"/>
+      <w:r>
+        <w:rPr>
+          <w:sz w:val="36"/>
+          <w:szCs w:val="36"/>
+        </w:rPr>
+        <w:t xml:space="preserve"> like </w:t>
+      </w:r>
+      <w:proofErr w:type="spellStart"/>
+      <w:r>
+        <w:rPr>
+          <w:b/>
+          <w:bCs/>
+          <w:sz w:val="36"/>
+          <w:szCs w:val="36"/>
+        </w:rPr>
+        <w:t>ValueError</w:t>
+      </w:r>
+      <w:proofErr w:type="spellEnd"/>
+      <w:r>
+        <w:rPr>
+          <w:sz w:val="36"/>
+          <w:szCs w:val="36"/>
+        </w:rPr>
+        <w:t xml:space="preserve"> (</w:t>
+      </w:r>
+      <w:r>
+        <w:rPr>
+          <w:b/>
+          <w:bCs/>
           <w:sz w:val="36"/>
           <w:szCs w:val="36"/>
         </w:rPr>
@@ -22680,6 +23562,112 @@
         <w:rPr>
           <w:b/>
           <w:bCs/>
+          <w:sz w:val="36"/>
+          <w:szCs w:val="36"/>
+        </w:rPr>
+        <w:t>FileExistError</w:t>
+      </w:r>
+      <w:proofErr w:type="spellEnd"/>
+      <w:r>
+        <w:rPr>
+          <w:sz w:val="36"/>
+          <w:szCs w:val="36"/>
+        </w:rPr>
+        <w:t>)</w:t>
+      </w:r>
+    </w:p>
+    <w:p>
+      <w:pPr>
+        <w:jc w:val="both"/>
+        <w:rPr>
+          <w:b/>
+          <w:bCs/>
+          <w:color w:val="D86DCB" w:themeColor="accent5" w:themeTint="99"/>
+          <w:sz w:val="36"/>
+          <w:szCs w:val="36"/>
+        </w:rPr>
+      </w:pPr>
+      <w:r>
+        <w:rPr>
+          <w:b/>
+          <w:bCs/>
+          <w:color w:val="D86DCB" w:themeColor="accent5" w:themeTint="99"/>
+          <w:sz w:val="36"/>
+          <w:szCs w:val="36"/>
+        </w:rPr>
+        <w:t>while True:</w:t>
+      </w:r>
+    </w:p>
+    <w:p>
+      <w:pPr>
+        <w:jc w:val="both"/>
+        <w:rPr>
+          <w:b/>
+          <w:bCs/>
+          <w:color w:val="D86DCB" w:themeColor="accent5" w:themeTint="99"/>
+          <w:sz w:val="36"/>
+          <w:szCs w:val="36"/>
+        </w:rPr>
+      </w:pPr>
+      <w:r>
+        <w:rPr>
+          <w:b/>
+          <w:bCs/>
+          <w:color w:val="D86DCB" w:themeColor="accent5" w:themeTint="99"/>
+          <w:sz w:val="36"/>
+          <w:szCs w:val="36"/>
+        </w:rPr>
+        <w:t xml:space="preserve">    try:</w:t>
+      </w:r>
+    </w:p>
+    <w:p>
+      <w:pPr>
+        <w:jc w:val="both"/>
+        <w:rPr>
+          <w:b/>
+          <w:bCs/>
+          <w:color w:val="D86DCB" w:themeColor="accent5" w:themeTint="99"/>
+          <w:sz w:val="36"/>
+          <w:szCs w:val="36"/>
+        </w:rPr>
+      </w:pPr>
+      <w:r>
+        <w:rPr>
+          <w:b/>
+          <w:bCs/>
+          <w:color w:val="D86DCB" w:themeColor="accent5" w:themeTint="99"/>
+          <w:sz w:val="36"/>
+          <w:szCs w:val="36"/>
+        </w:rPr>
+        <w:t xml:space="preserve">        # risky code</w:t>
+      </w:r>
+    </w:p>
+    <w:p>
+      <w:pPr>
+        <w:jc w:val="both"/>
+        <w:rPr>
+          <w:b/>
+          <w:bCs/>
+          <w:color w:val="D86DCB" w:themeColor="accent5" w:themeTint="99"/>
+          <w:sz w:val="36"/>
+          <w:szCs w:val="36"/>
+        </w:rPr>
+      </w:pPr>
+      <w:r>
+        <w:rPr>
+          <w:b/>
+          <w:bCs/>
+          <w:color w:val="D86DCB" w:themeColor="accent5" w:themeTint="99"/>
+          <w:sz w:val="36"/>
+          <w:szCs w:val="36"/>
+        </w:rPr>
+        <w:t xml:space="preserve">    except </w:t>
+      </w:r>
+      <w:proofErr w:type="spellStart"/>
+      <w:r>
+        <w:rPr>
+          <w:b/>
+          <w:bCs/>
           <w:color w:val="D86DCB" w:themeColor="accent5" w:themeTint="99"/>
           <w:sz w:val="36"/>
           <w:szCs w:val="36"/>
@@ -22717,115 +23705,93 @@
           <w:sz w:val="36"/>
           <w:szCs w:val="36"/>
         </w:rPr>
-        <w:t xml:space="preserve">    # Handles the error</w:t>
-      </w:r>
-    </w:p>
-    <w:p>
-      <w:pPr>
-        <w:jc w:val="both"/>
-        <w:rPr>
-          <w:b/>
-          <w:bCs/>
-          <w:color w:val="D86DCB" w:themeColor="accent5" w:themeTint="99"/>
-          <w:sz w:val="36"/>
-          <w:szCs w:val="36"/>
-        </w:rPr>
-      </w:pPr>
-      <w:r>
-        <w:rPr>
-          <w:b/>
-          <w:bCs/>
-          <w:color w:val="D86DCB" w:themeColor="accent5" w:themeTint="99"/>
-          <w:sz w:val="36"/>
-          <w:szCs w:val="36"/>
-        </w:rPr>
-        <w:t>finally:</w:t>
-      </w:r>
-    </w:p>
-    <w:p>
-      <w:pPr>
-        <w:jc w:val="both"/>
-        <w:rPr>
-          <w:b/>
-          <w:bCs/>
-          <w:color w:val="D86DCB" w:themeColor="accent5" w:themeTint="99"/>
-          <w:sz w:val="36"/>
-          <w:szCs w:val="36"/>
-        </w:rPr>
-      </w:pPr>
-      <w:r>
-        <w:rPr>
-          <w:b/>
-          <w:bCs/>
-          <w:color w:val="D86DCB" w:themeColor="accent5" w:themeTint="99"/>
-          <w:sz w:val="36"/>
-          <w:szCs w:val="36"/>
-        </w:rPr>
-        <w:t xml:space="preserve">    # Main code</w:t>
-      </w:r>
-    </w:p>
-    <w:p>
-      <w:pPr>
-        <w:jc w:val="both"/>
-        <w:rPr>
-          <w:sz w:val="36"/>
-          <w:szCs w:val="36"/>
-        </w:rPr>
-      </w:pPr>
-      <w:r>
-        <w:rPr>
-          <w:sz w:val="36"/>
-          <w:szCs w:val="36"/>
-        </w:rPr>
-        <w:t xml:space="preserve"># Here, if we enter a string </w:t>
-      </w:r>
-      <w:r>
-        <w:rPr>
-          <w:sz w:val="36"/>
-          <w:szCs w:val="36"/>
-        </w:rPr>
-        <w:t xml:space="preserve">instead of integer. </w:t>
-      </w:r>
-      <w:r>
-        <w:rPr>
-          <w:b/>
-          <w:bCs/>
-          <w:sz w:val="36"/>
-          <w:szCs w:val="36"/>
-        </w:rPr>
-        <w:t xml:space="preserve">except </w:t>
-      </w:r>
-      <w:r>
-        <w:rPr>
-          <w:sz w:val="36"/>
-          <w:szCs w:val="36"/>
-        </w:rPr>
-        <w:t>will handle</w:t>
-      </w:r>
-      <w:r>
-        <w:rPr>
-          <w:sz w:val="36"/>
-          <w:szCs w:val="36"/>
-        </w:rPr>
-        <w:t xml:space="preserve"> it using </w:t>
-      </w:r>
-      <w:proofErr w:type="spellStart"/>
-      <w:r>
-        <w:rPr>
-          <w:b/>
-          <w:bCs/>
-          <w:sz w:val="36"/>
-          <w:szCs w:val="36"/>
-        </w:rPr>
-        <w:t>ValueError</w:t>
-      </w:r>
-      <w:proofErr w:type="spellEnd"/>
-      <w:r>
-        <w:rPr>
-          <w:sz w:val="36"/>
-          <w:szCs w:val="36"/>
-        </w:rPr>
-        <w:t xml:space="preserve"> printing invalid input. </w:t>
+        <w:t xml:space="preserve">        # handles error</w:t>
+      </w:r>
+    </w:p>
+    <w:p>
+      <w:pPr>
+        <w:jc w:val="both"/>
+        <w:rPr>
+          <w:b/>
+          <w:bCs/>
+          <w:color w:val="D86DCB" w:themeColor="accent5" w:themeTint="99"/>
+          <w:sz w:val="36"/>
+          <w:szCs w:val="36"/>
+        </w:rPr>
+      </w:pPr>
+      <w:r>
+        <w:rPr>
+          <w:b/>
+          <w:bCs/>
+          <w:color w:val="D86DCB" w:themeColor="accent5" w:themeTint="99"/>
+          <w:sz w:val="36"/>
+          <w:szCs w:val="36"/>
+        </w:rPr>
+        <w:t xml:space="preserve">    continue</w:t>
+      </w:r>
+    </w:p>
+    <w:p>
+      <w:pPr>
+        <w:jc w:val="both"/>
+        <w:rPr>
+          <w:sz w:val="36"/>
+          <w:szCs w:val="36"/>
+        </w:rPr>
+      </w:pPr>
+    </w:p>
+    <w:p>
+      <w:pPr>
+        <w:jc w:val="both"/>
+        <w:rPr>
+          <w:sz w:val="36"/>
+          <w:szCs w:val="36"/>
+        </w:rPr>
+      </w:pPr>
+      <w:r>
+        <w:rPr>
+          <w:sz w:val="36"/>
+          <w:szCs w:val="36"/>
+        </w:rPr>
+        <w:t>Header Alignment:</w:t>
+      </w:r>
+    </w:p>
+    <w:p>
+      <w:pPr>
+        <w:jc w:val="both"/>
+        <w:rPr>
+          <w:sz w:val="36"/>
+          <w:szCs w:val="36"/>
+        </w:rPr>
+      </w:pPr>
+      <w:r>
+        <w:rPr>
+          <w:sz w:val="36"/>
+          <w:szCs w:val="36"/>
+        </w:rPr>
+        <w:t xml:space="preserve"># In </w:t>
+      </w:r>
+      <w:r>
+        <w:rPr>
+          <w:b/>
+          <w:bCs/>
+          <w:sz w:val="36"/>
+          <w:szCs w:val="36"/>
+        </w:rPr>
+        <w:t>f</w:t>
+      </w:r>
+      <w:r>
+        <w:rPr>
+          <w:sz w:val="36"/>
+          <w:szCs w:val="36"/>
+        </w:rPr>
+        <w:t xml:space="preserve"> </w:t>
+      </w:r>
+      <w:r>
+        <w:rPr>
+          <w:sz w:val="36"/>
+          <w:szCs w:val="36"/>
+        </w:rPr>
+        <w:t xml:space="preserve">string functions </w:t>
       </w:r>
       <w:proofErr w:type="gramStart"/>
       <w:r>
@@ -22835,16 +23801,7 @@
           <w:sz w:val="36"/>
           <w:szCs w:val="36"/>
         </w:rPr>
-        <w:t>f</w:t>
-      </w:r>
-      <w:r>
-        <w:rPr>
-          <w:b/>
-          <w:bCs/>
-          <w:sz w:val="36"/>
-          <w:szCs w:val="36"/>
-        </w:rPr>
-        <w:t>inally</w:t>
+        <w:t>{ }</w:t>
       </w:r>
       <w:proofErr w:type="gramEnd"/>
       <w:r>
@@ -22852,81 +23809,54 @@
           <w:sz w:val="36"/>
           <w:szCs w:val="36"/>
         </w:rPr>
-        <w:t xml:space="preserve"> will </w:t>
-      </w:r>
-      <w:r>
-        <w:rPr>
-          <w:sz w:val="36"/>
-          <w:szCs w:val="36"/>
-        </w:rPr>
-        <w:t>run the code no matter what</w:t>
-      </w:r>
-    </w:p>
-    <w:p>
-      <w:pPr>
-        <w:jc w:val="both"/>
-        <w:rPr>
-          <w:b/>
-          <w:bCs/>
-          <w:color w:val="D86DCB" w:themeColor="accent5" w:themeTint="99"/>
-          <w:sz w:val="36"/>
-          <w:szCs w:val="36"/>
-        </w:rPr>
-      </w:pPr>
-      <w:r>
-        <w:rPr>
-          <w:b/>
-          <w:bCs/>
-          <w:color w:val="D86DCB" w:themeColor="accent5" w:themeTint="99"/>
-          <w:sz w:val="36"/>
-          <w:szCs w:val="36"/>
-        </w:rPr>
-        <w:t>n = 0</w:t>
-      </w:r>
-    </w:p>
-    <w:p>
-      <w:pPr>
-        <w:jc w:val="both"/>
-        <w:rPr>
-          <w:b/>
-          <w:bCs/>
-          <w:color w:val="D86DCB" w:themeColor="accent5" w:themeTint="99"/>
-          <w:sz w:val="36"/>
-          <w:szCs w:val="36"/>
-        </w:rPr>
-      </w:pPr>
-      <w:r>
-        <w:rPr>
-          <w:b/>
-          <w:bCs/>
-          <w:color w:val="D86DCB" w:themeColor="accent5" w:themeTint="99"/>
-          <w:sz w:val="36"/>
-          <w:szCs w:val="36"/>
-        </w:rPr>
-        <w:t>try:</w:t>
-      </w:r>
-    </w:p>
-    <w:p>
-      <w:pPr>
-        <w:jc w:val="both"/>
-        <w:rPr>
-          <w:b/>
-          <w:bCs/>
-          <w:color w:val="D86DCB" w:themeColor="accent5" w:themeTint="99"/>
-          <w:sz w:val="36"/>
-          <w:szCs w:val="36"/>
-        </w:rPr>
-      </w:pPr>
-      <w:r>
-        <w:rPr>
-          <w:b/>
-          <w:bCs/>
-          <w:color w:val="D86DCB" w:themeColor="accent5" w:themeTint="99"/>
-          <w:sz w:val="36"/>
-          <w:szCs w:val="36"/>
-        </w:rPr>
-        <w:t xml:space="preserve">    n = int(</w:t>
-      </w:r>
+        <w:t xml:space="preserve"> by writing in this format</w:t>
+      </w:r>
+      <w:r>
+        <w:rPr>
+          <w:b/>
+          <w:bCs/>
+          <w:sz w:val="36"/>
+          <w:szCs w:val="36"/>
+        </w:rPr>
+        <w:t xml:space="preserve"> { :</w:t>
+      </w:r>
+      <w:r>
+        <w:rPr>
+          <w:b/>
+          <w:bCs/>
+          <w:sz w:val="36"/>
+          <w:szCs w:val="36"/>
+        </w:rPr>
+        <w:t>&gt;</w:t>
+      </w:r>
+      <w:r>
+        <w:rPr>
+          <w:b/>
+          <w:bCs/>
+          <w:sz w:val="36"/>
+          <w:szCs w:val="36"/>
+        </w:rPr>
+        <w:t>{10}}</w:t>
+      </w:r>
+      <w:r>
+        <w:rPr>
+          <w:sz w:val="36"/>
+          <w:szCs w:val="36"/>
+        </w:rPr>
+        <w:t xml:space="preserve"> we can align it.</w:t>
+      </w:r>
+    </w:p>
+    <w:p>
+      <w:pPr>
+        <w:jc w:val="both"/>
+        <w:rPr>
+          <w:b/>
+          <w:bCs/>
+          <w:color w:val="D86DCB" w:themeColor="accent5" w:themeTint="99"/>
+          <w:sz w:val="36"/>
+          <w:szCs w:val="36"/>
+        </w:rPr>
+      </w:pPr>
       <w:proofErr w:type="gramStart"/>
       <w:r>
         <w:rPr>
@@ -22936,7 +23866,7 @@
           <w:sz w:val="36"/>
           <w:szCs w:val="36"/>
         </w:rPr>
-        <w:t>input(</w:t>
+        <w:t>print(</w:t>
       </w:r>
       <w:proofErr w:type="gramEnd"/>
       <w:r>
@@ -22947,74 +23877,20 @@
           <w:sz w:val="36"/>
           <w:szCs w:val="36"/>
         </w:rPr>
-        <w:t>))</w:t>
-      </w:r>
-    </w:p>
-    <w:p>
-      <w:pPr>
-        <w:jc w:val="both"/>
-        <w:rPr>
-          <w:b/>
-          <w:bCs/>
-          <w:color w:val="D86DCB" w:themeColor="accent5" w:themeTint="99"/>
-          <w:sz w:val="36"/>
-          <w:szCs w:val="36"/>
-        </w:rPr>
-      </w:pPr>
-      <w:r>
-        <w:rPr>
-          <w:b/>
-          <w:bCs/>
-          <w:color w:val="D86DCB" w:themeColor="accent5" w:themeTint="99"/>
-          <w:sz w:val="36"/>
-          <w:szCs w:val="36"/>
-        </w:rPr>
-        <w:t xml:space="preserve">except </w:t>
-      </w:r>
-      <w:proofErr w:type="spellStart"/>
-      <w:r>
-        <w:rPr>
-          <w:b/>
-          <w:bCs/>
-          <w:color w:val="D86DCB" w:themeColor="accent5" w:themeTint="99"/>
-          <w:sz w:val="36"/>
-          <w:szCs w:val="36"/>
-        </w:rPr>
-        <w:t>ValueError</w:t>
-      </w:r>
-      <w:proofErr w:type="spellEnd"/>
-      <w:r>
-        <w:rPr>
-          <w:b/>
-          <w:bCs/>
-          <w:color w:val="D86DCB" w:themeColor="accent5" w:themeTint="99"/>
-          <w:sz w:val="36"/>
-          <w:szCs w:val="36"/>
-        </w:rPr>
-        <w:t>:</w:t>
-      </w:r>
-    </w:p>
-    <w:p>
-      <w:pPr>
-        <w:jc w:val="both"/>
-        <w:rPr>
-          <w:b/>
-          <w:bCs/>
-          <w:color w:val="D86DCB" w:themeColor="accent5" w:themeTint="99"/>
-          <w:sz w:val="36"/>
-          <w:szCs w:val="36"/>
-        </w:rPr>
-      </w:pPr>
-      <w:r>
-        <w:rPr>
-          <w:b/>
-          <w:bCs/>
-          <w:color w:val="D86DCB" w:themeColor="accent5" w:themeTint="99"/>
-          <w:sz w:val="36"/>
-          <w:szCs w:val="36"/>
-        </w:rPr>
-        <w:t xml:space="preserve">    </w:t>
-      </w:r>
+        <w:t>f"{'Key' :&gt;{10}}")</w:t>
+      </w:r>
+    </w:p>
+    <w:p>
+      <w:pPr>
+        <w:jc w:val="both"/>
+        <w:rPr>
+          <w:b/>
+          <w:bCs/>
+          <w:color w:val="D86DCB" w:themeColor="accent5" w:themeTint="99"/>
+          <w:sz w:val="36"/>
+          <w:szCs w:val="36"/>
+        </w:rPr>
+      </w:pPr>
       <w:proofErr w:type="gramStart"/>
       <w:r>
         <w:rPr>
@@ -23035,61 +23911,70 @@
           <w:sz w:val="36"/>
           <w:szCs w:val="36"/>
         </w:rPr>
-        <w:t>'Invalid Input')</w:t>
-      </w:r>
-    </w:p>
-    <w:p>
-      <w:pPr>
-        <w:jc w:val="both"/>
-        <w:rPr>
-          <w:b/>
-          <w:bCs/>
-          <w:color w:val="D86DCB" w:themeColor="accent5" w:themeTint="99"/>
-          <w:sz w:val="36"/>
-          <w:szCs w:val="36"/>
-        </w:rPr>
-      </w:pPr>
-      <w:r>
-        <w:rPr>
-          <w:b/>
-          <w:bCs/>
-          <w:color w:val="D86DCB" w:themeColor="accent5" w:themeTint="99"/>
-          <w:sz w:val="36"/>
-          <w:szCs w:val="36"/>
-        </w:rPr>
-        <w:t>finally:</w:t>
-      </w:r>
-    </w:p>
-    <w:p>
-      <w:pPr>
-        <w:jc w:val="both"/>
-        <w:rPr>
-          <w:b/>
-          <w:bCs/>
-          <w:color w:val="D86DCB" w:themeColor="accent5" w:themeTint="99"/>
-          <w:sz w:val="36"/>
-          <w:szCs w:val="36"/>
-        </w:rPr>
-      </w:pPr>
-      <w:r>
-        <w:rPr>
-          <w:b/>
-          <w:bCs/>
-          <w:color w:val="D86DCB" w:themeColor="accent5" w:themeTint="99"/>
-          <w:sz w:val="36"/>
-          <w:szCs w:val="36"/>
-        </w:rPr>
-        <w:t xml:space="preserve">    print(n) # hi - Invalid Input</w:t>
-      </w:r>
-      <w:r>
-        <w:rPr>
-          <w:b/>
-          <w:bCs/>
-          <w:color w:val="D86DCB" w:themeColor="accent5" w:themeTint="99"/>
-          <w:sz w:val="36"/>
-          <w:szCs w:val="36"/>
-        </w:rPr>
-        <w:t xml:space="preserve"> 0</w:t>
+        <w:t xml:space="preserve">"-"*20) </w:t>
+      </w:r>
+    </w:p>
+    <w:p>
+      <w:pPr>
+        <w:jc w:val="both"/>
+        <w:rPr>
+          <w:sz w:val="36"/>
+          <w:szCs w:val="36"/>
+        </w:rPr>
+      </w:pPr>
+      <w:r>
+        <w:rPr>
+          <w:sz w:val="36"/>
+          <w:szCs w:val="36"/>
+        </w:rPr>
+        <w:t># Output:</w:t>
+      </w:r>
+    </w:p>
+    <w:p>
+      <w:pPr>
+        <w:jc w:val="both"/>
+        <w:rPr>
+          <w:b/>
+          <w:bCs/>
+          <w:sz w:val="36"/>
+          <w:szCs w:val="36"/>
+        </w:rPr>
+      </w:pPr>
+      <w:r>
+        <w:rPr>
+          <w:sz w:val="36"/>
+          <w:szCs w:val="36"/>
+        </w:rPr>
+        <w:t xml:space="preserve">  </w:t>
+      </w:r>
+      <w:r>
+        <w:rPr>
+          <w:b/>
+          <w:bCs/>
+          <w:sz w:val="36"/>
+          <w:szCs w:val="36"/>
+        </w:rPr>
+        <w:t xml:space="preserve">     Key</w:t>
+      </w:r>
+    </w:p>
+    <w:p>
+      <w:pPr>
+        <w:jc w:val="both"/>
+        <w:rPr>
+          <w:b/>
+          <w:bCs/>
+          <w:sz w:val="36"/>
+          <w:szCs w:val="36"/>
+        </w:rPr>
+      </w:pPr>
+      <w:r>
+        <w:rPr>
+          <w:b/>
+          <w:bCs/>
+          <w:sz w:val="36"/>
+          <w:szCs w:val="36"/>
+        </w:rPr>
+        <w:t>------------------</w:t>
       </w:r>
     </w:p>
     <w:p>
@@ -23106,563 +23991,6 @@
           <w:szCs w:val="36"/>
         </w:rPr>
         <w:lastRenderedPageBreak/>
-        <w:t xml:space="preserve"># We can use this to handle error in loop if </w:t>
-      </w:r>
-      <w:r>
-        <w:rPr>
-          <w:b/>
-          <w:bCs/>
-          <w:sz w:val="36"/>
-          <w:szCs w:val="36"/>
-        </w:rPr>
-        <w:t>except</w:t>
-      </w:r>
-      <w:r>
-        <w:rPr>
-          <w:sz w:val="36"/>
-          <w:szCs w:val="36"/>
-        </w:rPr>
-        <w:t xml:space="preserve"> has </w:t>
-      </w:r>
-      <w:proofErr w:type="spellStart"/>
-      <w:r>
-        <w:rPr>
-          <w:b/>
-          <w:bCs/>
-          <w:sz w:val="36"/>
-          <w:szCs w:val="36"/>
-        </w:rPr>
-        <w:t>ValueError</w:t>
-      </w:r>
-      <w:proofErr w:type="spellEnd"/>
-      <w:r>
-        <w:rPr>
-          <w:sz w:val="36"/>
-          <w:szCs w:val="36"/>
-        </w:rPr>
-        <w:t>, it will continue the code which skips iteration and run the loop again.</w:t>
-      </w:r>
-    </w:p>
-    <w:p>
-      <w:pPr>
-        <w:jc w:val="both"/>
-        <w:rPr>
-          <w:sz w:val="36"/>
-          <w:szCs w:val="36"/>
-        </w:rPr>
-      </w:pPr>
-      <w:r>
-        <w:rPr>
-          <w:b/>
-          <w:bCs/>
-          <w:sz w:val="36"/>
-          <w:szCs w:val="36"/>
-        </w:rPr>
-        <w:t>NOTE:</w:t>
-      </w:r>
-      <w:r>
-        <w:rPr>
-          <w:sz w:val="36"/>
-          <w:szCs w:val="36"/>
-        </w:rPr>
-        <w:t xml:space="preserve"> There’s also </w:t>
-      </w:r>
-      <w:proofErr w:type="spellStart"/>
-      <w:r>
-        <w:rPr>
-          <w:b/>
-          <w:bCs/>
-          <w:sz w:val="36"/>
-          <w:szCs w:val="36"/>
-        </w:rPr>
-        <w:t>FileExistError</w:t>
-      </w:r>
-      <w:proofErr w:type="spellEnd"/>
-      <w:r>
-        <w:rPr>
-          <w:sz w:val="36"/>
-          <w:szCs w:val="36"/>
-        </w:rPr>
-        <w:t xml:space="preserve"> and </w:t>
-      </w:r>
-      <w:proofErr w:type="spellStart"/>
-      <w:r>
-        <w:rPr>
-          <w:b/>
-          <w:bCs/>
-          <w:sz w:val="36"/>
-          <w:szCs w:val="36"/>
-        </w:rPr>
-        <w:t>KeyError</w:t>
-      </w:r>
-      <w:proofErr w:type="spellEnd"/>
-      <w:r>
-        <w:rPr>
-          <w:sz w:val="36"/>
-          <w:szCs w:val="36"/>
-        </w:rPr>
-        <w:t xml:space="preserve"> like </w:t>
-      </w:r>
-      <w:proofErr w:type="spellStart"/>
-      <w:r>
-        <w:rPr>
-          <w:b/>
-          <w:bCs/>
-          <w:sz w:val="36"/>
-          <w:szCs w:val="36"/>
-        </w:rPr>
-        <w:t>ValueError</w:t>
-      </w:r>
-      <w:proofErr w:type="spellEnd"/>
-      <w:r>
-        <w:rPr>
-          <w:sz w:val="36"/>
-          <w:szCs w:val="36"/>
-        </w:rPr>
-        <w:t xml:space="preserve"> (</w:t>
-      </w:r>
-      <w:r>
-        <w:rPr>
-          <w:b/>
-          <w:bCs/>
-          <w:sz w:val="36"/>
-          <w:szCs w:val="36"/>
-        </w:rPr>
-        <w:t xml:space="preserve">except </w:t>
-      </w:r>
-      <w:proofErr w:type="spellStart"/>
-      <w:r>
-        <w:rPr>
-          <w:b/>
-          <w:bCs/>
-          <w:sz w:val="36"/>
-          <w:szCs w:val="36"/>
-        </w:rPr>
-        <w:t>FileExistError</w:t>
-      </w:r>
-      <w:proofErr w:type="spellEnd"/>
-      <w:r>
-        <w:rPr>
-          <w:sz w:val="36"/>
-          <w:szCs w:val="36"/>
-        </w:rPr>
-        <w:t>)</w:t>
-      </w:r>
-    </w:p>
-    <w:p>
-      <w:pPr>
-        <w:jc w:val="both"/>
-        <w:rPr>
-          <w:b/>
-          <w:bCs/>
-          <w:color w:val="D86DCB" w:themeColor="accent5" w:themeTint="99"/>
-          <w:sz w:val="36"/>
-          <w:szCs w:val="36"/>
-        </w:rPr>
-      </w:pPr>
-      <w:r>
-        <w:rPr>
-          <w:b/>
-          <w:bCs/>
-          <w:color w:val="D86DCB" w:themeColor="accent5" w:themeTint="99"/>
-          <w:sz w:val="36"/>
-          <w:szCs w:val="36"/>
-        </w:rPr>
-        <w:t>while True:</w:t>
-      </w:r>
-    </w:p>
-    <w:p>
-      <w:pPr>
-        <w:jc w:val="both"/>
-        <w:rPr>
-          <w:b/>
-          <w:bCs/>
-          <w:color w:val="D86DCB" w:themeColor="accent5" w:themeTint="99"/>
-          <w:sz w:val="36"/>
-          <w:szCs w:val="36"/>
-        </w:rPr>
-      </w:pPr>
-      <w:r>
-        <w:rPr>
-          <w:b/>
-          <w:bCs/>
-          <w:color w:val="D86DCB" w:themeColor="accent5" w:themeTint="99"/>
-          <w:sz w:val="36"/>
-          <w:szCs w:val="36"/>
-        </w:rPr>
-        <w:t xml:space="preserve">    try:</w:t>
-      </w:r>
-    </w:p>
-    <w:p>
-      <w:pPr>
-        <w:jc w:val="both"/>
-        <w:rPr>
-          <w:b/>
-          <w:bCs/>
-          <w:color w:val="D86DCB" w:themeColor="accent5" w:themeTint="99"/>
-          <w:sz w:val="36"/>
-          <w:szCs w:val="36"/>
-        </w:rPr>
-      </w:pPr>
-      <w:r>
-        <w:rPr>
-          <w:b/>
-          <w:bCs/>
-          <w:color w:val="D86DCB" w:themeColor="accent5" w:themeTint="99"/>
-          <w:sz w:val="36"/>
-          <w:szCs w:val="36"/>
-        </w:rPr>
-        <w:t xml:space="preserve">        # risky code</w:t>
-      </w:r>
-    </w:p>
-    <w:p>
-      <w:pPr>
-        <w:jc w:val="both"/>
-        <w:rPr>
-          <w:b/>
-          <w:bCs/>
-          <w:color w:val="D86DCB" w:themeColor="accent5" w:themeTint="99"/>
-          <w:sz w:val="36"/>
-          <w:szCs w:val="36"/>
-        </w:rPr>
-      </w:pPr>
-      <w:r>
-        <w:rPr>
-          <w:b/>
-          <w:bCs/>
-          <w:color w:val="D86DCB" w:themeColor="accent5" w:themeTint="99"/>
-          <w:sz w:val="36"/>
-          <w:szCs w:val="36"/>
-        </w:rPr>
-        <w:t xml:space="preserve">    except </w:t>
-      </w:r>
-      <w:proofErr w:type="spellStart"/>
-      <w:r>
-        <w:rPr>
-          <w:b/>
-          <w:bCs/>
-          <w:color w:val="D86DCB" w:themeColor="accent5" w:themeTint="99"/>
-          <w:sz w:val="36"/>
-          <w:szCs w:val="36"/>
-        </w:rPr>
-        <w:t>ValueError</w:t>
-      </w:r>
-      <w:proofErr w:type="spellEnd"/>
-      <w:r>
-        <w:rPr>
-          <w:b/>
-          <w:bCs/>
-          <w:color w:val="D86DCB" w:themeColor="accent5" w:themeTint="99"/>
-          <w:sz w:val="36"/>
-          <w:szCs w:val="36"/>
-        </w:rPr>
-        <w:t>:</w:t>
-      </w:r>
-    </w:p>
-    <w:p>
-      <w:pPr>
-        <w:jc w:val="both"/>
-        <w:rPr>
-          <w:b/>
-          <w:bCs/>
-          <w:color w:val="D86DCB" w:themeColor="accent5" w:themeTint="99"/>
-          <w:sz w:val="36"/>
-          <w:szCs w:val="36"/>
-        </w:rPr>
-      </w:pPr>
-      <w:r>
-        <w:rPr>
-          <w:b/>
-          <w:bCs/>
-          <w:color w:val="D86DCB" w:themeColor="accent5" w:themeTint="99"/>
-          <w:sz w:val="36"/>
-          <w:szCs w:val="36"/>
-        </w:rPr>
-        <w:t xml:space="preserve">        # handles error</w:t>
-      </w:r>
-    </w:p>
-    <w:p>
-      <w:pPr>
-        <w:jc w:val="both"/>
-        <w:rPr>
-          <w:b/>
-          <w:bCs/>
-          <w:color w:val="D86DCB" w:themeColor="accent5" w:themeTint="99"/>
-          <w:sz w:val="36"/>
-          <w:szCs w:val="36"/>
-        </w:rPr>
-      </w:pPr>
-      <w:r>
-        <w:rPr>
-          <w:b/>
-          <w:bCs/>
-          <w:color w:val="D86DCB" w:themeColor="accent5" w:themeTint="99"/>
-          <w:sz w:val="36"/>
-          <w:szCs w:val="36"/>
-        </w:rPr>
-        <w:t xml:space="preserve">    continue</w:t>
-      </w:r>
-    </w:p>
-    <w:p>
-      <w:pPr>
-        <w:jc w:val="both"/>
-        <w:rPr>
-          <w:sz w:val="36"/>
-          <w:szCs w:val="36"/>
-        </w:rPr>
-      </w:pPr>
-    </w:p>
-    <w:p>
-      <w:pPr>
-        <w:jc w:val="both"/>
-        <w:rPr>
-          <w:sz w:val="36"/>
-          <w:szCs w:val="36"/>
-        </w:rPr>
-      </w:pPr>
-      <w:r>
-        <w:rPr>
-          <w:sz w:val="36"/>
-          <w:szCs w:val="36"/>
-        </w:rPr>
-        <w:t>Header Alignment:</w:t>
-      </w:r>
-    </w:p>
-    <w:p>
-      <w:pPr>
-        <w:jc w:val="both"/>
-        <w:rPr>
-          <w:sz w:val="36"/>
-          <w:szCs w:val="36"/>
-        </w:rPr>
-      </w:pPr>
-      <w:r>
-        <w:rPr>
-          <w:sz w:val="36"/>
-          <w:szCs w:val="36"/>
-        </w:rPr>
-        <w:t xml:space="preserve"># In </w:t>
-      </w:r>
-      <w:r>
-        <w:rPr>
-          <w:b/>
-          <w:bCs/>
-          <w:sz w:val="36"/>
-          <w:szCs w:val="36"/>
-        </w:rPr>
-        <w:t>f</w:t>
-      </w:r>
-      <w:r>
-        <w:rPr>
-          <w:sz w:val="36"/>
-          <w:szCs w:val="36"/>
-        </w:rPr>
-        <w:t xml:space="preserve"> </w:t>
-      </w:r>
-      <w:r>
-        <w:rPr>
-          <w:sz w:val="36"/>
-          <w:szCs w:val="36"/>
-        </w:rPr>
-        <w:t xml:space="preserve">string functions </w:t>
-      </w:r>
-      <w:proofErr w:type="gramStart"/>
-      <w:r>
-        <w:rPr>
-          <w:b/>
-          <w:bCs/>
-          <w:sz w:val="36"/>
-          <w:szCs w:val="36"/>
-        </w:rPr>
-        <w:t>{ }</w:t>
-      </w:r>
-      <w:proofErr w:type="gramEnd"/>
-      <w:r>
-        <w:rPr>
-          <w:sz w:val="36"/>
-          <w:szCs w:val="36"/>
-        </w:rPr>
-        <w:t xml:space="preserve"> by writing in this format</w:t>
-      </w:r>
-      <w:r>
-        <w:rPr>
-          <w:b/>
-          <w:bCs/>
-          <w:sz w:val="36"/>
-          <w:szCs w:val="36"/>
-        </w:rPr>
-        <w:t xml:space="preserve"> { :</w:t>
-      </w:r>
-      <w:r>
-        <w:rPr>
-          <w:b/>
-          <w:bCs/>
-          <w:sz w:val="36"/>
-          <w:szCs w:val="36"/>
-        </w:rPr>
-        <w:t>&gt;</w:t>
-      </w:r>
-      <w:r>
-        <w:rPr>
-          <w:b/>
-          <w:bCs/>
-          <w:sz w:val="36"/>
-          <w:szCs w:val="36"/>
-        </w:rPr>
-        <w:t>{10}}</w:t>
-      </w:r>
-      <w:r>
-        <w:rPr>
-          <w:sz w:val="36"/>
-          <w:szCs w:val="36"/>
-        </w:rPr>
-        <w:t xml:space="preserve"> we can align it.</w:t>
-      </w:r>
-    </w:p>
-    <w:p>
-      <w:pPr>
-        <w:jc w:val="both"/>
-        <w:rPr>
-          <w:b/>
-          <w:bCs/>
-          <w:color w:val="D86DCB" w:themeColor="accent5" w:themeTint="99"/>
-          <w:sz w:val="36"/>
-          <w:szCs w:val="36"/>
-        </w:rPr>
-      </w:pPr>
-      <w:proofErr w:type="gramStart"/>
-      <w:r>
-        <w:rPr>
-          <w:b/>
-          <w:bCs/>
-          <w:color w:val="D86DCB" w:themeColor="accent5" w:themeTint="99"/>
-          <w:sz w:val="36"/>
-          <w:szCs w:val="36"/>
-        </w:rPr>
-        <w:t>print(</w:t>
-      </w:r>
-      <w:proofErr w:type="gramEnd"/>
-      <w:r>
-        <w:rPr>
-          <w:b/>
-          <w:bCs/>
-          <w:color w:val="D86DCB" w:themeColor="accent5" w:themeTint="99"/>
-          <w:sz w:val="36"/>
-          <w:szCs w:val="36"/>
-        </w:rPr>
-        <w:t>f"{'Key' :&gt;{10}}")</w:t>
-      </w:r>
-    </w:p>
-    <w:p>
-      <w:pPr>
-        <w:jc w:val="both"/>
-        <w:rPr>
-          <w:b/>
-          <w:bCs/>
-          <w:color w:val="D86DCB" w:themeColor="accent5" w:themeTint="99"/>
-          <w:sz w:val="36"/>
-          <w:szCs w:val="36"/>
-        </w:rPr>
-      </w:pPr>
-      <w:proofErr w:type="gramStart"/>
-      <w:r>
-        <w:rPr>
-          <w:b/>
-          <w:bCs/>
-          <w:color w:val="D86DCB" w:themeColor="accent5" w:themeTint="99"/>
-          <w:sz w:val="36"/>
-          <w:szCs w:val="36"/>
-        </w:rPr>
-        <w:t>print(</w:t>
-      </w:r>
-      <w:proofErr w:type="gramEnd"/>
-      <w:r>
-        <w:rPr>
-          <w:b/>
-          <w:bCs/>
-          <w:color w:val="D86DCB" w:themeColor="accent5" w:themeTint="99"/>
-          <w:sz w:val="36"/>
-          <w:szCs w:val="36"/>
-        </w:rPr>
-        <w:t xml:space="preserve">"-"*20) </w:t>
-      </w:r>
-    </w:p>
-    <w:p>
-      <w:pPr>
-        <w:jc w:val="both"/>
-        <w:rPr>
-          <w:sz w:val="36"/>
-          <w:szCs w:val="36"/>
-        </w:rPr>
-      </w:pPr>
-      <w:r>
-        <w:rPr>
-          <w:sz w:val="36"/>
-          <w:szCs w:val="36"/>
-        </w:rPr>
-        <w:t># Output:</w:t>
-      </w:r>
-    </w:p>
-    <w:p>
-      <w:pPr>
-        <w:jc w:val="both"/>
-        <w:rPr>
-          <w:b/>
-          <w:bCs/>
-          <w:sz w:val="36"/>
-          <w:szCs w:val="36"/>
-        </w:rPr>
-      </w:pPr>
-      <w:r>
-        <w:rPr>
-          <w:sz w:val="36"/>
-          <w:szCs w:val="36"/>
-        </w:rPr>
-        <w:t xml:space="preserve">  </w:t>
-      </w:r>
-      <w:r>
-        <w:rPr>
-          <w:b/>
-          <w:bCs/>
-          <w:sz w:val="36"/>
-          <w:szCs w:val="36"/>
-        </w:rPr>
-        <w:t xml:space="preserve">     Key</w:t>
-      </w:r>
-    </w:p>
-    <w:p>
-      <w:pPr>
-        <w:jc w:val="both"/>
-        <w:rPr>
-          <w:b/>
-          <w:bCs/>
-          <w:sz w:val="36"/>
-          <w:szCs w:val="36"/>
-        </w:rPr>
-      </w:pPr>
-      <w:r>
-        <w:rPr>
-          <w:b/>
-          <w:bCs/>
-          <w:sz w:val="36"/>
-          <w:szCs w:val="36"/>
-        </w:rPr>
-        <w:t>------------------</w:t>
-      </w:r>
-    </w:p>
-    <w:p>
-      <w:pPr>
-        <w:jc w:val="both"/>
-        <w:rPr>
-          <w:sz w:val="36"/>
-          <w:szCs w:val="36"/>
-        </w:rPr>
-      </w:pPr>
-      <w:r>
-        <w:rPr>
-          <w:sz w:val="36"/>
-          <w:szCs w:val="36"/>
-        </w:rPr>
         <w:t># In this pattern, aligns text or strings with multiple variables, with 10 spaces in between</w:t>
       </w:r>
     </w:p>
@@ -23685,7 +24013,6 @@
           <w:sz w:val="36"/>
           <w:szCs w:val="36"/>
         </w:rPr>
-        <w:lastRenderedPageBreak/>
         <w:t>print(f"{'Key':&lt;{10</w:t>
       </w:r>
       <w:proofErr w:type="gramStart"/>
@@ -24130,7 +24457,6 @@
           <w:sz w:val="36"/>
           <w:szCs w:val="36"/>
         </w:rPr>
-        <w:lastRenderedPageBreak/>
         <w:t xml:space="preserve"># imports </w:t>
       </w:r>
       <w:r>
@@ -24915,6 +25241,7 @@
           <w:sz w:val="36"/>
           <w:szCs w:val="36"/>
         </w:rPr>
+        <w:lastRenderedPageBreak/>
         <w:t>myList</w:t>
       </w:r>
       <w:proofErr w:type="spellEnd"/>
@@ -25018,7 +25345,6 @@
           <w:sz w:val="36"/>
           <w:szCs w:val="36"/>
         </w:rPr>
-        <w:lastRenderedPageBreak/>
         <w:t>print(x) # [2, 1, 2]</w:t>
       </w:r>
     </w:p>
@@ -25815,6 +26141,7 @@
           <w:sz w:val="36"/>
           <w:szCs w:val="36"/>
         </w:rPr>
+        <w:lastRenderedPageBreak/>
         <w:t>y = 2</w:t>
       </w:r>
     </w:p>
@@ -25895,7 +26222,6 @@
           <w:sz w:val="36"/>
           <w:szCs w:val="36"/>
         </w:rPr>
-        <w:lastRenderedPageBreak/>
         <w:t>print(x) # 16.0</w:t>
       </w:r>
     </w:p>
@@ -26599,6 +26925,7 @@
           <w:sz w:val="36"/>
           <w:szCs w:val="36"/>
         </w:rPr>
+        <w:lastRenderedPageBreak/>
         <w:t>print(n) # 2024-10-13 13:44:40</w:t>
       </w:r>
     </w:p>
@@ -26617,7 +26944,6 @@
           <w:sz w:val="36"/>
           <w:szCs w:val="36"/>
         </w:rPr>
-        <w:lastRenderedPageBreak/>
         <w:t xml:space="preserve"># </w:t>
       </w:r>
       <w:r>
@@ -27609,6 +27935,7 @@
           <w:sz w:val="36"/>
           <w:szCs w:val="36"/>
         </w:rPr>
+        <w:lastRenderedPageBreak/>
         <w:t xml:space="preserve">print(t) # </w:t>
       </w:r>
       <w:proofErr w:type="spellStart"/>
@@ -27724,7 +28051,6 @@
           <w:sz w:val="36"/>
           <w:szCs w:val="36"/>
         </w:rPr>
-        <w:lastRenderedPageBreak/>
         <w:t xml:space="preserve"># </w:t>
       </w:r>
       <w:proofErr w:type="spellStart"/>
@@ -28644,6 +28970,7 @@
           <w:sz w:val="36"/>
           <w:szCs w:val="36"/>
         </w:rPr>
+        <w:lastRenderedPageBreak/>
         <w:t xml:space="preserve">    print(</w:t>
       </w:r>
       <w:proofErr w:type="spellStart"/>
@@ -28689,7 +29016,6 @@
           <w:sz w:val="36"/>
           <w:szCs w:val="36"/>
         </w:rPr>
-        <w:lastRenderedPageBreak/>
         <w:t xml:space="preserve">    </w:t>
       </w:r>
       <w:proofErr w:type="spellStart"/>
@@ -39716,6 +40042,7 @@
   <w:style w:type="character" w:default="1" w:styleId="DefaultParagraphFont">
     <w:name w:val="Default Paragraph Font"/>
     <w:uiPriority w:val="1"/>
+    <w:semiHidden/>
     <w:unhideWhenUsed/>
   </w:style>
   <w:style w:type="table" w:default="1" w:styleId="TableNormal">
